--- a/downloads/investigation-journal.docx
+++ b/downloads/investigation-journal.docx
@@ -90,6 +90,55 @@
         <w:t>A collaborative mathematical field notebook for sketching, modeling, revising, annotating, and explaining.</w:t>
       </w:r>
     </w:p>
+    <w:tbl>
+      <w:tblPr>
+        <w:tblW w:type="auto" w:w="0"/>
+        <w:jc w:val="left"/>
+        <w:tblLook w:firstColumn="1" w:firstRow="1" w:lastColumn="0" w:lastRow="0" w:noHBand="0" w:noVBand="1" w:val="04A0"/>
+      </w:tblPr>
+      <w:tblGrid>
+        <w:gridCol w:w="14112"/>
+      </w:tblGrid>
+      <w:tr>
+        <w:tc>
+          <w:tcPr>
+            <w:tcW w:type="dxa" w:w="14112"/>
+            <w:shd w:fill="F8FAFC"/>
+            <w:tcBorders>
+              <w:top w:val="single" w:sz="8" w:space="0" w:color="DBE2EA"/>
+              <w:left w:val="single" w:sz="8" w:space="0" w:color="DBE2EA"/>
+              <w:bottom w:val="single" w:sz="8" w:space="0" w:color="DBE2EA"/>
+              <w:right w:val="single" w:sz="8" w:space="0" w:color="DBE2EA"/>
+            </w:tcBorders>
+            <w:tcMar>
+              <w:top w:w="190" w:type="dxa"/>
+              <w:left w:w="190" w:type="dxa"/>
+              <w:bottom w:w="190" w:type="dxa"/>
+              <w:right w:w="190" w:type="dxa"/>
+            </w:tcMar>
+            <w:vAlign w:val="top"/>
+          </w:tcPr>
+          <w:p>
+            <w:r>
+              <w:rPr>
+                <w:b/>
+                <w:color w:val="111827"/>
+                <w:sz w:val="24"/>
+              </w:rPr>
+              <w:t>DOCX use note</w:t>
+            </w:r>
+          </w:p>
+          <w:p>
+            <w:pPr>
+              <w:spacing w:after="0"/>
+            </w:pPr>
+            <w:r>
+              <w:t>This editable version prioritizes usability over matching the print PDF exactly. Type directly into the spaces, paste screenshots, add comments, use Draw tools, or adapt prompts for accommodations and hybrid workflows.</w:t>
+            </w:r>
+          </w:p>
+        </w:tc>
+      </w:tr>
+    </w:tbl>
     <w:p>
       <w:r>
         <w:br w:type="page"/>
@@ -934,115 +983,94 @@
             <w:vAlign w:val="top"/>
           </w:tcPr>
           <w:p>
+            <w:pPr>
+              <w:spacing w:after="80"/>
+            </w:pPr>
             <w:r>
               <w:rPr>
                 <w:b/>
               </w:rPr>
-              <w:t>Student thinking space</w:t>
-            </w:r>
-          </w:p>
-          <w:p>
-            <w:pPr>
-              <w:spacing w:after="180"/>
-            </w:pPr>
-            <w:r>
-              <w:t xml:space="preserve">□ </w:t>
-            </w:r>
-          </w:p>
-          <w:p>
-            <w:pPr>
-              <w:spacing w:after="180"/>
-            </w:pPr>
-            <w:r>
-              <w:t xml:space="preserve">□ </w:t>
-            </w:r>
-          </w:p>
-          <w:p>
-            <w:pPr>
-              <w:spacing w:after="180"/>
-            </w:pPr>
-            <w:r>
-              <w:t xml:space="preserve">□ </w:t>
-            </w:r>
-          </w:p>
-          <w:p>
-            <w:pPr>
-              <w:spacing w:after="180"/>
-            </w:pPr>
-            <w:r>
-              <w:t xml:space="preserve">□ </w:t>
-            </w:r>
-          </w:p>
-          <w:p>
-            <w:pPr>
-              <w:spacing w:after="180"/>
-            </w:pPr>
-            <w:r>
-              <w:t xml:space="preserve">□ </w:t>
-            </w:r>
-          </w:p>
-          <w:p>
-            <w:pPr>
-              <w:spacing w:after="180"/>
-            </w:pPr>
-            <w:r>
-              <w:t xml:space="preserve">□ </w:t>
-            </w:r>
-          </w:p>
-          <w:p>
-            <w:pPr>
-              <w:spacing w:after="180"/>
-            </w:pPr>
-            <w:r>
-              <w:t xml:space="preserve">□ </w:t>
-            </w:r>
-          </w:p>
-          <w:p>
-            <w:pPr>
-              <w:spacing w:after="180"/>
-            </w:pPr>
-            <w:r>
-              <w:t xml:space="preserve">□ </w:t>
-            </w:r>
-          </w:p>
-          <w:p>
-            <w:pPr>
-              <w:spacing w:after="180"/>
-            </w:pPr>
-            <w:r>
-              <w:t xml:space="preserve">□ </w:t>
-            </w:r>
-          </w:p>
-          <w:p>
-            <w:pPr>
-              <w:spacing w:after="180"/>
-            </w:pPr>
-            <w:r>
-              <w:t xml:space="preserve">□ </w:t>
-            </w:r>
-          </w:p>
-          <w:p>
-            <w:pPr>
-              <w:spacing w:after="180"/>
-            </w:pPr>
-            <w:r>
-              <w:t xml:space="preserve">□ </w:t>
-            </w:r>
-          </w:p>
-          <w:p>
-            <w:pPr>
-              <w:spacing w:after="180"/>
-            </w:pPr>
-            <w:r>
-              <w:t xml:space="preserve">□ </w:t>
-            </w:r>
-          </w:p>
-          <w:p>
-            <w:pPr>
-              <w:spacing w:after="180"/>
-            </w:pPr>
-            <w:r>
-              <w:t xml:space="preserve">□ </w:t>
+              <w:t>Editable thinking space</w:t>
+            </w:r>
+          </w:p>
+          <w:p>
+            <w:pPr>
+              <w:spacing w:after="160"/>
+            </w:pPr>
+            <w:r>
+              <w:t>Use this space for typing, pasted screenshots, graph notes, revised assumptions, or teacher-approved digital annotation. For sketches or diagrams, paste an image or use Word's Draw tools.</w:t>
+            </w:r>
+          </w:p>
+          <w:p>
+            <w:pPr>
+              <w:spacing w:after="240"/>
+            </w:pPr>
+            <w:r>
+              <w:t xml:space="preserve"> </w:t>
+            </w:r>
+          </w:p>
+          <w:p>
+            <w:pPr>
+              <w:spacing w:after="240"/>
+            </w:pPr>
+            <w:r>
+              <w:t xml:space="preserve"> </w:t>
+            </w:r>
+          </w:p>
+          <w:p>
+            <w:pPr>
+              <w:spacing w:after="240"/>
+            </w:pPr>
+            <w:r>
+              <w:t xml:space="preserve"> </w:t>
+            </w:r>
+          </w:p>
+          <w:p>
+            <w:pPr>
+              <w:spacing w:after="240"/>
+            </w:pPr>
+            <w:r>
+              <w:t xml:space="preserve"> </w:t>
+            </w:r>
+          </w:p>
+          <w:p>
+            <w:pPr>
+              <w:spacing w:after="240"/>
+            </w:pPr>
+            <w:r>
+              <w:t xml:space="preserve"> </w:t>
+            </w:r>
+          </w:p>
+          <w:p>
+            <w:pPr>
+              <w:spacing w:after="240"/>
+            </w:pPr>
+            <w:r>
+              <w:t xml:space="preserve"> </w:t>
+            </w:r>
+          </w:p>
+          <w:p>
+            <w:pPr>
+              <w:spacing w:after="240"/>
+            </w:pPr>
+            <w:r>
+              <w:t xml:space="preserve"> </w:t>
+            </w:r>
+          </w:p>
+          <w:p>
+            <w:pPr>
+              <w:spacing w:after="240"/>
+            </w:pPr>
+            <w:r>
+              <w:t xml:space="preserve"> </w:t>
+            </w:r>
+          </w:p>
+          <w:p>
+            <w:pPr>
+              <w:spacing w:after="240"/>
+            </w:pPr>
+            <w:r>
+              <w:t xml:space="preserve"> </w:t>
             </w:r>
           </w:p>
         </w:tc>
@@ -1191,16 +1219,27 @@
             <w:vAlign w:val="top"/>
           </w:tcPr>
           <w:p>
+            <w:pPr>
+              <w:spacing w:after="80"/>
+            </w:pPr>
             <w:r>
               <w:rPr>
                 <w:b/>
               </w:rPr>
-              <w:t>Student thinking space</w:t>
-            </w:r>
-          </w:p>
-          <w:p>
-            <w:pPr>
-              <w:spacing w:after="180"/>
+              <w:t>Editable thinking space</w:t>
+            </w:r>
+          </w:p>
+          <w:p>
+            <w:pPr>
+              <w:spacing w:after="160"/>
+            </w:pPr>
+            <w:r>
+              <w:t>Use this space for typing, pasted screenshots, graph notes, revised assumptions, or teacher-approved digital annotation.</w:t>
+            </w:r>
+          </w:p>
+          <w:p>
+            <w:pPr>
+              <w:spacing w:after="240"/>
             </w:pPr>
             <w:r>
               <w:t xml:space="preserve"> </w:t>
@@ -1208,7 +1247,7 @@
           </w:p>
           <w:p>
             <w:pPr>
-              <w:spacing w:after="180"/>
+              <w:spacing w:after="240"/>
             </w:pPr>
             <w:r>
               <w:t xml:space="preserve"> </w:t>
@@ -1216,7 +1255,7 @@
           </w:p>
           <w:p>
             <w:pPr>
-              <w:spacing w:after="180"/>
+              <w:spacing w:after="240"/>
             </w:pPr>
             <w:r>
               <w:t xml:space="preserve"> </w:t>
@@ -1224,7 +1263,7 @@
           </w:p>
           <w:p>
             <w:pPr>
-              <w:spacing w:after="180"/>
+              <w:spacing w:after="240"/>
             </w:pPr>
             <w:r>
               <w:t xml:space="preserve"> </w:t>
@@ -1232,7 +1271,7 @@
           </w:p>
           <w:p>
             <w:pPr>
-              <w:spacing w:after="180"/>
+              <w:spacing w:after="240"/>
             </w:pPr>
             <w:r>
               <w:t xml:space="preserve"> </w:t>
@@ -1240,7 +1279,7 @@
           </w:p>
           <w:p>
             <w:pPr>
-              <w:spacing w:after="180"/>
+              <w:spacing w:after="240"/>
             </w:pPr>
             <w:r>
               <w:t xml:space="preserve"> </w:t>
@@ -1248,7 +1287,7 @@
           </w:p>
           <w:p>
             <w:pPr>
-              <w:spacing w:after="180"/>
+              <w:spacing w:after="240"/>
             </w:pPr>
             <w:r>
               <w:t xml:space="preserve"> </w:t>
@@ -1256,7 +1295,7 @@
           </w:p>
           <w:p>
             <w:pPr>
-              <w:spacing w:after="180"/>
+              <w:spacing w:after="240"/>
             </w:pPr>
             <w:r>
               <w:t xml:space="preserve"> </w:t>
@@ -1264,23 +1303,7 @@
           </w:p>
           <w:p>
             <w:pPr>
-              <w:spacing w:after="180"/>
-            </w:pPr>
-            <w:r>
-              <w:t xml:space="preserve"> </w:t>
-            </w:r>
-          </w:p>
-          <w:p>
-            <w:pPr>
-              <w:spacing w:after="180"/>
-            </w:pPr>
-            <w:r>
-              <w:t xml:space="preserve"> </w:t>
-            </w:r>
-          </w:p>
-          <w:p>
-            <w:pPr>
-              <w:spacing w:after="180"/>
+              <w:spacing w:after="240"/>
             </w:pPr>
             <w:r>
               <w:t xml:space="preserve"> </w:t>
@@ -1432,115 +1455,94 @@
             <w:vAlign w:val="top"/>
           </w:tcPr>
           <w:p>
+            <w:pPr>
+              <w:spacing w:after="80"/>
+            </w:pPr>
             <w:r>
               <w:rPr>
                 <w:b/>
               </w:rPr>
-              <w:t>Student thinking space</w:t>
-            </w:r>
-          </w:p>
-          <w:p>
-            <w:pPr>
-              <w:spacing w:after="180"/>
-            </w:pPr>
-            <w:r>
-              <w:t xml:space="preserve">□ </w:t>
-            </w:r>
-          </w:p>
-          <w:p>
-            <w:pPr>
-              <w:spacing w:after="180"/>
-            </w:pPr>
-            <w:r>
-              <w:t xml:space="preserve">□ </w:t>
-            </w:r>
-          </w:p>
-          <w:p>
-            <w:pPr>
-              <w:spacing w:after="180"/>
-            </w:pPr>
-            <w:r>
-              <w:t xml:space="preserve">□ </w:t>
-            </w:r>
-          </w:p>
-          <w:p>
-            <w:pPr>
-              <w:spacing w:after="180"/>
-            </w:pPr>
-            <w:r>
-              <w:t xml:space="preserve">□ </w:t>
-            </w:r>
-          </w:p>
-          <w:p>
-            <w:pPr>
-              <w:spacing w:after="180"/>
-            </w:pPr>
-            <w:r>
-              <w:t xml:space="preserve">□ </w:t>
-            </w:r>
-          </w:p>
-          <w:p>
-            <w:pPr>
-              <w:spacing w:after="180"/>
-            </w:pPr>
-            <w:r>
-              <w:t xml:space="preserve">□ </w:t>
-            </w:r>
-          </w:p>
-          <w:p>
-            <w:pPr>
-              <w:spacing w:after="180"/>
-            </w:pPr>
-            <w:r>
-              <w:t xml:space="preserve">□ </w:t>
-            </w:r>
-          </w:p>
-          <w:p>
-            <w:pPr>
-              <w:spacing w:after="180"/>
-            </w:pPr>
-            <w:r>
-              <w:t xml:space="preserve">□ </w:t>
-            </w:r>
-          </w:p>
-          <w:p>
-            <w:pPr>
-              <w:spacing w:after="180"/>
-            </w:pPr>
-            <w:r>
-              <w:t xml:space="preserve">□ </w:t>
-            </w:r>
-          </w:p>
-          <w:p>
-            <w:pPr>
-              <w:spacing w:after="180"/>
-            </w:pPr>
-            <w:r>
-              <w:t xml:space="preserve">□ </w:t>
-            </w:r>
-          </w:p>
-          <w:p>
-            <w:pPr>
-              <w:spacing w:after="180"/>
-            </w:pPr>
-            <w:r>
-              <w:t xml:space="preserve">□ </w:t>
-            </w:r>
-          </w:p>
-          <w:p>
-            <w:pPr>
-              <w:spacing w:after="180"/>
-            </w:pPr>
-            <w:r>
-              <w:t xml:space="preserve">□ </w:t>
-            </w:r>
-          </w:p>
-          <w:p>
-            <w:pPr>
-              <w:spacing w:after="180"/>
-            </w:pPr>
-            <w:r>
-              <w:t xml:space="preserve">□ </w:t>
+              <w:t>Editable thinking space</w:t>
+            </w:r>
+          </w:p>
+          <w:p>
+            <w:pPr>
+              <w:spacing w:after="160"/>
+            </w:pPr>
+            <w:r>
+              <w:t>Use this space for typing, pasted screenshots, graph notes, revised assumptions, or teacher-approved digital annotation. For sketches or diagrams, paste an image or use Word's Draw tools.</w:t>
+            </w:r>
+          </w:p>
+          <w:p>
+            <w:pPr>
+              <w:spacing w:after="240"/>
+            </w:pPr>
+            <w:r>
+              <w:t xml:space="preserve"> </w:t>
+            </w:r>
+          </w:p>
+          <w:p>
+            <w:pPr>
+              <w:spacing w:after="240"/>
+            </w:pPr>
+            <w:r>
+              <w:t xml:space="preserve"> </w:t>
+            </w:r>
+          </w:p>
+          <w:p>
+            <w:pPr>
+              <w:spacing w:after="240"/>
+            </w:pPr>
+            <w:r>
+              <w:t xml:space="preserve"> </w:t>
+            </w:r>
+          </w:p>
+          <w:p>
+            <w:pPr>
+              <w:spacing w:after="240"/>
+            </w:pPr>
+            <w:r>
+              <w:t xml:space="preserve"> </w:t>
+            </w:r>
+          </w:p>
+          <w:p>
+            <w:pPr>
+              <w:spacing w:after="240"/>
+            </w:pPr>
+            <w:r>
+              <w:t xml:space="preserve"> </w:t>
+            </w:r>
+          </w:p>
+          <w:p>
+            <w:pPr>
+              <w:spacing w:after="240"/>
+            </w:pPr>
+            <w:r>
+              <w:t xml:space="preserve"> </w:t>
+            </w:r>
+          </w:p>
+          <w:p>
+            <w:pPr>
+              <w:spacing w:after="240"/>
+            </w:pPr>
+            <w:r>
+              <w:t xml:space="preserve"> </w:t>
+            </w:r>
+          </w:p>
+          <w:p>
+            <w:pPr>
+              <w:spacing w:after="240"/>
+            </w:pPr>
+            <w:r>
+              <w:t xml:space="preserve"> </w:t>
+            </w:r>
+          </w:p>
+          <w:p>
+            <w:pPr>
+              <w:spacing w:after="240"/>
+            </w:pPr>
+            <w:r>
+              <w:t xml:space="preserve"> </w:t>
             </w:r>
           </w:p>
         </w:tc>
@@ -1689,16 +1691,27 @@
             <w:vAlign w:val="top"/>
           </w:tcPr>
           <w:p>
+            <w:pPr>
+              <w:spacing w:after="80"/>
+            </w:pPr>
             <w:r>
               <w:rPr>
                 <w:b/>
               </w:rPr>
-              <w:t>Student thinking space</w:t>
-            </w:r>
-          </w:p>
-          <w:p>
-            <w:pPr>
-              <w:spacing w:after="180"/>
+              <w:t>Editable thinking space</w:t>
+            </w:r>
+          </w:p>
+          <w:p>
+            <w:pPr>
+              <w:spacing w:after="160"/>
+            </w:pPr>
+            <w:r>
+              <w:t>Use this space for typing, pasted screenshots, graph notes, revised assumptions, or teacher-approved digital annotation.</w:t>
+            </w:r>
+          </w:p>
+          <w:p>
+            <w:pPr>
+              <w:spacing w:after="240"/>
             </w:pPr>
             <w:r>
               <w:t xml:space="preserve"> </w:t>
@@ -1706,7 +1719,7 @@
           </w:p>
           <w:p>
             <w:pPr>
-              <w:spacing w:after="180"/>
+              <w:spacing w:after="240"/>
             </w:pPr>
             <w:r>
               <w:t xml:space="preserve"> </w:t>
@@ -1714,7 +1727,7 @@
           </w:p>
           <w:p>
             <w:pPr>
-              <w:spacing w:after="180"/>
+              <w:spacing w:after="240"/>
             </w:pPr>
             <w:r>
               <w:t xml:space="preserve"> </w:t>
@@ -1722,7 +1735,7 @@
           </w:p>
           <w:p>
             <w:pPr>
-              <w:spacing w:after="180"/>
+              <w:spacing w:after="240"/>
             </w:pPr>
             <w:r>
               <w:t xml:space="preserve"> </w:t>
@@ -1730,7 +1743,7 @@
           </w:p>
           <w:p>
             <w:pPr>
-              <w:spacing w:after="180"/>
+              <w:spacing w:after="240"/>
             </w:pPr>
             <w:r>
               <w:t xml:space="preserve"> </w:t>
@@ -1738,7 +1751,7 @@
           </w:p>
           <w:p>
             <w:pPr>
-              <w:spacing w:after="180"/>
+              <w:spacing w:after="240"/>
             </w:pPr>
             <w:r>
               <w:t xml:space="preserve"> </w:t>
@@ -1746,7 +1759,7 @@
           </w:p>
           <w:p>
             <w:pPr>
-              <w:spacing w:after="180"/>
+              <w:spacing w:after="240"/>
             </w:pPr>
             <w:r>
               <w:t xml:space="preserve"> </w:t>
@@ -1754,7 +1767,7 @@
           </w:p>
           <w:p>
             <w:pPr>
-              <w:spacing w:after="180"/>
+              <w:spacing w:after="240"/>
             </w:pPr>
             <w:r>
               <w:t xml:space="preserve"> </w:t>
@@ -1762,23 +1775,7 @@
           </w:p>
           <w:p>
             <w:pPr>
-              <w:spacing w:after="180"/>
-            </w:pPr>
-            <w:r>
-              <w:t xml:space="preserve"> </w:t>
-            </w:r>
-          </w:p>
-          <w:p>
-            <w:pPr>
-              <w:spacing w:after="180"/>
-            </w:pPr>
-            <w:r>
-              <w:t xml:space="preserve"> </w:t>
-            </w:r>
-          </w:p>
-          <w:p>
-            <w:pPr>
-              <w:spacing w:after="180"/>
+              <w:spacing w:after="240"/>
             </w:pPr>
             <w:r>
               <w:t xml:space="preserve"> </w:t>
@@ -2003,16 +2000,27 @@
             <w:vAlign w:val="top"/>
           </w:tcPr>
           <w:p>
+            <w:pPr>
+              <w:spacing w:after="80"/>
+            </w:pPr>
             <w:r>
               <w:rPr>
                 <w:b/>
               </w:rPr>
-              <w:t>Student thinking space</w:t>
-            </w:r>
-          </w:p>
-          <w:p>
-            <w:pPr>
-              <w:spacing w:after="180"/>
+              <w:t>Editable thinking space</w:t>
+            </w:r>
+          </w:p>
+          <w:p>
+            <w:pPr>
+              <w:spacing w:after="160"/>
+            </w:pPr>
+            <w:r>
+              <w:t>Use this space for typing, pasted screenshots, graph notes, revised assumptions, or teacher-approved digital annotation.</w:t>
+            </w:r>
+          </w:p>
+          <w:p>
+            <w:pPr>
+              <w:spacing w:after="240"/>
             </w:pPr>
             <w:r>
               <w:t xml:space="preserve"> </w:t>
@@ -2020,7 +2028,7 @@
           </w:p>
           <w:p>
             <w:pPr>
-              <w:spacing w:after="180"/>
+              <w:spacing w:after="240"/>
             </w:pPr>
             <w:r>
               <w:t xml:space="preserve"> </w:t>
@@ -2028,7 +2036,7 @@
           </w:p>
           <w:p>
             <w:pPr>
-              <w:spacing w:after="180"/>
+              <w:spacing w:after="240"/>
             </w:pPr>
             <w:r>
               <w:t xml:space="preserve"> </w:t>
@@ -2036,7 +2044,7 @@
           </w:p>
           <w:p>
             <w:pPr>
-              <w:spacing w:after="180"/>
+              <w:spacing w:after="240"/>
             </w:pPr>
             <w:r>
               <w:t xml:space="preserve"> </w:t>
@@ -2044,7 +2052,7 @@
           </w:p>
           <w:p>
             <w:pPr>
-              <w:spacing w:after="180"/>
+              <w:spacing w:after="240"/>
             </w:pPr>
             <w:r>
               <w:t xml:space="preserve"> </w:t>
@@ -2052,7 +2060,7 @@
           </w:p>
           <w:p>
             <w:pPr>
-              <w:spacing w:after="180"/>
+              <w:spacing w:after="240"/>
             </w:pPr>
             <w:r>
               <w:t xml:space="preserve"> </w:t>
@@ -2060,7 +2068,7 @@
           </w:p>
           <w:p>
             <w:pPr>
-              <w:spacing w:after="180"/>
+              <w:spacing w:after="240"/>
             </w:pPr>
             <w:r>
               <w:t xml:space="preserve"> </w:t>
@@ -2068,7 +2076,7 @@
           </w:p>
           <w:p>
             <w:pPr>
-              <w:spacing w:after="180"/>
+              <w:spacing w:after="240"/>
             </w:pPr>
             <w:r>
               <w:t xml:space="preserve"> </w:t>
@@ -2076,23 +2084,7 @@
           </w:p>
           <w:p>
             <w:pPr>
-              <w:spacing w:after="180"/>
-            </w:pPr>
-            <w:r>
-              <w:t xml:space="preserve"> </w:t>
-            </w:r>
-          </w:p>
-          <w:p>
-            <w:pPr>
-              <w:spacing w:after="180"/>
-            </w:pPr>
-            <w:r>
-              <w:t xml:space="preserve"> </w:t>
-            </w:r>
-          </w:p>
-          <w:p>
-            <w:pPr>
-              <w:spacing w:after="180"/>
+              <w:spacing w:after="240"/>
             </w:pPr>
             <w:r>
               <w:t xml:space="preserve"> </w:t>
@@ -2244,16 +2236,27 @@
             <w:vAlign w:val="top"/>
           </w:tcPr>
           <w:p>
+            <w:pPr>
+              <w:spacing w:after="80"/>
+            </w:pPr>
             <w:r>
               <w:rPr>
                 <w:b/>
               </w:rPr>
-              <w:t>Student thinking space</w:t>
-            </w:r>
-          </w:p>
-          <w:p>
-            <w:pPr>
-              <w:spacing w:after="180"/>
+              <w:t>Editable thinking space</w:t>
+            </w:r>
+          </w:p>
+          <w:p>
+            <w:pPr>
+              <w:spacing w:after="160"/>
+            </w:pPr>
+            <w:r>
+              <w:t>Use this space for typing, pasted screenshots, graph notes, revised assumptions, or teacher-approved digital annotation.</w:t>
+            </w:r>
+          </w:p>
+          <w:p>
+            <w:pPr>
+              <w:spacing w:after="240"/>
             </w:pPr>
             <w:r>
               <w:t xml:space="preserve"> </w:t>
@@ -2261,7 +2264,7 @@
           </w:p>
           <w:p>
             <w:pPr>
-              <w:spacing w:after="180"/>
+              <w:spacing w:after="240"/>
             </w:pPr>
             <w:r>
               <w:t xml:space="preserve"> </w:t>
@@ -2269,7 +2272,7 @@
           </w:p>
           <w:p>
             <w:pPr>
-              <w:spacing w:after="180"/>
+              <w:spacing w:after="240"/>
             </w:pPr>
             <w:r>
               <w:t xml:space="preserve"> </w:t>
@@ -2277,7 +2280,7 @@
           </w:p>
           <w:p>
             <w:pPr>
-              <w:spacing w:after="180"/>
+              <w:spacing w:after="240"/>
             </w:pPr>
             <w:r>
               <w:t xml:space="preserve"> </w:t>
@@ -2285,7 +2288,7 @@
           </w:p>
           <w:p>
             <w:pPr>
-              <w:spacing w:after="180"/>
+              <w:spacing w:after="240"/>
             </w:pPr>
             <w:r>
               <w:t xml:space="preserve"> </w:t>
@@ -2293,7 +2296,7 @@
           </w:p>
           <w:p>
             <w:pPr>
-              <w:spacing w:after="180"/>
+              <w:spacing w:after="240"/>
             </w:pPr>
             <w:r>
               <w:t xml:space="preserve"> </w:t>
@@ -2301,7 +2304,7 @@
           </w:p>
           <w:p>
             <w:pPr>
-              <w:spacing w:after="180"/>
+              <w:spacing w:after="240"/>
             </w:pPr>
             <w:r>
               <w:t xml:space="preserve"> </w:t>
@@ -2309,7 +2312,7 @@
           </w:p>
           <w:p>
             <w:pPr>
-              <w:spacing w:after="180"/>
+              <w:spacing w:after="240"/>
             </w:pPr>
             <w:r>
               <w:t xml:space="preserve"> </w:t>
@@ -2317,23 +2320,7 @@
           </w:p>
           <w:p>
             <w:pPr>
-              <w:spacing w:after="180"/>
-            </w:pPr>
-            <w:r>
-              <w:t xml:space="preserve"> </w:t>
-            </w:r>
-          </w:p>
-          <w:p>
-            <w:pPr>
-              <w:spacing w:after="180"/>
-            </w:pPr>
-            <w:r>
-              <w:t xml:space="preserve"> </w:t>
-            </w:r>
-          </w:p>
-          <w:p>
-            <w:pPr>
-              <w:spacing w:after="180"/>
+              <w:spacing w:after="240"/>
             </w:pPr>
             <w:r>
               <w:t xml:space="preserve"> </w:t>
@@ -2485,115 +2472,94 @@
             <w:vAlign w:val="top"/>
           </w:tcPr>
           <w:p>
+            <w:pPr>
+              <w:spacing w:after="80"/>
+            </w:pPr>
             <w:r>
               <w:rPr>
                 <w:b/>
               </w:rPr>
-              <w:t>Student thinking space</w:t>
-            </w:r>
-          </w:p>
-          <w:p>
-            <w:pPr>
-              <w:spacing w:after="180"/>
-            </w:pPr>
-            <w:r>
-              <w:t xml:space="preserve">□ </w:t>
-            </w:r>
-          </w:p>
-          <w:p>
-            <w:pPr>
-              <w:spacing w:after="180"/>
-            </w:pPr>
-            <w:r>
-              <w:t xml:space="preserve">□ </w:t>
-            </w:r>
-          </w:p>
-          <w:p>
-            <w:pPr>
-              <w:spacing w:after="180"/>
-            </w:pPr>
-            <w:r>
-              <w:t xml:space="preserve">□ </w:t>
-            </w:r>
-          </w:p>
-          <w:p>
-            <w:pPr>
-              <w:spacing w:after="180"/>
-            </w:pPr>
-            <w:r>
-              <w:t xml:space="preserve">□ </w:t>
-            </w:r>
-          </w:p>
-          <w:p>
-            <w:pPr>
-              <w:spacing w:after="180"/>
-            </w:pPr>
-            <w:r>
-              <w:t xml:space="preserve">□ </w:t>
-            </w:r>
-          </w:p>
-          <w:p>
-            <w:pPr>
-              <w:spacing w:after="180"/>
-            </w:pPr>
-            <w:r>
-              <w:t xml:space="preserve">□ </w:t>
-            </w:r>
-          </w:p>
-          <w:p>
-            <w:pPr>
-              <w:spacing w:after="180"/>
-            </w:pPr>
-            <w:r>
-              <w:t xml:space="preserve">□ </w:t>
-            </w:r>
-          </w:p>
-          <w:p>
-            <w:pPr>
-              <w:spacing w:after="180"/>
-            </w:pPr>
-            <w:r>
-              <w:t xml:space="preserve">□ </w:t>
-            </w:r>
-          </w:p>
-          <w:p>
-            <w:pPr>
-              <w:spacing w:after="180"/>
-            </w:pPr>
-            <w:r>
-              <w:t xml:space="preserve">□ </w:t>
-            </w:r>
-          </w:p>
-          <w:p>
-            <w:pPr>
-              <w:spacing w:after="180"/>
-            </w:pPr>
-            <w:r>
-              <w:t xml:space="preserve">□ </w:t>
-            </w:r>
-          </w:p>
-          <w:p>
-            <w:pPr>
-              <w:spacing w:after="180"/>
-            </w:pPr>
-            <w:r>
-              <w:t xml:space="preserve">□ </w:t>
-            </w:r>
-          </w:p>
-          <w:p>
-            <w:pPr>
-              <w:spacing w:after="180"/>
-            </w:pPr>
-            <w:r>
-              <w:t xml:space="preserve">□ </w:t>
-            </w:r>
-          </w:p>
-          <w:p>
-            <w:pPr>
-              <w:spacing w:after="180"/>
-            </w:pPr>
-            <w:r>
-              <w:t xml:space="preserve">□ </w:t>
+              <w:t>Editable thinking space</w:t>
+            </w:r>
+          </w:p>
+          <w:p>
+            <w:pPr>
+              <w:spacing w:after="160"/>
+            </w:pPr>
+            <w:r>
+              <w:t>Use this space for typing, pasted screenshots, graph notes, revised assumptions, or teacher-approved digital annotation. For sketches or diagrams, paste an image or use Word's Draw tools.</w:t>
+            </w:r>
+          </w:p>
+          <w:p>
+            <w:pPr>
+              <w:spacing w:after="240"/>
+            </w:pPr>
+            <w:r>
+              <w:t xml:space="preserve"> </w:t>
+            </w:r>
+          </w:p>
+          <w:p>
+            <w:pPr>
+              <w:spacing w:after="240"/>
+            </w:pPr>
+            <w:r>
+              <w:t xml:space="preserve"> </w:t>
+            </w:r>
+          </w:p>
+          <w:p>
+            <w:pPr>
+              <w:spacing w:after="240"/>
+            </w:pPr>
+            <w:r>
+              <w:t xml:space="preserve"> </w:t>
+            </w:r>
+          </w:p>
+          <w:p>
+            <w:pPr>
+              <w:spacing w:after="240"/>
+            </w:pPr>
+            <w:r>
+              <w:t xml:space="preserve"> </w:t>
+            </w:r>
+          </w:p>
+          <w:p>
+            <w:pPr>
+              <w:spacing w:after="240"/>
+            </w:pPr>
+            <w:r>
+              <w:t xml:space="preserve"> </w:t>
+            </w:r>
+          </w:p>
+          <w:p>
+            <w:pPr>
+              <w:spacing w:after="240"/>
+            </w:pPr>
+            <w:r>
+              <w:t xml:space="preserve"> </w:t>
+            </w:r>
+          </w:p>
+          <w:p>
+            <w:pPr>
+              <w:spacing w:after="240"/>
+            </w:pPr>
+            <w:r>
+              <w:t xml:space="preserve"> </w:t>
+            </w:r>
+          </w:p>
+          <w:p>
+            <w:pPr>
+              <w:spacing w:after="240"/>
+            </w:pPr>
+            <w:r>
+              <w:t xml:space="preserve"> </w:t>
+            </w:r>
+          </w:p>
+          <w:p>
+            <w:pPr>
+              <w:spacing w:after="240"/>
+            </w:pPr>
+            <w:r>
+              <w:t xml:space="preserve"> </w:t>
             </w:r>
           </w:p>
         </w:tc>
@@ -2742,16 +2708,27 @@
             <w:vAlign w:val="top"/>
           </w:tcPr>
           <w:p>
+            <w:pPr>
+              <w:spacing w:after="80"/>
+            </w:pPr>
             <w:r>
               <w:rPr>
                 <w:b/>
               </w:rPr>
-              <w:t>Student thinking space</w:t>
-            </w:r>
-          </w:p>
-          <w:p>
-            <w:pPr>
-              <w:spacing w:after="180"/>
+              <w:t>Editable thinking space</w:t>
+            </w:r>
+          </w:p>
+          <w:p>
+            <w:pPr>
+              <w:spacing w:after="160"/>
+            </w:pPr>
+            <w:r>
+              <w:t>Use this space for typing, pasted screenshots, graph notes, revised assumptions, or teacher-approved digital annotation.</w:t>
+            </w:r>
+          </w:p>
+          <w:p>
+            <w:pPr>
+              <w:spacing w:after="240"/>
             </w:pPr>
             <w:r>
               <w:t xml:space="preserve"> </w:t>
@@ -2759,7 +2736,7 @@
           </w:p>
           <w:p>
             <w:pPr>
-              <w:spacing w:after="180"/>
+              <w:spacing w:after="240"/>
             </w:pPr>
             <w:r>
               <w:t xml:space="preserve"> </w:t>
@@ -2767,7 +2744,7 @@
           </w:p>
           <w:p>
             <w:pPr>
-              <w:spacing w:after="180"/>
+              <w:spacing w:after="240"/>
             </w:pPr>
             <w:r>
               <w:t xml:space="preserve"> </w:t>
@@ -2775,7 +2752,7 @@
           </w:p>
           <w:p>
             <w:pPr>
-              <w:spacing w:after="180"/>
+              <w:spacing w:after="240"/>
             </w:pPr>
             <w:r>
               <w:t xml:space="preserve"> </w:t>
@@ -2783,7 +2760,7 @@
           </w:p>
           <w:p>
             <w:pPr>
-              <w:spacing w:after="180"/>
+              <w:spacing w:after="240"/>
             </w:pPr>
             <w:r>
               <w:t xml:space="preserve"> </w:t>
@@ -2791,7 +2768,7 @@
           </w:p>
           <w:p>
             <w:pPr>
-              <w:spacing w:after="180"/>
+              <w:spacing w:after="240"/>
             </w:pPr>
             <w:r>
               <w:t xml:space="preserve"> </w:t>
@@ -2799,7 +2776,7 @@
           </w:p>
           <w:p>
             <w:pPr>
-              <w:spacing w:after="180"/>
+              <w:spacing w:after="240"/>
             </w:pPr>
             <w:r>
               <w:t xml:space="preserve"> </w:t>
@@ -2807,7 +2784,7 @@
           </w:p>
           <w:p>
             <w:pPr>
-              <w:spacing w:after="180"/>
+              <w:spacing w:after="240"/>
             </w:pPr>
             <w:r>
               <w:t xml:space="preserve"> </w:t>
@@ -2815,23 +2792,7 @@
           </w:p>
           <w:p>
             <w:pPr>
-              <w:spacing w:after="180"/>
-            </w:pPr>
-            <w:r>
-              <w:t xml:space="preserve"> </w:t>
-            </w:r>
-          </w:p>
-          <w:p>
-            <w:pPr>
-              <w:spacing w:after="180"/>
-            </w:pPr>
-            <w:r>
-              <w:t xml:space="preserve"> </w:t>
-            </w:r>
-          </w:p>
-          <w:p>
-            <w:pPr>
-              <w:spacing w:after="180"/>
+              <w:spacing w:after="240"/>
             </w:pPr>
             <w:r>
               <w:t xml:space="preserve"> </w:t>
@@ -2983,115 +2944,94 @@
             <w:vAlign w:val="top"/>
           </w:tcPr>
           <w:p>
+            <w:pPr>
+              <w:spacing w:after="80"/>
+            </w:pPr>
             <w:r>
               <w:rPr>
                 <w:b/>
               </w:rPr>
-              <w:t>Student thinking space</w:t>
-            </w:r>
-          </w:p>
-          <w:p>
-            <w:pPr>
-              <w:spacing w:after="180"/>
-            </w:pPr>
-            <w:r>
-              <w:t xml:space="preserve">□ </w:t>
-            </w:r>
-          </w:p>
-          <w:p>
-            <w:pPr>
-              <w:spacing w:after="180"/>
-            </w:pPr>
-            <w:r>
-              <w:t xml:space="preserve">□ </w:t>
-            </w:r>
-          </w:p>
-          <w:p>
-            <w:pPr>
-              <w:spacing w:after="180"/>
-            </w:pPr>
-            <w:r>
-              <w:t xml:space="preserve">□ </w:t>
-            </w:r>
-          </w:p>
-          <w:p>
-            <w:pPr>
-              <w:spacing w:after="180"/>
-            </w:pPr>
-            <w:r>
-              <w:t xml:space="preserve">□ </w:t>
-            </w:r>
-          </w:p>
-          <w:p>
-            <w:pPr>
-              <w:spacing w:after="180"/>
-            </w:pPr>
-            <w:r>
-              <w:t xml:space="preserve">□ </w:t>
-            </w:r>
-          </w:p>
-          <w:p>
-            <w:pPr>
-              <w:spacing w:after="180"/>
-            </w:pPr>
-            <w:r>
-              <w:t xml:space="preserve">□ </w:t>
-            </w:r>
-          </w:p>
-          <w:p>
-            <w:pPr>
-              <w:spacing w:after="180"/>
-            </w:pPr>
-            <w:r>
-              <w:t xml:space="preserve">□ </w:t>
-            </w:r>
-          </w:p>
-          <w:p>
-            <w:pPr>
-              <w:spacing w:after="180"/>
-            </w:pPr>
-            <w:r>
-              <w:t xml:space="preserve">□ </w:t>
-            </w:r>
-          </w:p>
-          <w:p>
-            <w:pPr>
-              <w:spacing w:after="180"/>
-            </w:pPr>
-            <w:r>
-              <w:t xml:space="preserve">□ </w:t>
-            </w:r>
-          </w:p>
-          <w:p>
-            <w:pPr>
-              <w:spacing w:after="180"/>
-            </w:pPr>
-            <w:r>
-              <w:t xml:space="preserve">□ </w:t>
-            </w:r>
-          </w:p>
-          <w:p>
-            <w:pPr>
-              <w:spacing w:after="180"/>
-            </w:pPr>
-            <w:r>
-              <w:t xml:space="preserve">□ </w:t>
-            </w:r>
-          </w:p>
-          <w:p>
-            <w:pPr>
-              <w:spacing w:after="180"/>
-            </w:pPr>
-            <w:r>
-              <w:t xml:space="preserve">□ </w:t>
-            </w:r>
-          </w:p>
-          <w:p>
-            <w:pPr>
-              <w:spacing w:after="180"/>
-            </w:pPr>
-            <w:r>
-              <w:t xml:space="preserve">□ </w:t>
+              <w:t>Editable thinking space</w:t>
+            </w:r>
+          </w:p>
+          <w:p>
+            <w:pPr>
+              <w:spacing w:after="160"/>
+            </w:pPr>
+            <w:r>
+              <w:t>Use this space for typing, pasted screenshots, graph notes, revised assumptions, or teacher-approved digital annotation. For sketches or diagrams, paste an image or use Word's Draw tools.</w:t>
+            </w:r>
+          </w:p>
+          <w:p>
+            <w:pPr>
+              <w:spacing w:after="240"/>
+            </w:pPr>
+            <w:r>
+              <w:t xml:space="preserve"> </w:t>
+            </w:r>
+          </w:p>
+          <w:p>
+            <w:pPr>
+              <w:spacing w:after="240"/>
+            </w:pPr>
+            <w:r>
+              <w:t xml:space="preserve"> </w:t>
+            </w:r>
+          </w:p>
+          <w:p>
+            <w:pPr>
+              <w:spacing w:after="240"/>
+            </w:pPr>
+            <w:r>
+              <w:t xml:space="preserve"> </w:t>
+            </w:r>
+          </w:p>
+          <w:p>
+            <w:pPr>
+              <w:spacing w:after="240"/>
+            </w:pPr>
+            <w:r>
+              <w:t xml:space="preserve"> </w:t>
+            </w:r>
+          </w:p>
+          <w:p>
+            <w:pPr>
+              <w:spacing w:after="240"/>
+            </w:pPr>
+            <w:r>
+              <w:t xml:space="preserve"> </w:t>
+            </w:r>
+          </w:p>
+          <w:p>
+            <w:pPr>
+              <w:spacing w:after="240"/>
+            </w:pPr>
+            <w:r>
+              <w:t xml:space="preserve"> </w:t>
+            </w:r>
+          </w:p>
+          <w:p>
+            <w:pPr>
+              <w:spacing w:after="240"/>
+            </w:pPr>
+            <w:r>
+              <w:t xml:space="preserve"> </w:t>
+            </w:r>
+          </w:p>
+          <w:p>
+            <w:pPr>
+              <w:spacing w:after="240"/>
+            </w:pPr>
+            <w:r>
+              <w:t xml:space="preserve"> </w:t>
+            </w:r>
+          </w:p>
+          <w:p>
+            <w:pPr>
+              <w:spacing w:after="240"/>
+            </w:pPr>
+            <w:r>
+              <w:t xml:space="preserve"> </w:t>
             </w:r>
           </w:p>
         </w:tc>
@@ -3240,16 +3180,27 @@
             <w:vAlign w:val="top"/>
           </w:tcPr>
           <w:p>
+            <w:pPr>
+              <w:spacing w:after="80"/>
+            </w:pPr>
             <w:r>
               <w:rPr>
                 <w:b/>
               </w:rPr>
-              <w:t>Student thinking space</w:t>
-            </w:r>
-          </w:p>
-          <w:p>
-            <w:pPr>
-              <w:spacing w:after="180"/>
+              <w:t>Editable thinking space</w:t>
+            </w:r>
+          </w:p>
+          <w:p>
+            <w:pPr>
+              <w:spacing w:after="160"/>
+            </w:pPr>
+            <w:r>
+              <w:t>Use this space for typing, pasted screenshots, graph notes, revised assumptions, or teacher-approved digital annotation.</w:t>
+            </w:r>
+          </w:p>
+          <w:p>
+            <w:pPr>
+              <w:spacing w:after="240"/>
             </w:pPr>
             <w:r>
               <w:t xml:space="preserve"> </w:t>
@@ -3257,7 +3208,7 @@
           </w:p>
           <w:p>
             <w:pPr>
-              <w:spacing w:after="180"/>
+              <w:spacing w:after="240"/>
             </w:pPr>
             <w:r>
               <w:t xml:space="preserve"> </w:t>
@@ -3265,7 +3216,7 @@
           </w:p>
           <w:p>
             <w:pPr>
-              <w:spacing w:after="180"/>
+              <w:spacing w:after="240"/>
             </w:pPr>
             <w:r>
               <w:t xml:space="preserve"> </w:t>
@@ -3273,7 +3224,7 @@
           </w:p>
           <w:p>
             <w:pPr>
-              <w:spacing w:after="180"/>
+              <w:spacing w:after="240"/>
             </w:pPr>
             <w:r>
               <w:t xml:space="preserve"> </w:t>
@@ -3281,7 +3232,7 @@
           </w:p>
           <w:p>
             <w:pPr>
-              <w:spacing w:after="180"/>
+              <w:spacing w:after="240"/>
             </w:pPr>
             <w:r>
               <w:t xml:space="preserve"> </w:t>
@@ -3289,7 +3240,7 @@
           </w:p>
           <w:p>
             <w:pPr>
-              <w:spacing w:after="180"/>
+              <w:spacing w:after="240"/>
             </w:pPr>
             <w:r>
               <w:t xml:space="preserve"> </w:t>
@@ -3297,7 +3248,7 @@
           </w:p>
           <w:p>
             <w:pPr>
-              <w:spacing w:after="180"/>
+              <w:spacing w:after="240"/>
             </w:pPr>
             <w:r>
               <w:t xml:space="preserve"> </w:t>
@@ -3305,7 +3256,7 @@
           </w:p>
           <w:p>
             <w:pPr>
-              <w:spacing w:after="180"/>
+              <w:spacing w:after="240"/>
             </w:pPr>
             <w:r>
               <w:t xml:space="preserve"> </w:t>
@@ -3313,23 +3264,7 @@
           </w:p>
           <w:p>
             <w:pPr>
-              <w:spacing w:after="180"/>
-            </w:pPr>
-            <w:r>
-              <w:t xml:space="preserve"> </w:t>
-            </w:r>
-          </w:p>
-          <w:p>
-            <w:pPr>
-              <w:spacing w:after="180"/>
-            </w:pPr>
-            <w:r>
-              <w:t xml:space="preserve"> </w:t>
-            </w:r>
-          </w:p>
-          <w:p>
-            <w:pPr>
-              <w:spacing w:after="180"/>
+              <w:spacing w:after="240"/>
             </w:pPr>
             <w:r>
               <w:t xml:space="preserve"> </w:t>
@@ -3497,60 +3432,69 @@
           </w:p>
           <w:p>
             <w:r>
+              <w:t>Type or paste your model version here.</w:t>
+            </w:r>
+          </w:p>
+          <w:p>
+            <w:pPr>
+              <w:spacing w:after="240"/>
+            </w:pPr>
+            <w:r>
               <w:t xml:space="preserve"> </w:t>
             </w:r>
           </w:p>
           <w:p>
+            <w:pPr>
+              <w:spacing w:after="240"/>
+            </w:pPr>
             <w:r>
               <w:t xml:space="preserve"> </w:t>
             </w:r>
           </w:p>
           <w:p>
+            <w:pPr>
+              <w:spacing w:after="240"/>
+            </w:pPr>
             <w:r>
               <w:t xml:space="preserve"> </w:t>
             </w:r>
           </w:p>
           <w:p>
+            <w:pPr>
+              <w:spacing w:after="240"/>
+            </w:pPr>
             <w:r>
               <w:t xml:space="preserve"> </w:t>
             </w:r>
           </w:p>
           <w:p>
+            <w:pPr>
+              <w:spacing w:after="240"/>
+            </w:pPr>
             <w:r>
               <w:t xml:space="preserve"> </w:t>
             </w:r>
           </w:p>
           <w:p>
+            <w:pPr>
+              <w:spacing w:after="240"/>
+            </w:pPr>
             <w:r>
               <w:t xml:space="preserve"> </w:t>
             </w:r>
           </w:p>
           <w:p>
+            <w:pPr>
+              <w:spacing w:after="240"/>
+            </w:pPr>
             <w:r>
               <w:t xml:space="preserve"> </w:t>
             </w:r>
           </w:p>
           <w:p>
-            <w:r>
-              <w:t xml:space="preserve"> </w:t>
-            </w:r>
-          </w:p>
-          <w:p>
-            <w:r>
-              <w:t xml:space="preserve"> </w:t>
-            </w:r>
-          </w:p>
-          <w:p>
-            <w:r>
-              <w:t xml:space="preserve"> </w:t>
-            </w:r>
-          </w:p>
-          <w:p>
-            <w:r>
-              <w:t xml:space="preserve"> </w:t>
-            </w:r>
-          </w:p>
-          <w:p>
+            <w:pPr>
+              <w:spacing w:after="240"/>
+            </w:pPr>
             <w:r>
               <w:t xml:space="preserve"> </w:t>
             </w:r>
@@ -3582,60 +3526,69 @@
           </w:p>
           <w:p>
             <w:r>
+              <w:t>Type or paste your model version here.</w:t>
+            </w:r>
+          </w:p>
+          <w:p>
+            <w:pPr>
+              <w:spacing w:after="240"/>
+            </w:pPr>
+            <w:r>
               <w:t xml:space="preserve"> </w:t>
             </w:r>
           </w:p>
           <w:p>
+            <w:pPr>
+              <w:spacing w:after="240"/>
+            </w:pPr>
             <w:r>
               <w:t xml:space="preserve"> </w:t>
             </w:r>
           </w:p>
           <w:p>
+            <w:pPr>
+              <w:spacing w:after="240"/>
+            </w:pPr>
             <w:r>
               <w:t xml:space="preserve"> </w:t>
             </w:r>
           </w:p>
           <w:p>
+            <w:pPr>
+              <w:spacing w:after="240"/>
+            </w:pPr>
             <w:r>
               <w:t xml:space="preserve"> </w:t>
             </w:r>
           </w:p>
           <w:p>
+            <w:pPr>
+              <w:spacing w:after="240"/>
+            </w:pPr>
             <w:r>
               <w:t xml:space="preserve"> </w:t>
             </w:r>
           </w:p>
           <w:p>
+            <w:pPr>
+              <w:spacing w:after="240"/>
+            </w:pPr>
             <w:r>
               <w:t xml:space="preserve"> </w:t>
             </w:r>
           </w:p>
           <w:p>
+            <w:pPr>
+              <w:spacing w:after="240"/>
+            </w:pPr>
             <w:r>
               <w:t xml:space="preserve"> </w:t>
             </w:r>
           </w:p>
           <w:p>
-            <w:r>
-              <w:t xml:space="preserve"> </w:t>
-            </w:r>
-          </w:p>
-          <w:p>
-            <w:r>
-              <w:t xml:space="preserve"> </w:t>
-            </w:r>
-          </w:p>
-          <w:p>
-            <w:r>
-              <w:t xml:space="preserve"> </w:t>
-            </w:r>
-          </w:p>
-          <w:p>
-            <w:r>
-              <w:t xml:space="preserve"> </w:t>
-            </w:r>
-          </w:p>
-          <w:p>
+            <w:pPr>
+              <w:spacing w:after="240"/>
+            </w:pPr>
             <w:r>
               <w:t xml:space="preserve"> </w:t>
             </w:r>
@@ -3667,60 +3620,69 @@
           </w:p>
           <w:p>
             <w:r>
+              <w:t>Type or paste your model version here.</w:t>
+            </w:r>
+          </w:p>
+          <w:p>
+            <w:pPr>
+              <w:spacing w:after="240"/>
+            </w:pPr>
+            <w:r>
               <w:t xml:space="preserve"> </w:t>
             </w:r>
           </w:p>
           <w:p>
+            <w:pPr>
+              <w:spacing w:after="240"/>
+            </w:pPr>
             <w:r>
               <w:t xml:space="preserve"> </w:t>
             </w:r>
           </w:p>
           <w:p>
+            <w:pPr>
+              <w:spacing w:after="240"/>
+            </w:pPr>
             <w:r>
               <w:t xml:space="preserve"> </w:t>
             </w:r>
           </w:p>
           <w:p>
+            <w:pPr>
+              <w:spacing w:after="240"/>
+            </w:pPr>
             <w:r>
               <w:t xml:space="preserve"> </w:t>
             </w:r>
           </w:p>
           <w:p>
+            <w:pPr>
+              <w:spacing w:after="240"/>
+            </w:pPr>
             <w:r>
               <w:t xml:space="preserve"> </w:t>
             </w:r>
           </w:p>
           <w:p>
+            <w:pPr>
+              <w:spacing w:after="240"/>
+            </w:pPr>
             <w:r>
               <w:t xml:space="preserve"> </w:t>
             </w:r>
           </w:p>
           <w:p>
+            <w:pPr>
+              <w:spacing w:after="240"/>
+            </w:pPr>
             <w:r>
               <w:t xml:space="preserve"> </w:t>
             </w:r>
           </w:p>
           <w:p>
-            <w:r>
-              <w:t xml:space="preserve"> </w:t>
-            </w:r>
-          </w:p>
-          <w:p>
-            <w:r>
-              <w:t xml:space="preserve"> </w:t>
-            </w:r>
-          </w:p>
-          <w:p>
-            <w:r>
-              <w:t xml:space="preserve"> </w:t>
-            </w:r>
-          </w:p>
-          <w:p>
-            <w:r>
-              <w:t xml:space="preserve"> </w:t>
-            </w:r>
-          </w:p>
-          <w:p>
+            <w:pPr>
+              <w:spacing w:after="240"/>
+            </w:pPr>
             <w:r>
               <w:t xml:space="preserve"> </w:t>
             </w:r>
@@ -3895,16 +3857,27 @@
             <w:vAlign w:val="top"/>
           </w:tcPr>
           <w:p>
+            <w:pPr>
+              <w:spacing w:after="80"/>
+            </w:pPr>
             <w:r>
               <w:rPr>
                 <w:b/>
               </w:rPr>
-              <w:t>Student thinking space</w:t>
-            </w:r>
-          </w:p>
-          <w:p>
-            <w:pPr>
-              <w:spacing w:after="180"/>
+              <w:t>Editable thinking space</w:t>
+            </w:r>
+          </w:p>
+          <w:p>
+            <w:pPr>
+              <w:spacing w:after="160"/>
+            </w:pPr>
+            <w:r>
+              <w:t>Use this space for typing, pasted screenshots, graph notes, revised assumptions, or teacher-approved digital annotation.</w:t>
+            </w:r>
+          </w:p>
+          <w:p>
+            <w:pPr>
+              <w:spacing w:after="240"/>
             </w:pPr>
             <w:r>
               <w:t xml:space="preserve"> </w:t>
@@ -3912,7 +3885,7 @@
           </w:p>
           <w:p>
             <w:pPr>
-              <w:spacing w:after="180"/>
+              <w:spacing w:after="240"/>
             </w:pPr>
             <w:r>
               <w:t xml:space="preserve"> </w:t>
@@ -3920,7 +3893,7 @@
           </w:p>
           <w:p>
             <w:pPr>
-              <w:spacing w:after="180"/>
+              <w:spacing w:after="240"/>
             </w:pPr>
             <w:r>
               <w:t xml:space="preserve"> </w:t>
@@ -3928,7 +3901,7 @@
           </w:p>
           <w:p>
             <w:pPr>
-              <w:spacing w:after="180"/>
+              <w:spacing w:after="240"/>
             </w:pPr>
             <w:r>
               <w:t xml:space="preserve"> </w:t>
@@ -3936,7 +3909,7 @@
           </w:p>
           <w:p>
             <w:pPr>
-              <w:spacing w:after="180"/>
+              <w:spacing w:after="240"/>
             </w:pPr>
             <w:r>
               <w:t xml:space="preserve"> </w:t>
@@ -3944,7 +3917,7 @@
           </w:p>
           <w:p>
             <w:pPr>
-              <w:spacing w:after="180"/>
+              <w:spacing w:after="240"/>
             </w:pPr>
             <w:r>
               <w:t xml:space="preserve"> </w:t>
@@ -3952,7 +3925,7 @@
           </w:p>
           <w:p>
             <w:pPr>
-              <w:spacing w:after="180"/>
+              <w:spacing w:after="240"/>
             </w:pPr>
             <w:r>
               <w:t xml:space="preserve"> </w:t>
@@ -3960,7 +3933,7 @@
           </w:p>
           <w:p>
             <w:pPr>
-              <w:spacing w:after="180"/>
+              <w:spacing w:after="240"/>
             </w:pPr>
             <w:r>
               <w:t xml:space="preserve"> </w:t>
@@ -3968,23 +3941,7 @@
           </w:p>
           <w:p>
             <w:pPr>
-              <w:spacing w:after="180"/>
-            </w:pPr>
-            <w:r>
-              <w:t xml:space="preserve"> </w:t>
-            </w:r>
-          </w:p>
-          <w:p>
-            <w:pPr>
-              <w:spacing w:after="180"/>
-            </w:pPr>
-            <w:r>
-              <w:t xml:space="preserve"> </w:t>
-            </w:r>
-          </w:p>
-          <w:p>
-            <w:pPr>
-              <w:spacing w:after="180"/>
+              <w:spacing w:after="240"/>
             </w:pPr>
             <w:r>
               <w:t xml:space="preserve"> </w:t>
@@ -4136,16 +4093,27 @@
             <w:vAlign w:val="top"/>
           </w:tcPr>
           <w:p>
+            <w:pPr>
+              <w:spacing w:after="80"/>
+            </w:pPr>
             <w:r>
               <w:rPr>
                 <w:b/>
               </w:rPr>
-              <w:t>Student thinking space</w:t>
-            </w:r>
-          </w:p>
-          <w:p>
-            <w:pPr>
-              <w:spacing w:after="180"/>
+              <w:t>Editable thinking space</w:t>
+            </w:r>
+          </w:p>
+          <w:p>
+            <w:pPr>
+              <w:spacing w:after="160"/>
+            </w:pPr>
+            <w:r>
+              <w:t>Use this space for typing, pasted screenshots, graph notes, revised assumptions, or teacher-approved digital annotation.</w:t>
+            </w:r>
+          </w:p>
+          <w:p>
+            <w:pPr>
+              <w:spacing w:after="240"/>
             </w:pPr>
             <w:r>
               <w:t xml:space="preserve"> </w:t>
@@ -4153,7 +4121,7 @@
           </w:p>
           <w:p>
             <w:pPr>
-              <w:spacing w:after="180"/>
+              <w:spacing w:after="240"/>
             </w:pPr>
             <w:r>
               <w:t xml:space="preserve"> </w:t>
@@ -4161,7 +4129,7 @@
           </w:p>
           <w:p>
             <w:pPr>
-              <w:spacing w:after="180"/>
+              <w:spacing w:after="240"/>
             </w:pPr>
             <w:r>
               <w:t xml:space="preserve"> </w:t>
@@ -4169,7 +4137,7 @@
           </w:p>
           <w:p>
             <w:pPr>
-              <w:spacing w:after="180"/>
+              <w:spacing w:after="240"/>
             </w:pPr>
             <w:r>
               <w:t xml:space="preserve"> </w:t>
@@ -4177,7 +4145,7 @@
           </w:p>
           <w:p>
             <w:pPr>
-              <w:spacing w:after="180"/>
+              <w:spacing w:after="240"/>
             </w:pPr>
             <w:r>
               <w:t xml:space="preserve"> </w:t>
@@ -4185,7 +4153,7 @@
           </w:p>
           <w:p>
             <w:pPr>
-              <w:spacing w:after="180"/>
+              <w:spacing w:after="240"/>
             </w:pPr>
             <w:r>
               <w:t xml:space="preserve"> </w:t>
@@ -4193,7 +4161,7 @@
           </w:p>
           <w:p>
             <w:pPr>
-              <w:spacing w:after="180"/>
+              <w:spacing w:after="240"/>
             </w:pPr>
             <w:r>
               <w:t xml:space="preserve"> </w:t>
@@ -4201,7 +4169,7 @@
           </w:p>
           <w:p>
             <w:pPr>
-              <w:spacing w:after="180"/>
+              <w:spacing w:after="240"/>
             </w:pPr>
             <w:r>
               <w:t xml:space="preserve"> </w:t>
@@ -4209,23 +4177,7 @@
           </w:p>
           <w:p>
             <w:pPr>
-              <w:spacing w:after="180"/>
-            </w:pPr>
-            <w:r>
-              <w:t xml:space="preserve"> </w:t>
-            </w:r>
-          </w:p>
-          <w:p>
-            <w:pPr>
-              <w:spacing w:after="180"/>
-            </w:pPr>
-            <w:r>
-              <w:t xml:space="preserve"> </w:t>
-            </w:r>
-          </w:p>
-          <w:p>
-            <w:pPr>
-              <w:spacing w:after="180"/>
+              <w:spacing w:after="240"/>
             </w:pPr>
             <w:r>
               <w:t xml:space="preserve"> </w:t>
@@ -4377,115 +4329,94 @@
             <w:vAlign w:val="top"/>
           </w:tcPr>
           <w:p>
+            <w:pPr>
+              <w:spacing w:after="80"/>
+            </w:pPr>
             <w:r>
               <w:rPr>
                 <w:b/>
               </w:rPr>
-              <w:t>Student thinking space</w:t>
-            </w:r>
-          </w:p>
-          <w:p>
-            <w:pPr>
-              <w:spacing w:after="180"/>
-            </w:pPr>
-            <w:r>
-              <w:t xml:space="preserve">□ </w:t>
-            </w:r>
-          </w:p>
-          <w:p>
-            <w:pPr>
-              <w:spacing w:after="180"/>
-            </w:pPr>
-            <w:r>
-              <w:t xml:space="preserve">□ </w:t>
-            </w:r>
-          </w:p>
-          <w:p>
-            <w:pPr>
-              <w:spacing w:after="180"/>
-            </w:pPr>
-            <w:r>
-              <w:t xml:space="preserve">□ </w:t>
-            </w:r>
-          </w:p>
-          <w:p>
-            <w:pPr>
-              <w:spacing w:after="180"/>
-            </w:pPr>
-            <w:r>
-              <w:t xml:space="preserve">□ </w:t>
-            </w:r>
-          </w:p>
-          <w:p>
-            <w:pPr>
-              <w:spacing w:after="180"/>
-            </w:pPr>
-            <w:r>
-              <w:t xml:space="preserve">□ </w:t>
-            </w:r>
-          </w:p>
-          <w:p>
-            <w:pPr>
-              <w:spacing w:after="180"/>
-            </w:pPr>
-            <w:r>
-              <w:t xml:space="preserve">□ </w:t>
-            </w:r>
-          </w:p>
-          <w:p>
-            <w:pPr>
-              <w:spacing w:after="180"/>
-            </w:pPr>
-            <w:r>
-              <w:t xml:space="preserve">□ </w:t>
-            </w:r>
-          </w:p>
-          <w:p>
-            <w:pPr>
-              <w:spacing w:after="180"/>
-            </w:pPr>
-            <w:r>
-              <w:t xml:space="preserve">□ </w:t>
-            </w:r>
-          </w:p>
-          <w:p>
-            <w:pPr>
-              <w:spacing w:after="180"/>
-            </w:pPr>
-            <w:r>
-              <w:t xml:space="preserve">□ </w:t>
-            </w:r>
-          </w:p>
-          <w:p>
-            <w:pPr>
-              <w:spacing w:after="180"/>
-            </w:pPr>
-            <w:r>
-              <w:t xml:space="preserve">□ </w:t>
-            </w:r>
-          </w:p>
-          <w:p>
-            <w:pPr>
-              <w:spacing w:after="180"/>
-            </w:pPr>
-            <w:r>
-              <w:t xml:space="preserve">□ </w:t>
-            </w:r>
-          </w:p>
-          <w:p>
-            <w:pPr>
-              <w:spacing w:after="180"/>
-            </w:pPr>
-            <w:r>
-              <w:t xml:space="preserve">□ </w:t>
-            </w:r>
-          </w:p>
-          <w:p>
-            <w:pPr>
-              <w:spacing w:after="180"/>
-            </w:pPr>
-            <w:r>
-              <w:t xml:space="preserve">□ </w:t>
+              <w:t>Editable thinking space</w:t>
+            </w:r>
+          </w:p>
+          <w:p>
+            <w:pPr>
+              <w:spacing w:after="160"/>
+            </w:pPr>
+            <w:r>
+              <w:t>Use this space for typing, pasted screenshots, graph notes, revised assumptions, or teacher-approved digital annotation. For sketches or diagrams, paste an image or use Word's Draw tools.</w:t>
+            </w:r>
+          </w:p>
+          <w:p>
+            <w:pPr>
+              <w:spacing w:after="240"/>
+            </w:pPr>
+            <w:r>
+              <w:t xml:space="preserve"> </w:t>
+            </w:r>
+          </w:p>
+          <w:p>
+            <w:pPr>
+              <w:spacing w:after="240"/>
+            </w:pPr>
+            <w:r>
+              <w:t xml:space="preserve"> </w:t>
+            </w:r>
+          </w:p>
+          <w:p>
+            <w:pPr>
+              <w:spacing w:after="240"/>
+            </w:pPr>
+            <w:r>
+              <w:t xml:space="preserve"> </w:t>
+            </w:r>
+          </w:p>
+          <w:p>
+            <w:pPr>
+              <w:spacing w:after="240"/>
+            </w:pPr>
+            <w:r>
+              <w:t xml:space="preserve"> </w:t>
+            </w:r>
+          </w:p>
+          <w:p>
+            <w:pPr>
+              <w:spacing w:after="240"/>
+            </w:pPr>
+            <w:r>
+              <w:t xml:space="preserve"> </w:t>
+            </w:r>
+          </w:p>
+          <w:p>
+            <w:pPr>
+              <w:spacing w:after="240"/>
+            </w:pPr>
+            <w:r>
+              <w:t xml:space="preserve"> </w:t>
+            </w:r>
+          </w:p>
+          <w:p>
+            <w:pPr>
+              <w:spacing w:after="240"/>
+            </w:pPr>
+            <w:r>
+              <w:t xml:space="preserve"> </w:t>
+            </w:r>
+          </w:p>
+          <w:p>
+            <w:pPr>
+              <w:spacing w:after="240"/>
+            </w:pPr>
+            <w:r>
+              <w:t xml:space="preserve"> </w:t>
+            </w:r>
+          </w:p>
+          <w:p>
+            <w:pPr>
+              <w:spacing w:after="240"/>
+            </w:pPr>
+            <w:r>
+              <w:t xml:space="preserve"> </w:t>
             </w:r>
           </w:p>
         </w:tc>
@@ -4634,115 +4565,94 @@
             <w:vAlign w:val="top"/>
           </w:tcPr>
           <w:p>
+            <w:pPr>
+              <w:spacing w:after="80"/>
+            </w:pPr>
             <w:r>
               <w:rPr>
                 <w:b/>
               </w:rPr>
-              <w:t>Student thinking space</w:t>
-            </w:r>
-          </w:p>
-          <w:p>
-            <w:pPr>
-              <w:spacing w:after="180"/>
-            </w:pPr>
-            <w:r>
-              <w:t xml:space="preserve">□ </w:t>
-            </w:r>
-          </w:p>
-          <w:p>
-            <w:pPr>
-              <w:spacing w:after="180"/>
-            </w:pPr>
-            <w:r>
-              <w:t xml:space="preserve">□ </w:t>
-            </w:r>
-          </w:p>
-          <w:p>
-            <w:pPr>
-              <w:spacing w:after="180"/>
-            </w:pPr>
-            <w:r>
-              <w:t xml:space="preserve">□ </w:t>
-            </w:r>
-          </w:p>
-          <w:p>
-            <w:pPr>
-              <w:spacing w:after="180"/>
-            </w:pPr>
-            <w:r>
-              <w:t xml:space="preserve">□ </w:t>
-            </w:r>
-          </w:p>
-          <w:p>
-            <w:pPr>
-              <w:spacing w:after="180"/>
-            </w:pPr>
-            <w:r>
-              <w:t xml:space="preserve">□ </w:t>
-            </w:r>
-          </w:p>
-          <w:p>
-            <w:pPr>
-              <w:spacing w:after="180"/>
-            </w:pPr>
-            <w:r>
-              <w:t xml:space="preserve">□ </w:t>
-            </w:r>
-          </w:p>
-          <w:p>
-            <w:pPr>
-              <w:spacing w:after="180"/>
-            </w:pPr>
-            <w:r>
-              <w:t xml:space="preserve">□ </w:t>
-            </w:r>
-          </w:p>
-          <w:p>
-            <w:pPr>
-              <w:spacing w:after="180"/>
-            </w:pPr>
-            <w:r>
-              <w:t xml:space="preserve">□ </w:t>
-            </w:r>
-          </w:p>
-          <w:p>
-            <w:pPr>
-              <w:spacing w:after="180"/>
-            </w:pPr>
-            <w:r>
-              <w:t xml:space="preserve">□ </w:t>
-            </w:r>
-          </w:p>
-          <w:p>
-            <w:pPr>
-              <w:spacing w:after="180"/>
-            </w:pPr>
-            <w:r>
-              <w:t xml:space="preserve">□ </w:t>
-            </w:r>
-          </w:p>
-          <w:p>
-            <w:pPr>
-              <w:spacing w:after="180"/>
-            </w:pPr>
-            <w:r>
-              <w:t xml:space="preserve">□ </w:t>
-            </w:r>
-          </w:p>
-          <w:p>
-            <w:pPr>
-              <w:spacing w:after="180"/>
-            </w:pPr>
-            <w:r>
-              <w:t xml:space="preserve">□ </w:t>
-            </w:r>
-          </w:p>
-          <w:p>
-            <w:pPr>
-              <w:spacing w:after="180"/>
-            </w:pPr>
-            <w:r>
-              <w:t xml:space="preserve">□ </w:t>
+              <w:t>Editable thinking space</w:t>
+            </w:r>
+          </w:p>
+          <w:p>
+            <w:pPr>
+              <w:spacing w:after="160"/>
+            </w:pPr>
+            <w:r>
+              <w:t>Use this space for typing, pasted screenshots, graph notes, revised assumptions, or teacher-approved digital annotation. For sketches or diagrams, paste an image or use Word's Draw tools.</w:t>
+            </w:r>
+          </w:p>
+          <w:p>
+            <w:pPr>
+              <w:spacing w:after="240"/>
+            </w:pPr>
+            <w:r>
+              <w:t xml:space="preserve"> </w:t>
+            </w:r>
+          </w:p>
+          <w:p>
+            <w:pPr>
+              <w:spacing w:after="240"/>
+            </w:pPr>
+            <w:r>
+              <w:t xml:space="preserve"> </w:t>
+            </w:r>
+          </w:p>
+          <w:p>
+            <w:pPr>
+              <w:spacing w:after="240"/>
+            </w:pPr>
+            <w:r>
+              <w:t xml:space="preserve"> </w:t>
+            </w:r>
+          </w:p>
+          <w:p>
+            <w:pPr>
+              <w:spacing w:after="240"/>
+            </w:pPr>
+            <w:r>
+              <w:t xml:space="preserve"> </w:t>
+            </w:r>
+          </w:p>
+          <w:p>
+            <w:pPr>
+              <w:spacing w:after="240"/>
+            </w:pPr>
+            <w:r>
+              <w:t xml:space="preserve"> </w:t>
+            </w:r>
+          </w:p>
+          <w:p>
+            <w:pPr>
+              <w:spacing w:after="240"/>
+            </w:pPr>
+            <w:r>
+              <w:t xml:space="preserve"> </w:t>
+            </w:r>
+          </w:p>
+          <w:p>
+            <w:pPr>
+              <w:spacing w:after="240"/>
+            </w:pPr>
+            <w:r>
+              <w:t xml:space="preserve"> </w:t>
+            </w:r>
+          </w:p>
+          <w:p>
+            <w:pPr>
+              <w:spacing w:after="240"/>
+            </w:pPr>
+            <w:r>
+              <w:t xml:space="preserve"> </w:t>
+            </w:r>
+          </w:p>
+          <w:p>
+            <w:pPr>
+              <w:spacing w:after="240"/>
+            </w:pPr>
+            <w:r>
+              <w:t xml:space="preserve"> </w:t>
             </w:r>
           </w:p>
         </w:tc>
@@ -4891,115 +4801,94 @@
             <w:vAlign w:val="top"/>
           </w:tcPr>
           <w:p>
+            <w:pPr>
+              <w:spacing w:after="80"/>
+            </w:pPr>
             <w:r>
               <w:rPr>
                 <w:b/>
               </w:rPr>
-              <w:t>Student thinking space</w:t>
-            </w:r>
-          </w:p>
-          <w:p>
-            <w:pPr>
-              <w:spacing w:after="180"/>
-            </w:pPr>
-            <w:r>
-              <w:t xml:space="preserve">□ </w:t>
-            </w:r>
-          </w:p>
-          <w:p>
-            <w:pPr>
-              <w:spacing w:after="180"/>
-            </w:pPr>
-            <w:r>
-              <w:t xml:space="preserve">□ </w:t>
-            </w:r>
-          </w:p>
-          <w:p>
-            <w:pPr>
-              <w:spacing w:after="180"/>
-            </w:pPr>
-            <w:r>
-              <w:t xml:space="preserve">□ </w:t>
-            </w:r>
-          </w:p>
-          <w:p>
-            <w:pPr>
-              <w:spacing w:after="180"/>
-            </w:pPr>
-            <w:r>
-              <w:t xml:space="preserve">□ </w:t>
-            </w:r>
-          </w:p>
-          <w:p>
-            <w:pPr>
-              <w:spacing w:after="180"/>
-            </w:pPr>
-            <w:r>
-              <w:t xml:space="preserve">□ </w:t>
-            </w:r>
-          </w:p>
-          <w:p>
-            <w:pPr>
-              <w:spacing w:after="180"/>
-            </w:pPr>
-            <w:r>
-              <w:t xml:space="preserve">□ </w:t>
-            </w:r>
-          </w:p>
-          <w:p>
-            <w:pPr>
-              <w:spacing w:after="180"/>
-            </w:pPr>
-            <w:r>
-              <w:t xml:space="preserve">□ </w:t>
-            </w:r>
-          </w:p>
-          <w:p>
-            <w:pPr>
-              <w:spacing w:after="180"/>
-            </w:pPr>
-            <w:r>
-              <w:t xml:space="preserve">□ </w:t>
-            </w:r>
-          </w:p>
-          <w:p>
-            <w:pPr>
-              <w:spacing w:after="180"/>
-            </w:pPr>
-            <w:r>
-              <w:t xml:space="preserve">□ </w:t>
-            </w:r>
-          </w:p>
-          <w:p>
-            <w:pPr>
-              <w:spacing w:after="180"/>
-            </w:pPr>
-            <w:r>
-              <w:t xml:space="preserve">□ </w:t>
-            </w:r>
-          </w:p>
-          <w:p>
-            <w:pPr>
-              <w:spacing w:after="180"/>
-            </w:pPr>
-            <w:r>
-              <w:t xml:space="preserve">□ </w:t>
-            </w:r>
-          </w:p>
-          <w:p>
-            <w:pPr>
-              <w:spacing w:after="180"/>
-            </w:pPr>
-            <w:r>
-              <w:t xml:space="preserve">□ </w:t>
-            </w:r>
-          </w:p>
-          <w:p>
-            <w:pPr>
-              <w:spacing w:after="180"/>
-            </w:pPr>
-            <w:r>
-              <w:t xml:space="preserve">□ </w:t>
+              <w:t>Editable thinking space</w:t>
+            </w:r>
+          </w:p>
+          <w:p>
+            <w:pPr>
+              <w:spacing w:after="160"/>
+            </w:pPr>
+            <w:r>
+              <w:t>Use this space for typing, pasted screenshots, graph notes, revised assumptions, or teacher-approved digital annotation. For sketches or diagrams, paste an image or use Word's Draw tools.</w:t>
+            </w:r>
+          </w:p>
+          <w:p>
+            <w:pPr>
+              <w:spacing w:after="240"/>
+            </w:pPr>
+            <w:r>
+              <w:t xml:space="preserve"> </w:t>
+            </w:r>
+          </w:p>
+          <w:p>
+            <w:pPr>
+              <w:spacing w:after="240"/>
+            </w:pPr>
+            <w:r>
+              <w:t xml:space="preserve"> </w:t>
+            </w:r>
+          </w:p>
+          <w:p>
+            <w:pPr>
+              <w:spacing w:after="240"/>
+            </w:pPr>
+            <w:r>
+              <w:t xml:space="preserve"> </w:t>
+            </w:r>
+          </w:p>
+          <w:p>
+            <w:pPr>
+              <w:spacing w:after="240"/>
+            </w:pPr>
+            <w:r>
+              <w:t xml:space="preserve"> </w:t>
+            </w:r>
+          </w:p>
+          <w:p>
+            <w:pPr>
+              <w:spacing w:after="240"/>
+            </w:pPr>
+            <w:r>
+              <w:t xml:space="preserve"> </w:t>
+            </w:r>
+          </w:p>
+          <w:p>
+            <w:pPr>
+              <w:spacing w:after="240"/>
+            </w:pPr>
+            <w:r>
+              <w:t xml:space="preserve"> </w:t>
+            </w:r>
+          </w:p>
+          <w:p>
+            <w:pPr>
+              <w:spacing w:after="240"/>
+            </w:pPr>
+            <w:r>
+              <w:t xml:space="preserve"> </w:t>
+            </w:r>
+          </w:p>
+          <w:p>
+            <w:pPr>
+              <w:spacing w:after="240"/>
+            </w:pPr>
+            <w:r>
+              <w:t xml:space="preserve"> </w:t>
+            </w:r>
+          </w:p>
+          <w:p>
+            <w:pPr>
+              <w:spacing w:after="240"/>
+            </w:pPr>
+            <w:r>
+              <w:t xml:space="preserve"> </w:t>
             </w:r>
           </w:p>
         </w:tc>
@@ -5148,16 +5037,27 @@
             <w:vAlign w:val="top"/>
           </w:tcPr>
           <w:p>
+            <w:pPr>
+              <w:spacing w:after="80"/>
+            </w:pPr>
             <w:r>
               <w:rPr>
                 <w:b/>
               </w:rPr>
-              <w:t>Student thinking space</w:t>
-            </w:r>
-          </w:p>
-          <w:p>
-            <w:pPr>
-              <w:spacing w:after="180"/>
+              <w:t>Editable thinking space</w:t>
+            </w:r>
+          </w:p>
+          <w:p>
+            <w:pPr>
+              <w:spacing w:after="160"/>
+            </w:pPr>
+            <w:r>
+              <w:t>Use this space for typing, pasted screenshots, graph notes, revised assumptions, or teacher-approved digital annotation.</w:t>
+            </w:r>
+          </w:p>
+          <w:p>
+            <w:pPr>
+              <w:spacing w:after="240"/>
             </w:pPr>
             <w:r>
               <w:t xml:space="preserve"> </w:t>
@@ -5165,7 +5065,7 @@
           </w:p>
           <w:p>
             <w:pPr>
-              <w:spacing w:after="180"/>
+              <w:spacing w:after="240"/>
             </w:pPr>
             <w:r>
               <w:t xml:space="preserve"> </w:t>
@@ -5173,7 +5073,7 @@
           </w:p>
           <w:p>
             <w:pPr>
-              <w:spacing w:after="180"/>
+              <w:spacing w:after="240"/>
             </w:pPr>
             <w:r>
               <w:t xml:space="preserve"> </w:t>
@@ -5181,7 +5081,7 @@
           </w:p>
           <w:p>
             <w:pPr>
-              <w:spacing w:after="180"/>
+              <w:spacing w:after="240"/>
             </w:pPr>
             <w:r>
               <w:t xml:space="preserve"> </w:t>
@@ -5189,7 +5089,7 @@
           </w:p>
           <w:p>
             <w:pPr>
-              <w:spacing w:after="180"/>
+              <w:spacing w:after="240"/>
             </w:pPr>
             <w:r>
               <w:t xml:space="preserve"> </w:t>
@@ -5197,7 +5097,7 @@
           </w:p>
           <w:p>
             <w:pPr>
-              <w:spacing w:after="180"/>
+              <w:spacing w:after="240"/>
             </w:pPr>
             <w:r>
               <w:t xml:space="preserve"> </w:t>
@@ -5205,7 +5105,7 @@
           </w:p>
           <w:p>
             <w:pPr>
-              <w:spacing w:after="180"/>
+              <w:spacing w:after="240"/>
             </w:pPr>
             <w:r>
               <w:t xml:space="preserve"> </w:t>
@@ -5213,7 +5113,7 @@
           </w:p>
           <w:p>
             <w:pPr>
-              <w:spacing w:after="180"/>
+              <w:spacing w:after="240"/>
             </w:pPr>
             <w:r>
               <w:t xml:space="preserve"> </w:t>
@@ -5221,23 +5121,7 @@
           </w:p>
           <w:p>
             <w:pPr>
-              <w:spacing w:after="180"/>
-            </w:pPr>
-            <w:r>
-              <w:t xml:space="preserve"> </w:t>
-            </w:r>
-          </w:p>
-          <w:p>
-            <w:pPr>
-              <w:spacing w:after="180"/>
-            </w:pPr>
-            <w:r>
-              <w:t xml:space="preserve"> </w:t>
-            </w:r>
-          </w:p>
-          <w:p>
-            <w:pPr>
-              <w:spacing w:after="180"/>
+              <w:spacing w:after="240"/>
             </w:pPr>
             <w:r>
               <w:t xml:space="preserve"> </w:t>
@@ -5405,60 +5289,69 @@
           </w:p>
           <w:p>
             <w:r>
+              <w:t>Type or paste your model version here.</w:t>
+            </w:r>
+          </w:p>
+          <w:p>
+            <w:pPr>
+              <w:spacing w:after="240"/>
+            </w:pPr>
+            <w:r>
               <w:t xml:space="preserve"> </w:t>
             </w:r>
           </w:p>
           <w:p>
+            <w:pPr>
+              <w:spacing w:after="240"/>
+            </w:pPr>
             <w:r>
               <w:t xml:space="preserve"> </w:t>
             </w:r>
           </w:p>
           <w:p>
+            <w:pPr>
+              <w:spacing w:after="240"/>
+            </w:pPr>
             <w:r>
               <w:t xml:space="preserve"> </w:t>
             </w:r>
           </w:p>
           <w:p>
+            <w:pPr>
+              <w:spacing w:after="240"/>
+            </w:pPr>
             <w:r>
               <w:t xml:space="preserve"> </w:t>
             </w:r>
           </w:p>
           <w:p>
+            <w:pPr>
+              <w:spacing w:after="240"/>
+            </w:pPr>
             <w:r>
               <w:t xml:space="preserve"> </w:t>
             </w:r>
           </w:p>
           <w:p>
+            <w:pPr>
+              <w:spacing w:after="240"/>
+            </w:pPr>
             <w:r>
               <w:t xml:space="preserve"> </w:t>
             </w:r>
           </w:p>
           <w:p>
+            <w:pPr>
+              <w:spacing w:after="240"/>
+            </w:pPr>
             <w:r>
               <w:t xml:space="preserve"> </w:t>
             </w:r>
           </w:p>
           <w:p>
-            <w:r>
-              <w:t xml:space="preserve"> </w:t>
-            </w:r>
-          </w:p>
-          <w:p>
-            <w:r>
-              <w:t xml:space="preserve"> </w:t>
-            </w:r>
-          </w:p>
-          <w:p>
-            <w:r>
-              <w:t xml:space="preserve"> </w:t>
-            </w:r>
-          </w:p>
-          <w:p>
-            <w:r>
-              <w:t xml:space="preserve"> </w:t>
-            </w:r>
-          </w:p>
-          <w:p>
+            <w:pPr>
+              <w:spacing w:after="240"/>
+            </w:pPr>
             <w:r>
               <w:t xml:space="preserve"> </w:t>
             </w:r>
@@ -5490,60 +5383,69 @@
           </w:p>
           <w:p>
             <w:r>
+              <w:t>Type or paste your model version here.</w:t>
+            </w:r>
+          </w:p>
+          <w:p>
+            <w:pPr>
+              <w:spacing w:after="240"/>
+            </w:pPr>
+            <w:r>
               <w:t xml:space="preserve"> </w:t>
             </w:r>
           </w:p>
           <w:p>
+            <w:pPr>
+              <w:spacing w:after="240"/>
+            </w:pPr>
             <w:r>
               <w:t xml:space="preserve"> </w:t>
             </w:r>
           </w:p>
           <w:p>
+            <w:pPr>
+              <w:spacing w:after="240"/>
+            </w:pPr>
             <w:r>
               <w:t xml:space="preserve"> </w:t>
             </w:r>
           </w:p>
           <w:p>
+            <w:pPr>
+              <w:spacing w:after="240"/>
+            </w:pPr>
             <w:r>
               <w:t xml:space="preserve"> </w:t>
             </w:r>
           </w:p>
           <w:p>
+            <w:pPr>
+              <w:spacing w:after="240"/>
+            </w:pPr>
             <w:r>
               <w:t xml:space="preserve"> </w:t>
             </w:r>
           </w:p>
           <w:p>
+            <w:pPr>
+              <w:spacing w:after="240"/>
+            </w:pPr>
             <w:r>
               <w:t xml:space="preserve"> </w:t>
             </w:r>
           </w:p>
           <w:p>
+            <w:pPr>
+              <w:spacing w:after="240"/>
+            </w:pPr>
             <w:r>
               <w:t xml:space="preserve"> </w:t>
             </w:r>
           </w:p>
           <w:p>
-            <w:r>
-              <w:t xml:space="preserve"> </w:t>
-            </w:r>
-          </w:p>
-          <w:p>
-            <w:r>
-              <w:t xml:space="preserve"> </w:t>
-            </w:r>
-          </w:p>
-          <w:p>
-            <w:r>
-              <w:t xml:space="preserve"> </w:t>
-            </w:r>
-          </w:p>
-          <w:p>
-            <w:r>
-              <w:t xml:space="preserve"> </w:t>
-            </w:r>
-          </w:p>
-          <w:p>
+            <w:pPr>
+              <w:spacing w:after="240"/>
+            </w:pPr>
             <w:r>
               <w:t xml:space="preserve"> </w:t>
             </w:r>
@@ -5575,60 +5477,69 @@
           </w:p>
           <w:p>
             <w:r>
+              <w:t>Type or paste your model version here.</w:t>
+            </w:r>
+          </w:p>
+          <w:p>
+            <w:pPr>
+              <w:spacing w:after="240"/>
+            </w:pPr>
+            <w:r>
               <w:t xml:space="preserve"> </w:t>
             </w:r>
           </w:p>
           <w:p>
+            <w:pPr>
+              <w:spacing w:after="240"/>
+            </w:pPr>
             <w:r>
               <w:t xml:space="preserve"> </w:t>
             </w:r>
           </w:p>
           <w:p>
+            <w:pPr>
+              <w:spacing w:after="240"/>
+            </w:pPr>
             <w:r>
               <w:t xml:space="preserve"> </w:t>
             </w:r>
           </w:p>
           <w:p>
+            <w:pPr>
+              <w:spacing w:after="240"/>
+            </w:pPr>
             <w:r>
               <w:t xml:space="preserve"> </w:t>
             </w:r>
           </w:p>
           <w:p>
+            <w:pPr>
+              <w:spacing w:after="240"/>
+            </w:pPr>
             <w:r>
               <w:t xml:space="preserve"> </w:t>
             </w:r>
           </w:p>
           <w:p>
+            <w:pPr>
+              <w:spacing w:after="240"/>
+            </w:pPr>
             <w:r>
               <w:t xml:space="preserve"> </w:t>
             </w:r>
           </w:p>
           <w:p>
+            <w:pPr>
+              <w:spacing w:after="240"/>
+            </w:pPr>
             <w:r>
               <w:t xml:space="preserve"> </w:t>
             </w:r>
           </w:p>
           <w:p>
-            <w:r>
-              <w:t xml:space="preserve"> </w:t>
-            </w:r>
-          </w:p>
-          <w:p>
-            <w:r>
-              <w:t xml:space="preserve"> </w:t>
-            </w:r>
-          </w:p>
-          <w:p>
-            <w:r>
-              <w:t xml:space="preserve"> </w:t>
-            </w:r>
-          </w:p>
-          <w:p>
-            <w:r>
-              <w:t xml:space="preserve"> </w:t>
-            </w:r>
-          </w:p>
-          <w:p>
+            <w:pPr>
+              <w:spacing w:after="240"/>
+            </w:pPr>
             <w:r>
               <w:t xml:space="preserve"> </w:t>
             </w:r>
@@ -5803,115 +5714,94 @@
             <w:vAlign w:val="top"/>
           </w:tcPr>
           <w:p>
+            <w:pPr>
+              <w:spacing w:after="80"/>
+            </w:pPr>
             <w:r>
               <w:rPr>
                 <w:b/>
               </w:rPr>
-              <w:t>Student thinking space</w:t>
-            </w:r>
-          </w:p>
-          <w:p>
-            <w:pPr>
-              <w:spacing w:after="180"/>
-            </w:pPr>
-            <w:r>
-              <w:t xml:space="preserve">□ </w:t>
-            </w:r>
-          </w:p>
-          <w:p>
-            <w:pPr>
-              <w:spacing w:after="180"/>
-            </w:pPr>
-            <w:r>
-              <w:t xml:space="preserve">□ </w:t>
-            </w:r>
-          </w:p>
-          <w:p>
-            <w:pPr>
-              <w:spacing w:after="180"/>
-            </w:pPr>
-            <w:r>
-              <w:t xml:space="preserve">□ </w:t>
-            </w:r>
-          </w:p>
-          <w:p>
-            <w:pPr>
-              <w:spacing w:after="180"/>
-            </w:pPr>
-            <w:r>
-              <w:t xml:space="preserve">□ </w:t>
-            </w:r>
-          </w:p>
-          <w:p>
-            <w:pPr>
-              <w:spacing w:after="180"/>
-            </w:pPr>
-            <w:r>
-              <w:t xml:space="preserve">□ </w:t>
-            </w:r>
-          </w:p>
-          <w:p>
-            <w:pPr>
-              <w:spacing w:after="180"/>
-            </w:pPr>
-            <w:r>
-              <w:t xml:space="preserve">□ </w:t>
-            </w:r>
-          </w:p>
-          <w:p>
-            <w:pPr>
-              <w:spacing w:after="180"/>
-            </w:pPr>
-            <w:r>
-              <w:t xml:space="preserve">□ </w:t>
-            </w:r>
-          </w:p>
-          <w:p>
-            <w:pPr>
-              <w:spacing w:after="180"/>
-            </w:pPr>
-            <w:r>
-              <w:t xml:space="preserve">□ </w:t>
-            </w:r>
-          </w:p>
-          <w:p>
-            <w:pPr>
-              <w:spacing w:after="180"/>
-            </w:pPr>
-            <w:r>
-              <w:t xml:space="preserve">□ </w:t>
-            </w:r>
-          </w:p>
-          <w:p>
-            <w:pPr>
-              <w:spacing w:after="180"/>
-            </w:pPr>
-            <w:r>
-              <w:t xml:space="preserve">□ </w:t>
-            </w:r>
-          </w:p>
-          <w:p>
-            <w:pPr>
-              <w:spacing w:after="180"/>
-            </w:pPr>
-            <w:r>
-              <w:t xml:space="preserve">□ </w:t>
-            </w:r>
-          </w:p>
-          <w:p>
-            <w:pPr>
-              <w:spacing w:after="180"/>
-            </w:pPr>
-            <w:r>
-              <w:t xml:space="preserve">□ </w:t>
-            </w:r>
-          </w:p>
-          <w:p>
-            <w:pPr>
-              <w:spacing w:after="180"/>
-            </w:pPr>
-            <w:r>
-              <w:t xml:space="preserve">□ </w:t>
+              <w:t>Editable thinking space</w:t>
+            </w:r>
+          </w:p>
+          <w:p>
+            <w:pPr>
+              <w:spacing w:after="160"/>
+            </w:pPr>
+            <w:r>
+              <w:t>Use this space for typing, pasted screenshots, graph notes, revised assumptions, or teacher-approved digital annotation. For sketches or diagrams, paste an image or use Word's Draw tools.</w:t>
+            </w:r>
+          </w:p>
+          <w:p>
+            <w:pPr>
+              <w:spacing w:after="240"/>
+            </w:pPr>
+            <w:r>
+              <w:t xml:space="preserve"> </w:t>
+            </w:r>
+          </w:p>
+          <w:p>
+            <w:pPr>
+              <w:spacing w:after="240"/>
+            </w:pPr>
+            <w:r>
+              <w:t xml:space="preserve"> </w:t>
+            </w:r>
+          </w:p>
+          <w:p>
+            <w:pPr>
+              <w:spacing w:after="240"/>
+            </w:pPr>
+            <w:r>
+              <w:t xml:space="preserve"> </w:t>
+            </w:r>
+          </w:p>
+          <w:p>
+            <w:pPr>
+              <w:spacing w:after="240"/>
+            </w:pPr>
+            <w:r>
+              <w:t xml:space="preserve"> </w:t>
+            </w:r>
+          </w:p>
+          <w:p>
+            <w:pPr>
+              <w:spacing w:after="240"/>
+            </w:pPr>
+            <w:r>
+              <w:t xml:space="preserve"> </w:t>
+            </w:r>
+          </w:p>
+          <w:p>
+            <w:pPr>
+              <w:spacing w:after="240"/>
+            </w:pPr>
+            <w:r>
+              <w:t xml:space="preserve"> </w:t>
+            </w:r>
+          </w:p>
+          <w:p>
+            <w:pPr>
+              <w:spacing w:after="240"/>
+            </w:pPr>
+            <w:r>
+              <w:t xml:space="preserve"> </w:t>
+            </w:r>
+          </w:p>
+          <w:p>
+            <w:pPr>
+              <w:spacing w:after="240"/>
+            </w:pPr>
+            <w:r>
+              <w:t xml:space="preserve"> </w:t>
+            </w:r>
+          </w:p>
+          <w:p>
+            <w:pPr>
+              <w:spacing w:after="240"/>
+            </w:pPr>
+            <w:r>
+              <w:t xml:space="preserve"> </w:t>
             </w:r>
           </w:p>
         </w:tc>
@@ -6060,115 +5950,94 @@
             <w:vAlign w:val="top"/>
           </w:tcPr>
           <w:p>
+            <w:pPr>
+              <w:spacing w:after="80"/>
+            </w:pPr>
             <w:r>
               <w:rPr>
                 <w:b/>
               </w:rPr>
-              <w:t>Student thinking space</w:t>
-            </w:r>
-          </w:p>
-          <w:p>
-            <w:pPr>
-              <w:spacing w:after="180"/>
-            </w:pPr>
-            <w:r>
-              <w:t xml:space="preserve">□ </w:t>
-            </w:r>
-          </w:p>
-          <w:p>
-            <w:pPr>
-              <w:spacing w:after="180"/>
-            </w:pPr>
-            <w:r>
-              <w:t xml:space="preserve">□ </w:t>
-            </w:r>
-          </w:p>
-          <w:p>
-            <w:pPr>
-              <w:spacing w:after="180"/>
-            </w:pPr>
-            <w:r>
-              <w:t xml:space="preserve">□ </w:t>
-            </w:r>
-          </w:p>
-          <w:p>
-            <w:pPr>
-              <w:spacing w:after="180"/>
-            </w:pPr>
-            <w:r>
-              <w:t xml:space="preserve">□ </w:t>
-            </w:r>
-          </w:p>
-          <w:p>
-            <w:pPr>
-              <w:spacing w:after="180"/>
-            </w:pPr>
-            <w:r>
-              <w:t xml:space="preserve">□ </w:t>
-            </w:r>
-          </w:p>
-          <w:p>
-            <w:pPr>
-              <w:spacing w:after="180"/>
-            </w:pPr>
-            <w:r>
-              <w:t xml:space="preserve">□ </w:t>
-            </w:r>
-          </w:p>
-          <w:p>
-            <w:pPr>
-              <w:spacing w:after="180"/>
-            </w:pPr>
-            <w:r>
-              <w:t xml:space="preserve">□ </w:t>
-            </w:r>
-          </w:p>
-          <w:p>
-            <w:pPr>
-              <w:spacing w:after="180"/>
-            </w:pPr>
-            <w:r>
-              <w:t xml:space="preserve">□ </w:t>
-            </w:r>
-          </w:p>
-          <w:p>
-            <w:pPr>
-              <w:spacing w:after="180"/>
-            </w:pPr>
-            <w:r>
-              <w:t xml:space="preserve">□ </w:t>
-            </w:r>
-          </w:p>
-          <w:p>
-            <w:pPr>
-              <w:spacing w:after="180"/>
-            </w:pPr>
-            <w:r>
-              <w:t xml:space="preserve">□ </w:t>
-            </w:r>
-          </w:p>
-          <w:p>
-            <w:pPr>
-              <w:spacing w:after="180"/>
-            </w:pPr>
-            <w:r>
-              <w:t xml:space="preserve">□ </w:t>
-            </w:r>
-          </w:p>
-          <w:p>
-            <w:pPr>
-              <w:spacing w:after="180"/>
-            </w:pPr>
-            <w:r>
-              <w:t xml:space="preserve">□ </w:t>
-            </w:r>
-          </w:p>
-          <w:p>
-            <w:pPr>
-              <w:spacing w:after="180"/>
-            </w:pPr>
-            <w:r>
-              <w:t xml:space="preserve">□ </w:t>
+              <w:t>Editable thinking space</w:t>
+            </w:r>
+          </w:p>
+          <w:p>
+            <w:pPr>
+              <w:spacing w:after="160"/>
+            </w:pPr>
+            <w:r>
+              <w:t>Use this space for typing, pasted screenshots, graph notes, revised assumptions, or teacher-approved digital annotation. For sketches or diagrams, paste an image or use Word's Draw tools.</w:t>
+            </w:r>
+          </w:p>
+          <w:p>
+            <w:pPr>
+              <w:spacing w:after="240"/>
+            </w:pPr>
+            <w:r>
+              <w:t xml:space="preserve"> </w:t>
+            </w:r>
+          </w:p>
+          <w:p>
+            <w:pPr>
+              <w:spacing w:after="240"/>
+            </w:pPr>
+            <w:r>
+              <w:t xml:space="preserve"> </w:t>
+            </w:r>
+          </w:p>
+          <w:p>
+            <w:pPr>
+              <w:spacing w:after="240"/>
+            </w:pPr>
+            <w:r>
+              <w:t xml:space="preserve"> </w:t>
+            </w:r>
+          </w:p>
+          <w:p>
+            <w:pPr>
+              <w:spacing w:after="240"/>
+            </w:pPr>
+            <w:r>
+              <w:t xml:space="preserve"> </w:t>
+            </w:r>
+          </w:p>
+          <w:p>
+            <w:pPr>
+              <w:spacing w:after="240"/>
+            </w:pPr>
+            <w:r>
+              <w:t xml:space="preserve"> </w:t>
+            </w:r>
+          </w:p>
+          <w:p>
+            <w:pPr>
+              <w:spacing w:after="240"/>
+            </w:pPr>
+            <w:r>
+              <w:t xml:space="preserve"> </w:t>
+            </w:r>
+          </w:p>
+          <w:p>
+            <w:pPr>
+              <w:spacing w:after="240"/>
+            </w:pPr>
+            <w:r>
+              <w:t xml:space="preserve"> </w:t>
+            </w:r>
+          </w:p>
+          <w:p>
+            <w:pPr>
+              <w:spacing w:after="240"/>
+            </w:pPr>
+            <w:r>
+              <w:t xml:space="preserve"> </w:t>
+            </w:r>
+          </w:p>
+          <w:p>
+            <w:pPr>
+              <w:spacing w:after="240"/>
+            </w:pPr>
+            <w:r>
+              <w:t xml:space="preserve"> </w:t>
             </w:r>
           </w:p>
         </w:tc>
@@ -6317,16 +6186,27 @@
             <w:vAlign w:val="top"/>
           </w:tcPr>
           <w:p>
+            <w:pPr>
+              <w:spacing w:after="80"/>
+            </w:pPr>
             <w:r>
               <w:rPr>
                 <w:b/>
               </w:rPr>
-              <w:t>Student thinking space</w:t>
-            </w:r>
-          </w:p>
-          <w:p>
-            <w:pPr>
-              <w:spacing w:after="180"/>
+              <w:t>Editable thinking space</w:t>
+            </w:r>
+          </w:p>
+          <w:p>
+            <w:pPr>
+              <w:spacing w:after="160"/>
+            </w:pPr>
+            <w:r>
+              <w:t>Use this space for typing, pasted screenshots, graph notes, revised assumptions, or teacher-approved digital annotation.</w:t>
+            </w:r>
+          </w:p>
+          <w:p>
+            <w:pPr>
+              <w:spacing w:after="240"/>
             </w:pPr>
             <w:r>
               <w:t xml:space="preserve"> </w:t>
@@ -6334,7 +6214,7 @@
           </w:p>
           <w:p>
             <w:pPr>
-              <w:spacing w:after="180"/>
+              <w:spacing w:after="240"/>
             </w:pPr>
             <w:r>
               <w:t xml:space="preserve"> </w:t>
@@ -6342,7 +6222,7 @@
           </w:p>
           <w:p>
             <w:pPr>
-              <w:spacing w:after="180"/>
+              <w:spacing w:after="240"/>
             </w:pPr>
             <w:r>
               <w:t xml:space="preserve"> </w:t>
@@ -6350,7 +6230,7 @@
           </w:p>
           <w:p>
             <w:pPr>
-              <w:spacing w:after="180"/>
+              <w:spacing w:after="240"/>
             </w:pPr>
             <w:r>
               <w:t xml:space="preserve"> </w:t>
@@ -6358,7 +6238,7 @@
           </w:p>
           <w:p>
             <w:pPr>
-              <w:spacing w:after="180"/>
+              <w:spacing w:after="240"/>
             </w:pPr>
             <w:r>
               <w:t xml:space="preserve"> </w:t>
@@ -6366,7 +6246,7 @@
           </w:p>
           <w:p>
             <w:pPr>
-              <w:spacing w:after="180"/>
+              <w:spacing w:after="240"/>
             </w:pPr>
             <w:r>
               <w:t xml:space="preserve"> </w:t>
@@ -6374,7 +6254,7 @@
           </w:p>
           <w:p>
             <w:pPr>
-              <w:spacing w:after="180"/>
+              <w:spacing w:after="240"/>
             </w:pPr>
             <w:r>
               <w:t xml:space="preserve"> </w:t>
@@ -6382,7 +6262,7 @@
           </w:p>
           <w:p>
             <w:pPr>
-              <w:spacing w:after="180"/>
+              <w:spacing w:after="240"/>
             </w:pPr>
             <w:r>
               <w:t xml:space="preserve"> </w:t>
@@ -6390,23 +6270,7 @@
           </w:p>
           <w:p>
             <w:pPr>
-              <w:spacing w:after="180"/>
-            </w:pPr>
-            <w:r>
-              <w:t xml:space="preserve"> </w:t>
-            </w:r>
-          </w:p>
-          <w:p>
-            <w:pPr>
-              <w:spacing w:after="180"/>
-            </w:pPr>
-            <w:r>
-              <w:t xml:space="preserve"> </w:t>
-            </w:r>
-          </w:p>
-          <w:p>
-            <w:pPr>
-              <w:spacing w:after="180"/>
+              <w:spacing w:after="240"/>
             </w:pPr>
             <w:r>
               <w:t xml:space="preserve"> </w:t>
@@ -6558,115 +6422,94 @@
             <w:vAlign w:val="top"/>
           </w:tcPr>
           <w:p>
+            <w:pPr>
+              <w:spacing w:after="80"/>
+            </w:pPr>
             <w:r>
               <w:rPr>
                 <w:b/>
               </w:rPr>
-              <w:t>Student thinking space</w:t>
-            </w:r>
-          </w:p>
-          <w:p>
-            <w:pPr>
-              <w:spacing w:after="180"/>
-            </w:pPr>
-            <w:r>
-              <w:t xml:space="preserve">□ </w:t>
-            </w:r>
-          </w:p>
-          <w:p>
-            <w:pPr>
-              <w:spacing w:after="180"/>
-            </w:pPr>
-            <w:r>
-              <w:t xml:space="preserve">□ </w:t>
-            </w:r>
-          </w:p>
-          <w:p>
-            <w:pPr>
-              <w:spacing w:after="180"/>
-            </w:pPr>
-            <w:r>
-              <w:t xml:space="preserve">□ </w:t>
-            </w:r>
-          </w:p>
-          <w:p>
-            <w:pPr>
-              <w:spacing w:after="180"/>
-            </w:pPr>
-            <w:r>
-              <w:t xml:space="preserve">□ </w:t>
-            </w:r>
-          </w:p>
-          <w:p>
-            <w:pPr>
-              <w:spacing w:after="180"/>
-            </w:pPr>
-            <w:r>
-              <w:t xml:space="preserve">□ </w:t>
-            </w:r>
-          </w:p>
-          <w:p>
-            <w:pPr>
-              <w:spacing w:after="180"/>
-            </w:pPr>
-            <w:r>
-              <w:t xml:space="preserve">□ </w:t>
-            </w:r>
-          </w:p>
-          <w:p>
-            <w:pPr>
-              <w:spacing w:after="180"/>
-            </w:pPr>
-            <w:r>
-              <w:t xml:space="preserve">□ </w:t>
-            </w:r>
-          </w:p>
-          <w:p>
-            <w:pPr>
-              <w:spacing w:after="180"/>
-            </w:pPr>
-            <w:r>
-              <w:t xml:space="preserve">□ </w:t>
-            </w:r>
-          </w:p>
-          <w:p>
-            <w:pPr>
-              <w:spacing w:after="180"/>
-            </w:pPr>
-            <w:r>
-              <w:t xml:space="preserve">□ </w:t>
-            </w:r>
-          </w:p>
-          <w:p>
-            <w:pPr>
-              <w:spacing w:after="180"/>
-            </w:pPr>
-            <w:r>
-              <w:t xml:space="preserve">□ </w:t>
-            </w:r>
-          </w:p>
-          <w:p>
-            <w:pPr>
-              <w:spacing w:after="180"/>
-            </w:pPr>
-            <w:r>
-              <w:t xml:space="preserve">□ </w:t>
-            </w:r>
-          </w:p>
-          <w:p>
-            <w:pPr>
-              <w:spacing w:after="180"/>
-            </w:pPr>
-            <w:r>
-              <w:t xml:space="preserve">□ </w:t>
-            </w:r>
-          </w:p>
-          <w:p>
-            <w:pPr>
-              <w:spacing w:after="180"/>
-            </w:pPr>
-            <w:r>
-              <w:t xml:space="preserve">□ </w:t>
+              <w:t>Editable thinking space</w:t>
+            </w:r>
+          </w:p>
+          <w:p>
+            <w:pPr>
+              <w:spacing w:after="160"/>
+            </w:pPr>
+            <w:r>
+              <w:t>Use this space for typing, pasted screenshots, graph notes, revised assumptions, or teacher-approved digital annotation. For sketches or diagrams, paste an image or use Word's Draw tools.</w:t>
+            </w:r>
+          </w:p>
+          <w:p>
+            <w:pPr>
+              <w:spacing w:after="240"/>
+            </w:pPr>
+            <w:r>
+              <w:t xml:space="preserve"> </w:t>
+            </w:r>
+          </w:p>
+          <w:p>
+            <w:pPr>
+              <w:spacing w:after="240"/>
+            </w:pPr>
+            <w:r>
+              <w:t xml:space="preserve"> </w:t>
+            </w:r>
+          </w:p>
+          <w:p>
+            <w:pPr>
+              <w:spacing w:after="240"/>
+            </w:pPr>
+            <w:r>
+              <w:t xml:space="preserve"> </w:t>
+            </w:r>
+          </w:p>
+          <w:p>
+            <w:pPr>
+              <w:spacing w:after="240"/>
+            </w:pPr>
+            <w:r>
+              <w:t xml:space="preserve"> </w:t>
+            </w:r>
+          </w:p>
+          <w:p>
+            <w:pPr>
+              <w:spacing w:after="240"/>
+            </w:pPr>
+            <w:r>
+              <w:t xml:space="preserve"> </w:t>
+            </w:r>
+          </w:p>
+          <w:p>
+            <w:pPr>
+              <w:spacing w:after="240"/>
+            </w:pPr>
+            <w:r>
+              <w:t xml:space="preserve"> </w:t>
+            </w:r>
+          </w:p>
+          <w:p>
+            <w:pPr>
+              <w:spacing w:after="240"/>
+            </w:pPr>
+            <w:r>
+              <w:t xml:space="preserve"> </w:t>
+            </w:r>
+          </w:p>
+          <w:p>
+            <w:pPr>
+              <w:spacing w:after="240"/>
+            </w:pPr>
+            <w:r>
+              <w:t xml:space="preserve"> </w:t>
+            </w:r>
+          </w:p>
+          <w:p>
+            <w:pPr>
+              <w:spacing w:after="240"/>
+            </w:pPr>
+            <w:r>
+              <w:t xml:space="preserve"> </w:t>
             </w:r>
           </w:p>
         </w:tc>
@@ -6815,16 +6658,27 @@
             <w:vAlign w:val="top"/>
           </w:tcPr>
           <w:p>
+            <w:pPr>
+              <w:spacing w:after="80"/>
+            </w:pPr>
             <w:r>
               <w:rPr>
                 <w:b/>
               </w:rPr>
-              <w:t>Student thinking space</w:t>
-            </w:r>
-          </w:p>
-          <w:p>
-            <w:pPr>
-              <w:spacing w:after="180"/>
+              <w:t>Editable thinking space</w:t>
+            </w:r>
+          </w:p>
+          <w:p>
+            <w:pPr>
+              <w:spacing w:after="160"/>
+            </w:pPr>
+            <w:r>
+              <w:t>Use this space for typing, pasted screenshots, graph notes, revised assumptions, or teacher-approved digital annotation.</w:t>
+            </w:r>
+          </w:p>
+          <w:p>
+            <w:pPr>
+              <w:spacing w:after="240"/>
             </w:pPr>
             <w:r>
               <w:t xml:space="preserve"> </w:t>
@@ -6832,7 +6686,7 @@
           </w:p>
           <w:p>
             <w:pPr>
-              <w:spacing w:after="180"/>
+              <w:spacing w:after="240"/>
             </w:pPr>
             <w:r>
               <w:t xml:space="preserve"> </w:t>
@@ -6840,7 +6694,7 @@
           </w:p>
           <w:p>
             <w:pPr>
-              <w:spacing w:after="180"/>
+              <w:spacing w:after="240"/>
             </w:pPr>
             <w:r>
               <w:t xml:space="preserve"> </w:t>
@@ -6848,7 +6702,7 @@
           </w:p>
           <w:p>
             <w:pPr>
-              <w:spacing w:after="180"/>
+              <w:spacing w:after="240"/>
             </w:pPr>
             <w:r>
               <w:t xml:space="preserve"> </w:t>
@@ -6856,7 +6710,7 @@
           </w:p>
           <w:p>
             <w:pPr>
-              <w:spacing w:after="180"/>
+              <w:spacing w:after="240"/>
             </w:pPr>
             <w:r>
               <w:t xml:space="preserve"> </w:t>
@@ -6864,7 +6718,7 @@
           </w:p>
           <w:p>
             <w:pPr>
-              <w:spacing w:after="180"/>
+              <w:spacing w:after="240"/>
             </w:pPr>
             <w:r>
               <w:t xml:space="preserve"> </w:t>
@@ -6872,7 +6726,7 @@
           </w:p>
           <w:p>
             <w:pPr>
-              <w:spacing w:after="180"/>
+              <w:spacing w:after="240"/>
             </w:pPr>
             <w:r>
               <w:t xml:space="preserve"> </w:t>
@@ -6880,7 +6734,7 @@
           </w:p>
           <w:p>
             <w:pPr>
-              <w:spacing w:after="180"/>
+              <w:spacing w:after="240"/>
             </w:pPr>
             <w:r>
               <w:t xml:space="preserve"> </w:t>
@@ -6888,23 +6742,7 @@
           </w:p>
           <w:p>
             <w:pPr>
-              <w:spacing w:after="180"/>
-            </w:pPr>
-            <w:r>
-              <w:t xml:space="preserve"> </w:t>
-            </w:r>
-          </w:p>
-          <w:p>
-            <w:pPr>
-              <w:spacing w:after="180"/>
-            </w:pPr>
-            <w:r>
-              <w:t xml:space="preserve"> </w:t>
-            </w:r>
-          </w:p>
-          <w:p>
-            <w:pPr>
-              <w:spacing w:after="180"/>
+              <w:spacing w:after="240"/>
             </w:pPr>
             <w:r>
               <w:t xml:space="preserve"> </w:t>
@@ -7056,115 +6894,94 @@
             <w:vAlign w:val="top"/>
           </w:tcPr>
           <w:p>
+            <w:pPr>
+              <w:spacing w:after="80"/>
+            </w:pPr>
             <w:r>
               <w:rPr>
                 <w:b/>
               </w:rPr>
-              <w:t>Student thinking space</w:t>
-            </w:r>
-          </w:p>
-          <w:p>
-            <w:pPr>
-              <w:spacing w:after="180"/>
-            </w:pPr>
-            <w:r>
-              <w:t xml:space="preserve">□ </w:t>
-            </w:r>
-          </w:p>
-          <w:p>
-            <w:pPr>
-              <w:spacing w:after="180"/>
-            </w:pPr>
-            <w:r>
-              <w:t xml:space="preserve">□ </w:t>
-            </w:r>
-          </w:p>
-          <w:p>
-            <w:pPr>
-              <w:spacing w:after="180"/>
-            </w:pPr>
-            <w:r>
-              <w:t xml:space="preserve">□ </w:t>
-            </w:r>
-          </w:p>
-          <w:p>
-            <w:pPr>
-              <w:spacing w:after="180"/>
-            </w:pPr>
-            <w:r>
-              <w:t xml:space="preserve">□ </w:t>
-            </w:r>
-          </w:p>
-          <w:p>
-            <w:pPr>
-              <w:spacing w:after="180"/>
-            </w:pPr>
-            <w:r>
-              <w:t xml:space="preserve">□ </w:t>
-            </w:r>
-          </w:p>
-          <w:p>
-            <w:pPr>
-              <w:spacing w:after="180"/>
-            </w:pPr>
-            <w:r>
-              <w:t xml:space="preserve">□ </w:t>
-            </w:r>
-          </w:p>
-          <w:p>
-            <w:pPr>
-              <w:spacing w:after="180"/>
-            </w:pPr>
-            <w:r>
-              <w:t xml:space="preserve">□ </w:t>
-            </w:r>
-          </w:p>
-          <w:p>
-            <w:pPr>
-              <w:spacing w:after="180"/>
-            </w:pPr>
-            <w:r>
-              <w:t xml:space="preserve">□ </w:t>
-            </w:r>
-          </w:p>
-          <w:p>
-            <w:pPr>
-              <w:spacing w:after="180"/>
-            </w:pPr>
-            <w:r>
-              <w:t xml:space="preserve">□ </w:t>
-            </w:r>
-          </w:p>
-          <w:p>
-            <w:pPr>
-              <w:spacing w:after="180"/>
-            </w:pPr>
-            <w:r>
-              <w:t xml:space="preserve">□ </w:t>
-            </w:r>
-          </w:p>
-          <w:p>
-            <w:pPr>
-              <w:spacing w:after="180"/>
-            </w:pPr>
-            <w:r>
-              <w:t xml:space="preserve">□ </w:t>
-            </w:r>
-          </w:p>
-          <w:p>
-            <w:pPr>
-              <w:spacing w:after="180"/>
-            </w:pPr>
-            <w:r>
-              <w:t xml:space="preserve">□ </w:t>
-            </w:r>
-          </w:p>
-          <w:p>
-            <w:pPr>
-              <w:spacing w:after="180"/>
-            </w:pPr>
-            <w:r>
-              <w:t xml:space="preserve">□ </w:t>
+              <w:t>Editable thinking space</w:t>
+            </w:r>
+          </w:p>
+          <w:p>
+            <w:pPr>
+              <w:spacing w:after="160"/>
+            </w:pPr>
+            <w:r>
+              <w:t>Use this space for typing, pasted screenshots, graph notes, revised assumptions, or teacher-approved digital annotation. For sketches or diagrams, paste an image or use Word's Draw tools.</w:t>
+            </w:r>
+          </w:p>
+          <w:p>
+            <w:pPr>
+              <w:spacing w:after="240"/>
+            </w:pPr>
+            <w:r>
+              <w:t xml:space="preserve"> </w:t>
+            </w:r>
+          </w:p>
+          <w:p>
+            <w:pPr>
+              <w:spacing w:after="240"/>
+            </w:pPr>
+            <w:r>
+              <w:t xml:space="preserve"> </w:t>
+            </w:r>
+          </w:p>
+          <w:p>
+            <w:pPr>
+              <w:spacing w:after="240"/>
+            </w:pPr>
+            <w:r>
+              <w:t xml:space="preserve"> </w:t>
+            </w:r>
+          </w:p>
+          <w:p>
+            <w:pPr>
+              <w:spacing w:after="240"/>
+            </w:pPr>
+            <w:r>
+              <w:t xml:space="preserve"> </w:t>
+            </w:r>
+          </w:p>
+          <w:p>
+            <w:pPr>
+              <w:spacing w:after="240"/>
+            </w:pPr>
+            <w:r>
+              <w:t xml:space="preserve"> </w:t>
+            </w:r>
+          </w:p>
+          <w:p>
+            <w:pPr>
+              <w:spacing w:after="240"/>
+            </w:pPr>
+            <w:r>
+              <w:t xml:space="preserve"> </w:t>
+            </w:r>
+          </w:p>
+          <w:p>
+            <w:pPr>
+              <w:spacing w:after="240"/>
+            </w:pPr>
+            <w:r>
+              <w:t xml:space="preserve"> </w:t>
+            </w:r>
+          </w:p>
+          <w:p>
+            <w:pPr>
+              <w:spacing w:after="240"/>
+            </w:pPr>
+            <w:r>
+              <w:t xml:space="preserve"> </w:t>
+            </w:r>
+          </w:p>
+          <w:p>
+            <w:pPr>
+              <w:spacing w:after="240"/>
+            </w:pPr>
+            <w:r>
+              <w:t xml:space="preserve"> </w:t>
             </w:r>
           </w:p>
         </w:tc>
@@ -7313,115 +7130,94 @@
             <w:vAlign w:val="top"/>
           </w:tcPr>
           <w:p>
+            <w:pPr>
+              <w:spacing w:after="80"/>
+            </w:pPr>
             <w:r>
               <w:rPr>
                 <w:b/>
               </w:rPr>
-              <w:t>Student thinking space</w:t>
-            </w:r>
-          </w:p>
-          <w:p>
-            <w:pPr>
-              <w:spacing w:after="180"/>
-            </w:pPr>
-            <w:r>
-              <w:t xml:space="preserve">□ </w:t>
-            </w:r>
-          </w:p>
-          <w:p>
-            <w:pPr>
-              <w:spacing w:after="180"/>
-            </w:pPr>
-            <w:r>
-              <w:t xml:space="preserve">□ </w:t>
-            </w:r>
-          </w:p>
-          <w:p>
-            <w:pPr>
-              <w:spacing w:after="180"/>
-            </w:pPr>
-            <w:r>
-              <w:t xml:space="preserve">□ </w:t>
-            </w:r>
-          </w:p>
-          <w:p>
-            <w:pPr>
-              <w:spacing w:after="180"/>
-            </w:pPr>
-            <w:r>
-              <w:t xml:space="preserve">□ </w:t>
-            </w:r>
-          </w:p>
-          <w:p>
-            <w:pPr>
-              <w:spacing w:after="180"/>
-            </w:pPr>
-            <w:r>
-              <w:t xml:space="preserve">□ </w:t>
-            </w:r>
-          </w:p>
-          <w:p>
-            <w:pPr>
-              <w:spacing w:after="180"/>
-            </w:pPr>
-            <w:r>
-              <w:t xml:space="preserve">□ </w:t>
-            </w:r>
-          </w:p>
-          <w:p>
-            <w:pPr>
-              <w:spacing w:after="180"/>
-            </w:pPr>
-            <w:r>
-              <w:t xml:space="preserve">□ </w:t>
-            </w:r>
-          </w:p>
-          <w:p>
-            <w:pPr>
-              <w:spacing w:after="180"/>
-            </w:pPr>
-            <w:r>
-              <w:t xml:space="preserve">□ </w:t>
-            </w:r>
-          </w:p>
-          <w:p>
-            <w:pPr>
-              <w:spacing w:after="180"/>
-            </w:pPr>
-            <w:r>
-              <w:t xml:space="preserve">□ </w:t>
-            </w:r>
-          </w:p>
-          <w:p>
-            <w:pPr>
-              <w:spacing w:after="180"/>
-            </w:pPr>
-            <w:r>
-              <w:t xml:space="preserve">□ </w:t>
-            </w:r>
-          </w:p>
-          <w:p>
-            <w:pPr>
-              <w:spacing w:after="180"/>
-            </w:pPr>
-            <w:r>
-              <w:t xml:space="preserve">□ </w:t>
-            </w:r>
-          </w:p>
-          <w:p>
-            <w:pPr>
-              <w:spacing w:after="180"/>
-            </w:pPr>
-            <w:r>
-              <w:t xml:space="preserve">□ </w:t>
-            </w:r>
-          </w:p>
-          <w:p>
-            <w:pPr>
-              <w:spacing w:after="180"/>
-            </w:pPr>
-            <w:r>
-              <w:t xml:space="preserve">□ </w:t>
+              <w:t>Editable thinking space</w:t>
+            </w:r>
+          </w:p>
+          <w:p>
+            <w:pPr>
+              <w:spacing w:after="160"/>
+            </w:pPr>
+            <w:r>
+              <w:t>Use this space for typing, pasted screenshots, graph notes, revised assumptions, or teacher-approved digital annotation. For sketches or diagrams, paste an image or use Word's Draw tools.</w:t>
+            </w:r>
+          </w:p>
+          <w:p>
+            <w:pPr>
+              <w:spacing w:after="240"/>
+            </w:pPr>
+            <w:r>
+              <w:t xml:space="preserve"> </w:t>
+            </w:r>
+          </w:p>
+          <w:p>
+            <w:pPr>
+              <w:spacing w:after="240"/>
+            </w:pPr>
+            <w:r>
+              <w:t xml:space="preserve"> </w:t>
+            </w:r>
+          </w:p>
+          <w:p>
+            <w:pPr>
+              <w:spacing w:after="240"/>
+            </w:pPr>
+            <w:r>
+              <w:t xml:space="preserve"> </w:t>
+            </w:r>
+          </w:p>
+          <w:p>
+            <w:pPr>
+              <w:spacing w:after="240"/>
+            </w:pPr>
+            <w:r>
+              <w:t xml:space="preserve"> </w:t>
+            </w:r>
+          </w:p>
+          <w:p>
+            <w:pPr>
+              <w:spacing w:after="240"/>
+            </w:pPr>
+            <w:r>
+              <w:t xml:space="preserve"> </w:t>
+            </w:r>
+          </w:p>
+          <w:p>
+            <w:pPr>
+              <w:spacing w:after="240"/>
+            </w:pPr>
+            <w:r>
+              <w:t xml:space="preserve"> </w:t>
+            </w:r>
+          </w:p>
+          <w:p>
+            <w:pPr>
+              <w:spacing w:after="240"/>
+            </w:pPr>
+            <w:r>
+              <w:t xml:space="preserve"> </w:t>
+            </w:r>
+          </w:p>
+          <w:p>
+            <w:pPr>
+              <w:spacing w:after="240"/>
+            </w:pPr>
+            <w:r>
+              <w:t xml:space="preserve"> </w:t>
+            </w:r>
+          </w:p>
+          <w:p>
+            <w:pPr>
+              <w:spacing w:after="240"/>
+            </w:pPr>
+            <w:r>
+              <w:t xml:space="preserve"> </w:t>
             </w:r>
           </w:p>
         </w:tc>
@@ -7586,60 +7382,69 @@
           </w:p>
           <w:p>
             <w:r>
+              <w:t>Type or paste your model version here.</w:t>
+            </w:r>
+          </w:p>
+          <w:p>
+            <w:pPr>
+              <w:spacing w:after="240"/>
+            </w:pPr>
+            <w:r>
               <w:t xml:space="preserve"> </w:t>
             </w:r>
           </w:p>
           <w:p>
+            <w:pPr>
+              <w:spacing w:after="240"/>
+            </w:pPr>
             <w:r>
               <w:t xml:space="preserve"> </w:t>
             </w:r>
           </w:p>
           <w:p>
+            <w:pPr>
+              <w:spacing w:after="240"/>
+            </w:pPr>
             <w:r>
               <w:t xml:space="preserve"> </w:t>
             </w:r>
           </w:p>
           <w:p>
+            <w:pPr>
+              <w:spacing w:after="240"/>
+            </w:pPr>
             <w:r>
               <w:t xml:space="preserve"> </w:t>
             </w:r>
           </w:p>
           <w:p>
+            <w:pPr>
+              <w:spacing w:after="240"/>
+            </w:pPr>
             <w:r>
               <w:t xml:space="preserve"> </w:t>
             </w:r>
           </w:p>
           <w:p>
+            <w:pPr>
+              <w:spacing w:after="240"/>
+            </w:pPr>
             <w:r>
               <w:t xml:space="preserve"> </w:t>
             </w:r>
           </w:p>
           <w:p>
+            <w:pPr>
+              <w:spacing w:after="240"/>
+            </w:pPr>
             <w:r>
               <w:t xml:space="preserve"> </w:t>
             </w:r>
           </w:p>
           <w:p>
-            <w:r>
-              <w:t xml:space="preserve"> </w:t>
-            </w:r>
-          </w:p>
-          <w:p>
-            <w:r>
-              <w:t xml:space="preserve"> </w:t>
-            </w:r>
-          </w:p>
-          <w:p>
-            <w:r>
-              <w:t xml:space="preserve"> </w:t>
-            </w:r>
-          </w:p>
-          <w:p>
-            <w:r>
-              <w:t xml:space="preserve"> </w:t>
-            </w:r>
-          </w:p>
-          <w:p>
+            <w:pPr>
+              <w:spacing w:after="240"/>
+            </w:pPr>
             <w:r>
               <w:t xml:space="preserve"> </w:t>
             </w:r>
@@ -7671,60 +7476,69 @@
           </w:p>
           <w:p>
             <w:r>
+              <w:t>Type or paste your model version here.</w:t>
+            </w:r>
+          </w:p>
+          <w:p>
+            <w:pPr>
+              <w:spacing w:after="240"/>
+            </w:pPr>
+            <w:r>
               <w:t xml:space="preserve"> </w:t>
             </w:r>
           </w:p>
           <w:p>
+            <w:pPr>
+              <w:spacing w:after="240"/>
+            </w:pPr>
             <w:r>
               <w:t xml:space="preserve"> </w:t>
             </w:r>
           </w:p>
           <w:p>
+            <w:pPr>
+              <w:spacing w:after="240"/>
+            </w:pPr>
             <w:r>
               <w:t xml:space="preserve"> </w:t>
             </w:r>
           </w:p>
           <w:p>
+            <w:pPr>
+              <w:spacing w:after="240"/>
+            </w:pPr>
             <w:r>
               <w:t xml:space="preserve"> </w:t>
             </w:r>
           </w:p>
           <w:p>
+            <w:pPr>
+              <w:spacing w:after="240"/>
+            </w:pPr>
             <w:r>
               <w:t xml:space="preserve"> </w:t>
             </w:r>
           </w:p>
           <w:p>
+            <w:pPr>
+              <w:spacing w:after="240"/>
+            </w:pPr>
             <w:r>
               <w:t xml:space="preserve"> </w:t>
             </w:r>
           </w:p>
           <w:p>
+            <w:pPr>
+              <w:spacing w:after="240"/>
+            </w:pPr>
             <w:r>
               <w:t xml:space="preserve"> </w:t>
             </w:r>
           </w:p>
           <w:p>
-            <w:r>
-              <w:t xml:space="preserve"> </w:t>
-            </w:r>
-          </w:p>
-          <w:p>
-            <w:r>
-              <w:t xml:space="preserve"> </w:t>
-            </w:r>
-          </w:p>
-          <w:p>
-            <w:r>
-              <w:t xml:space="preserve"> </w:t>
-            </w:r>
-          </w:p>
-          <w:p>
-            <w:r>
-              <w:t xml:space="preserve"> </w:t>
-            </w:r>
-          </w:p>
-          <w:p>
+            <w:pPr>
+              <w:spacing w:after="240"/>
+            </w:pPr>
             <w:r>
               <w:t xml:space="preserve"> </w:t>
             </w:r>
@@ -7756,60 +7570,69 @@
           </w:p>
           <w:p>
             <w:r>
+              <w:t>Type or paste your model version here.</w:t>
+            </w:r>
+          </w:p>
+          <w:p>
+            <w:pPr>
+              <w:spacing w:after="240"/>
+            </w:pPr>
+            <w:r>
               <w:t xml:space="preserve"> </w:t>
             </w:r>
           </w:p>
           <w:p>
+            <w:pPr>
+              <w:spacing w:after="240"/>
+            </w:pPr>
             <w:r>
               <w:t xml:space="preserve"> </w:t>
             </w:r>
           </w:p>
           <w:p>
+            <w:pPr>
+              <w:spacing w:after="240"/>
+            </w:pPr>
             <w:r>
               <w:t xml:space="preserve"> </w:t>
             </w:r>
           </w:p>
           <w:p>
+            <w:pPr>
+              <w:spacing w:after="240"/>
+            </w:pPr>
             <w:r>
               <w:t xml:space="preserve"> </w:t>
             </w:r>
           </w:p>
           <w:p>
+            <w:pPr>
+              <w:spacing w:after="240"/>
+            </w:pPr>
             <w:r>
               <w:t xml:space="preserve"> </w:t>
             </w:r>
           </w:p>
           <w:p>
+            <w:pPr>
+              <w:spacing w:after="240"/>
+            </w:pPr>
             <w:r>
               <w:t xml:space="preserve"> </w:t>
             </w:r>
           </w:p>
           <w:p>
+            <w:pPr>
+              <w:spacing w:after="240"/>
+            </w:pPr>
             <w:r>
               <w:t xml:space="preserve"> </w:t>
             </w:r>
           </w:p>
           <w:p>
-            <w:r>
-              <w:t xml:space="preserve"> </w:t>
-            </w:r>
-          </w:p>
-          <w:p>
-            <w:r>
-              <w:t xml:space="preserve"> </w:t>
-            </w:r>
-          </w:p>
-          <w:p>
-            <w:r>
-              <w:t xml:space="preserve"> </w:t>
-            </w:r>
-          </w:p>
-          <w:p>
-            <w:r>
-              <w:t xml:space="preserve"> </w:t>
-            </w:r>
-          </w:p>
-          <w:p>
+            <w:pPr>
+              <w:spacing w:after="240"/>
+            </w:pPr>
             <w:r>
               <w:t xml:space="preserve"> </w:t>
             </w:r>
@@ -7984,16 +7807,27 @@
             <w:vAlign w:val="top"/>
           </w:tcPr>
           <w:p>
+            <w:pPr>
+              <w:spacing w:after="80"/>
+            </w:pPr>
             <w:r>
               <w:rPr>
                 <w:b/>
               </w:rPr>
-              <w:t>Student thinking space</w:t>
-            </w:r>
-          </w:p>
-          <w:p>
-            <w:pPr>
-              <w:spacing w:after="180"/>
+              <w:t>Editable thinking space</w:t>
+            </w:r>
+          </w:p>
+          <w:p>
+            <w:pPr>
+              <w:spacing w:after="160"/>
+            </w:pPr>
+            <w:r>
+              <w:t>Use this space for typing, pasted screenshots, graph notes, revised assumptions, or teacher-approved digital annotation.</w:t>
+            </w:r>
+          </w:p>
+          <w:p>
+            <w:pPr>
+              <w:spacing w:after="240"/>
             </w:pPr>
             <w:r>
               <w:t xml:space="preserve"> </w:t>
@@ -8001,7 +7835,7 @@
           </w:p>
           <w:p>
             <w:pPr>
-              <w:spacing w:after="180"/>
+              <w:spacing w:after="240"/>
             </w:pPr>
             <w:r>
               <w:t xml:space="preserve"> </w:t>
@@ -8009,7 +7843,7 @@
           </w:p>
           <w:p>
             <w:pPr>
-              <w:spacing w:after="180"/>
+              <w:spacing w:after="240"/>
             </w:pPr>
             <w:r>
               <w:t xml:space="preserve"> </w:t>
@@ -8017,7 +7851,7 @@
           </w:p>
           <w:p>
             <w:pPr>
-              <w:spacing w:after="180"/>
+              <w:spacing w:after="240"/>
             </w:pPr>
             <w:r>
               <w:t xml:space="preserve"> </w:t>
@@ -8025,7 +7859,7 @@
           </w:p>
           <w:p>
             <w:pPr>
-              <w:spacing w:after="180"/>
+              <w:spacing w:after="240"/>
             </w:pPr>
             <w:r>
               <w:t xml:space="preserve"> </w:t>
@@ -8033,7 +7867,7 @@
           </w:p>
           <w:p>
             <w:pPr>
-              <w:spacing w:after="180"/>
+              <w:spacing w:after="240"/>
             </w:pPr>
             <w:r>
               <w:t xml:space="preserve"> </w:t>
@@ -8041,7 +7875,7 @@
           </w:p>
           <w:p>
             <w:pPr>
-              <w:spacing w:after="180"/>
+              <w:spacing w:after="240"/>
             </w:pPr>
             <w:r>
               <w:t xml:space="preserve"> </w:t>
@@ -8049,7 +7883,7 @@
           </w:p>
           <w:p>
             <w:pPr>
-              <w:spacing w:after="180"/>
+              <w:spacing w:after="240"/>
             </w:pPr>
             <w:r>
               <w:t xml:space="preserve"> </w:t>
@@ -8057,23 +7891,7 @@
           </w:p>
           <w:p>
             <w:pPr>
-              <w:spacing w:after="180"/>
-            </w:pPr>
-            <w:r>
-              <w:t xml:space="preserve"> </w:t>
-            </w:r>
-          </w:p>
-          <w:p>
-            <w:pPr>
-              <w:spacing w:after="180"/>
-            </w:pPr>
-            <w:r>
-              <w:t xml:space="preserve"> </w:t>
-            </w:r>
-          </w:p>
-          <w:p>
-            <w:pPr>
-              <w:spacing w:after="180"/>
+              <w:spacing w:after="240"/>
             </w:pPr>
             <w:r>
               <w:t xml:space="preserve"> </w:t>
@@ -8225,16 +8043,27 @@
             <w:vAlign w:val="top"/>
           </w:tcPr>
           <w:p>
+            <w:pPr>
+              <w:spacing w:after="80"/>
+            </w:pPr>
             <w:r>
               <w:rPr>
                 <w:b/>
               </w:rPr>
-              <w:t>Student thinking space</w:t>
-            </w:r>
-          </w:p>
-          <w:p>
-            <w:pPr>
-              <w:spacing w:after="180"/>
+              <w:t>Editable thinking space</w:t>
+            </w:r>
+          </w:p>
+          <w:p>
+            <w:pPr>
+              <w:spacing w:after="160"/>
+            </w:pPr>
+            <w:r>
+              <w:t>Use this space for typing, pasted screenshots, graph notes, revised assumptions, or teacher-approved digital annotation.</w:t>
+            </w:r>
+          </w:p>
+          <w:p>
+            <w:pPr>
+              <w:spacing w:after="240"/>
             </w:pPr>
             <w:r>
               <w:t xml:space="preserve"> </w:t>
@@ -8242,7 +8071,7 @@
           </w:p>
           <w:p>
             <w:pPr>
-              <w:spacing w:after="180"/>
+              <w:spacing w:after="240"/>
             </w:pPr>
             <w:r>
               <w:t xml:space="preserve"> </w:t>
@@ -8250,7 +8079,7 @@
           </w:p>
           <w:p>
             <w:pPr>
-              <w:spacing w:after="180"/>
+              <w:spacing w:after="240"/>
             </w:pPr>
             <w:r>
               <w:t xml:space="preserve"> </w:t>
@@ -8258,7 +8087,7 @@
           </w:p>
           <w:p>
             <w:pPr>
-              <w:spacing w:after="180"/>
+              <w:spacing w:after="240"/>
             </w:pPr>
             <w:r>
               <w:t xml:space="preserve"> </w:t>
@@ -8266,7 +8095,7 @@
           </w:p>
           <w:p>
             <w:pPr>
-              <w:spacing w:after="180"/>
+              <w:spacing w:after="240"/>
             </w:pPr>
             <w:r>
               <w:t xml:space="preserve"> </w:t>
@@ -8274,7 +8103,7 @@
           </w:p>
           <w:p>
             <w:pPr>
-              <w:spacing w:after="180"/>
+              <w:spacing w:after="240"/>
             </w:pPr>
             <w:r>
               <w:t xml:space="preserve"> </w:t>
@@ -8282,7 +8111,7 @@
           </w:p>
           <w:p>
             <w:pPr>
-              <w:spacing w:after="180"/>
+              <w:spacing w:after="240"/>
             </w:pPr>
             <w:r>
               <w:t xml:space="preserve"> </w:t>
@@ -8290,7 +8119,7 @@
           </w:p>
           <w:p>
             <w:pPr>
-              <w:spacing w:after="180"/>
+              <w:spacing w:after="240"/>
             </w:pPr>
             <w:r>
               <w:t xml:space="preserve"> </w:t>
@@ -8298,23 +8127,7 @@
           </w:p>
           <w:p>
             <w:pPr>
-              <w:spacing w:after="180"/>
-            </w:pPr>
-            <w:r>
-              <w:t xml:space="preserve"> </w:t>
-            </w:r>
-          </w:p>
-          <w:p>
-            <w:pPr>
-              <w:spacing w:after="180"/>
-            </w:pPr>
-            <w:r>
-              <w:t xml:space="preserve"> </w:t>
-            </w:r>
-          </w:p>
-          <w:p>
-            <w:pPr>
-              <w:spacing w:after="180"/>
+              <w:spacing w:after="240"/>
             </w:pPr>
             <w:r>
               <w:t xml:space="preserve"> </w:t>
@@ -8466,16 +8279,27 @@
             <w:vAlign w:val="top"/>
           </w:tcPr>
           <w:p>
+            <w:pPr>
+              <w:spacing w:after="80"/>
+            </w:pPr>
             <w:r>
               <w:rPr>
                 <w:b/>
               </w:rPr>
-              <w:t>Student thinking space</w:t>
-            </w:r>
-          </w:p>
-          <w:p>
-            <w:pPr>
-              <w:spacing w:after="180"/>
+              <w:t>Editable thinking space</w:t>
+            </w:r>
+          </w:p>
+          <w:p>
+            <w:pPr>
+              <w:spacing w:after="160"/>
+            </w:pPr>
+            <w:r>
+              <w:t>Use this space for typing, pasted screenshots, graph notes, revised assumptions, or teacher-approved digital annotation.</w:t>
+            </w:r>
+          </w:p>
+          <w:p>
+            <w:pPr>
+              <w:spacing w:after="240"/>
             </w:pPr>
             <w:r>
               <w:t xml:space="preserve"> </w:t>
@@ -8483,7 +8307,7 @@
           </w:p>
           <w:p>
             <w:pPr>
-              <w:spacing w:after="180"/>
+              <w:spacing w:after="240"/>
             </w:pPr>
             <w:r>
               <w:t xml:space="preserve"> </w:t>
@@ -8491,7 +8315,7 @@
           </w:p>
           <w:p>
             <w:pPr>
-              <w:spacing w:after="180"/>
+              <w:spacing w:after="240"/>
             </w:pPr>
             <w:r>
               <w:t xml:space="preserve"> </w:t>
@@ -8499,7 +8323,7 @@
           </w:p>
           <w:p>
             <w:pPr>
-              <w:spacing w:after="180"/>
+              <w:spacing w:after="240"/>
             </w:pPr>
             <w:r>
               <w:t xml:space="preserve"> </w:t>
@@ -8507,7 +8331,7 @@
           </w:p>
           <w:p>
             <w:pPr>
-              <w:spacing w:after="180"/>
+              <w:spacing w:after="240"/>
             </w:pPr>
             <w:r>
               <w:t xml:space="preserve"> </w:t>
@@ -8515,7 +8339,7 @@
           </w:p>
           <w:p>
             <w:pPr>
-              <w:spacing w:after="180"/>
+              <w:spacing w:after="240"/>
             </w:pPr>
             <w:r>
               <w:t xml:space="preserve"> </w:t>
@@ -8523,7 +8347,7 @@
           </w:p>
           <w:p>
             <w:pPr>
-              <w:spacing w:after="180"/>
+              <w:spacing w:after="240"/>
             </w:pPr>
             <w:r>
               <w:t xml:space="preserve"> </w:t>
@@ -8531,7 +8355,7 @@
           </w:p>
           <w:p>
             <w:pPr>
-              <w:spacing w:after="180"/>
+              <w:spacing w:after="240"/>
             </w:pPr>
             <w:r>
               <w:t xml:space="preserve"> </w:t>
@@ -8539,23 +8363,7 @@
           </w:p>
           <w:p>
             <w:pPr>
-              <w:spacing w:after="180"/>
-            </w:pPr>
-            <w:r>
-              <w:t xml:space="preserve"> </w:t>
-            </w:r>
-          </w:p>
-          <w:p>
-            <w:pPr>
-              <w:spacing w:after="180"/>
-            </w:pPr>
-            <w:r>
-              <w:t xml:space="preserve"> </w:t>
-            </w:r>
-          </w:p>
-          <w:p>
-            <w:pPr>
-              <w:spacing w:after="180"/>
+              <w:spacing w:after="240"/>
             </w:pPr>
             <w:r>
               <w:t xml:space="preserve"> </w:t>
@@ -8707,115 +8515,94 @@
             <w:vAlign w:val="top"/>
           </w:tcPr>
           <w:p>
+            <w:pPr>
+              <w:spacing w:after="80"/>
+            </w:pPr>
             <w:r>
               <w:rPr>
                 <w:b/>
               </w:rPr>
-              <w:t>Student thinking space</w:t>
-            </w:r>
-          </w:p>
-          <w:p>
-            <w:pPr>
-              <w:spacing w:after="180"/>
-            </w:pPr>
-            <w:r>
-              <w:t xml:space="preserve">□ </w:t>
-            </w:r>
-          </w:p>
-          <w:p>
-            <w:pPr>
-              <w:spacing w:after="180"/>
-            </w:pPr>
-            <w:r>
-              <w:t xml:space="preserve">□ </w:t>
-            </w:r>
-          </w:p>
-          <w:p>
-            <w:pPr>
-              <w:spacing w:after="180"/>
-            </w:pPr>
-            <w:r>
-              <w:t xml:space="preserve">□ </w:t>
-            </w:r>
-          </w:p>
-          <w:p>
-            <w:pPr>
-              <w:spacing w:after="180"/>
-            </w:pPr>
-            <w:r>
-              <w:t xml:space="preserve">□ </w:t>
-            </w:r>
-          </w:p>
-          <w:p>
-            <w:pPr>
-              <w:spacing w:after="180"/>
-            </w:pPr>
-            <w:r>
-              <w:t xml:space="preserve">□ </w:t>
-            </w:r>
-          </w:p>
-          <w:p>
-            <w:pPr>
-              <w:spacing w:after="180"/>
-            </w:pPr>
-            <w:r>
-              <w:t xml:space="preserve">□ </w:t>
-            </w:r>
-          </w:p>
-          <w:p>
-            <w:pPr>
-              <w:spacing w:after="180"/>
-            </w:pPr>
-            <w:r>
-              <w:t xml:space="preserve">□ </w:t>
-            </w:r>
-          </w:p>
-          <w:p>
-            <w:pPr>
-              <w:spacing w:after="180"/>
-            </w:pPr>
-            <w:r>
-              <w:t xml:space="preserve">□ </w:t>
-            </w:r>
-          </w:p>
-          <w:p>
-            <w:pPr>
-              <w:spacing w:after="180"/>
-            </w:pPr>
-            <w:r>
-              <w:t xml:space="preserve">□ </w:t>
-            </w:r>
-          </w:p>
-          <w:p>
-            <w:pPr>
-              <w:spacing w:after="180"/>
-            </w:pPr>
-            <w:r>
-              <w:t xml:space="preserve">□ </w:t>
-            </w:r>
-          </w:p>
-          <w:p>
-            <w:pPr>
-              <w:spacing w:after="180"/>
-            </w:pPr>
-            <w:r>
-              <w:t xml:space="preserve">□ </w:t>
-            </w:r>
-          </w:p>
-          <w:p>
-            <w:pPr>
-              <w:spacing w:after="180"/>
-            </w:pPr>
-            <w:r>
-              <w:t xml:space="preserve">□ </w:t>
-            </w:r>
-          </w:p>
-          <w:p>
-            <w:pPr>
-              <w:spacing w:after="180"/>
-            </w:pPr>
-            <w:r>
-              <w:t xml:space="preserve">□ </w:t>
+              <w:t>Editable thinking space</w:t>
+            </w:r>
+          </w:p>
+          <w:p>
+            <w:pPr>
+              <w:spacing w:after="160"/>
+            </w:pPr>
+            <w:r>
+              <w:t>Use this space for typing, pasted screenshots, graph notes, revised assumptions, or teacher-approved digital annotation. For sketches or diagrams, paste an image or use Word's Draw tools.</w:t>
+            </w:r>
+          </w:p>
+          <w:p>
+            <w:pPr>
+              <w:spacing w:after="240"/>
+            </w:pPr>
+            <w:r>
+              <w:t xml:space="preserve"> </w:t>
+            </w:r>
+          </w:p>
+          <w:p>
+            <w:pPr>
+              <w:spacing w:after="240"/>
+            </w:pPr>
+            <w:r>
+              <w:t xml:space="preserve"> </w:t>
+            </w:r>
+          </w:p>
+          <w:p>
+            <w:pPr>
+              <w:spacing w:after="240"/>
+            </w:pPr>
+            <w:r>
+              <w:t xml:space="preserve"> </w:t>
+            </w:r>
+          </w:p>
+          <w:p>
+            <w:pPr>
+              <w:spacing w:after="240"/>
+            </w:pPr>
+            <w:r>
+              <w:t xml:space="preserve"> </w:t>
+            </w:r>
+          </w:p>
+          <w:p>
+            <w:pPr>
+              <w:spacing w:after="240"/>
+            </w:pPr>
+            <w:r>
+              <w:t xml:space="preserve"> </w:t>
+            </w:r>
+          </w:p>
+          <w:p>
+            <w:pPr>
+              <w:spacing w:after="240"/>
+            </w:pPr>
+            <w:r>
+              <w:t xml:space="preserve"> </w:t>
+            </w:r>
+          </w:p>
+          <w:p>
+            <w:pPr>
+              <w:spacing w:after="240"/>
+            </w:pPr>
+            <w:r>
+              <w:t xml:space="preserve"> </w:t>
+            </w:r>
+          </w:p>
+          <w:p>
+            <w:pPr>
+              <w:spacing w:after="240"/>
+            </w:pPr>
+            <w:r>
+              <w:t xml:space="preserve"> </w:t>
+            </w:r>
+          </w:p>
+          <w:p>
+            <w:pPr>
+              <w:spacing w:after="240"/>
+            </w:pPr>
+            <w:r>
+              <w:t xml:space="preserve"> </w:t>
             </w:r>
           </w:p>
         </w:tc>
@@ -8964,16 +8751,27 @@
             <w:vAlign w:val="top"/>
           </w:tcPr>
           <w:p>
+            <w:pPr>
+              <w:spacing w:after="80"/>
+            </w:pPr>
             <w:r>
               <w:rPr>
                 <w:b/>
               </w:rPr>
-              <w:t>Student thinking space</w:t>
-            </w:r>
-          </w:p>
-          <w:p>
-            <w:pPr>
-              <w:spacing w:after="180"/>
+              <w:t>Editable thinking space</w:t>
+            </w:r>
+          </w:p>
+          <w:p>
+            <w:pPr>
+              <w:spacing w:after="160"/>
+            </w:pPr>
+            <w:r>
+              <w:t>Use this space for typing, pasted screenshots, graph notes, revised assumptions, or teacher-approved digital annotation.</w:t>
+            </w:r>
+          </w:p>
+          <w:p>
+            <w:pPr>
+              <w:spacing w:after="240"/>
             </w:pPr>
             <w:r>
               <w:t xml:space="preserve"> </w:t>
@@ -8981,7 +8779,7 @@
           </w:p>
           <w:p>
             <w:pPr>
-              <w:spacing w:after="180"/>
+              <w:spacing w:after="240"/>
             </w:pPr>
             <w:r>
               <w:t xml:space="preserve"> </w:t>
@@ -8989,7 +8787,7 @@
           </w:p>
           <w:p>
             <w:pPr>
-              <w:spacing w:after="180"/>
+              <w:spacing w:after="240"/>
             </w:pPr>
             <w:r>
               <w:t xml:space="preserve"> </w:t>
@@ -8997,7 +8795,7 @@
           </w:p>
           <w:p>
             <w:pPr>
-              <w:spacing w:after="180"/>
+              <w:spacing w:after="240"/>
             </w:pPr>
             <w:r>
               <w:t xml:space="preserve"> </w:t>
@@ -9005,7 +8803,7 @@
           </w:p>
           <w:p>
             <w:pPr>
-              <w:spacing w:after="180"/>
+              <w:spacing w:after="240"/>
             </w:pPr>
             <w:r>
               <w:t xml:space="preserve"> </w:t>
@@ -9013,7 +8811,7 @@
           </w:p>
           <w:p>
             <w:pPr>
-              <w:spacing w:after="180"/>
+              <w:spacing w:after="240"/>
             </w:pPr>
             <w:r>
               <w:t xml:space="preserve"> </w:t>
@@ -9021,7 +8819,7 @@
           </w:p>
           <w:p>
             <w:pPr>
-              <w:spacing w:after="180"/>
+              <w:spacing w:after="240"/>
             </w:pPr>
             <w:r>
               <w:t xml:space="preserve"> </w:t>
@@ -9029,7 +8827,7 @@
           </w:p>
           <w:p>
             <w:pPr>
-              <w:spacing w:after="180"/>
+              <w:spacing w:after="240"/>
             </w:pPr>
             <w:r>
               <w:t xml:space="preserve"> </w:t>
@@ -9037,23 +8835,7 @@
           </w:p>
           <w:p>
             <w:pPr>
-              <w:spacing w:after="180"/>
-            </w:pPr>
-            <w:r>
-              <w:t xml:space="preserve"> </w:t>
-            </w:r>
-          </w:p>
-          <w:p>
-            <w:pPr>
-              <w:spacing w:after="180"/>
-            </w:pPr>
-            <w:r>
-              <w:t xml:space="preserve"> </w:t>
-            </w:r>
-          </w:p>
-          <w:p>
-            <w:pPr>
-              <w:spacing w:after="180"/>
+              <w:spacing w:after="240"/>
             </w:pPr>
             <w:r>
               <w:t xml:space="preserve"> </w:t>
@@ -9205,16 +8987,27 @@
             <w:vAlign w:val="top"/>
           </w:tcPr>
           <w:p>
+            <w:pPr>
+              <w:spacing w:after="80"/>
+            </w:pPr>
             <w:r>
               <w:rPr>
                 <w:b/>
               </w:rPr>
-              <w:t>Student thinking space</w:t>
-            </w:r>
-          </w:p>
-          <w:p>
-            <w:pPr>
-              <w:spacing w:after="180"/>
+              <w:t>Editable thinking space</w:t>
+            </w:r>
+          </w:p>
+          <w:p>
+            <w:pPr>
+              <w:spacing w:after="160"/>
+            </w:pPr>
+            <w:r>
+              <w:t>Use this space for typing, pasted screenshots, graph notes, revised assumptions, or teacher-approved digital annotation.</w:t>
+            </w:r>
+          </w:p>
+          <w:p>
+            <w:pPr>
+              <w:spacing w:after="240"/>
             </w:pPr>
             <w:r>
               <w:t xml:space="preserve"> </w:t>
@@ -9222,7 +9015,7 @@
           </w:p>
           <w:p>
             <w:pPr>
-              <w:spacing w:after="180"/>
+              <w:spacing w:after="240"/>
             </w:pPr>
             <w:r>
               <w:t xml:space="preserve"> </w:t>
@@ -9230,7 +9023,7 @@
           </w:p>
           <w:p>
             <w:pPr>
-              <w:spacing w:after="180"/>
+              <w:spacing w:after="240"/>
             </w:pPr>
             <w:r>
               <w:t xml:space="preserve"> </w:t>
@@ -9238,7 +9031,7 @@
           </w:p>
           <w:p>
             <w:pPr>
-              <w:spacing w:after="180"/>
+              <w:spacing w:after="240"/>
             </w:pPr>
             <w:r>
               <w:t xml:space="preserve"> </w:t>
@@ -9246,7 +9039,7 @@
           </w:p>
           <w:p>
             <w:pPr>
-              <w:spacing w:after="180"/>
+              <w:spacing w:after="240"/>
             </w:pPr>
             <w:r>
               <w:t xml:space="preserve"> </w:t>
@@ -9254,7 +9047,7 @@
           </w:p>
           <w:p>
             <w:pPr>
-              <w:spacing w:after="180"/>
+              <w:spacing w:after="240"/>
             </w:pPr>
             <w:r>
               <w:t xml:space="preserve"> </w:t>
@@ -9262,7 +9055,7 @@
           </w:p>
           <w:p>
             <w:pPr>
-              <w:spacing w:after="180"/>
+              <w:spacing w:after="240"/>
             </w:pPr>
             <w:r>
               <w:t xml:space="preserve"> </w:t>
@@ -9270,7 +9063,7 @@
           </w:p>
           <w:p>
             <w:pPr>
-              <w:spacing w:after="180"/>
+              <w:spacing w:after="240"/>
             </w:pPr>
             <w:r>
               <w:t xml:space="preserve"> </w:t>
@@ -9278,23 +9071,7 @@
           </w:p>
           <w:p>
             <w:pPr>
-              <w:spacing w:after="180"/>
-            </w:pPr>
-            <w:r>
-              <w:t xml:space="preserve"> </w:t>
-            </w:r>
-          </w:p>
-          <w:p>
-            <w:pPr>
-              <w:spacing w:after="180"/>
-            </w:pPr>
-            <w:r>
-              <w:t xml:space="preserve"> </w:t>
-            </w:r>
-          </w:p>
-          <w:p>
-            <w:pPr>
-              <w:spacing w:after="180"/>
+              <w:spacing w:after="240"/>
             </w:pPr>
             <w:r>
               <w:t xml:space="preserve"> </w:t>

--- a/downloads/investigation-journal.docx
+++ b/downloads/investigation-journal.docx
@@ -349,6 +349,162 @@
         <w:rPr>
           <w:b w:val="0"/>
         </w:rPr>
+        <w:t>What strong modeling looks like.</w:t>
+      </w:r>
+    </w:p>
+    <w:p>
+      <w:r>
+        <w:rPr>
+          <w:b w:val="0"/>
+        </w:rPr>
+        <w:t>This page is a guide for the kind of thinking the journal should make visible. It is not a checklist; it is a way to recognize stronger mathematical investigation.</w:t>
+      </w:r>
+    </w:p>
+    <w:tbl>
+      <w:tblPr>
+        <w:tblW w:type="auto" w:w="0"/>
+        <w:jc w:val="center"/>
+        <w:tblLook w:firstColumn="1" w:firstRow="1" w:lastColumn="0" w:lastRow="0" w:noHBand="0" w:noVBand="1" w:val="04A0"/>
+      </w:tblPr>
+      <w:tblGrid>
+        <w:gridCol w:w="4704"/>
+        <w:gridCol w:w="4704"/>
+        <w:gridCol w:w="4704"/>
+      </w:tblGrid>
+      <w:tr>
+        <w:tc>
+          <w:tcPr>
+            <w:tcW w:type="dxa" w:w="4704"/>
+            <w:tcMar>
+              <w:top w:w="160" w:type="dxa"/>
+              <w:left w:w="160" w:type="dxa"/>
+              <w:bottom w:w="160" w:type="dxa"/>
+              <w:right w:w="160" w:type="dxa"/>
+            </w:tcMar>
+            <w:shd w:fill="EDF8F1"/>
+            <w:tcBorders>
+              <w:top w:val="single" w:sz="8" w:space="0" w:color="DBE2EA"/>
+              <w:left w:val="single" w:sz="8" w:space="0" w:color="DBE2EA"/>
+              <w:bottom w:val="single" w:sz="8" w:space="0" w:color="DBE2EA"/>
+              <w:right w:val="single" w:sz="8" w:space="0" w:color="DBE2EA"/>
+            </w:tcBorders>
+          </w:tcPr>
+          <w:p>
+            <w:pPr>
+              <w:spacing w:after="60"/>
+            </w:pPr>
+            <w:r>
+              <w:rPr>
+                <w:b/>
+                <w:color w:val="15803D"/>
+                <w:sz w:val="23"/>
+              </w:rPr>
+              <w:t>Strong modeling</w:t>
+            </w:r>
+          </w:p>
+          <w:p>
+            <w:pPr>
+              <w:spacing w:after="0"/>
+            </w:pPr>
+            <w:r>
+              <w:t>Explains assumptions; critiques realism; revises predictions; compares models; identifies limitations; connects graph, algebra, and context; interprets uncertainty.</w:t>
+            </w:r>
+          </w:p>
+        </w:tc>
+        <w:tc>
+          <w:tcPr>
+            <w:tcW w:type="dxa" w:w="4704"/>
+            <w:tcMar>
+              <w:top w:w="160" w:type="dxa"/>
+              <w:left w:w="160" w:type="dxa"/>
+              <w:bottom w:w="160" w:type="dxa"/>
+              <w:right w:w="160" w:type="dxa"/>
+            </w:tcMar>
+            <w:shd w:fill="F8FAFC"/>
+            <w:tcBorders>
+              <w:top w:val="single" w:sz="8" w:space="0" w:color="DBE2EA"/>
+              <w:left w:val="single" w:sz="8" w:space="0" w:color="DBE2EA"/>
+              <w:bottom w:val="single" w:sz="8" w:space="0" w:color="DBE2EA"/>
+              <w:right w:val="single" w:sz="8" w:space="0" w:color="DBE2EA"/>
+            </w:tcBorders>
+          </w:tcPr>
+          <w:p>
+            <w:pPr>
+              <w:spacing w:after="60"/>
+            </w:pPr>
+            <w:r>
+              <w:rPr>
+                <w:b/>
+                <w:color w:val="B45353"/>
+                <w:sz w:val="23"/>
+              </w:rPr>
+              <w:t>Weak modeling</w:t>
+            </w:r>
+          </w:p>
+          <w:p>
+            <w:pPr>
+              <w:spacing w:after="0"/>
+            </w:pPr>
+            <w:r>
+              <w:t>Only calculates; ignores unrealistic outputs; hides uncertainty; treats models as perfect truth; separates math from context; copies technology output without interpretation.</w:t>
+            </w:r>
+          </w:p>
+        </w:tc>
+        <w:tc>
+          <w:tcPr>
+            <w:tcW w:type="dxa" w:w="4704"/>
+            <w:tcMar>
+              <w:top w:w="160" w:type="dxa"/>
+              <w:left w:w="160" w:type="dxa"/>
+              <w:bottom w:w="160" w:type="dxa"/>
+              <w:right w:w="160" w:type="dxa"/>
+            </w:tcMar>
+            <w:shd w:fill="FFFFFF"/>
+            <w:tcBorders>
+              <w:top w:val="single" w:sz="8" w:space="0" w:color="DBE2EA"/>
+              <w:left w:val="single" w:sz="8" w:space="0" w:color="DBE2EA"/>
+              <w:bottom w:val="single" w:sz="8" w:space="0" w:color="DBE2EA"/>
+              <w:right w:val="single" w:sz="8" w:space="0" w:color="DBE2EA"/>
+            </w:tcBorders>
+          </w:tcPr>
+          <w:p>
+            <w:pPr>
+              <w:spacing w:after="60"/>
+            </w:pPr>
+            <w:r>
+              <w:rPr>
+                <w:b/>
+                <w:color w:val="111827"/>
+                <w:sz w:val="23"/>
+              </w:rPr>
+              <w:t>Core idea</w:t>
+            </w:r>
+          </w:p>
+          <w:p>
+            <w:pPr>
+              <w:spacing w:after="0"/>
+            </w:pPr>
+            <w:r>
+              <w:t>Models are arguments. They become stronger when evidence, assumptions, revisions, and limits become more visible.</w:t>
+            </w:r>
+          </w:p>
+        </w:tc>
+      </w:tr>
+    </w:tbl>
+    <w:p/>
+    <w:p>
+      <w:r>
+        <w:br w:type="page"/>
+      </w:r>
+    </w:p>
+    <w:p>
+      <w:pPr>
+        <w:pStyle w:val="Heading1"/>
+      </w:pPr>
+      <w:r>
+        <w:rPr>
+          <w:b w:val="0"/>
+        </w:rPr>
         <w:t>Shared field notebook. Individual accountability.</w:t>
       </w:r>
     </w:p>
@@ -889,6 +1045,55 @@
         </w:tc>
       </w:tr>
     </w:tbl>
+    <w:tbl>
+      <w:tblPr>
+        <w:tblW w:type="auto" w:w="0"/>
+        <w:jc w:val="left"/>
+        <w:tblLook w:firstColumn="1" w:firstRow="1" w:lastColumn="0" w:lastRow="0" w:noHBand="0" w:noVBand="1" w:val="04A0"/>
+      </w:tblPr>
+      <w:tblGrid>
+        <w:gridCol w:w="14112"/>
+      </w:tblGrid>
+      <w:tr>
+        <w:tc>
+          <w:tcPr>
+            <w:tcW w:type="dxa" w:w="14112"/>
+            <w:shd w:fill="F8FAFC"/>
+            <w:tcBorders>
+              <w:top w:val="single" w:sz="8" w:space="0" w:color="DBE2EA"/>
+              <w:left w:val="single" w:sz="8" w:space="0" w:color="DBE2EA"/>
+              <w:bottom w:val="single" w:sz="8" w:space="0" w:color="DBE2EA"/>
+              <w:right w:val="single" w:sz="8" w:space="0" w:color="DBE2EA"/>
+            </w:tcBorders>
+            <w:tcMar>
+              <w:top w:w="190" w:type="dxa"/>
+              <w:left w:w="190" w:type="dxa"/>
+              <w:bottom w:w="190" w:type="dxa"/>
+              <w:right w:w="190" w:type="dxa"/>
+            </w:tcMar>
+            <w:vAlign w:val="top"/>
+          </w:tcPr>
+          <w:p>
+            <w:r>
+              <w:rPr>
+                <w:b/>
+                <w:color w:val="111827"/>
+                <w:sz w:val="24"/>
+              </w:rPr>
+              <w:t>Modeling anchor</w:t>
+            </w:r>
+          </w:p>
+          <w:p>
+            <w:pPr>
+              <w:spacing w:after="0"/>
+            </w:pPr>
+            <w:r>
+              <w:t>Models are arguments.</w:t>
+            </w:r>
+          </w:p>
+        </w:tc>
+      </w:tr>
+    </w:tbl>
     <w:p>
       <w:r>
         <w:br w:type="page"/>
@@ -957,6 +1162,55 @@
     <w:tbl>
       <w:tblPr>
         <w:tblW w:type="auto" w:w="0"/>
+        <w:jc w:val="left"/>
+        <w:tblLook w:firstColumn="1" w:firstRow="1" w:lastColumn="0" w:lastRow="0" w:noHBand="0" w:noVBand="1" w:val="04A0"/>
+      </w:tblPr>
+      <w:tblGrid>
+        <w:gridCol w:w="14112"/>
+      </w:tblGrid>
+      <w:tr>
+        <w:tc>
+          <w:tcPr>
+            <w:tcW w:type="dxa" w:w="14112"/>
+            <w:shd w:fill="EDF4FF"/>
+            <w:tcBorders>
+              <w:top w:val="single" w:sz="8" w:space="0" w:color="DBE2EA"/>
+              <w:left w:val="single" w:sz="8" w:space="0" w:color="DBE2EA"/>
+              <w:bottom w:val="single" w:sz="8" w:space="0" w:color="DBE2EA"/>
+              <w:right w:val="single" w:sz="8" w:space="0" w:color="DBE2EA"/>
+            </w:tcBorders>
+            <w:tcMar>
+              <w:top w:w="190" w:type="dxa"/>
+              <w:left w:w="190" w:type="dxa"/>
+              <w:bottom w:w="190" w:type="dxa"/>
+              <w:right w:w="190" w:type="dxa"/>
+            </w:tcMar>
+            <w:vAlign w:val="top"/>
+          </w:tcPr>
+          <w:p>
+            <w:r>
+              <w:rPr>
+                <w:b/>
+                <w:color w:val="2563EB"/>
+                <w:sz w:val="24"/>
+              </w:rPr>
+              <w:t>Possible artifacts</w:t>
+            </w:r>
+          </w:p>
+          <w:p>
+            <w:pPr>
+              <w:spacing w:after="0"/>
+            </w:pPr>
+            <w:r>
+              <w:t>system map, arrows between variables, uncertainty notes, pressure labels, feedback loop sketch</w:t>
+            </w:r>
+          </w:p>
+        </w:tc>
+      </w:tr>
+    </w:tbl>
+    <w:tbl>
+      <w:tblPr>
+        <w:tblW w:type="auto" w:w="0"/>
         <w:jc w:val="center"/>
         <w:tblLook w:firstColumn="1" w:firstRow="1" w:lastColumn="0" w:lastRow="0" w:noHBand="0" w:noVBand="1" w:val="04A0"/>
       </w:tblPr>
@@ -1119,7 +1373,7 @@
               <w:spacing w:after="0"/>
             </w:pPr>
             <w:r>
-              <w:t>What changed in your thinking? What assumption is doing the most work? What evidence would make this stronger?</w:t>
+              <w:t>What assumption became weaker?</w:t>
             </w:r>
           </w:p>
         </w:tc>
@@ -1193,7 +1447,7 @@
     <w:tbl>
       <w:tblPr>
         <w:tblW w:type="auto" w:w="0"/>
-        <w:jc w:val="center"/>
+        <w:jc w:val="left"/>
         <w:tblLook w:firstColumn="1" w:firstRow="1" w:lastColumn="0" w:lastRow="0" w:noHBand="0" w:noVBand="1" w:val="04A0"/>
       </w:tblPr>
       <w:tblGrid>
@@ -1203,110 +1457,37 @@
         <w:tc>
           <w:tcPr>
             <w:tcW w:type="dxa" w:w="14112"/>
-            <w:shd w:fill="FFFFFF"/>
+            <w:shd w:fill="EDF4FF"/>
             <w:tcBorders>
-              <w:top w:val="single" w:sz="10" w:space="0" w:color="AEBBCC"/>
-              <w:left w:val="single" w:sz="10" w:space="0" w:color="AEBBCC"/>
-              <w:bottom w:val="single" w:sz="10" w:space="0" w:color="AEBBCC"/>
-              <w:right w:val="single" w:sz="10" w:space="0" w:color="AEBBCC"/>
+              <w:top w:val="single" w:sz="8" w:space="0" w:color="DBE2EA"/>
+              <w:left w:val="single" w:sz="8" w:space="0" w:color="DBE2EA"/>
+              <w:bottom w:val="single" w:sz="8" w:space="0" w:color="DBE2EA"/>
+              <w:right w:val="single" w:sz="8" w:space="0" w:color="DBE2EA"/>
             </w:tcBorders>
             <w:tcMar>
-              <w:top w:w="220" w:type="dxa"/>
-              <w:left w:w="220" w:type="dxa"/>
-              <w:bottom w:w="220" w:type="dxa"/>
-              <w:right w:w="220" w:type="dxa"/>
+              <w:top w:w="190" w:type="dxa"/>
+              <w:left w:w="190" w:type="dxa"/>
+              <w:bottom w:w="190" w:type="dxa"/>
+              <w:right w:w="190" w:type="dxa"/>
             </w:tcMar>
             <w:vAlign w:val="top"/>
           </w:tcPr>
           <w:p>
-            <w:pPr>
-              <w:spacing w:after="80"/>
-            </w:pPr>
             <w:r>
               <w:rPr>
                 <w:b/>
+                <w:color w:val="2563EB"/>
+                <w:sz w:val="24"/>
               </w:rPr>
-              <w:t>Editable thinking space</w:t>
-            </w:r>
-          </w:p>
-          <w:p>
-            <w:pPr>
-              <w:spacing w:after="160"/>
-            </w:pPr>
-            <w:r>
-              <w:t>Use this space for typing, pasted screenshots, graph notes, revised assumptions, or teacher-approved digital annotation.</w:t>
-            </w:r>
-          </w:p>
-          <w:p>
-            <w:pPr>
-              <w:spacing w:after="240"/>
-            </w:pPr>
-            <w:r>
-              <w:t xml:space="preserve"> </w:t>
-            </w:r>
-          </w:p>
-          <w:p>
-            <w:pPr>
-              <w:spacing w:after="240"/>
-            </w:pPr>
-            <w:r>
-              <w:t xml:space="preserve"> </w:t>
-            </w:r>
-          </w:p>
-          <w:p>
-            <w:pPr>
-              <w:spacing w:after="240"/>
-            </w:pPr>
-            <w:r>
-              <w:t xml:space="preserve"> </w:t>
-            </w:r>
-          </w:p>
-          <w:p>
-            <w:pPr>
-              <w:spacing w:after="240"/>
-            </w:pPr>
-            <w:r>
-              <w:t xml:space="preserve"> </w:t>
-            </w:r>
-          </w:p>
-          <w:p>
-            <w:pPr>
-              <w:spacing w:after="240"/>
-            </w:pPr>
-            <w:r>
-              <w:t xml:space="preserve"> </w:t>
-            </w:r>
-          </w:p>
-          <w:p>
-            <w:pPr>
-              <w:spacing w:after="240"/>
-            </w:pPr>
-            <w:r>
-              <w:t xml:space="preserve"> </w:t>
-            </w:r>
-          </w:p>
-          <w:p>
-            <w:pPr>
-              <w:spacing w:after="240"/>
-            </w:pPr>
-            <w:r>
-              <w:t xml:space="preserve"> </w:t>
-            </w:r>
-          </w:p>
-          <w:p>
-            <w:pPr>
-              <w:spacing w:after="240"/>
-            </w:pPr>
-            <w:r>
-              <w:t xml:space="preserve"> </w:t>
-            </w:r>
-          </w:p>
-          <w:p>
-            <w:pPr>
-              <w:spacing w:after="240"/>
-            </w:pPr>
-            <w:r>
-              <w:t xml:space="preserve"> </w:t>
+              <w:t>Possible artifacts</w:t>
+            </w:r>
+          </w:p>
+          <w:p>
+            <w:pPr>
+              <w:spacing w:after="0"/>
+            </w:pPr>
+            <w:r>
+              <w:t>variable table, units list, source notes, measurement concern, highlighted hard-to-measure variable</w:t>
             </w:r>
           </w:p>
         </w:tc>
@@ -1344,6 +1525,177 @@
             <w:r>
               <w:rPr>
                 <w:b/>
+                <w:color w:val="64748B"/>
+                <w:sz w:val="24"/>
+              </w:rPr>
+              <w:t>Example thinking</w:t>
+            </w:r>
+          </w:p>
+          <w:p>
+            <w:pPr>
+              <w:spacing w:after="0"/>
+            </w:pPr>
+            <w:r>
+              <w:t>Example thinking: Transportation time may be measurable, but informal delays or refrigeration failures may be harder to capture.</w:t>
+            </w:r>
+          </w:p>
+        </w:tc>
+      </w:tr>
+    </w:tbl>
+    <w:tbl>
+      <w:tblPr>
+        <w:tblW w:type="auto" w:w="0"/>
+        <w:jc w:val="center"/>
+        <w:tblLook w:firstColumn="1" w:firstRow="1" w:lastColumn="0" w:lastRow="0" w:noHBand="0" w:noVBand="1" w:val="04A0"/>
+      </w:tblPr>
+      <w:tblGrid>
+        <w:gridCol w:w="14112"/>
+      </w:tblGrid>
+      <w:tr>
+        <w:tc>
+          <w:tcPr>
+            <w:tcW w:type="dxa" w:w="14112"/>
+            <w:shd w:fill="FFFFFF"/>
+            <w:tcBorders>
+              <w:top w:val="single" w:sz="10" w:space="0" w:color="AEBBCC"/>
+              <w:left w:val="single" w:sz="10" w:space="0" w:color="AEBBCC"/>
+              <w:bottom w:val="single" w:sz="10" w:space="0" w:color="AEBBCC"/>
+              <w:right w:val="single" w:sz="10" w:space="0" w:color="AEBBCC"/>
+            </w:tcBorders>
+            <w:tcMar>
+              <w:top w:w="220" w:type="dxa"/>
+              <w:left w:w="220" w:type="dxa"/>
+              <w:bottom w:w="220" w:type="dxa"/>
+              <w:right w:w="220" w:type="dxa"/>
+            </w:tcMar>
+            <w:vAlign w:val="top"/>
+          </w:tcPr>
+          <w:p>
+            <w:pPr>
+              <w:spacing w:after="80"/>
+            </w:pPr>
+            <w:r>
+              <w:rPr>
+                <w:b/>
+              </w:rPr>
+              <w:t>Editable thinking space</w:t>
+            </w:r>
+          </w:p>
+          <w:p>
+            <w:pPr>
+              <w:spacing w:after="160"/>
+            </w:pPr>
+            <w:r>
+              <w:t>Use this space for typing, pasted screenshots, graph notes, revised assumptions, or teacher-approved digital annotation.</w:t>
+            </w:r>
+          </w:p>
+          <w:p>
+            <w:pPr>
+              <w:spacing w:after="240"/>
+            </w:pPr>
+            <w:r>
+              <w:t xml:space="preserve"> </w:t>
+            </w:r>
+          </w:p>
+          <w:p>
+            <w:pPr>
+              <w:spacing w:after="240"/>
+            </w:pPr>
+            <w:r>
+              <w:t xml:space="preserve"> </w:t>
+            </w:r>
+          </w:p>
+          <w:p>
+            <w:pPr>
+              <w:spacing w:after="240"/>
+            </w:pPr>
+            <w:r>
+              <w:t xml:space="preserve"> </w:t>
+            </w:r>
+          </w:p>
+          <w:p>
+            <w:pPr>
+              <w:spacing w:after="240"/>
+            </w:pPr>
+            <w:r>
+              <w:t xml:space="preserve"> </w:t>
+            </w:r>
+          </w:p>
+          <w:p>
+            <w:pPr>
+              <w:spacing w:after="240"/>
+            </w:pPr>
+            <w:r>
+              <w:t xml:space="preserve"> </w:t>
+            </w:r>
+          </w:p>
+          <w:p>
+            <w:pPr>
+              <w:spacing w:after="240"/>
+            </w:pPr>
+            <w:r>
+              <w:t xml:space="preserve"> </w:t>
+            </w:r>
+          </w:p>
+          <w:p>
+            <w:pPr>
+              <w:spacing w:after="240"/>
+            </w:pPr>
+            <w:r>
+              <w:t xml:space="preserve"> </w:t>
+            </w:r>
+          </w:p>
+          <w:p>
+            <w:pPr>
+              <w:spacing w:after="240"/>
+            </w:pPr>
+            <w:r>
+              <w:t xml:space="preserve"> </w:t>
+            </w:r>
+          </w:p>
+          <w:p>
+            <w:pPr>
+              <w:spacing w:after="240"/>
+            </w:pPr>
+            <w:r>
+              <w:t xml:space="preserve"> </w:t>
+            </w:r>
+          </w:p>
+        </w:tc>
+      </w:tr>
+    </w:tbl>
+    <w:tbl>
+      <w:tblPr>
+        <w:tblW w:type="auto" w:w="0"/>
+        <w:jc w:val="left"/>
+        <w:tblLook w:firstColumn="1" w:firstRow="1" w:lastColumn="0" w:lastRow="0" w:noHBand="0" w:noVBand="1" w:val="04A0"/>
+      </w:tblPr>
+      <w:tblGrid>
+        <w:gridCol w:w="14112"/>
+      </w:tblGrid>
+      <w:tr>
+        <w:tc>
+          <w:tcPr>
+            <w:tcW w:type="dxa" w:w="14112"/>
+            <w:shd w:fill="F8FAFC"/>
+            <w:tcBorders>
+              <w:top w:val="single" w:sz="8" w:space="0" w:color="DBE2EA"/>
+              <w:left w:val="single" w:sz="8" w:space="0" w:color="DBE2EA"/>
+              <w:bottom w:val="single" w:sz="8" w:space="0" w:color="DBE2EA"/>
+              <w:right w:val="single" w:sz="8" w:space="0" w:color="DBE2EA"/>
+            </w:tcBorders>
+            <w:tcMar>
+              <w:top w:w="190" w:type="dxa"/>
+              <w:left w:w="190" w:type="dxa"/>
+              <w:bottom w:w="190" w:type="dxa"/>
+              <w:right w:w="190" w:type="dxa"/>
+            </w:tcMar>
+            <w:vAlign w:val="top"/>
+          </w:tcPr>
+          <w:p>
+            <w:r>
+              <w:rPr>
+                <w:b/>
                 <w:color w:val="111827"/>
                 <w:sz w:val="24"/>
               </w:rPr>
@@ -1355,7 +1707,7 @@
               <w:spacing w:after="0"/>
             </w:pPr>
             <w:r>
-              <w:t>What changed in your thinking? What assumption is doing the most work? What evidence would make this stronger?</w:t>
+              <w:t>What evidence became more convincing?</w:t>
             </w:r>
           </w:p>
         </w:tc>
@@ -1429,6 +1781,55 @@
     <w:tbl>
       <w:tblPr>
         <w:tblW w:type="auto" w:w="0"/>
+        <w:jc w:val="left"/>
+        <w:tblLook w:firstColumn="1" w:firstRow="1" w:lastColumn="0" w:lastRow="0" w:noHBand="0" w:noVBand="1" w:val="04A0"/>
+      </w:tblPr>
+      <w:tblGrid>
+        <w:gridCol w:w="14112"/>
+      </w:tblGrid>
+      <w:tr>
+        <w:tc>
+          <w:tcPr>
+            <w:tcW w:type="dxa" w:w="14112"/>
+            <w:shd w:fill="EDF4FF"/>
+            <w:tcBorders>
+              <w:top w:val="single" w:sz="8" w:space="0" w:color="DBE2EA"/>
+              <w:left w:val="single" w:sz="8" w:space="0" w:color="DBE2EA"/>
+              <w:bottom w:val="single" w:sz="8" w:space="0" w:color="DBE2EA"/>
+              <w:right w:val="single" w:sz="8" w:space="0" w:color="DBE2EA"/>
+            </w:tcBorders>
+            <w:tcMar>
+              <w:top w:w="190" w:type="dxa"/>
+              <w:left w:w="190" w:type="dxa"/>
+              <w:bottom w:w="190" w:type="dxa"/>
+              <w:right w:w="190" w:type="dxa"/>
+            </w:tcMar>
+            <w:vAlign w:val="top"/>
+          </w:tcPr>
+          <w:p>
+            <w:r>
+              <w:rPr>
+                <w:b/>
+                <w:color w:val="2563EB"/>
+                <w:sz w:val="24"/>
+              </w:rPr>
+              <w:t>Possible artifacts</w:t>
+            </w:r>
+          </w:p>
+          <w:p>
+            <w:pPr>
+              <w:spacing w:after="0"/>
+            </w:pPr>
+            <w:r>
+              <w:t>rough graph sketch, predicted trend, estimated intercept, domain note, comparison to later Desmos graph</w:t>
+            </w:r>
+          </w:p>
+        </w:tc>
+      </w:tr>
+    </w:tbl>
+    <w:tbl>
+      <w:tblPr>
+        <w:tblW w:type="auto" w:w="0"/>
         <w:jc w:val="center"/>
         <w:tblLook w:firstColumn="1" w:firstRow="1" w:lastColumn="0" w:lastRow="0" w:noHBand="0" w:noVBand="1" w:val="04A0"/>
       </w:tblPr>
@@ -1591,7 +1992,7 @@
               <w:spacing w:after="0"/>
             </w:pPr>
             <w:r>
-              <w:t>What changed in your thinking? What assumption is doing the most work? What evidence would make this stronger?</w:t>
+              <w:t>What hidden variable appeared?</w:t>
             </w:r>
           </w:p>
         </w:tc>
@@ -1665,6 +2066,55 @@
     <w:tbl>
       <w:tblPr>
         <w:tblW w:type="auto" w:w="0"/>
+        <w:jc w:val="left"/>
+        <w:tblLook w:firstColumn="1" w:firstRow="1" w:lastColumn="0" w:lastRow="0" w:noHBand="0" w:noVBand="1" w:val="04A0"/>
+      </w:tblPr>
+      <w:tblGrid>
+        <w:gridCol w:w="14112"/>
+      </w:tblGrid>
+      <w:tr>
+        <w:tc>
+          <w:tcPr>
+            <w:tcW w:type="dxa" w:w="14112"/>
+            <w:shd w:fill="EDF4FF"/>
+            <w:tcBorders>
+              <w:top w:val="single" w:sz="8" w:space="0" w:color="DBE2EA"/>
+              <w:left w:val="single" w:sz="8" w:space="0" w:color="DBE2EA"/>
+              <w:bottom w:val="single" w:sz="8" w:space="0" w:color="DBE2EA"/>
+              <w:right w:val="single" w:sz="8" w:space="0" w:color="DBE2EA"/>
+            </w:tcBorders>
+            <w:tcMar>
+              <w:top w:w="190" w:type="dxa"/>
+              <w:left w:w="190" w:type="dxa"/>
+              <w:bottom w:w="190" w:type="dxa"/>
+              <w:right w:w="190" w:type="dxa"/>
+            </w:tcMar>
+            <w:vAlign w:val="top"/>
+          </w:tcPr>
+          <w:p>
+            <w:r>
+              <w:rPr>
+                <w:b/>
+                <w:color w:val="2563EB"/>
+                <w:sz w:val="24"/>
+              </w:rPr>
+              <w:t>Possible artifacts</w:t>
+            </w:r>
+          </w:p>
+          <w:p>
+            <w:pPr>
+              <w:spacing w:after="0"/>
+            </w:pPr>
+            <w:r>
+              <w:t>conversation bullets, changed assumption, unclear question, photo of journal page, next-step note</w:t>
+            </w:r>
+          </w:p>
+        </w:tc>
+      </w:tr>
+    </w:tbl>
+    <w:tbl>
+      <w:tblPr>
+        <w:tblW w:type="auto" w:w="0"/>
         <w:jc w:val="center"/>
         <w:tblLook w:firstColumn="1" w:firstRow="1" w:lastColumn="0" w:lastRow="0" w:noHBand="0" w:noVBand="1" w:val="04A0"/>
       </w:tblPr>
@@ -1827,7 +2277,443 @@
               <w:spacing w:after="0"/>
             </w:pPr>
             <w:r>
-              <w:t>What changed in your thinking? What assumption is doing the most work? What evidence would make this stronger?</w:t>
+              <w:t>What still feels uncertain?</w:t>
+            </w:r>
+          </w:p>
+        </w:tc>
+      </w:tr>
+    </w:tbl>
+    <w:p>
+      <w:r>
+        <w:br w:type="page"/>
+      </w:r>
+    </w:p>
+    <w:p>
+      <w:pPr>
+        <w:pStyle w:val="Heading1"/>
+      </w:pPr>
+      <w:r>
+        <w:rPr>
+          <w:b w:val="0"/>
+        </w:rPr>
+        <w:t>Class 1 Individual Snapshot</w:t>
+      </w:r>
+    </w:p>
+    <w:p>
+      <w:r>
+        <w:rPr>
+          <w:b w:val="0"/>
+        </w:rPr>
+        <w:t>This is a small individual accountability moment inside the shared investigation. Choose one mathematical contribution you personally understand and can defend.</w:t>
+      </w:r>
+    </w:p>
+    <w:tbl>
+      <w:tblPr>
+        <w:tblW w:type="auto" w:w="0"/>
+        <w:jc w:val="center"/>
+        <w:tblLook w:firstColumn="1" w:firstRow="1" w:lastColumn="0" w:lastRow="0" w:noHBand="0" w:noVBand="1" w:val="04A0"/>
+      </w:tblPr>
+      <w:tblGrid>
+        <w:gridCol w:w="4704"/>
+        <w:gridCol w:w="4704"/>
+        <w:gridCol w:w="4704"/>
+      </w:tblGrid>
+      <w:tr>
+        <w:tc>
+          <w:tcPr>
+            <w:tcW w:type="dxa" w:w="4704"/>
+            <w:tcMar>
+              <w:top w:w="160" w:type="dxa"/>
+              <w:left w:w="160" w:type="dxa"/>
+              <w:bottom w:w="160" w:type="dxa"/>
+              <w:right w:w="160" w:type="dxa"/>
+            </w:tcMar>
+            <w:shd w:fill="EDF4FF"/>
+            <w:tcBorders>
+              <w:top w:val="single" w:sz="8" w:space="0" w:color="DBE2EA"/>
+              <w:left w:val="single" w:sz="8" w:space="0" w:color="DBE2EA"/>
+              <w:bottom w:val="single" w:sz="8" w:space="0" w:color="DBE2EA"/>
+              <w:right w:val="single" w:sz="8" w:space="0" w:color="DBE2EA"/>
+            </w:tcBorders>
+          </w:tcPr>
+          <w:p>
+            <w:pPr>
+              <w:spacing w:after="60"/>
+            </w:pPr>
+            <w:r>
+              <w:rPr>
+                <w:b/>
+                <w:color w:val="2563EB"/>
+                <w:sz w:val="23"/>
+              </w:rPr>
+              <w:t>Possible focus</w:t>
+            </w:r>
+          </w:p>
+          <w:p>
+            <w:pPr>
+              <w:spacing w:after="0"/>
+            </w:pPr>
+            <w:r>
+              <w:t>Explain one graph feature, critique one assumption, interpret one threshold, identify one limitation, explain one revision, or defend one modeling decision.</w:t>
+            </w:r>
+          </w:p>
+        </w:tc>
+        <w:tc>
+          <w:tcPr>
+            <w:tcW w:type="dxa" w:w="4704"/>
+            <w:tcMar>
+              <w:top w:w="160" w:type="dxa"/>
+              <w:left w:w="160" w:type="dxa"/>
+              <w:bottom w:w="160" w:type="dxa"/>
+              <w:right w:w="160" w:type="dxa"/>
+            </w:tcMar>
+            <w:shd w:fill="EDF8F1"/>
+            <w:tcBorders>
+              <w:top w:val="single" w:sz="8" w:space="0" w:color="DBE2EA"/>
+              <w:left w:val="single" w:sz="8" w:space="0" w:color="DBE2EA"/>
+              <w:bottom w:val="single" w:sz="8" w:space="0" w:color="DBE2EA"/>
+              <w:right w:val="single" w:sz="8" w:space="0" w:color="DBE2EA"/>
+            </w:tcBorders>
+          </w:tcPr>
+          <w:p>
+            <w:pPr>
+              <w:spacing w:after="60"/>
+            </w:pPr>
+            <w:r>
+              <w:rPr>
+                <w:b/>
+                <w:color w:val="15803D"/>
+                <w:sz w:val="23"/>
+              </w:rPr>
+              <w:t>Evidence to attach or reference</w:t>
+            </w:r>
+          </w:p>
+          <w:p>
+            <w:pPr>
+              <w:spacing w:after="0"/>
+            </w:pPr>
+            <w:r>
+              <w:t>Graph annotation, recalculation, model critique, revised assumption note, scatterplot interpretation, limitation analysis, or synthesis explanation.</w:t>
+            </w:r>
+          </w:p>
+        </w:tc>
+        <w:tc>
+          <w:tcPr>
+            <w:tcW w:type="dxa" w:w="4704"/>
+            <w:tcMar>
+              <w:top w:w="160" w:type="dxa"/>
+              <w:left w:w="160" w:type="dxa"/>
+              <w:bottom w:w="160" w:type="dxa"/>
+              <w:right w:w="160" w:type="dxa"/>
+            </w:tcMar>
+            <w:shd w:fill="F6EFFF"/>
+            <w:tcBorders>
+              <w:top w:val="single" w:sz="8" w:space="0" w:color="DBE2EA"/>
+              <w:left w:val="single" w:sz="8" w:space="0" w:color="DBE2EA"/>
+              <w:bottom w:val="single" w:sz="8" w:space="0" w:color="DBE2EA"/>
+              <w:right w:val="single" w:sz="8" w:space="0" w:color="DBE2EA"/>
+            </w:tcBorders>
+          </w:tcPr>
+          <w:p>
+            <w:pPr>
+              <w:spacing w:after="60"/>
+            </w:pPr>
+            <w:r>
+              <w:rPr>
+                <w:b/>
+                <w:color w:val="7E22CE"/>
+                <w:sz w:val="23"/>
+              </w:rPr>
+              <w:t>Keep it personal</w:t>
+            </w:r>
+          </w:p>
+          <w:p>
+            <w:pPr>
+              <w:spacing w:after="0"/>
+            </w:pPr>
+            <w:r>
+              <w:t>Write in your own mathematical voice. Do not divide the project by topic; every student should engage across the major lenses.</w:t>
+            </w:r>
+          </w:p>
+        </w:tc>
+      </w:tr>
+    </w:tbl>
+    <w:p/>
+    <w:p>
+      <w:pPr>
+        <w:pStyle w:val="Heading2"/>
+      </w:pPr>
+      <w:r>
+        <w:rPr>
+          <w:b w:val="0"/>
+        </w:rPr>
+        <w:t>Individual reasoning snapshot</w:t>
+      </w:r>
+    </w:p>
+    <w:tbl>
+      <w:tblPr>
+        <w:tblW w:type="auto" w:w="0"/>
+        <w:jc w:val="left"/>
+        <w:tblLook w:firstColumn="1" w:firstRow="1" w:lastColumn="0" w:lastRow="0" w:noHBand="0" w:noVBand="1" w:val="04A0"/>
+      </w:tblPr>
+      <w:tblGrid>
+        <w:gridCol w:w="14112"/>
+      </w:tblGrid>
+      <w:tr>
+        <w:tc>
+          <w:tcPr>
+            <w:tcW w:type="dxa" w:w="14112"/>
+            <w:shd w:fill="F8FAFC"/>
+            <w:tcBorders>
+              <w:top w:val="single" w:sz="8" w:space="0" w:color="DBE2EA"/>
+              <w:left w:val="single" w:sz="8" w:space="0" w:color="DBE2EA"/>
+              <w:bottom w:val="single" w:sz="8" w:space="0" w:color="DBE2EA"/>
+              <w:right w:val="single" w:sz="8" w:space="0" w:color="DBE2EA"/>
+            </w:tcBorders>
+            <w:tcMar>
+              <w:top w:w="190" w:type="dxa"/>
+              <w:left w:w="190" w:type="dxa"/>
+              <w:bottom w:w="190" w:type="dxa"/>
+              <w:right w:w="190" w:type="dxa"/>
+            </w:tcMar>
+            <w:vAlign w:val="top"/>
+          </w:tcPr>
+          <w:p>
+            <w:r>
+              <w:rPr>
+                <w:b/>
+                <w:color w:val="111827"/>
+                <w:sz w:val="24"/>
+              </w:rPr>
+              <w:t>Prompt</w:t>
+            </w:r>
+          </w:p>
+          <w:p>
+            <w:pPr>
+              <w:spacing w:after="0"/>
+            </w:pPr>
+            <w:r>
+              <w:t>Type your personal explanation or paste your individual artifact here.</w:t>
+            </w:r>
+          </w:p>
+        </w:tc>
+      </w:tr>
+    </w:tbl>
+    <w:tbl>
+      <w:tblPr>
+        <w:tblW w:type="auto" w:w="0"/>
+        <w:jc w:val="left"/>
+        <w:tblLook w:firstColumn="1" w:firstRow="1" w:lastColumn="0" w:lastRow="0" w:noHBand="0" w:noVBand="1" w:val="04A0"/>
+      </w:tblPr>
+      <w:tblGrid>
+        <w:gridCol w:w="14112"/>
+      </w:tblGrid>
+      <w:tr>
+        <w:tc>
+          <w:tcPr>
+            <w:tcW w:type="dxa" w:w="14112"/>
+            <w:shd w:fill="EDF4FF"/>
+            <w:tcBorders>
+              <w:top w:val="single" w:sz="8" w:space="0" w:color="DBE2EA"/>
+              <w:left w:val="single" w:sz="8" w:space="0" w:color="DBE2EA"/>
+              <w:bottom w:val="single" w:sz="8" w:space="0" w:color="DBE2EA"/>
+              <w:right w:val="single" w:sz="8" w:space="0" w:color="DBE2EA"/>
+            </w:tcBorders>
+            <w:tcMar>
+              <w:top w:w="190" w:type="dxa"/>
+              <w:left w:w="190" w:type="dxa"/>
+              <w:bottom w:w="190" w:type="dxa"/>
+              <w:right w:w="190" w:type="dxa"/>
+            </w:tcMar>
+            <w:vAlign w:val="top"/>
+          </w:tcPr>
+          <w:p>
+            <w:r>
+              <w:rPr>
+                <w:b/>
+                <w:color w:val="2563EB"/>
+                <w:sz w:val="24"/>
+              </w:rPr>
+              <w:t>Possible artifacts</w:t>
+            </w:r>
+          </w:p>
+          <w:p>
+            <w:pPr>
+              <w:spacing w:after="0"/>
+            </w:pPr>
+            <w:r>
+              <w:t>personal graph note, critique, recalculation, limitation analysis, or revised assumption</w:t>
+            </w:r>
+          </w:p>
+        </w:tc>
+      </w:tr>
+    </w:tbl>
+    <w:tbl>
+      <w:tblPr>
+        <w:tblW w:type="auto" w:w="0"/>
+        <w:jc w:val="center"/>
+        <w:tblLook w:firstColumn="1" w:firstRow="1" w:lastColumn="0" w:lastRow="0" w:noHBand="0" w:noVBand="1" w:val="04A0"/>
+      </w:tblPr>
+      <w:tblGrid>
+        <w:gridCol w:w="14112"/>
+      </w:tblGrid>
+      <w:tr>
+        <w:tc>
+          <w:tcPr>
+            <w:tcW w:type="dxa" w:w="14112"/>
+            <w:shd w:fill="FFFFFF"/>
+            <w:tcBorders>
+              <w:top w:val="single" w:sz="10" w:space="0" w:color="AEBBCC"/>
+              <w:left w:val="single" w:sz="10" w:space="0" w:color="AEBBCC"/>
+              <w:bottom w:val="single" w:sz="10" w:space="0" w:color="AEBBCC"/>
+              <w:right w:val="single" w:sz="10" w:space="0" w:color="AEBBCC"/>
+            </w:tcBorders>
+            <w:tcMar>
+              <w:top w:w="220" w:type="dxa"/>
+              <w:left w:w="220" w:type="dxa"/>
+              <w:bottom w:w="220" w:type="dxa"/>
+              <w:right w:w="220" w:type="dxa"/>
+            </w:tcMar>
+            <w:vAlign w:val="top"/>
+          </w:tcPr>
+          <w:p>
+            <w:pPr>
+              <w:spacing w:after="80"/>
+            </w:pPr>
+            <w:r>
+              <w:rPr>
+                <w:b/>
+              </w:rPr>
+              <w:t>Editable thinking space</w:t>
+            </w:r>
+          </w:p>
+          <w:p>
+            <w:pPr>
+              <w:spacing w:after="160"/>
+            </w:pPr>
+            <w:r>
+              <w:t>Use this space for typing, pasted screenshots, graph notes, revised assumptions, or teacher-approved digital annotation.</w:t>
+            </w:r>
+          </w:p>
+          <w:p>
+            <w:pPr>
+              <w:spacing w:after="240"/>
+            </w:pPr>
+            <w:r>
+              <w:t xml:space="preserve"> </w:t>
+            </w:r>
+          </w:p>
+          <w:p>
+            <w:pPr>
+              <w:spacing w:after="240"/>
+            </w:pPr>
+            <w:r>
+              <w:t xml:space="preserve"> </w:t>
+            </w:r>
+          </w:p>
+          <w:p>
+            <w:pPr>
+              <w:spacing w:after="240"/>
+            </w:pPr>
+            <w:r>
+              <w:t xml:space="preserve"> </w:t>
+            </w:r>
+          </w:p>
+          <w:p>
+            <w:pPr>
+              <w:spacing w:after="240"/>
+            </w:pPr>
+            <w:r>
+              <w:t xml:space="preserve"> </w:t>
+            </w:r>
+          </w:p>
+          <w:p>
+            <w:pPr>
+              <w:spacing w:after="240"/>
+            </w:pPr>
+            <w:r>
+              <w:t xml:space="preserve"> </w:t>
+            </w:r>
+          </w:p>
+          <w:p>
+            <w:pPr>
+              <w:spacing w:after="240"/>
+            </w:pPr>
+            <w:r>
+              <w:t xml:space="preserve"> </w:t>
+            </w:r>
+          </w:p>
+          <w:p>
+            <w:pPr>
+              <w:spacing w:after="240"/>
+            </w:pPr>
+            <w:r>
+              <w:t xml:space="preserve"> </w:t>
+            </w:r>
+          </w:p>
+          <w:p>
+            <w:pPr>
+              <w:spacing w:after="240"/>
+            </w:pPr>
+            <w:r>
+              <w:t xml:space="preserve"> </w:t>
+            </w:r>
+          </w:p>
+          <w:p>
+            <w:pPr>
+              <w:spacing w:after="240"/>
+            </w:pPr>
+            <w:r>
+              <w:t xml:space="preserve"> </w:t>
+            </w:r>
+          </w:p>
+        </w:tc>
+      </w:tr>
+    </w:tbl>
+    <w:tbl>
+      <w:tblPr>
+        <w:tblW w:type="auto" w:w="0"/>
+        <w:jc w:val="left"/>
+        <w:tblLook w:firstColumn="1" w:firstRow="1" w:lastColumn="0" w:lastRow="0" w:noHBand="0" w:noVBand="1" w:val="04A0"/>
+      </w:tblPr>
+      <w:tblGrid>
+        <w:gridCol w:w="14112"/>
+      </w:tblGrid>
+      <w:tr>
+        <w:tc>
+          <w:tcPr>
+            <w:tcW w:type="dxa" w:w="14112"/>
+            <w:shd w:fill="F8FAFC"/>
+            <w:tcBorders>
+              <w:top w:val="single" w:sz="8" w:space="0" w:color="DBE2EA"/>
+              <w:left w:val="single" w:sz="8" w:space="0" w:color="DBE2EA"/>
+              <w:bottom w:val="single" w:sz="8" w:space="0" w:color="DBE2EA"/>
+              <w:right w:val="single" w:sz="8" w:space="0" w:color="DBE2EA"/>
+            </w:tcBorders>
+            <w:tcMar>
+              <w:top w:w="190" w:type="dxa"/>
+              <w:left w:w="190" w:type="dxa"/>
+              <w:bottom w:w="190" w:type="dxa"/>
+              <w:right w:w="190" w:type="dxa"/>
+            </w:tcMar>
+            <w:vAlign w:val="top"/>
+          </w:tcPr>
+          <w:p>
+            <w:r>
+              <w:rPr>
+                <w:b/>
+                <w:color w:val="111827"/>
+                <w:sz w:val="24"/>
+              </w:rPr>
+              <w:t>Reflection prompt</w:t>
+            </w:r>
+          </w:p>
+          <w:p>
+            <w:pPr>
+              <w:spacing w:after="0"/>
+            </w:pPr>
+            <w:r>
+              <w:t>What part of the mathematics can you defend without reading a script?</w:t>
             </w:r>
           </w:p>
         </w:tc>
@@ -1906,6 +2792,55 @@
         </w:tc>
       </w:tr>
     </w:tbl>
+    <w:tbl>
+      <w:tblPr>
+        <w:tblW w:type="auto" w:w="0"/>
+        <w:jc w:val="left"/>
+        <w:tblLook w:firstColumn="1" w:firstRow="1" w:lastColumn="0" w:lastRow="0" w:noHBand="0" w:noVBand="1" w:val="04A0"/>
+      </w:tblPr>
+      <w:tblGrid>
+        <w:gridCol w:w="14112"/>
+      </w:tblGrid>
+      <w:tr>
+        <w:tc>
+          <w:tcPr>
+            <w:tcW w:type="dxa" w:w="14112"/>
+            <w:shd w:fill="F8FAFC"/>
+            <w:tcBorders>
+              <w:top w:val="single" w:sz="8" w:space="0" w:color="DBE2EA"/>
+              <w:left w:val="single" w:sz="8" w:space="0" w:color="DBE2EA"/>
+              <w:bottom w:val="single" w:sz="8" w:space="0" w:color="DBE2EA"/>
+              <w:right w:val="single" w:sz="8" w:space="0" w:color="DBE2EA"/>
+            </w:tcBorders>
+            <w:tcMar>
+              <w:top w:w="190" w:type="dxa"/>
+              <w:left w:w="190" w:type="dxa"/>
+              <w:bottom w:w="190" w:type="dxa"/>
+              <w:right w:w="190" w:type="dxa"/>
+            </w:tcMar>
+            <w:vAlign w:val="top"/>
+          </w:tcPr>
+          <w:p>
+            <w:r>
+              <w:rPr>
+                <w:b/>
+                <w:color w:val="111827"/>
+                <w:sz w:val="24"/>
+              </w:rPr>
+              <w:t>Modeling anchor</w:t>
+            </w:r>
+          </w:p>
+          <w:p>
+            <w:pPr>
+              <w:spacing w:after="0"/>
+            </w:pPr>
+            <w:r>
+              <w:t>Models reveal and hide.</w:t>
+            </w:r>
+          </w:p>
+        </w:tc>
+      </w:tr>
+    </w:tbl>
     <w:p>
       <w:r>
         <w:br w:type="page"/>
@@ -1974,6 +2909,55 @@
     <w:tbl>
       <w:tblPr>
         <w:tblW w:type="auto" w:w="0"/>
+        <w:jc w:val="left"/>
+        <w:tblLook w:firstColumn="1" w:firstRow="1" w:lastColumn="0" w:lastRow="0" w:noHBand="0" w:noVBand="1" w:val="04A0"/>
+      </w:tblPr>
+      <w:tblGrid>
+        <w:gridCol w:w="14112"/>
+      </w:tblGrid>
+      <w:tr>
+        <w:tc>
+          <w:tcPr>
+            <w:tcW w:type="dxa" w:w="14112"/>
+            <w:shd w:fill="EDF4FF"/>
+            <w:tcBorders>
+              <w:top w:val="single" w:sz="8" w:space="0" w:color="DBE2EA"/>
+              <w:left w:val="single" w:sz="8" w:space="0" w:color="DBE2EA"/>
+              <w:bottom w:val="single" w:sz="8" w:space="0" w:color="DBE2EA"/>
+              <w:right w:val="single" w:sz="8" w:space="0" w:color="DBE2EA"/>
+            </w:tcBorders>
+            <w:tcMar>
+              <w:top w:w="190" w:type="dxa"/>
+              <w:left w:w="190" w:type="dxa"/>
+              <w:bottom w:w="190" w:type="dxa"/>
+              <w:right w:w="190" w:type="dxa"/>
+            </w:tcMar>
+            <w:vAlign w:val="top"/>
+          </w:tcPr>
+          <w:p>
+            <w:r>
+              <w:rPr>
+                <w:b/>
+                <w:color w:val="2563EB"/>
+                <w:sz w:val="24"/>
+              </w:rPr>
+              <w:t>Possible artifacts</w:t>
+            </w:r>
+          </w:p>
+          <w:p>
+            <w:pPr>
+              <w:spacing w:after="0"/>
+            </w:pPr>
+            <w:r>
+              <w:t>short paragraph, timeline, sampled data table, continuous curve sketch, units annotation</w:t>
+            </w:r>
+          </w:p>
+        </w:tc>
+      </w:tr>
+    </w:tbl>
+    <w:tbl>
+      <w:tblPr>
+        <w:tblW w:type="auto" w:w="0"/>
         <w:jc w:val="center"/>
         <w:tblLook w:firstColumn="1" w:firstRow="1" w:lastColumn="0" w:lastRow="0" w:noHBand="0" w:noVBand="1" w:val="04A0"/>
       </w:tblPr>
@@ -2136,7 +3120,7 @@
               <w:spacing w:after="0"/>
             </w:pPr>
             <w:r>
-              <w:t>What changed in your thinking? What assumption is doing the most work? What evidence would make this stronger?</w:t>
+              <w:t>What graph feature mattered most?</w:t>
             </w:r>
           </w:p>
         </w:tc>
@@ -2210,6 +3194,55 @@
     <w:tbl>
       <w:tblPr>
         <w:tblW w:type="auto" w:w="0"/>
+        <w:jc w:val="left"/>
+        <w:tblLook w:firstColumn="1" w:firstRow="1" w:lastColumn="0" w:lastRow="0" w:noHBand="0" w:noVBand="1" w:val="04A0"/>
+      </w:tblPr>
+      <w:tblGrid>
+        <w:gridCol w:w="14112"/>
+      </w:tblGrid>
+      <w:tr>
+        <w:tc>
+          <w:tcPr>
+            <w:tcW w:type="dxa" w:w="14112"/>
+            <w:shd w:fill="EDF4FF"/>
+            <w:tcBorders>
+              <w:top w:val="single" w:sz="8" w:space="0" w:color="DBE2EA"/>
+              <w:left w:val="single" w:sz="8" w:space="0" w:color="DBE2EA"/>
+              <w:bottom w:val="single" w:sz="8" w:space="0" w:color="DBE2EA"/>
+              <w:right w:val="single" w:sz="8" w:space="0" w:color="DBE2EA"/>
+            </w:tcBorders>
+            <w:tcMar>
+              <w:top w:w="190" w:type="dxa"/>
+              <w:left w:w="190" w:type="dxa"/>
+              <w:bottom w:w="190" w:type="dxa"/>
+              <w:right w:w="190" w:type="dxa"/>
+            </w:tcMar>
+            <w:vAlign w:val="top"/>
+          </w:tcPr>
+          <w:p>
+            <w:r>
+              <w:rPr>
+                <w:b/>
+                <w:color w:val="2563EB"/>
+                <w:sz w:val="24"/>
+              </w:rPr>
+              <w:t>Possible artifacts</w:t>
+            </w:r>
+          </w:p>
+          <w:p>
+            <w:pPr>
+              <w:spacing w:after="0"/>
+            </w:pPr>
+            <w:r>
+              <w:t>difference/ratio table, highlighted trend, model choice note, evidence for add/multiply/phase behavior</w:t>
+            </w:r>
+          </w:p>
+        </w:tc>
+      </w:tr>
+    </w:tbl>
+    <w:tbl>
+      <w:tblPr>
+        <w:tblW w:type="auto" w:w="0"/>
         <w:jc w:val="center"/>
         <w:tblLook w:firstColumn="1" w:firstRow="1" w:lastColumn="0" w:lastRow="0" w:noHBand="0" w:noVBand="1" w:val="04A0"/>
       </w:tblPr>
@@ -2372,7 +3405,7 @@
               <w:spacing w:after="0"/>
             </w:pPr>
             <w:r>
-              <w:t>What changed in your thinking? What assumption is doing the most work? What evidence would make this stronger?</w:t>
+              <w:t>What made the model less realistic?</w:t>
             </w:r>
           </w:p>
         </w:tc>
@@ -2446,6 +3479,55 @@
     <w:tbl>
       <w:tblPr>
         <w:tblW w:type="auto" w:w="0"/>
+        <w:jc w:val="left"/>
+        <w:tblLook w:firstColumn="1" w:firstRow="1" w:lastColumn="0" w:lastRow="0" w:noHBand="0" w:noVBand="1" w:val="04A0"/>
+      </w:tblPr>
+      <w:tblGrid>
+        <w:gridCol w:w="14112"/>
+      </w:tblGrid>
+      <w:tr>
+        <w:tc>
+          <w:tcPr>
+            <w:tcW w:type="dxa" w:w="14112"/>
+            <w:shd w:fill="EDF4FF"/>
+            <w:tcBorders>
+              <w:top w:val="single" w:sz="8" w:space="0" w:color="DBE2EA"/>
+              <w:left w:val="single" w:sz="8" w:space="0" w:color="DBE2EA"/>
+              <w:bottom w:val="single" w:sz="8" w:space="0" w:color="DBE2EA"/>
+              <w:right w:val="single" w:sz="8" w:space="0" w:color="DBE2EA"/>
+            </w:tcBorders>
+            <w:tcMar>
+              <w:top w:w="190" w:type="dxa"/>
+              <w:left w:w="190" w:type="dxa"/>
+              <w:bottom w:w="190" w:type="dxa"/>
+              <w:right w:w="190" w:type="dxa"/>
+            </w:tcMar>
+            <w:vAlign w:val="top"/>
+          </w:tcPr>
+          <w:p>
+            <w:r>
+              <w:rPr>
+                <w:b/>
+                <w:color w:val="2563EB"/>
+                <w:sz w:val="24"/>
+              </w:rPr>
+              <w:t>Possible artifacts</w:t>
+            </w:r>
+          </w:p>
+          <w:p>
+            <w:pPr>
+              <w:spacing w:after="0"/>
+            </w:pPr>
+            <w:r>
+              <w:t>recursive formula, explicit formula, variable definitions, annotated parameters, substitution example</w:t>
+            </w:r>
+          </w:p>
+        </w:tc>
+      </w:tr>
+    </w:tbl>
+    <w:tbl>
+      <w:tblPr>
+        <w:tblW w:type="auto" w:w="0"/>
         <w:jc w:val="center"/>
         <w:tblLook w:firstColumn="1" w:firstRow="1" w:lastColumn="0" w:lastRow="0" w:noHBand="0" w:noVBand="1" w:val="04A0"/>
       </w:tblPr>
@@ -2608,7 +3690,7 @@
               <w:spacing w:after="0"/>
             </w:pPr>
             <w:r>
-              <w:t>What changed in your thinking? What assumption is doing the most work? What evidence would make this stronger?</w:t>
+              <w:t>What tradeoff emerged?</w:t>
             </w:r>
           </w:p>
         </w:tc>
@@ -2682,7 +3764,7 @@
     <w:tbl>
       <w:tblPr>
         <w:tblW w:type="auto" w:w="0"/>
-        <w:jc w:val="center"/>
+        <w:jc w:val="left"/>
         <w:tblLook w:firstColumn="1" w:firstRow="1" w:lastColumn="0" w:lastRow="0" w:noHBand="0" w:noVBand="1" w:val="04A0"/>
       </w:tblPr>
       <w:tblGrid>
@@ -2692,110 +3774,37 @@
         <w:tc>
           <w:tcPr>
             <w:tcW w:type="dxa" w:w="14112"/>
-            <w:shd w:fill="FFFFFF"/>
+            <w:shd w:fill="EDF4FF"/>
             <w:tcBorders>
-              <w:top w:val="single" w:sz="10" w:space="0" w:color="AEBBCC"/>
-              <w:left w:val="single" w:sz="10" w:space="0" w:color="AEBBCC"/>
-              <w:bottom w:val="single" w:sz="10" w:space="0" w:color="AEBBCC"/>
-              <w:right w:val="single" w:sz="10" w:space="0" w:color="AEBBCC"/>
+              <w:top w:val="single" w:sz="8" w:space="0" w:color="DBE2EA"/>
+              <w:left w:val="single" w:sz="8" w:space="0" w:color="DBE2EA"/>
+              <w:bottom w:val="single" w:sz="8" w:space="0" w:color="DBE2EA"/>
+              <w:right w:val="single" w:sz="8" w:space="0" w:color="DBE2EA"/>
             </w:tcBorders>
             <w:tcMar>
-              <w:top w:w="220" w:type="dxa"/>
-              <w:left w:w="220" w:type="dxa"/>
-              <w:bottom w:w="220" w:type="dxa"/>
-              <w:right w:w="220" w:type="dxa"/>
+              <w:top w:w="190" w:type="dxa"/>
+              <w:left w:w="190" w:type="dxa"/>
+              <w:bottom w:w="190" w:type="dxa"/>
+              <w:right w:w="190" w:type="dxa"/>
             </w:tcMar>
             <w:vAlign w:val="top"/>
           </w:tcPr>
           <w:p>
-            <w:pPr>
-              <w:spacing w:after="80"/>
-            </w:pPr>
             <w:r>
               <w:rPr>
                 <w:b/>
+                <w:color w:val="2563EB"/>
+                <w:sz w:val="24"/>
               </w:rPr>
-              <w:t>Editable thinking space</w:t>
-            </w:r>
-          </w:p>
-          <w:p>
-            <w:pPr>
-              <w:spacing w:after="160"/>
-            </w:pPr>
-            <w:r>
-              <w:t>Use this space for typing, pasted screenshots, graph notes, revised assumptions, or teacher-approved digital annotation.</w:t>
-            </w:r>
-          </w:p>
-          <w:p>
-            <w:pPr>
-              <w:spacing w:after="240"/>
-            </w:pPr>
-            <w:r>
-              <w:t xml:space="preserve"> </w:t>
-            </w:r>
-          </w:p>
-          <w:p>
-            <w:pPr>
-              <w:spacing w:after="240"/>
-            </w:pPr>
-            <w:r>
-              <w:t xml:space="preserve"> </w:t>
-            </w:r>
-          </w:p>
-          <w:p>
-            <w:pPr>
-              <w:spacing w:after="240"/>
-            </w:pPr>
-            <w:r>
-              <w:t xml:space="preserve"> </w:t>
-            </w:r>
-          </w:p>
-          <w:p>
-            <w:pPr>
-              <w:spacing w:after="240"/>
-            </w:pPr>
-            <w:r>
-              <w:t xml:space="preserve"> </w:t>
-            </w:r>
-          </w:p>
-          <w:p>
-            <w:pPr>
-              <w:spacing w:after="240"/>
-            </w:pPr>
-            <w:r>
-              <w:t xml:space="preserve"> </w:t>
-            </w:r>
-          </w:p>
-          <w:p>
-            <w:pPr>
-              <w:spacing w:after="240"/>
-            </w:pPr>
-            <w:r>
-              <w:t xml:space="preserve"> </w:t>
-            </w:r>
-          </w:p>
-          <w:p>
-            <w:pPr>
-              <w:spacing w:after="240"/>
-            </w:pPr>
-            <w:r>
-              <w:t xml:space="preserve"> </w:t>
-            </w:r>
-          </w:p>
-          <w:p>
-            <w:pPr>
-              <w:spacing w:after="240"/>
-            </w:pPr>
-            <w:r>
-              <w:t xml:space="preserve"> </w:t>
-            </w:r>
-          </w:p>
-          <w:p>
-            <w:pPr>
-              <w:spacing w:after="240"/>
-            </w:pPr>
-            <w:r>
-              <w:t xml:space="preserve"> </w:t>
+              <w:t>Possible artifacts</w:t>
+            </w:r>
+          </w:p>
+          <w:p>
+            <w:pPr>
+              <w:spacing w:after="0"/>
+            </w:pPr>
+            <w:r>
+              <w:t>partial sum table, cumulative graph, written interpretation, finite/infinite note, realism critique</w:t>
             </w:r>
           </w:p>
         </w:tc>
@@ -2833,6 +3842,177 @@
             <w:r>
               <w:rPr>
                 <w:b/>
+                <w:color w:val="64748B"/>
+                <w:sz w:val="24"/>
+              </w:rPr>
+              <w:t>Example thinking</w:t>
+            </w:r>
+          </w:p>
+          <w:p>
+            <w:pPr>
+              <w:spacing w:after="0"/>
+            </w:pPr>
+            <w:r>
+              <w:t>Example thinking: Total loss can accumulate across storage and transport stages, but it cannot continue forever because the remaining food eventually reaches zero.</w:t>
+            </w:r>
+          </w:p>
+        </w:tc>
+      </w:tr>
+    </w:tbl>
+    <w:tbl>
+      <w:tblPr>
+        <w:tblW w:type="auto" w:w="0"/>
+        <w:jc w:val="center"/>
+        <w:tblLook w:firstColumn="1" w:firstRow="1" w:lastColumn="0" w:lastRow="0" w:noHBand="0" w:noVBand="1" w:val="04A0"/>
+      </w:tblPr>
+      <w:tblGrid>
+        <w:gridCol w:w="14112"/>
+      </w:tblGrid>
+      <w:tr>
+        <w:tc>
+          <w:tcPr>
+            <w:tcW w:type="dxa" w:w="14112"/>
+            <w:shd w:fill="FFFFFF"/>
+            <w:tcBorders>
+              <w:top w:val="single" w:sz="10" w:space="0" w:color="AEBBCC"/>
+              <w:left w:val="single" w:sz="10" w:space="0" w:color="AEBBCC"/>
+              <w:bottom w:val="single" w:sz="10" w:space="0" w:color="AEBBCC"/>
+              <w:right w:val="single" w:sz="10" w:space="0" w:color="AEBBCC"/>
+            </w:tcBorders>
+            <w:tcMar>
+              <w:top w:w="220" w:type="dxa"/>
+              <w:left w:w="220" w:type="dxa"/>
+              <w:bottom w:w="220" w:type="dxa"/>
+              <w:right w:w="220" w:type="dxa"/>
+            </w:tcMar>
+            <w:vAlign w:val="top"/>
+          </w:tcPr>
+          <w:p>
+            <w:pPr>
+              <w:spacing w:after="80"/>
+            </w:pPr>
+            <w:r>
+              <w:rPr>
+                <w:b/>
+              </w:rPr>
+              <w:t>Editable thinking space</w:t>
+            </w:r>
+          </w:p>
+          <w:p>
+            <w:pPr>
+              <w:spacing w:after="160"/>
+            </w:pPr>
+            <w:r>
+              <w:t>Use this space for typing, pasted screenshots, graph notes, revised assumptions, or teacher-approved digital annotation.</w:t>
+            </w:r>
+          </w:p>
+          <w:p>
+            <w:pPr>
+              <w:spacing w:after="240"/>
+            </w:pPr>
+            <w:r>
+              <w:t xml:space="preserve"> </w:t>
+            </w:r>
+          </w:p>
+          <w:p>
+            <w:pPr>
+              <w:spacing w:after="240"/>
+            </w:pPr>
+            <w:r>
+              <w:t xml:space="preserve"> </w:t>
+            </w:r>
+          </w:p>
+          <w:p>
+            <w:pPr>
+              <w:spacing w:after="240"/>
+            </w:pPr>
+            <w:r>
+              <w:t xml:space="preserve"> </w:t>
+            </w:r>
+          </w:p>
+          <w:p>
+            <w:pPr>
+              <w:spacing w:after="240"/>
+            </w:pPr>
+            <w:r>
+              <w:t xml:space="preserve"> </w:t>
+            </w:r>
+          </w:p>
+          <w:p>
+            <w:pPr>
+              <w:spacing w:after="240"/>
+            </w:pPr>
+            <w:r>
+              <w:t xml:space="preserve"> </w:t>
+            </w:r>
+          </w:p>
+          <w:p>
+            <w:pPr>
+              <w:spacing w:after="240"/>
+            </w:pPr>
+            <w:r>
+              <w:t xml:space="preserve"> </w:t>
+            </w:r>
+          </w:p>
+          <w:p>
+            <w:pPr>
+              <w:spacing w:after="240"/>
+            </w:pPr>
+            <w:r>
+              <w:t xml:space="preserve"> </w:t>
+            </w:r>
+          </w:p>
+          <w:p>
+            <w:pPr>
+              <w:spacing w:after="240"/>
+            </w:pPr>
+            <w:r>
+              <w:t xml:space="preserve"> </w:t>
+            </w:r>
+          </w:p>
+          <w:p>
+            <w:pPr>
+              <w:spacing w:after="240"/>
+            </w:pPr>
+            <w:r>
+              <w:t xml:space="preserve"> </w:t>
+            </w:r>
+          </w:p>
+        </w:tc>
+      </w:tr>
+    </w:tbl>
+    <w:tbl>
+      <w:tblPr>
+        <w:tblW w:type="auto" w:w="0"/>
+        <w:jc w:val="left"/>
+        <w:tblLook w:firstColumn="1" w:firstRow="1" w:lastColumn="0" w:lastRow="0" w:noHBand="0" w:noVBand="1" w:val="04A0"/>
+      </w:tblPr>
+      <w:tblGrid>
+        <w:gridCol w:w="14112"/>
+      </w:tblGrid>
+      <w:tr>
+        <w:tc>
+          <w:tcPr>
+            <w:tcW w:type="dxa" w:w="14112"/>
+            <w:shd w:fill="F8FAFC"/>
+            <w:tcBorders>
+              <w:top w:val="single" w:sz="8" w:space="0" w:color="DBE2EA"/>
+              <w:left w:val="single" w:sz="8" w:space="0" w:color="DBE2EA"/>
+              <w:bottom w:val="single" w:sz="8" w:space="0" w:color="DBE2EA"/>
+              <w:right w:val="single" w:sz="8" w:space="0" w:color="DBE2EA"/>
+            </w:tcBorders>
+            <w:tcMar>
+              <w:top w:w="190" w:type="dxa"/>
+              <w:left w:w="190" w:type="dxa"/>
+              <w:bottom w:w="190" w:type="dxa"/>
+              <w:right w:w="190" w:type="dxa"/>
+            </w:tcMar>
+            <w:vAlign w:val="top"/>
+          </w:tcPr>
+          <w:p>
+            <w:r>
+              <w:rPr>
+                <w:b/>
                 <w:color w:val="111827"/>
                 <w:sz w:val="24"/>
               </w:rPr>
@@ -2844,7 +4024,7 @@
               <w:spacing w:after="0"/>
             </w:pPr>
             <w:r>
-              <w:t>What changed in your thinking? What assumption is doing the most work? What evidence would make this stronger?</w:t>
+              <w:t>What would strengthen this claim?</w:t>
             </w:r>
           </w:p>
         </w:tc>
@@ -2918,6 +4098,55 @@
     <w:tbl>
       <w:tblPr>
         <w:tblW w:type="auto" w:w="0"/>
+        <w:jc w:val="left"/>
+        <w:tblLook w:firstColumn="1" w:firstRow="1" w:lastColumn="0" w:lastRow="0" w:noHBand="0" w:noVBand="1" w:val="04A0"/>
+      </w:tblPr>
+      <w:tblGrid>
+        <w:gridCol w:w="14112"/>
+      </w:tblGrid>
+      <w:tr>
+        <w:tc>
+          <w:tcPr>
+            <w:tcW w:type="dxa" w:w="14112"/>
+            <w:shd w:fill="EDF4FF"/>
+            <w:tcBorders>
+              <w:top w:val="single" w:sz="8" w:space="0" w:color="DBE2EA"/>
+              <w:left w:val="single" w:sz="8" w:space="0" w:color="DBE2EA"/>
+              <w:bottom w:val="single" w:sz="8" w:space="0" w:color="DBE2EA"/>
+              <w:right w:val="single" w:sz="8" w:space="0" w:color="DBE2EA"/>
+            </w:tcBorders>
+            <w:tcMar>
+              <w:top w:w="190" w:type="dxa"/>
+              <w:left w:w="190" w:type="dxa"/>
+              <w:bottom w:w="190" w:type="dxa"/>
+              <w:right w:w="190" w:type="dxa"/>
+            </w:tcMar>
+            <w:vAlign w:val="top"/>
+          </w:tcPr>
+          <w:p>
+            <w:r>
+              <w:rPr>
+                <w:b/>
+                <w:color w:val="2563EB"/>
+                <w:sz w:val="24"/>
+              </w:rPr>
+              <w:t>Possible artifacts</w:t>
+            </w:r>
+          </w:p>
+          <w:p>
+            <w:pPr>
+              <w:spacing w:after="0"/>
+            </w:pPr>
+            <w:r>
+              <w:t>short vs long range graph, table of predictions, reliability note, revised domain</w:t>
+            </w:r>
+          </w:p>
+        </w:tc>
+      </w:tr>
+    </w:tbl>
+    <w:tbl>
+      <w:tblPr>
+        <w:tblW w:type="auto" w:w="0"/>
         <w:jc w:val="center"/>
         <w:tblLook w:firstColumn="1" w:firstRow="1" w:lastColumn="0" w:lastRow="0" w:noHBand="0" w:noVBand="1" w:val="04A0"/>
       </w:tblPr>
@@ -3080,7 +4309,7 @@
               <w:spacing w:after="0"/>
             </w:pPr>
             <w:r>
-              <w:t>What changed in your thinking? What assumption is doing the most work? What evidence would make this stronger?</w:t>
+              <w:t>What revision improved the model most?</w:t>
             </w:r>
           </w:p>
         </w:tc>
@@ -3154,6 +4383,55 @@
     <w:tbl>
       <w:tblPr>
         <w:tblW w:type="auto" w:w="0"/>
+        <w:jc w:val="left"/>
+        <w:tblLook w:firstColumn="1" w:firstRow="1" w:lastColumn="0" w:lastRow="0" w:noHBand="0" w:noVBand="1" w:val="04A0"/>
+      </w:tblPr>
+      <w:tblGrid>
+        <w:gridCol w:w="14112"/>
+      </w:tblGrid>
+      <w:tr>
+        <w:tc>
+          <w:tcPr>
+            <w:tcW w:type="dxa" w:w="14112"/>
+            <w:shd w:fill="EDF4FF"/>
+            <w:tcBorders>
+              <w:top w:val="single" w:sz="8" w:space="0" w:color="DBE2EA"/>
+              <w:left w:val="single" w:sz="8" w:space="0" w:color="DBE2EA"/>
+              <w:bottom w:val="single" w:sz="8" w:space="0" w:color="DBE2EA"/>
+              <w:right w:val="single" w:sz="8" w:space="0" w:color="DBE2EA"/>
+            </w:tcBorders>
+            <w:tcMar>
+              <w:top w:w="190" w:type="dxa"/>
+              <w:left w:w="190" w:type="dxa"/>
+              <w:bottom w:w="190" w:type="dxa"/>
+              <w:right w:w="190" w:type="dxa"/>
+            </w:tcMar>
+            <w:vAlign w:val="top"/>
+          </w:tcPr>
+          <w:p>
+            <w:r>
+              <w:rPr>
+                <w:b/>
+                <w:color w:val="2563EB"/>
+                <w:sz w:val="24"/>
+              </w:rPr>
+              <w:t>Possible artifacts</w:t>
+            </w:r>
+          </w:p>
+          <w:p>
+            <w:pPr>
+              <w:spacing w:after="0"/>
+            </w:pPr>
+            <w:r>
+              <w:t>crossed-out prediction, revised assumption, graph annotation, note explaining why pattern changed</w:t>
+            </w:r>
+          </w:p>
+        </w:tc>
+      </w:tr>
+    </w:tbl>
+    <w:tbl>
+      <w:tblPr>
+        <w:tblW w:type="auto" w:w="0"/>
         <w:jc w:val="center"/>
         <w:tblLook w:firstColumn="1" w:firstRow="1" w:lastColumn="0" w:lastRow="0" w:noHBand="0" w:noVBand="1" w:val="04A0"/>
       </w:tblPr>
@@ -3316,7 +4594,879 @@
               <w:spacing w:after="0"/>
             </w:pPr>
             <w:r>
-              <w:t>What changed in your thinking? What assumption is doing the most work? What evidence would make this stronger?</w:t>
+              <w:t>What assumption became weaker?</w:t>
+            </w:r>
+          </w:p>
+        </w:tc>
+      </w:tr>
+    </w:tbl>
+    <w:p>
+      <w:r>
+        <w:br w:type="page"/>
+      </w:r>
+    </w:p>
+    <w:p>
+      <w:pPr>
+        <w:pStyle w:val="Heading1"/>
+      </w:pPr>
+      <w:r>
+        <w:rPr>
+          <w:b w:val="0"/>
+        </w:rPr>
+        <w:t>Class 2 Individual Snapshot</w:t>
+      </w:r>
+    </w:p>
+    <w:p>
+      <w:r>
+        <w:rPr>
+          <w:b w:val="0"/>
+        </w:rPr>
+        <w:t>This is a small individual accountability moment inside the shared investigation. Choose one mathematical contribution you personally understand and can defend.</w:t>
+      </w:r>
+    </w:p>
+    <w:tbl>
+      <w:tblPr>
+        <w:tblW w:type="auto" w:w="0"/>
+        <w:jc w:val="center"/>
+        <w:tblLook w:firstColumn="1" w:firstRow="1" w:lastColumn="0" w:lastRow="0" w:noHBand="0" w:noVBand="1" w:val="04A0"/>
+      </w:tblPr>
+      <w:tblGrid>
+        <w:gridCol w:w="4704"/>
+        <w:gridCol w:w="4704"/>
+        <w:gridCol w:w="4704"/>
+      </w:tblGrid>
+      <w:tr>
+        <w:tc>
+          <w:tcPr>
+            <w:tcW w:type="dxa" w:w="4704"/>
+            <w:tcMar>
+              <w:top w:w="160" w:type="dxa"/>
+              <w:left w:w="160" w:type="dxa"/>
+              <w:bottom w:w="160" w:type="dxa"/>
+              <w:right w:w="160" w:type="dxa"/>
+            </w:tcMar>
+            <w:shd w:fill="EDF4FF"/>
+            <w:tcBorders>
+              <w:top w:val="single" w:sz="8" w:space="0" w:color="DBE2EA"/>
+              <w:left w:val="single" w:sz="8" w:space="0" w:color="DBE2EA"/>
+              <w:bottom w:val="single" w:sz="8" w:space="0" w:color="DBE2EA"/>
+              <w:right w:val="single" w:sz="8" w:space="0" w:color="DBE2EA"/>
+            </w:tcBorders>
+          </w:tcPr>
+          <w:p>
+            <w:pPr>
+              <w:spacing w:after="60"/>
+            </w:pPr>
+            <w:r>
+              <w:rPr>
+                <w:b/>
+                <w:color w:val="2563EB"/>
+                <w:sz w:val="23"/>
+              </w:rPr>
+              <w:t>Possible focus</w:t>
+            </w:r>
+          </w:p>
+          <w:p>
+            <w:pPr>
+              <w:spacing w:after="0"/>
+            </w:pPr>
+            <w:r>
+              <w:t>Explain one graph feature, critique one assumption, interpret one threshold, identify one limitation, explain one revision, or defend one modeling decision.</w:t>
+            </w:r>
+          </w:p>
+        </w:tc>
+        <w:tc>
+          <w:tcPr>
+            <w:tcW w:type="dxa" w:w="4704"/>
+            <w:tcMar>
+              <w:top w:w="160" w:type="dxa"/>
+              <w:left w:w="160" w:type="dxa"/>
+              <w:bottom w:w="160" w:type="dxa"/>
+              <w:right w:w="160" w:type="dxa"/>
+            </w:tcMar>
+            <w:shd w:fill="EDF8F1"/>
+            <w:tcBorders>
+              <w:top w:val="single" w:sz="8" w:space="0" w:color="DBE2EA"/>
+              <w:left w:val="single" w:sz="8" w:space="0" w:color="DBE2EA"/>
+              <w:bottom w:val="single" w:sz="8" w:space="0" w:color="DBE2EA"/>
+              <w:right w:val="single" w:sz="8" w:space="0" w:color="DBE2EA"/>
+            </w:tcBorders>
+          </w:tcPr>
+          <w:p>
+            <w:pPr>
+              <w:spacing w:after="60"/>
+            </w:pPr>
+            <w:r>
+              <w:rPr>
+                <w:b/>
+                <w:color w:val="15803D"/>
+                <w:sz w:val="23"/>
+              </w:rPr>
+              <w:t>Evidence to attach or reference</w:t>
+            </w:r>
+          </w:p>
+          <w:p>
+            <w:pPr>
+              <w:spacing w:after="0"/>
+            </w:pPr>
+            <w:r>
+              <w:t>Graph annotation, recalculation, model critique, revised assumption note, scatterplot interpretation, limitation analysis, or synthesis explanation.</w:t>
+            </w:r>
+          </w:p>
+        </w:tc>
+        <w:tc>
+          <w:tcPr>
+            <w:tcW w:type="dxa" w:w="4704"/>
+            <w:tcMar>
+              <w:top w:w="160" w:type="dxa"/>
+              <w:left w:w="160" w:type="dxa"/>
+              <w:bottom w:w="160" w:type="dxa"/>
+              <w:right w:w="160" w:type="dxa"/>
+            </w:tcMar>
+            <w:shd w:fill="F6EFFF"/>
+            <w:tcBorders>
+              <w:top w:val="single" w:sz="8" w:space="0" w:color="DBE2EA"/>
+              <w:left w:val="single" w:sz="8" w:space="0" w:color="DBE2EA"/>
+              <w:bottom w:val="single" w:sz="8" w:space="0" w:color="DBE2EA"/>
+              <w:right w:val="single" w:sz="8" w:space="0" w:color="DBE2EA"/>
+            </w:tcBorders>
+          </w:tcPr>
+          <w:p>
+            <w:pPr>
+              <w:spacing w:after="60"/>
+            </w:pPr>
+            <w:r>
+              <w:rPr>
+                <w:b/>
+                <w:color w:val="7E22CE"/>
+                <w:sz w:val="23"/>
+              </w:rPr>
+              <w:t>Keep it personal</w:t>
+            </w:r>
+          </w:p>
+          <w:p>
+            <w:pPr>
+              <w:spacing w:after="0"/>
+            </w:pPr>
+            <w:r>
+              <w:t>Write in your own mathematical voice. Do not divide the project by topic; every student should engage across the major lenses.</w:t>
+            </w:r>
+          </w:p>
+        </w:tc>
+      </w:tr>
+    </w:tbl>
+    <w:p/>
+    <w:p>
+      <w:pPr>
+        <w:pStyle w:val="Heading2"/>
+      </w:pPr>
+      <w:r>
+        <w:rPr>
+          <w:b w:val="0"/>
+        </w:rPr>
+        <w:t>Individual reasoning snapshot</w:t>
+      </w:r>
+    </w:p>
+    <w:tbl>
+      <w:tblPr>
+        <w:tblW w:type="auto" w:w="0"/>
+        <w:jc w:val="left"/>
+        <w:tblLook w:firstColumn="1" w:firstRow="1" w:lastColumn="0" w:lastRow="0" w:noHBand="0" w:noVBand="1" w:val="04A0"/>
+      </w:tblPr>
+      <w:tblGrid>
+        <w:gridCol w:w="14112"/>
+      </w:tblGrid>
+      <w:tr>
+        <w:tc>
+          <w:tcPr>
+            <w:tcW w:type="dxa" w:w="14112"/>
+            <w:shd w:fill="F8FAFC"/>
+            <w:tcBorders>
+              <w:top w:val="single" w:sz="8" w:space="0" w:color="DBE2EA"/>
+              <w:left w:val="single" w:sz="8" w:space="0" w:color="DBE2EA"/>
+              <w:bottom w:val="single" w:sz="8" w:space="0" w:color="DBE2EA"/>
+              <w:right w:val="single" w:sz="8" w:space="0" w:color="DBE2EA"/>
+            </w:tcBorders>
+            <w:tcMar>
+              <w:top w:w="190" w:type="dxa"/>
+              <w:left w:w="190" w:type="dxa"/>
+              <w:bottom w:w="190" w:type="dxa"/>
+              <w:right w:w="190" w:type="dxa"/>
+            </w:tcMar>
+            <w:vAlign w:val="top"/>
+          </w:tcPr>
+          <w:p>
+            <w:r>
+              <w:rPr>
+                <w:b/>
+                <w:color w:val="111827"/>
+                <w:sz w:val="24"/>
+              </w:rPr>
+              <w:t>Prompt</w:t>
+            </w:r>
+          </w:p>
+          <w:p>
+            <w:pPr>
+              <w:spacing w:after="0"/>
+            </w:pPr>
+            <w:r>
+              <w:t>Type your personal explanation or paste your individual artifact here.</w:t>
+            </w:r>
+          </w:p>
+        </w:tc>
+      </w:tr>
+    </w:tbl>
+    <w:tbl>
+      <w:tblPr>
+        <w:tblW w:type="auto" w:w="0"/>
+        <w:jc w:val="left"/>
+        <w:tblLook w:firstColumn="1" w:firstRow="1" w:lastColumn="0" w:lastRow="0" w:noHBand="0" w:noVBand="1" w:val="04A0"/>
+      </w:tblPr>
+      <w:tblGrid>
+        <w:gridCol w:w="14112"/>
+      </w:tblGrid>
+      <w:tr>
+        <w:tc>
+          <w:tcPr>
+            <w:tcW w:type="dxa" w:w="14112"/>
+            <w:shd w:fill="EDF4FF"/>
+            <w:tcBorders>
+              <w:top w:val="single" w:sz="8" w:space="0" w:color="DBE2EA"/>
+              <w:left w:val="single" w:sz="8" w:space="0" w:color="DBE2EA"/>
+              <w:bottom w:val="single" w:sz="8" w:space="0" w:color="DBE2EA"/>
+              <w:right w:val="single" w:sz="8" w:space="0" w:color="DBE2EA"/>
+            </w:tcBorders>
+            <w:tcMar>
+              <w:top w:w="190" w:type="dxa"/>
+              <w:left w:w="190" w:type="dxa"/>
+              <w:bottom w:w="190" w:type="dxa"/>
+              <w:right w:w="190" w:type="dxa"/>
+            </w:tcMar>
+            <w:vAlign w:val="top"/>
+          </w:tcPr>
+          <w:p>
+            <w:r>
+              <w:rPr>
+                <w:b/>
+                <w:color w:val="2563EB"/>
+                <w:sz w:val="24"/>
+              </w:rPr>
+              <w:t>Possible artifacts</w:t>
+            </w:r>
+          </w:p>
+          <w:p>
+            <w:pPr>
+              <w:spacing w:after="0"/>
+            </w:pPr>
+            <w:r>
+              <w:t>personal graph note, critique, recalculation, limitation analysis, or revised assumption</w:t>
+            </w:r>
+          </w:p>
+        </w:tc>
+      </w:tr>
+    </w:tbl>
+    <w:tbl>
+      <w:tblPr>
+        <w:tblW w:type="auto" w:w="0"/>
+        <w:jc w:val="center"/>
+        <w:tblLook w:firstColumn="1" w:firstRow="1" w:lastColumn="0" w:lastRow="0" w:noHBand="0" w:noVBand="1" w:val="04A0"/>
+      </w:tblPr>
+      <w:tblGrid>
+        <w:gridCol w:w="14112"/>
+      </w:tblGrid>
+      <w:tr>
+        <w:tc>
+          <w:tcPr>
+            <w:tcW w:type="dxa" w:w="14112"/>
+            <w:shd w:fill="FFFFFF"/>
+            <w:tcBorders>
+              <w:top w:val="single" w:sz="10" w:space="0" w:color="AEBBCC"/>
+              <w:left w:val="single" w:sz="10" w:space="0" w:color="AEBBCC"/>
+              <w:bottom w:val="single" w:sz="10" w:space="0" w:color="AEBBCC"/>
+              <w:right w:val="single" w:sz="10" w:space="0" w:color="AEBBCC"/>
+            </w:tcBorders>
+            <w:tcMar>
+              <w:top w:w="220" w:type="dxa"/>
+              <w:left w:w="220" w:type="dxa"/>
+              <w:bottom w:w="220" w:type="dxa"/>
+              <w:right w:w="220" w:type="dxa"/>
+            </w:tcMar>
+            <w:vAlign w:val="top"/>
+          </w:tcPr>
+          <w:p>
+            <w:pPr>
+              <w:spacing w:after="80"/>
+            </w:pPr>
+            <w:r>
+              <w:rPr>
+                <w:b/>
+              </w:rPr>
+              <w:t>Editable thinking space</w:t>
+            </w:r>
+          </w:p>
+          <w:p>
+            <w:pPr>
+              <w:spacing w:after="160"/>
+            </w:pPr>
+            <w:r>
+              <w:t>Use this space for typing, pasted screenshots, graph notes, revised assumptions, or teacher-approved digital annotation.</w:t>
+            </w:r>
+          </w:p>
+          <w:p>
+            <w:pPr>
+              <w:spacing w:after="240"/>
+            </w:pPr>
+            <w:r>
+              <w:t xml:space="preserve"> </w:t>
+            </w:r>
+          </w:p>
+          <w:p>
+            <w:pPr>
+              <w:spacing w:after="240"/>
+            </w:pPr>
+            <w:r>
+              <w:t xml:space="preserve"> </w:t>
+            </w:r>
+          </w:p>
+          <w:p>
+            <w:pPr>
+              <w:spacing w:after="240"/>
+            </w:pPr>
+            <w:r>
+              <w:t xml:space="preserve"> </w:t>
+            </w:r>
+          </w:p>
+          <w:p>
+            <w:pPr>
+              <w:spacing w:after="240"/>
+            </w:pPr>
+            <w:r>
+              <w:t xml:space="preserve"> </w:t>
+            </w:r>
+          </w:p>
+          <w:p>
+            <w:pPr>
+              <w:spacing w:after="240"/>
+            </w:pPr>
+            <w:r>
+              <w:t xml:space="preserve"> </w:t>
+            </w:r>
+          </w:p>
+          <w:p>
+            <w:pPr>
+              <w:spacing w:after="240"/>
+            </w:pPr>
+            <w:r>
+              <w:t xml:space="preserve"> </w:t>
+            </w:r>
+          </w:p>
+          <w:p>
+            <w:pPr>
+              <w:spacing w:after="240"/>
+            </w:pPr>
+            <w:r>
+              <w:t xml:space="preserve"> </w:t>
+            </w:r>
+          </w:p>
+          <w:p>
+            <w:pPr>
+              <w:spacing w:after="240"/>
+            </w:pPr>
+            <w:r>
+              <w:t xml:space="preserve"> </w:t>
+            </w:r>
+          </w:p>
+          <w:p>
+            <w:pPr>
+              <w:spacing w:after="240"/>
+            </w:pPr>
+            <w:r>
+              <w:t xml:space="preserve"> </w:t>
+            </w:r>
+          </w:p>
+        </w:tc>
+      </w:tr>
+    </w:tbl>
+    <w:tbl>
+      <w:tblPr>
+        <w:tblW w:type="auto" w:w="0"/>
+        <w:jc w:val="left"/>
+        <w:tblLook w:firstColumn="1" w:firstRow="1" w:lastColumn="0" w:lastRow="0" w:noHBand="0" w:noVBand="1" w:val="04A0"/>
+      </w:tblPr>
+      <w:tblGrid>
+        <w:gridCol w:w="14112"/>
+      </w:tblGrid>
+      <w:tr>
+        <w:tc>
+          <w:tcPr>
+            <w:tcW w:type="dxa" w:w="14112"/>
+            <w:shd w:fill="F8FAFC"/>
+            <w:tcBorders>
+              <w:top w:val="single" w:sz="8" w:space="0" w:color="DBE2EA"/>
+              <w:left w:val="single" w:sz="8" w:space="0" w:color="DBE2EA"/>
+              <w:bottom w:val="single" w:sz="8" w:space="0" w:color="DBE2EA"/>
+              <w:right w:val="single" w:sz="8" w:space="0" w:color="DBE2EA"/>
+            </w:tcBorders>
+            <w:tcMar>
+              <w:top w:w="190" w:type="dxa"/>
+              <w:left w:w="190" w:type="dxa"/>
+              <w:bottom w:w="190" w:type="dxa"/>
+              <w:right w:w="190" w:type="dxa"/>
+            </w:tcMar>
+            <w:vAlign w:val="top"/>
+          </w:tcPr>
+          <w:p>
+            <w:r>
+              <w:rPr>
+                <w:b/>
+                <w:color w:val="111827"/>
+                <w:sz w:val="24"/>
+              </w:rPr>
+              <w:t>Reflection prompt</w:t>
+            </w:r>
+          </w:p>
+          <w:p>
+            <w:pPr>
+              <w:spacing w:after="0"/>
+            </w:pPr>
+            <w:r>
+              <w:t>What part of the mathematics can you defend without reading a script?</w:t>
+            </w:r>
+          </w:p>
+        </w:tc>
+      </w:tr>
+    </w:tbl>
+    <w:p>
+      <w:r>
+        <w:br w:type="page"/>
+      </w:r>
+    </w:p>
+    <w:p>
+      <w:pPr>
+        <w:pStyle w:val="Heading1"/>
+      </w:pPr>
+      <w:r>
+        <w:rPr>
+          <w:b w:val="0"/>
+        </w:rPr>
+        <w:t>STOP AND CRITIQUE</w:t>
+      </w:r>
+    </w:p>
+    <w:p>
+      <w:r>
+        <w:rPr>
+          <w:b w:val="0"/>
+        </w:rPr>
+        <w:t>A strong investigation interrupts itself. Use this page to evaluate whether your current model is becoming more credible or just more polished.</w:t>
+      </w:r>
+    </w:p>
+    <w:tbl>
+      <w:tblPr>
+        <w:tblW w:type="auto" w:w="0"/>
+        <w:jc w:val="center"/>
+        <w:tblLook w:firstColumn="1" w:firstRow="1" w:lastColumn="0" w:lastRow="0" w:noHBand="0" w:noVBand="1" w:val="04A0"/>
+      </w:tblPr>
+      <w:tblGrid>
+        <w:gridCol w:w="4704"/>
+        <w:gridCol w:w="4704"/>
+        <w:gridCol w:w="4704"/>
+      </w:tblGrid>
+      <w:tr>
+        <w:tc>
+          <w:tcPr>
+            <w:tcW w:type="dxa" w:w="4704"/>
+            <w:tcMar>
+              <w:top w:w="160" w:type="dxa"/>
+              <w:left w:w="160" w:type="dxa"/>
+              <w:bottom w:w="160" w:type="dxa"/>
+              <w:right w:w="160" w:type="dxa"/>
+            </w:tcMar>
+            <w:shd w:fill="F8FAFC"/>
+            <w:tcBorders>
+              <w:top w:val="single" w:sz="8" w:space="0" w:color="DBE2EA"/>
+              <w:left w:val="single" w:sz="8" w:space="0" w:color="DBE2EA"/>
+              <w:bottom w:val="single" w:sz="8" w:space="0" w:color="DBE2EA"/>
+              <w:right w:val="single" w:sz="8" w:space="0" w:color="DBE2EA"/>
+            </w:tcBorders>
+          </w:tcPr>
+          <w:p>
+            <w:pPr>
+              <w:spacing w:after="60"/>
+            </w:pPr>
+            <w:r>
+              <w:rPr>
+                <w:b/>
+                <w:color w:val="B45353"/>
+                <w:sz w:val="23"/>
+              </w:rPr>
+              <w:t>Credibility questions</w:t>
+            </w:r>
+          </w:p>
+          <w:p>
+            <w:pPr>
+              <w:spacing w:after="0"/>
+            </w:pPr>
+            <w:r>
+              <w:t>What currently feels misleading? What assumption is dominating the model? What variable is missing? What evidence would weaken your claim?</w:t>
+            </w:r>
+          </w:p>
+        </w:tc>
+        <w:tc>
+          <w:tcPr>
+            <w:tcW w:type="dxa" w:w="4704"/>
+            <w:tcMar>
+              <w:top w:w="160" w:type="dxa"/>
+              <w:left w:w="160" w:type="dxa"/>
+              <w:bottom w:w="160" w:type="dxa"/>
+              <w:right w:w="160" w:type="dxa"/>
+            </w:tcMar>
+            <w:shd w:fill="FFFFFF"/>
+            <w:tcBorders>
+              <w:top w:val="single" w:sz="8" w:space="0" w:color="DBE2EA"/>
+              <w:left w:val="single" w:sz="8" w:space="0" w:color="DBE2EA"/>
+              <w:bottom w:val="single" w:sz="8" w:space="0" w:color="DBE2EA"/>
+              <w:right w:val="single" w:sz="8" w:space="0" w:color="DBE2EA"/>
+            </w:tcBorders>
+          </w:tcPr>
+          <w:p>
+            <w:pPr>
+              <w:spacing w:after="60"/>
+            </w:pPr>
+            <w:r>
+              <w:rPr>
+                <w:b/>
+                <w:color w:val="111827"/>
+                <w:sz w:val="23"/>
+              </w:rPr>
+              <w:t>Model honesty</w:t>
+            </w:r>
+          </w:p>
+          <w:p>
+            <w:pPr>
+              <w:spacing w:after="0"/>
+            </w:pPr>
+            <w:r>
+              <w:t>Which prediction feels least realistic? What would an opposing interpretation say? Which graph feature might be overinterpreted?</w:t>
+            </w:r>
+          </w:p>
+        </w:tc>
+        <w:tc>
+          <w:tcPr>
+            <w:tcW w:type="dxa" w:w="4704"/>
+            <w:tcMar>
+              <w:top w:w="160" w:type="dxa"/>
+              <w:left w:w="160" w:type="dxa"/>
+              <w:bottom w:w="160" w:type="dxa"/>
+              <w:right w:w="160" w:type="dxa"/>
+            </w:tcMar>
+            <w:shd w:fill="F6EFFF"/>
+            <w:tcBorders>
+              <w:top w:val="single" w:sz="8" w:space="0" w:color="DBE2EA"/>
+              <w:left w:val="single" w:sz="8" w:space="0" w:color="DBE2EA"/>
+              <w:bottom w:val="single" w:sz="8" w:space="0" w:color="DBE2EA"/>
+              <w:right w:val="single" w:sz="8" w:space="0" w:color="DBE2EA"/>
+            </w:tcBorders>
+          </w:tcPr>
+          <w:p>
+            <w:pPr>
+              <w:spacing w:after="60"/>
+            </w:pPr>
+            <w:r>
+              <w:rPr>
+                <w:b/>
+                <w:color w:val="7E22CE"/>
+                <w:sz w:val="23"/>
+              </w:rPr>
+              <w:t>Anchor</w:t>
+            </w:r>
+          </w:p>
+          <w:p>
+            <w:pPr>
+              <w:spacing w:after="0"/>
+            </w:pPr>
+            <w:r>
+              <w:t>Models are arguments. Revision strengthens modeling when it makes assumptions, evidence, and limits clearer.</w:t>
+            </w:r>
+          </w:p>
+        </w:tc>
+      </w:tr>
+    </w:tbl>
+    <w:p/>
+    <w:p>
+      <w:pPr>
+        <w:pStyle w:val="Heading2"/>
+      </w:pPr>
+      <w:r>
+        <w:rPr>
+          <w:b w:val="0"/>
+        </w:rPr>
+        <w:t>Critique notes and revised decisions</w:t>
+      </w:r>
+    </w:p>
+    <w:tbl>
+      <w:tblPr>
+        <w:tblW w:type="auto" w:w="0"/>
+        <w:jc w:val="left"/>
+        <w:tblLook w:firstColumn="1" w:firstRow="1" w:lastColumn="0" w:lastRow="0" w:noHBand="0" w:noVBand="1" w:val="04A0"/>
+      </w:tblPr>
+      <w:tblGrid>
+        <w:gridCol w:w="14112"/>
+      </w:tblGrid>
+      <w:tr>
+        <w:tc>
+          <w:tcPr>
+            <w:tcW w:type="dxa" w:w="14112"/>
+            <w:shd w:fill="F8FAFC"/>
+            <w:tcBorders>
+              <w:top w:val="single" w:sz="8" w:space="0" w:color="DBE2EA"/>
+              <w:left w:val="single" w:sz="8" w:space="0" w:color="DBE2EA"/>
+              <w:bottom w:val="single" w:sz="8" w:space="0" w:color="DBE2EA"/>
+              <w:right w:val="single" w:sz="8" w:space="0" w:color="DBE2EA"/>
+            </w:tcBorders>
+            <w:tcMar>
+              <w:top w:w="190" w:type="dxa"/>
+              <w:left w:w="190" w:type="dxa"/>
+              <w:bottom w:w="190" w:type="dxa"/>
+              <w:right w:w="190" w:type="dxa"/>
+            </w:tcMar>
+            <w:vAlign w:val="top"/>
+          </w:tcPr>
+          <w:p>
+            <w:r>
+              <w:rPr>
+                <w:b/>
+                <w:color w:val="111827"/>
+                <w:sz w:val="24"/>
+              </w:rPr>
+              <w:t>Prompt</w:t>
+            </w:r>
+          </w:p>
+          <w:p>
+            <w:pPr>
+              <w:spacing w:after="0"/>
+            </w:pPr>
+            <w:r>
+              <w:t>Record what your group needs to question, revise, verify, or stop claiming too strongly.</w:t>
+            </w:r>
+          </w:p>
+        </w:tc>
+      </w:tr>
+    </w:tbl>
+    <w:tbl>
+      <w:tblPr>
+        <w:tblW w:type="auto" w:w="0"/>
+        <w:jc w:val="left"/>
+        <w:tblLook w:firstColumn="1" w:firstRow="1" w:lastColumn="0" w:lastRow="0" w:noHBand="0" w:noVBand="1" w:val="04A0"/>
+      </w:tblPr>
+      <w:tblGrid>
+        <w:gridCol w:w="14112"/>
+      </w:tblGrid>
+      <w:tr>
+        <w:tc>
+          <w:tcPr>
+            <w:tcW w:type="dxa" w:w="14112"/>
+            <w:shd w:fill="EDF4FF"/>
+            <w:tcBorders>
+              <w:top w:val="single" w:sz="8" w:space="0" w:color="DBE2EA"/>
+              <w:left w:val="single" w:sz="8" w:space="0" w:color="DBE2EA"/>
+              <w:bottom w:val="single" w:sz="8" w:space="0" w:color="DBE2EA"/>
+              <w:right w:val="single" w:sz="8" w:space="0" w:color="DBE2EA"/>
+            </w:tcBorders>
+            <w:tcMar>
+              <w:top w:w="190" w:type="dxa"/>
+              <w:left w:w="190" w:type="dxa"/>
+              <w:bottom w:w="190" w:type="dxa"/>
+              <w:right w:w="190" w:type="dxa"/>
+            </w:tcMar>
+            <w:vAlign w:val="top"/>
+          </w:tcPr>
+          <w:p>
+            <w:r>
+              <w:rPr>
+                <w:b/>
+                <w:color w:val="2563EB"/>
+                <w:sz w:val="24"/>
+              </w:rPr>
+              <w:t>Possible artifacts</w:t>
+            </w:r>
+          </w:p>
+          <w:p>
+            <w:pPr>
+              <w:spacing w:after="0"/>
+            </w:pPr>
+            <w:r>
+              <w:t>graph sketch, table of values, annotated screenshot, written interpretation, revised assumption note</w:t>
+            </w:r>
+          </w:p>
+        </w:tc>
+      </w:tr>
+    </w:tbl>
+    <w:tbl>
+      <w:tblPr>
+        <w:tblW w:type="auto" w:w="0"/>
+        <w:jc w:val="center"/>
+        <w:tblLook w:firstColumn="1" w:firstRow="1" w:lastColumn="0" w:lastRow="0" w:noHBand="0" w:noVBand="1" w:val="04A0"/>
+      </w:tblPr>
+      <w:tblGrid>
+        <w:gridCol w:w="14112"/>
+      </w:tblGrid>
+      <w:tr>
+        <w:tc>
+          <w:tcPr>
+            <w:tcW w:type="dxa" w:w="14112"/>
+            <w:shd w:fill="FFFFFF"/>
+            <w:tcBorders>
+              <w:top w:val="single" w:sz="10" w:space="0" w:color="AEBBCC"/>
+              <w:left w:val="single" w:sz="10" w:space="0" w:color="AEBBCC"/>
+              <w:bottom w:val="single" w:sz="10" w:space="0" w:color="AEBBCC"/>
+              <w:right w:val="single" w:sz="10" w:space="0" w:color="AEBBCC"/>
+            </w:tcBorders>
+            <w:tcMar>
+              <w:top w:w="220" w:type="dxa"/>
+              <w:left w:w="220" w:type="dxa"/>
+              <w:bottom w:w="220" w:type="dxa"/>
+              <w:right w:w="220" w:type="dxa"/>
+            </w:tcMar>
+            <w:vAlign w:val="top"/>
+          </w:tcPr>
+          <w:p>
+            <w:pPr>
+              <w:spacing w:after="80"/>
+            </w:pPr>
+            <w:r>
+              <w:rPr>
+                <w:b/>
+              </w:rPr>
+              <w:t>Editable thinking space</w:t>
+            </w:r>
+          </w:p>
+          <w:p>
+            <w:pPr>
+              <w:spacing w:after="160"/>
+            </w:pPr>
+            <w:r>
+              <w:t>Use this space for typing, pasted screenshots, graph notes, revised assumptions, or teacher-approved digital annotation.</w:t>
+            </w:r>
+          </w:p>
+          <w:p>
+            <w:pPr>
+              <w:spacing w:after="240"/>
+            </w:pPr>
+            <w:r>
+              <w:t xml:space="preserve"> </w:t>
+            </w:r>
+          </w:p>
+          <w:p>
+            <w:pPr>
+              <w:spacing w:after="240"/>
+            </w:pPr>
+            <w:r>
+              <w:t xml:space="preserve"> </w:t>
+            </w:r>
+          </w:p>
+          <w:p>
+            <w:pPr>
+              <w:spacing w:after="240"/>
+            </w:pPr>
+            <w:r>
+              <w:t xml:space="preserve"> </w:t>
+            </w:r>
+          </w:p>
+          <w:p>
+            <w:pPr>
+              <w:spacing w:after="240"/>
+            </w:pPr>
+            <w:r>
+              <w:t xml:space="preserve"> </w:t>
+            </w:r>
+          </w:p>
+          <w:p>
+            <w:pPr>
+              <w:spacing w:after="240"/>
+            </w:pPr>
+            <w:r>
+              <w:t xml:space="preserve"> </w:t>
+            </w:r>
+          </w:p>
+          <w:p>
+            <w:pPr>
+              <w:spacing w:after="240"/>
+            </w:pPr>
+            <w:r>
+              <w:t xml:space="preserve"> </w:t>
+            </w:r>
+          </w:p>
+          <w:p>
+            <w:pPr>
+              <w:spacing w:after="240"/>
+            </w:pPr>
+            <w:r>
+              <w:t xml:space="preserve"> </w:t>
+            </w:r>
+          </w:p>
+          <w:p>
+            <w:pPr>
+              <w:spacing w:after="240"/>
+            </w:pPr>
+            <w:r>
+              <w:t xml:space="preserve"> </w:t>
+            </w:r>
+          </w:p>
+          <w:p>
+            <w:pPr>
+              <w:spacing w:after="240"/>
+            </w:pPr>
+            <w:r>
+              <w:t xml:space="preserve"> </w:t>
+            </w:r>
+          </w:p>
+        </w:tc>
+      </w:tr>
+    </w:tbl>
+    <w:tbl>
+      <w:tblPr>
+        <w:tblW w:type="auto" w:w="0"/>
+        <w:jc w:val="left"/>
+        <w:tblLook w:firstColumn="1" w:firstRow="1" w:lastColumn="0" w:lastRow="0" w:noHBand="0" w:noVBand="1" w:val="04A0"/>
+      </w:tblPr>
+      <w:tblGrid>
+        <w:gridCol w:w="14112"/>
+      </w:tblGrid>
+      <w:tr>
+        <w:tc>
+          <w:tcPr>
+            <w:tcW w:type="dxa" w:w="14112"/>
+            <w:shd w:fill="F8FAFC"/>
+            <w:tcBorders>
+              <w:top w:val="single" w:sz="8" w:space="0" w:color="DBE2EA"/>
+              <w:left w:val="single" w:sz="8" w:space="0" w:color="DBE2EA"/>
+              <w:bottom w:val="single" w:sz="8" w:space="0" w:color="DBE2EA"/>
+              <w:right w:val="single" w:sz="8" w:space="0" w:color="DBE2EA"/>
+            </w:tcBorders>
+            <w:tcMar>
+              <w:top w:w="190" w:type="dxa"/>
+              <w:left w:w="190" w:type="dxa"/>
+              <w:bottom w:w="190" w:type="dxa"/>
+              <w:right w:w="190" w:type="dxa"/>
+            </w:tcMar>
+            <w:vAlign w:val="top"/>
+          </w:tcPr>
+          <w:p>
+            <w:r>
+              <w:rPr>
+                <w:b/>
+                <w:color w:val="111827"/>
+                <w:sz w:val="24"/>
+              </w:rPr>
+              <w:t>Reflection prompt</w:t>
+            </w:r>
+          </w:p>
+          <w:p>
+            <w:pPr>
+              <w:spacing w:after="0"/>
+            </w:pPr>
+            <w:r>
+              <w:t>What would make your current claim more honest?</w:t>
             </w:r>
           </w:p>
         </w:tc>
@@ -3763,6 +5913,55 @@
         </w:tc>
       </w:tr>
     </w:tbl>
+    <w:tbl>
+      <w:tblPr>
+        <w:tblW w:type="auto" w:w="0"/>
+        <w:jc w:val="left"/>
+        <w:tblLook w:firstColumn="1" w:firstRow="1" w:lastColumn="0" w:lastRow="0" w:noHBand="0" w:noVBand="1" w:val="04A0"/>
+      </w:tblPr>
+      <w:tblGrid>
+        <w:gridCol w:w="14112"/>
+      </w:tblGrid>
+      <w:tr>
+        <w:tc>
+          <w:tcPr>
+            <w:tcW w:type="dxa" w:w="14112"/>
+            <w:shd w:fill="F8FAFC"/>
+            <w:tcBorders>
+              <w:top w:val="single" w:sz="8" w:space="0" w:color="DBE2EA"/>
+              <w:left w:val="single" w:sz="8" w:space="0" w:color="DBE2EA"/>
+              <w:bottom w:val="single" w:sz="8" w:space="0" w:color="DBE2EA"/>
+              <w:right w:val="single" w:sz="8" w:space="0" w:color="DBE2EA"/>
+            </w:tcBorders>
+            <w:tcMar>
+              <w:top w:w="190" w:type="dxa"/>
+              <w:left w:w="190" w:type="dxa"/>
+              <w:bottom w:w="190" w:type="dxa"/>
+              <w:right w:w="190" w:type="dxa"/>
+            </w:tcMar>
+            <w:vAlign w:val="top"/>
+          </w:tcPr>
+          <w:p>
+            <w:r>
+              <w:rPr>
+                <w:b/>
+                <w:color w:val="111827"/>
+                <w:sz w:val="24"/>
+              </w:rPr>
+              <w:t>Modeling anchor</w:t>
+            </w:r>
+          </w:p>
+          <w:p>
+            <w:pPr>
+              <w:spacing w:after="0"/>
+            </w:pPr>
+            <w:r>
+              <w:t>Assumptions shape predictions.</w:t>
+            </w:r>
+          </w:p>
+        </w:tc>
+      </w:tr>
+    </w:tbl>
     <w:p>
       <w:r>
         <w:br w:type="page"/>
@@ -3831,6 +6030,55 @@
     <w:tbl>
       <w:tblPr>
         <w:tblW w:type="auto" w:w="0"/>
+        <w:jc w:val="left"/>
+        <w:tblLook w:firstColumn="1" w:firstRow="1" w:lastColumn="0" w:lastRow="0" w:noHBand="0" w:noVBand="1" w:val="04A0"/>
+      </w:tblPr>
+      <w:tblGrid>
+        <w:gridCol w:w="14112"/>
+      </w:tblGrid>
+      <w:tr>
+        <w:tc>
+          <w:tcPr>
+            <w:tcW w:type="dxa" w:w="14112"/>
+            <w:shd w:fill="EDF4FF"/>
+            <w:tcBorders>
+              <w:top w:val="single" w:sz="8" w:space="0" w:color="DBE2EA"/>
+              <w:left w:val="single" w:sz="8" w:space="0" w:color="DBE2EA"/>
+              <w:bottom w:val="single" w:sz="8" w:space="0" w:color="DBE2EA"/>
+              <w:right w:val="single" w:sz="8" w:space="0" w:color="DBE2EA"/>
+            </w:tcBorders>
+            <w:tcMar>
+              <w:top w:w="190" w:type="dxa"/>
+              <w:left w:w="190" w:type="dxa"/>
+              <w:bottom w:w="190" w:type="dxa"/>
+              <w:right w:w="190" w:type="dxa"/>
+            </w:tcMar>
+            <w:vAlign w:val="top"/>
+          </w:tcPr>
+          <w:p>
+            <w:r>
+              <w:rPr>
+                <w:b/>
+                <w:color w:val="2563EB"/>
+                <w:sz w:val="24"/>
+              </w:rPr>
+              <w:t>Possible artifacts</w:t>
+            </w:r>
+          </w:p>
+          <w:p>
+            <w:pPr>
+              <w:spacing w:after="0"/>
+            </w:pPr>
+            <w:r>
+              <w:t>linear/exponential graph comparison, residual or fit note, written explanation, trendline screenshot</w:t>
+            </w:r>
+          </w:p>
+        </w:tc>
+      </w:tr>
+    </w:tbl>
+    <w:tbl>
+      <w:tblPr>
+        <w:tblW w:type="auto" w:w="0"/>
         <w:jc w:val="center"/>
         <w:tblLook w:firstColumn="1" w:firstRow="1" w:lastColumn="0" w:lastRow="0" w:noHBand="0" w:noVBand="1" w:val="04A0"/>
       </w:tblPr>
@@ -3993,7 +6241,7 @@
               <w:spacing w:after="0"/>
             </w:pPr>
             <w:r>
-              <w:t>What changed in your thinking? What assumption is doing the most work? What evidence would make this stronger?</w:t>
+              <w:t>What evidence became more convincing?</w:t>
             </w:r>
           </w:p>
         </w:tc>
@@ -4067,6 +6315,55 @@
     <w:tbl>
       <w:tblPr>
         <w:tblW w:type="auto" w:w="0"/>
+        <w:jc w:val="left"/>
+        <w:tblLook w:firstColumn="1" w:firstRow="1" w:lastColumn="0" w:lastRow="0" w:noHBand="0" w:noVBand="1" w:val="04A0"/>
+      </w:tblPr>
+      <w:tblGrid>
+        <w:gridCol w:w="14112"/>
+      </w:tblGrid>
+      <w:tr>
+        <w:tc>
+          <w:tcPr>
+            <w:tcW w:type="dxa" w:w="14112"/>
+            <w:shd w:fill="EDF4FF"/>
+            <w:tcBorders>
+              <w:top w:val="single" w:sz="8" w:space="0" w:color="DBE2EA"/>
+              <w:left w:val="single" w:sz="8" w:space="0" w:color="DBE2EA"/>
+              <w:bottom w:val="single" w:sz="8" w:space="0" w:color="DBE2EA"/>
+              <w:right w:val="single" w:sz="8" w:space="0" w:color="DBE2EA"/>
+            </w:tcBorders>
+            <w:tcMar>
+              <w:top w:w="190" w:type="dxa"/>
+              <w:left w:w="190" w:type="dxa"/>
+              <w:bottom w:w="190" w:type="dxa"/>
+              <w:right w:w="190" w:type="dxa"/>
+            </w:tcMar>
+            <w:vAlign w:val="top"/>
+          </w:tcPr>
+          <w:p>
+            <w:r>
+              <w:rPr>
+                <w:b/>
+                <w:color w:val="2563EB"/>
+                <w:sz w:val="24"/>
+              </w:rPr>
+              <w:t>Possible artifacts</w:t>
+            </w:r>
+          </w:p>
+          <w:p>
+            <w:pPr>
+              <w:spacing w:after="0"/>
+            </w:pPr>
+            <w:r>
+              <w:t>sequence table, continuous curve, interpretation note, domain or time-unit comparison</w:t>
+            </w:r>
+          </w:p>
+        </w:tc>
+      </w:tr>
+    </w:tbl>
+    <w:tbl>
+      <w:tblPr>
+        <w:tblW w:type="auto" w:w="0"/>
         <w:jc w:val="center"/>
         <w:tblLook w:firstColumn="1" w:firstRow="1" w:lastColumn="0" w:lastRow="0" w:noHBand="0" w:noVBand="1" w:val="04A0"/>
       </w:tblPr>
@@ -4229,7 +6526,7 @@
               <w:spacing w:after="0"/>
             </w:pPr>
             <w:r>
-              <w:t>What changed in your thinking? What assumption is doing the most work? What evidence would make this stronger?</w:t>
+              <w:t>What hidden variable appeared?</w:t>
             </w:r>
           </w:p>
         </w:tc>
@@ -4303,6 +6600,55 @@
     <w:tbl>
       <w:tblPr>
         <w:tblW w:type="auto" w:w="0"/>
+        <w:jc w:val="left"/>
+        <w:tblLook w:firstColumn="1" w:firstRow="1" w:lastColumn="0" w:lastRow="0" w:noHBand="0" w:noVBand="1" w:val="04A0"/>
+      </w:tblPr>
+      <w:tblGrid>
+        <w:gridCol w:w="14112"/>
+      </w:tblGrid>
+      <w:tr>
+        <w:tc>
+          <w:tcPr>
+            <w:tcW w:type="dxa" w:w="14112"/>
+            <w:shd w:fill="EDF4FF"/>
+            <w:tcBorders>
+              <w:top w:val="single" w:sz="8" w:space="0" w:color="DBE2EA"/>
+              <w:left w:val="single" w:sz="8" w:space="0" w:color="DBE2EA"/>
+              <w:bottom w:val="single" w:sz="8" w:space="0" w:color="DBE2EA"/>
+              <w:right w:val="single" w:sz="8" w:space="0" w:color="DBE2EA"/>
+            </w:tcBorders>
+            <w:tcMar>
+              <w:top w:w="190" w:type="dxa"/>
+              <w:left w:w="190" w:type="dxa"/>
+              <w:bottom w:w="190" w:type="dxa"/>
+              <w:right w:w="190" w:type="dxa"/>
+            </w:tcMar>
+            <w:vAlign w:val="top"/>
+          </w:tcPr>
+          <w:p>
+            <w:r>
+              <w:rPr>
+                <w:b/>
+                <w:color w:val="2563EB"/>
+                <w:sz w:val="24"/>
+              </w:rPr>
+              <w:t>Possible artifacts</w:t>
+            </w:r>
+          </w:p>
+          <w:p>
+            <w:pPr>
+              <w:spacing w:after="0"/>
+            </w:pPr>
+            <w:r>
+              <w:t>exponential equation, parameter labels, Desmos screenshot, assumption note, realistic domain</w:t>
+            </w:r>
+          </w:p>
+        </w:tc>
+      </w:tr>
+    </w:tbl>
+    <w:tbl>
+      <w:tblPr>
+        <w:tblW w:type="auto" w:w="0"/>
         <w:jc w:val="center"/>
         <w:tblLook w:firstColumn="1" w:firstRow="1" w:lastColumn="0" w:lastRow="0" w:noHBand="0" w:noVBand="1" w:val="04A0"/>
       </w:tblPr>
@@ -4465,7 +6811,7 @@
               <w:spacing w:after="0"/>
             </w:pPr>
             <w:r>
-              <w:t>What changed in your thinking? What assumption is doing the most work? What evidence would make this stronger?</w:t>
+              <w:t>What still feels uncertain?</w:t>
             </w:r>
           </w:p>
         </w:tc>
@@ -4539,6 +6885,55 @@
     <w:tbl>
       <w:tblPr>
         <w:tblW w:type="auto" w:w="0"/>
+        <w:jc w:val="left"/>
+        <w:tblLook w:firstColumn="1" w:firstRow="1" w:lastColumn="0" w:lastRow="0" w:noHBand="0" w:noVBand="1" w:val="04A0"/>
+      </w:tblPr>
+      <w:tblGrid>
+        <w:gridCol w:w="14112"/>
+      </w:tblGrid>
+      <w:tr>
+        <w:tc>
+          <w:tcPr>
+            <w:tcW w:type="dxa" w:w="14112"/>
+            <w:shd w:fill="EDF4FF"/>
+            <w:tcBorders>
+              <w:top w:val="single" w:sz="8" w:space="0" w:color="DBE2EA"/>
+              <w:left w:val="single" w:sz="8" w:space="0" w:color="DBE2EA"/>
+              <w:bottom w:val="single" w:sz="8" w:space="0" w:color="DBE2EA"/>
+              <w:right w:val="single" w:sz="8" w:space="0" w:color="DBE2EA"/>
+            </w:tcBorders>
+            <w:tcMar>
+              <w:top w:w="190" w:type="dxa"/>
+              <w:left w:w="190" w:type="dxa"/>
+              <w:bottom w:w="190" w:type="dxa"/>
+              <w:right w:w="190" w:type="dxa"/>
+            </w:tcMar>
+            <w:vAlign w:val="top"/>
+          </w:tcPr>
+          <w:p>
+            <w:r>
+              <w:rPr>
+                <w:b/>
+                <w:color w:val="2563EB"/>
+                <w:sz w:val="24"/>
+              </w:rPr>
+              <w:t>Possible artifacts</w:t>
+            </w:r>
+          </w:p>
+          <w:p>
+            <w:pPr>
+              <w:spacing w:after="0"/>
+            </w:pPr>
+            <w:r>
+              <w:t>threshold equation, logarithmic solving steps, graph verification, contextual interpretation</w:t>
+            </w:r>
+          </w:p>
+        </w:tc>
+      </w:tr>
+    </w:tbl>
+    <w:tbl>
+      <w:tblPr>
+        <w:tblW w:type="auto" w:w="0"/>
         <w:jc w:val="center"/>
         <w:tblLook w:firstColumn="1" w:firstRow="1" w:lastColumn="0" w:lastRow="0" w:noHBand="0" w:noVBand="1" w:val="04A0"/>
       </w:tblPr>
@@ -4701,7 +7096,7 @@
               <w:spacing w:after="0"/>
             </w:pPr>
             <w:r>
-              <w:t>What changed in your thinking? What assumption is doing the most work? What evidence would make this stronger?</w:t>
+              <w:t>What graph feature mattered most?</w:t>
             </w:r>
           </w:p>
         </w:tc>
@@ -4775,6 +7170,55 @@
     <w:tbl>
       <w:tblPr>
         <w:tblW w:type="auto" w:w="0"/>
+        <w:jc w:val="left"/>
+        <w:tblLook w:firstColumn="1" w:firstRow="1" w:lastColumn="0" w:lastRow="0" w:noHBand="0" w:noVBand="1" w:val="04A0"/>
+      </w:tblPr>
+      <w:tblGrid>
+        <w:gridCol w:w="14112"/>
+      </w:tblGrid>
+      <w:tr>
+        <w:tc>
+          <w:tcPr>
+            <w:tcW w:type="dxa" w:w="14112"/>
+            <w:shd w:fill="EDF4FF"/>
+            <w:tcBorders>
+              <w:top w:val="single" w:sz="8" w:space="0" w:color="DBE2EA"/>
+              <w:left w:val="single" w:sz="8" w:space="0" w:color="DBE2EA"/>
+              <w:bottom w:val="single" w:sz="8" w:space="0" w:color="DBE2EA"/>
+              <w:right w:val="single" w:sz="8" w:space="0" w:color="DBE2EA"/>
+            </w:tcBorders>
+            <w:tcMar>
+              <w:top w:w="190" w:type="dxa"/>
+              <w:left w:w="190" w:type="dxa"/>
+              <w:bottom w:w="190" w:type="dxa"/>
+              <w:right w:w="190" w:type="dxa"/>
+            </w:tcMar>
+            <w:vAlign w:val="top"/>
+          </w:tcPr>
+          <w:p>
+            <w:r>
+              <w:rPr>
+                <w:b/>
+                <w:color w:val="2563EB"/>
+                <w:sz w:val="24"/>
+              </w:rPr>
+              <w:t>Possible artifacts</w:t>
+            </w:r>
+          </w:p>
+          <w:p>
+            <w:pPr>
+              <w:spacing w:after="0"/>
+            </w:pPr>
+            <w:r>
+              <w:t>multiple-rate graph, comparison table, threshold shift note, revised prediction</w:t>
+            </w:r>
+          </w:p>
+        </w:tc>
+      </w:tr>
+    </w:tbl>
+    <w:tbl>
+      <w:tblPr>
+        <w:tblW w:type="auto" w:w="0"/>
         <w:jc w:val="center"/>
         <w:tblLook w:firstColumn="1" w:firstRow="1" w:lastColumn="0" w:lastRow="0" w:noHBand="0" w:noVBand="1" w:val="04A0"/>
       </w:tblPr>
@@ -4937,7 +7381,7 @@
               <w:spacing w:after="0"/>
             </w:pPr>
             <w:r>
-              <w:t>What changed in your thinking? What assumption is doing the most work? What evidence would make this stronger?</w:t>
+              <w:t>What made the model less realistic?</w:t>
             </w:r>
           </w:p>
         </w:tc>
@@ -5011,7 +7455,7 @@
     <w:tbl>
       <w:tblPr>
         <w:tblW w:type="auto" w:w="0"/>
-        <w:jc w:val="center"/>
+        <w:jc w:val="left"/>
         <w:tblLook w:firstColumn="1" w:firstRow="1" w:lastColumn="0" w:lastRow="0" w:noHBand="0" w:noVBand="1" w:val="04A0"/>
       </w:tblPr>
       <w:tblGrid>
@@ -5021,110 +7465,37 @@
         <w:tc>
           <w:tcPr>
             <w:tcW w:type="dxa" w:w="14112"/>
-            <w:shd w:fill="FFFFFF"/>
+            <w:shd w:fill="EDF4FF"/>
             <w:tcBorders>
-              <w:top w:val="single" w:sz="10" w:space="0" w:color="AEBBCC"/>
-              <w:left w:val="single" w:sz="10" w:space="0" w:color="AEBBCC"/>
-              <w:bottom w:val="single" w:sz="10" w:space="0" w:color="AEBBCC"/>
-              <w:right w:val="single" w:sz="10" w:space="0" w:color="AEBBCC"/>
+              <w:top w:val="single" w:sz="8" w:space="0" w:color="DBE2EA"/>
+              <w:left w:val="single" w:sz="8" w:space="0" w:color="DBE2EA"/>
+              <w:bottom w:val="single" w:sz="8" w:space="0" w:color="DBE2EA"/>
+              <w:right w:val="single" w:sz="8" w:space="0" w:color="DBE2EA"/>
             </w:tcBorders>
             <w:tcMar>
-              <w:top w:w="220" w:type="dxa"/>
-              <w:left w:w="220" w:type="dxa"/>
-              <w:bottom w:w="220" w:type="dxa"/>
-              <w:right w:w="220" w:type="dxa"/>
+              <w:top w:w="190" w:type="dxa"/>
+              <w:left w:w="190" w:type="dxa"/>
+              <w:bottom w:w="190" w:type="dxa"/>
+              <w:right w:w="190" w:type="dxa"/>
             </w:tcMar>
             <w:vAlign w:val="top"/>
           </w:tcPr>
           <w:p>
-            <w:pPr>
-              <w:spacing w:after="80"/>
-            </w:pPr>
             <w:r>
               <w:rPr>
                 <w:b/>
+                <w:color w:val="2563EB"/>
+                <w:sz w:val="24"/>
               </w:rPr>
-              <w:t>Editable thinking space</w:t>
-            </w:r>
-          </w:p>
-          <w:p>
-            <w:pPr>
-              <w:spacing w:after="160"/>
-            </w:pPr>
-            <w:r>
-              <w:t>Use this space for typing, pasted screenshots, graph notes, revised assumptions, or teacher-approved digital annotation.</w:t>
-            </w:r>
-          </w:p>
-          <w:p>
-            <w:pPr>
-              <w:spacing w:after="240"/>
-            </w:pPr>
-            <w:r>
-              <w:t xml:space="preserve"> </w:t>
-            </w:r>
-          </w:p>
-          <w:p>
-            <w:pPr>
-              <w:spacing w:after="240"/>
-            </w:pPr>
-            <w:r>
-              <w:t xml:space="preserve"> </w:t>
-            </w:r>
-          </w:p>
-          <w:p>
-            <w:pPr>
-              <w:spacing w:after="240"/>
-            </w:pPr>
-            <w:r>
-              <w:t xml:space="preserve"> </w:t>
-            </w:r>
-          </w:p>
-          <w:p>
-            <w:pPr>
-              <w:spacing w:after="240"/>
-            </w:pPr>
-            <w:r>
-              <w:t xml:space="preserve"> </w:t>
-            </w:r>
-          </w:p>
-          <w:p>
-            <w:pPr>
-              <w:spacing w:after="240"/>
-            </w:pPr>
-            <w:r>
-              <w:t xml:space="preserve"> </w:t>
-            </w:r>
-          </w:p>
-          <w:p>
-            <w:pPr>
-              <w:spacing w:after="240"/>
-            </w:pPr>
-            <w:r>
-              <w:t xml:space="preserve"> </w:t>
-            </w:r>
-          </w:p>
-          <w:p>
-            <w:pPr>
-              <w:spacing w:after="240"/>
-            </w:pPr>
-            <w:r>
-              <w:t xml:space="preserve"> </w:t>
-            </w:r>
-          </w:p>
-          <w:p>
-            <w:pPr>
-              <w:spacing w:after="240"/>
-            </w:pPr>
-            <w:r>
-              <w:t xml:space="preserve"> </w:t>
-            </w:r>
-          </w:p>
-          <w:p>
-            <w:pPr>
-              <w:spacing w:after="240"/>
-            </w:pPr>
-            <w:r>
-              <w:t xml:space="preserve"> </w:t>
+              <w:t>Possible artifacts</w:t>
+            </w:r>
+          </w:p>
+          <w:p>
+            <w:pPr>
+              <w:spacing w:after="0"/>
+            </w:pPr>
+            <w:r>
+              <w:t>limitation reflection, hidden-variable list, unrealistic prediction, interrupted-growth explanation</w:t>
             </w:r>
           </w:p>
         </w:tc>
@@ -5162,6 +7533,177 @@
             <w:r>
               <w:rPr>
                 <w:b/>
+                <w:color w:val="64748B"/>
+                <w:sz w:val="24"/>
+              </w:rPr>
+              <w:t>Example thinking</w:t>
+            </w:r>
+          </w:p>
+          <w:p>
+            <w:pPr>
+              <w:spacing w:after="0"/>
+            </w:pPr>
+            <w:r>
+              <w:t>Example thinking: A price model may keep rising mathematically, but consumer behavior, policy changes, or supply shifts could interrupt the trend.</w:t>
+            </w:r>
+          </w:p>
+        </w:tc>
+      </w:tr>
+    </w:tbl>
+    <w:tbl>
+      <w:tblPr>
+        <w:tblW w:type="auto" w:w="0"/>
+        <w:jc w:val="center"/>
+        <w:tblLook w:firstColumn="1" w:firstRow="1" w:lastColumn="0" w:lastRow="0" w:noHBand="0" w:noVBand="1" w:val="04A0"/>
+      </w:tblPr>
+      <w:tblGrid>
+        <w:gridCol w:w="14112"/>
+      </w:tblGrid>
+      <w:tr>
+        <w:tc>
+          <w:tcPr>
+            <w:tcW w:type="dxa" w:w="14112"/>
+            <w:shd w:fill="FFFFFF"/>
+            <w:tcBorders>
+              <w:top w:val="single" w:sz="10" w:space="0" w:color="AEBBCC"/>
+              <w:left w:val="single" w:sz="10" w:space="0" w:color="AEBBCC"/>
+              <w:bottom w:val="single" w:sz="10" w:space="0" w:color="AEBBCC"/>
+              <w:right w:val="single" w:sz="10" w:space="0" w:color="AEBBCC"/>
+            </w:tcBorders>
+            <w:tcMar>
+              <w:top w:w="220" w:type="dxa"/>
+              <w:left w:w="220" w:type="dxa"/>
+              <w:bottom w:w="220" w:type="dxa"/>
+              <w:right w:w="220" w:type="dxa"/>
+            </w:tcMar>
+            <w:vAlign w:val="top"/>
+          </w:tcPr>
+          <w:p>
+            <w:pPr>
+              <w:spacing w:after="80"/>
+            </w:pPr>
+            <w:r>
+              <w:rPr>
+                <w:b/>
+              </w:rPr>
+              <w:t>Editable thinking space</w:t>
+            </w:r>
+          </w:p>
+          <w:p>
+            <w:pPr>
+              <w:spacing w:after="160"/>
+            </w:pPr>
+            <w:r>
+              <w:t>Use this space for typing, pasted screenshots, graph notes, revised assumptions, or teacher-approved digital annotation.</w:t>
+            </w:r>
+          </w:p>
+          <w:p>
+            <w:pPr>
+              <w:spacing w:after="240"/>
+            </w:pPr>
+            <w:r>
+              <w:t xml:space="preserve"> </w:t>
+            </w:r>
+          </w:p>
+          <w:p>
+            <w:pPr>
+              <w:spacing w:after="240"/>
+            </w:pPr>
+            <w:r>
+              <w:t xml:space="preserve"> </w:t>
+            </w:r>
+          </w:p>
+          <w:p>
+            <w:pPr>
+              <w:spacing w:after="240"/>
+            </w:pPr>
+            <w:r>
+              <w:t xml:space="preserve"> </w:t>
+            </w:r>
+          </w:p>
+          <w:p>
+            <w:pPr>
+              <w:spacing w:after="240"/>
+            </w:pPr>
+            <w:r>
+              <w:t xml:space="preserve"> </w:t>
+            </w:r>
+          </w:p>
+          <w:p>
+            <w:pPr>
+              <w:spacing w:after="240"/>
+            </w:pPr>
+            <w:r>
+              <w:t xml:space="preserve"> </w:t>
+            </w:r>
+          </w:p>
+          <w:p>
+            <w:pPr>
+              <w:spacing w:after="240"/>
+            </w:pPr>
+            <w:r>
+              <w:t xml:space="preserve"> </w:t>
+            </w:r>
+          </w:p>
+          <w:p>
+            <w:pPr>
+              <w:spacing w:after="240"/>
+            </w:pPr>
+            <w:r>
+              <w:t xml:space="preserve"> </w:t>
+            </w:r>
+          </w:p>
+          <w:p>
+            <w:pPr>
+              <w:spacing w:after="240"/>
+            </w:pPr>
+            <w:r>
+              <w:t xml:space="preserve"> </w:t>
+            </w:r>
+          </w:p>
+          <w:p>
+            <w:pPr>
+              <w:spacing w:after="240"/>
+            </w:pPr>
+            <w:r>
+              <w:t xml:space="preserve"> </w:t>
+            </w:r>
+          </w:p>
+        </w:tc>
+      </w:tr>
+    </w:tbl>
+    <w:tbl>
+      <w:tblPr>
+        <w:tblW w:type="auto" w:w="0"/>
+        <w:jc w:val="left"/>
+        <w:tblLook w:firstColumn="1" w:firstRow="1" w:lastColumn="0" w:lastRow="0" w:noHBand="0" w:noVBand="1" w:val="04A0"/>
+      </w:tblPr>
+      <w:tblGrid>
+        <w:gridCol w:w="14112"/>
+      </w:tblGrid>
+      <w:tr>
+        <w:tc>
+          <w:tcPr>
+            <w:tcW w:type="dxa" w:w="14112"/>
+            <w:shd w:fill="F8FAFC"/>
+            <w:tcBorders>
+              <w:top w:val="single" w:sz="8" w:space="0" w:color="DBE2EA"/>
+              <w:left w:val="single" w:sz="8" w:space="0" w:color="DBE2EA"/>
+              <w:bottom w:val="single" w:sz="8" w:space="0" w:color="DBE2EA"/>
+              <w:right w:val="single" w:sz="8" w:space="0" w:color="DBE2EA"/>
+            </w:tcBorders>
+            <w:tcMar>
+              <w:top w:w="190" w:type="dxa"/>
+              <w:left w:w="190" w:type="dxa"/>
+              <w:bottom w:w="190" w:type="dxa"/>
+              <w:right w:w="190" w:type="dxa"/>
+            </w:tcMar>
+            <w:vAlign w:val="top"/>
+          </w:tcPr>
+          <w:p>
+            <w:r>
+              <w:rPr>
+                <w:b/>
                 <w:color w:val="111827"/>
                 <w:sz w:val="24"/>
               </w:rPr>
@@ -5173,7 +7715,879 @@
               <w:spacing w:after="0"/>
             </w:pPr>
             <w:r>
-              <w:t>What changed in your thinking? What assumption is doing the most work? What evidence would make this stronger?</w:t>
+              <w:t>What tradeoff emerged?</w:t>
+            </w:r>
+          </w:p>
+        </w:tc>
+      </w:tr>
+    </w:tbl>
+    <w:p>
+      <w:r>
+        <w:br w:type="page"/>
+      </w:r>
+    </w:p>
+    <w:p>
+      <w:pPr>
+        <w:pStyle w:val="Heading1"/>
+      </w:pPr>
+      <w:r>
+        <w:rPr>
+          <w:b w:val="0"/>
+        </w:rPr>
+        <w:t>Class 3 Individual Snapshot</w:t>
+      </w:r>
+    </w:p>
+    <w:p>
+      <w:r>
+        <w:rPr>
+          <w:b w:val="0"/>
+        </w:rPr>
+        <w:t>This is a small individual accountability moment inside the shared investigation. Choose one mathematical contribution you personally understand and can defend.</w:t>
+      </w:r>
+    </w:p>
+    <w:tbl>
+      <w:tblPr>
+        <w:tblW w:type="auto" w:w="0"/>
+        <w:jc w:val="center"/>
+        <w:tblLook w:firstColumn="1" w:firstRow="1" w:lastColumn="0" w:lastRow="0" w:noHBand="0" w:noVBand="1" w:val="04A0"/>
+      </w:tblPr>
+      <w:tblGrid>
+        <w:gridCol w:w="4704"/>
+        <w:gridCol w:w="4704"/>
+        <w:gridCol w:w="4704"/>
+      </w:tblGrid>
+      <w:tr>
+        <w:tc>
+          <w:tcPr>
+            <w:tcW w:type="dxa" w:w="4704"/>
+            <w:tcMar>
+              <w:top w:w="160" w:type="dxa"/>
+              <w:left w:w="160" w:type="dxa"/>
+              <w:bottom w:w="160" w:type="dxa"/>
+              <w:right w:w="160" w:type="dxa"/>
+            </w:tcMar>
+            <w:shd w:fill="EDF4FF"/>
+            <w:tcBorders>
+              <w:top w:val="single" w:sz="8" w:space="0" w:color="DBE2EA"/>
+              <w:left w:val="single" w:sz="8" w:space="0" w:color="DBE2EA"/>
+              <w:bottom w:val="single" w:sz="8" w:space="0" w:color="DBE2EA"/>
+              <w:right w:val="single" w:sz="8" w:space="0" w:color="DBE2EA"/>
+            </w:tcBorders>
+          </w:tcPr>
+          <w:p>
+            <w:pPr>
+              <w:spacing w:after="60"/>
+            </w:pPr>
+            <w:r>
+              <w:rPr>
+                <w:b/>
+                <w:color w:val="2563EB"/>
+                <w:sz w:val="23"/>
+              </w:rPr>
+              <w:t>Possible focus</w:t>
+            </w:r>
+          </w:p>
+          <w:p>
+            <w:pPr>
+              <w:spacing w:after="0"/>
+            </w:pPr>
+            <w:r>
+              <w:t>Explain one graph feature, critique one assumption, interpret one threshold, identify one limitation, explain one revision, or defend one modeling decision.</w:t>
+            </w:r>
+          </w:p>
+        </w:tc>
+        <w:tc>
+          <w:tcPr>
+            <w:tcW w:type="dxa" w:w="4704"/>
+            <w:tcMar>
+              <w:top w:w="160" w:type="dxa"/>
+              <w:left w:w="160" w:type="dxa"/>
+              <w:bottom w:w="160" w:type="dxa"/>
+              <w:right w:w="160" w:type="dxa"/>
+            </w:tcMar>
+            <w:shd w:fill="EDF8F1"/>
+            <w:tcBorders>
+              <w:top w:val="single" w:sz="8" w:space="0" w:color="DBE2EA"/>
+              <w:left w:val="single" w:sz="8" w:space="0" w:color="DBE2EA"/>
+              <w:bottom w:val="single" w:sz="8" w:space="0" w:color="DBE2EA"/>
+              <w:right w:val="single" w:sz="8" w:space="0" w:color="DBE2EA"/>
+            </w:tcBorders>
+          </w:tcPr>
+          <w:p>
+            <w:pPr>
+              <w:spacing w:after="60"/>
+            </w:pPr>
+            <w:r>
+              <w:rPr>
+                <w:b/>
+                <w:color w:val="15803D"/>
+                <w:sz w:val="23"/>
+              </w:rPr>
+              <w:t>Evidence to attach or reference</w:t>
+            </w:r>
+          </w:p>
+          <w:p>
+            <w:pPr>
+              <w:spacing w:after="0"/>
+            </w:pPr>
+            <w:r>
+              <w:t>Graph annotation, recalculation, model critique, revised assumption note, scatterplot interpretation, limitation analysis, or synthesis explanation.</w:t>
+            </w:r>
+          </w:p>
+        </w:tc>
+        <w:tc>
+          <w:tcPr>
+            <w:tcW w:type="dxa" w:w="4704"/>
+            <w:tcMar>
+              <w:top w:w="160" w:type="dxa"/>
+              <w:left w:w="160" w:type="dxa"/>
+              <w:bottom w:w="160" w:type="dxa"/>
+              <w:right w:w="160" w:type="dxa"/>
+            </w:tcMar>
+            <w:shd w:fill="F6EFFF"/>
+            <w:tcBorders>
+              <w:top w:val="single" w:sz="8" w:space="0" w:color="DBE2EA"/>
+              <w:left w:val="single" w:sz="8" w:space="0" w:color="DBE2EA"/>
+              <w:bottom w:val="single" w:sz="8" w:space="0" w:color="DBE2EA"/>
+              <w:right w:val="single" w:sz="8" w:space="0" w:color="DBE2EA"/>
+            </w:tcBorders>
+          </w:tcPr>
+          <w:p>
+            <w:pPr>
+              <w:spacing w:after="60"/>
+            </w:pPr>
+            <w:r>
+              <w:rPr>
+                <w:b/>
+                <w:color w:val="7E22CE"/>
+                <w:sz w:val="23"/>
+              </w:rPr>
+              <w:t>Keep it personal</w:t>
+            </w:r>
+          </w:p>
+          <w:p>
+            <w:pPr>
+              <w:spacing w:after="0"/>
+            </w:pPr>
+            <w:r>
+              <w:t>Write in your own mathematical voice. Do not divide the project by topic; every student should engage across the major lenses.</w:t>
+            </w:r>
+          </w:p>
+        </w:tc>
+      </w:tr>
+    </w:tbl>
+    <w:p/>
+    <w:p>
+      <w:pPr>
+        <w:pStyle w:val="Heading2"/>
+      </w:pPr>
+      <w:r>
+        <w:rPr>
+          <w:b w:val="0"/>
+        </w:rPr>
+        <w:t>Individual reasoning snapshot</w:t>
+      </w:r>
+    </w:p>
+    <w:tbl>
+      <w:tblPr>
+        <w:tblW w:type="auto" w:w="0"/>
+        <w:jc w:val="left"/>
+        <w:tblLook w:firstColumn="1" w:firstRow="1" w:lastColumn="0" w:lastRow="0" w:noHBand="0" w:noVBand="1" w:val="04A0"/>
+      </w:tblPr>
+      <w:tblGrid>
+        <w:gridCol w:w="14112"/>
+      </w:tblGrid>
+      <w:tr>
+        <w:tc>
+          <w:tcPr>
+            <w:tcW w:type="dxa" w:w="14112"/>
+            <w:shd w:fill="F8FAFC"/>
+            <w:tcBorders>
+              <w:top w:val="single" w:sz="8" w:space="0" w:color="DBE2EA"/>
+              <w:left w:val="single" w:sz="8" w:space="0" w:color="DBE2EA"/>
+              <w:bottom w:val="single" w:sz="8" w:space="0" w:color="DBE2EA"/>
+              <w:right w:val="single" w:sz="8" w:space="0" w:color="DBE2EA"/>
+            </w:tcBorders>
+            <w:tcMar>
+              <w:top w:w="190" w:type="dxa"/>
+              <w:left w:w="190" w:type="dxa"/>
+              <w:bottom w:w="190" w:type="dxa"/>
+              <w:right w:w="190" w:type="dxa"/>
+            </w:tcMar>
+            <w:vAlign w:val="top"/>
+          </w:tcPr>
+          <w:p>
+            <w:r>
+              <w:rPr>
+                <w:b/>
+                <w:color w:val="111827"/>
+                <w:sz w:val="24"/>
+              </w:rPr>
+              <w:t>Prompt</w:t>
+            </w:r>
+          </w:p>
+          <w:p>
+            <w:pPr>
+              <w:spacing w:after="0"/>
+            </w:pPr>
+            <w:r>
+              <w:t>Type your personal explanation or paste your individual artifact here.</w:t>
+            </w:r>
+          </w:p>
+        </w:tc>
+      </w:tr>
+    </w:tbl>
+    <w:tbl>
+      <w:tblPr>
+        <w:tblW w:type="auto" w:w="0"/>
+        <w:jc w:val="left"/>
+        <w:tblLook w:firstColumn="1" w:firstRow="1" w:lastColumn="0" w:lastRow="0" w:noHBand="0" w:noVBand="1" w:val="04A0"/>
+      </w:tblPr>
+      <w:tblGrid>
+        <w:gridCol w:w="14112"/>
+      </w:tblGrid>
+      <w:tr>
+        <w:tc>
+          <w:tcPr>
+            <w:tcW w:type="dxa" w:w="14112"/>
+            <w:shd w:fill="EDF4FF"/>
+            <w:tcBorders>
+              <w:top w:val="single" w:sz="8" w:space="0" w:color="DBE2EA"/>
+              <w:left w:val="single" w:sz="8" w:space="0" w:color="DBE2EA"/>
+              <w:bottom w:val="single" w:sz="8" w:space="0" w:color="DBE2EA"/>
+              <w:right w:val="single" w:sz="8" w:space="0" w:color="DBE2EA"/>
+            </w:tcBorders>
+            <w:tcMar>
+              <w:top w:w="190" w:type="dxa"/>
+              <w:left w:w="190" w:type="dxa"/>
+              <w:bottom w:w="190" w:type="dxa"/>
+              <w:right w:w="190" w:type="dxa"/>
+            </w:tcMar>
+            <w:vAlign w:val="top"/>
+          </w:tcPr>
+          <w:p>
+            <w:r>
+              <w:rPr>
+                <w:b/>
+                <w:color w:val="2563EB"/>
+                <w:sz w:val="24"/>
+              </w:rPr>
+              <w:t>Possible artifacts</w:t>
+            </w:r>
+          </w:p>
+          <w:p>
+            <w:pPr>
+              <w:spacing w:after="0"/>
+            </w:pPr>
+            <w:r>
+              <w:t>personal graph note, critique, recalculation, limitation analysis, or revised assumption</w:t>
+            </w:r>
+          </w:p>
+        </w:tc>
+      </w:tr>
+    </w:tbl>
+    <w:tbl>
+      <w:tblPr>
+        <w:tblW w:type="auto" w:w="0"/>
+        <w:jc w:val="center"/>
+        <w:tblLook w:firstColumn="1" w:firstRow="1" w:lastColumn="0" w:lastRow="0" w:noHBand="0" w:noVBand="1" w:val="04A0"/>
+      </w:tblPr>
+      <w:tblGrid>
+        <w:gridCol w:w="14112"/>
+      </w:tblGrid>
+      <w:tr>
+        <w:tc>
+          <w:tcPr>
+            <w:tcW w:type="dxa" w:w="14112"/>
+            <w:shd w:fill="FFFFFF"/>
+            <w:tcBorders>
+              <w:top w:val="single" w:sz="10" w:space="0" w:color="AEBBCC"/>
+              <w:left w:val="single" w:sz="10" w:space="0" w:color="AEBBCC"/>
+              <w:bottom w:val="single" w:sz="10" w:space="0" w:color="AEBBCC"/>
+              <w:right w:val="single" w:sz="10" w:space="0" w:color="AEBBCC"/>
+            </w:tcBorders>
+            <w:tcMar>
+              <w:top w:w="220" w:type="dxa"/>
+              <w:left w:w="220" w:type="dxa"/>
+              <w:bottom w:w="220" w:type="dxa"/>
+              <w:right w:w="220" w:type="dxa"/>
+            </w:tcMar>
+            <w:vAlign w:val="top"/>
+          </w:tcPr>
+          <w:p>
+            <w:pPr>
+              <w:spacing w:after="80"/>
+            </w:pPr>
+            <w:r>
+              <w:rPr>
+                <w:b/>
+              </w:rPr>
+              <w:t>Editable thinking space</w:t>
+            </w:r>
+          </w:p>
+          <w:p>
+            <w:pPr>
+              <w:spacing w:after="160"/>
+            </w:pPr>
+            <w:r>
+              <w:t>Use this space for typing, pasted screenshots, graph notes, revised assumptions, or teacher-approved digital annotation.</w:t>
+            </w:r>
+          </w:p>
+          <w:p>
+            <w:pPr>
+              <w:spacing w:after="240"/>
+            </w:pPr>
+            <w:r>
+              <w:t xml:space="preserve"> </w:t>
+            </w:r>
+          </w:p>
+          <w:p>
+            <w:pPr>
+              <w:spacing w:after="240"/>
+            </w:pPr>
+            <w:r>
+              <w:t xml:space="preserve"> </w:t>
+            </w:r>
+          </w:p>
+          <w:p>
+            <w:pPr>
+              <w:spacing w:after="240"/>
+            </w:pPr>
+            <w:r>
+              <w:t xml:space="preserve"> </w:t>
+            </w:r>
+          </w:p>
+          <w:p>
+            <w:pPr>
+              <w:spacing w:after="240"/>
+            </w:pPr>
+            <w:r>
+              <w:t xml:space="preserve"> </w:t>
+            </w:r>
+          </w:p>
+          <w:p>
+            <w:pPr>
+              <w:spacing w:after="240"/>
+            </w:pPr>
+            <w:r>
+              <w:t xml:space="preserve"> </w:t>
+            </w:r>
+          </w:p>
+          <w:p>
+            <w:pPr>
+              <w:spacing w:after="240"/>
+            </w:pPr>
+            <w:r>
+              <w:t xml:space="preserve"> </w:t>
+            </w:r>
+          </w:p>
+          <w:p>
+            <w:pPr>
+              <w:spacing w:after="240"/>
+            </w:pPr>
+            <w:r>
+              <w:t xml:space="preserve"> </w:t>
+            </w:r>
+          </w:p>
+          <w:p>
+            <w:pPr>
+              <w:spacing w:after="240"/>
+            </w:pPr>
+            <w:r>
+              <w:t xml:space="preserve"> </w:t>
+            </w:r>
+          </w:p>
+          <w:p>
+            <w:pPr>
+              <w:spacing w:after="240"/>
+            </w:pPr>
+            <w:r>
+              <w:t xml:space="preserve"> </w:t>
+            </w:r>
+          </w:p>
+        </w:tc>
+      </w:tr>
+    </w:tbl>
+    <w:tbl>
+      <w:tblPr>
+        <w:tblW w:type="auto" w:w="0"/>
+        <w:jc w:val="left"/>
+        <w:tblLook w:firstColumn="1" w:firstRow="1" w:lastColumn="0" w:lastRow="0" w:noHBand="0" w:noVBand="1" w:val="04A0"/>
+      </w:tblPr>
+      <w:tblGrid>
+        <w:gridCol w:w="14112"/>
+      </w:tblGrid>
+      <w:tr>
+        <w:tc>
+          <w:tcPr>
+            <w:tcW w:type="dxa" w:w="14112"/>
+            <w:shd w:fill="F8FAFC"/>
+            <w:tcBorders>
+              <w:top w:val="single" w:sz="8" w:space="0" w:color="DBE2EA"/>
+              <w:left w:val="single" w:sz="8" w:space="0" w:color="DBE2EA"/>
+              <w:bottom w:val="single" w:sz="8" w:space="0" w:color="DBE2EA"/>
+              <w:right w:val="single" w:sz="8" w:space="0" w:color="DBE2EA"/>
+            </w:tcBorders>
+            <w:tcMar>
+              <w:top w:w="190" w:type="dxa"/>
+              <w:left w:w="190" w:type="dxa"/>
+              <w:bottom w:w="190" w:type="dxa"/>
+              <w:right w:w="190" w:type="dxa"/>
+            </w:tcMar>
+            <w:vAlign w:val="top"/>
+          </w:tcPr>
+          <w:p>
+            <w:r>
+              <w:rPr>
+                <w:b/>
+                <w:color w:val="111827"/>
+                <w:sz w:val="24"/>
+              </w:rPr>
+              <w:t>Reflection prompt</w:t>
+            </w:r>
+          </w:p>
+          <w:p>
+            <w:pPr>
+              <w:spacing w:after="0"/>
+            </w:pPr>
+            <w:r>
+              <w:t>What part of the mathematics can you defend without reading a script?</w:t>
+            </w:r>
+          </w:p>
+        </w:tc>
+      </w:tr>
+    </w:tbl>
+    <w:p>
+      <w:r>
+        <w:br w:type="page"/>
+      </w:r>
+    </w:p>
+    <w:p>
+      <w:pPr>
+        <w:pStyle w:val="Heading1"/>
+      </w:pPr>
+      <w:r>
+        <w:rPr>
+          <w:b w:val="0"/>
+        </w:rPr>
+        <w:t>STOP AND CRITIQUE</w:t>
+      </w:r>
+    </w:p>
+    <w:p>
+      <w:r>
+        <w:rPr>
+          <w:b w:val="0"/>
+        </w:rPr>
+        <w:t>A strong investigation interrupts itself. Use this page to evaluate whether your current model is becoming more credible or just more polished.</w:t>
+      </w:r>
+    </w:p>
+    <w:tbl>
+      <w:tblPr>
+        <w:tblW w:type="auto" w:w="0"/>
+        <w:jc w:val="center"/>
+        <w:tblLook w:firstColumn="1" w:firstRow="1" w:lastColumn="0" w:lastRow="0" w:noHBand="0" w:noVBand="1" w:val="04A0"/>
+      </w:tblPr>
+      <w:tblGrid>
+        <w:gridCol w:w="4704"/>
+        <w:gridCol w:w="4704"/>
+        <w:gridCol w:w="4704"/>
+      </w:tblGrid>
+      <w:tr>
+        <w:tc>
+          <w:tcPr>
+            <w:tcW w:type="dxa" w:w="4704"/>
+            <w:tcMar>
+              <w:top w:w="160" w:type="dxa"/>
+              <w:left w:w="160" w:type="dxa"/>
+              <w:bottom w:w="160" w:type="dxa"/>
+              <w:right w:w="160" w:type="dxa"/>
+            </w:tcMar>
+            <w:shd w:fill="F8FAFC"/>
+            <w:tcBorders>
+              <w:top w:val="single" w:sz="8" w:space="0" w:color="DBE2EA"/>
+              <w:left w:val="single" w:sz="8" w:space="0" w:color="DBE2EA"/>
+              <w:bottom w:val="single" w:sz="8" w:space="0" w:color="DBE2EA"/>
+              <w:right w:val="single" w:sz="8" w:space="0" w:color="DBE2EA"/>
+            </w:tcBorders>
+          </w:tcPr>
+          <w:p>
+            <w:pPr>
+              <w:spacing w:after="60"/>
+            </w:pPr>
+            <w:r>
+              <w:rPr>
+                <w:b/>
+                <w:color w:val="B45353"/>
+                <w:sz w:val="23"/>
+              </w:rPr>
+              <w:t>Credibility questions</w:t>
+            </w:r>
+          </w:p>
+          <w:p>
+            <w:pPr>
+              <w:spacing w:after="0"/>
+            </w:pPr>
+            <w:r>
+              <w:t>What currently feels misleading? What assumption is dominating the model? What variable is missing? What evidence would weaken your claim?</w:t>
+            </w:r>
+          </w:p>
+        </w:tc>
+        <w:tc>
+          <w:tcPr>
+            <w:tcW w:type="dxa" w:w="4704"/>
+            <w:tcMar>
+              <w:top w:w="160" w:type="dxa"/>
+              <w:left w:w="160" w:type="dxa"/>
+              <w:bottom w:w="160" w:type="dxa"/>
+              <w:right w:w="160" w:type="dxa"/>
+            </w:tcMar>
+            <w:shd w:fill="FFFFFF"/>
+            <w:tcBorders>
+              <w:top w:val="single" w:sz="8" w:space="0" w:color="DBE2EA"/>
+              <w:left w:val="single" w:sz="8" w:space="0" w:color="DBE2EA"/>
+              <w:bottom w:val="single" w:sz="8" w:space="0" w:color="DBE2EA"/>
+              <w:right w:val="single" w:sz="8" w:space="0" w:color="DBE2EA"/>
+            </w:tcBorders>
+          </w:tcPr>
+          <w:p>
+            <w:pPr>
+              <w:spacing w:after="60"/>
+            </w:pPr>
+            <w:r>
+              <w:rPr>
+                <w:b/>
+                <w:color w:val="111827"/>
+                <w:sz w:val="23"/>
+              </w:rPr>
+              <w:t>Model honesty</w:t>
+            </w:r>
+          </w:p>
+          <w:p>
+            <w:pPr>
+              <w:spacing w:after="0"/>
+            </w:pPr>
+            <w:r>
+              <w:t>Which prediction feels least realistic? What would an opposing interpretation say? Which graph feature might be overinterpreted?</w:t>
+            </w:r>
+          </w:p>
+        </w:tc>
+        <w:tc>
+          <w:tcPr>
+            <w:tcW w:type="dxa" w:w="4704"/>
+            <w:tcMar>
+              <w:top w:w="160" w:type="dxa"/>
+              <w:left w:w="160" w:type="dxa"/>
+              <w:bottom w:w="160" w:type="dxa"/>
+              <w:right w:w="160" w:type="dxa"/>
+            </w:tcMar>
+            <w:shd w:fill="F6EFFF"/>
+            <w:tcBorders>
+              <w:top w:val="single" w:sz="8" w:space="0" w:color="DBE2EA"/>
+              <w:left w:val="single" w:sz="8" w:space="0" w:color="DBE2EA"/>
+              <w:bottom w:val="single" w:sz="8" w:space="0" w:color="DBE2EA"/>
+              <w:right w:val="single" w:sz="8" w:space="0" w:color="DBE2EA"/>
+            </w:tcBorders>
+          </w:tcPr>
+          <w:p>
+            <w:pPr>
+              <w:spacing w:after="60"/>
+            </w:pPr>
+            <w:r>
+              <w:rPr>
+                <w:b/>
+                <w:color w:val="7E22CE"/>
+                <w:sz w:val="23"/>
+              </w:rPr>
+              <w:t>Anchor</w:t>
+            </w:r>
+          </w:p>
+          <w:p>
+            <w:pPr>
+              <w:spacing w:after="0"/>
+            </w:pPr>
+            <w:r>
+              <w:t>Models are arguments. Revision strengthens modeling when it makes assumptions, evidence, and limits clearer.</w:t>
+            </w:r>
+          </w:p>
+        </w:tc>
+      </w:tr>
+    </w:tbl>
+    <w:p/>
+    <w:p>
+      <w:pPr>
+        <w:pStyle w:val="Heading2"/>
+      </w:pPr>
+      <w:r>
+        <w:rPr>
+          <w:b w:val="0"/>
+        </w:rPr>
+        <w:t>Critique notes and revised decisions</w:t>
+      </w:r>
+    </w:p>
+    <w:tbl>
+      <w:tblPr>
+        <w:tblW w:type="auto" w:w="0"/>
+        <w:jc w:val="left"/>
+        <w:tblLook w:firstColumn="1" w:firstRow="1" w:lastColumn="0" w:lastRow="0" w:noHBand="0" w:noVBand="1" w:val="04A0"/>
+      </w:tblPr>
+      <w:tblGrid>
+        <w:gridCol w:w="14112"/>
+      </w:tblGrid>
+      <w:tr>
+        <w:tc>
+          <w:tcPr>
+            <w:tcW w:type="dxa" w:w="14112"/>
+            <w:shd w:fill="F8FAFC"/>
+            <w:tcBorders>
+              <w:top w:val="single" w:sz="8" w:space="0" w:color="DBE2EA"/>
+              <w:left w:val="single" w:sz="8" w:space="0" w:color="DBE2EA"/>
+              <w:bottom w:val="single" w:sz="8" w:space="0" w:color="DBE2EA"/>
+              <w:right w:val="single" w:sz="8" w:space="0" w:color="DBE2EA"/>
+            </w:tcBorders>
+            <w:tcMar>
+              <w:top w:w="190" w:type="dxa"/>
+              <w:left w:w="190" w:type="dxa"/>
+              <w:bottom w:w="190" w:type="dxa"/>
+              <w:right w:w="190" w:type="dxa"/>
+            </w:tcMar>
+            <w:vAlign w:val="top"/>
+          </w:tcPr>
+          <w:p>
+            <w:r>
+              <w:rPr>
+                <w:b/>
+                <w:color w:val="111827"/>
+                <w:sz w:val="24"/>
+              </w:rPr>
+              <w:t>Prompt</w:t>
+            </w:r>
+          </w:p>
+          <w:p>
+            <w:pPr>
+              <w:spacing w:after="0"/>
+            </w:pPr>
+            <w:r>
+              <w:t>Record what your group needs to question, revise, verify, or stop claiming too strongly.</w:t>
+            </w:r>
+          </w:p>
+        </w:tc>
+      </w:tr>
+    </w:tbl>
+    <w:tbl>
+      <w:tblPr>
+        <w:tblW w:type="auto" w:w="0"/>
+        <w:jc w:val="left"/>
+        <w:tblLook w:firstColumn="1" w:firstRow="1" w:lastColumn="0" w:lastRow="0" w:noHBand="0" w:noVBand="1" w:val="04A0"/>
+      </w:tblPr>
+      <w:tblGrid>
+        <w:gridCol w:w="14112"/>
+      </w:tblGrid>
+      <w:tr>
+        <w:tc>
+          <w:tcPr>
+            <w:tcW w:type="dxa" w:w="14112"/>
+            <w:shd w:fill="EDF4FF"/>
+            <w:tcBorders>
+              <w:top w:val="single" w:sz="8" w:space="0" w:color="DBE2EA"/>
+              <w:left w:val="single" w:sz="8" w:space="0" w:color="DBE2EA"/>
+              <w:bottom w:val="single" w:sz="8" w:space="0" w:color="DBE2EA"/>
+              <w:right w:val="single" w:sz="8" w:space="0" w:color="DBE2EA"/>
+            </w:tcBorders>
+            <w:tcMar>
+              <w:top w:w="190" w:type="dxa"/>
+              <w:left w:w="190" w:type="dxa"/>
+              <w:bottom w:w="190" w:type="dxa"/>
+              <w:right w:w="190" w:type="dxa"/>
+            </w:tcMar>
+            <w:vAlign w:val="top"/>
+          </w:tcPr>
+          <w:p>
+            <w:r>
+              <w:rPr>
+                <w:b/>
+                <w:color w:val="2563EB"/>
+                <w:sz w:val="24"/>
+              </w:rPr>
+              <w:t>Possible artifacts</w:t>
+            </w:r>
+          </w:p>
+          <w:p>
+            <w:pPr>
+              <w:spacing w:after="0"/>
+            </w:pPr>
+            <w:r>
+              <w:t>graph sketch, table of values, annotated screenshot, written interpretation, revised assumption note</w:t>
+            </w:r>
+          </w:p>
+        </w:tc>
+      </w:tr>
+    </w:tbl>
+    <w:tbl>
+      <w:tblPr>
+        <w:tblW w:type="auto" w:w="0"/>
+        <w:jc w:val="center"/>
+        <w:tblLook w:firstColumn="1" w:firstRow="1" w:lastColumn="0" w:lastRow="0" w:noHBand="0" w:noVBand="1" w:val="04A0"/>
+      </w:tblPr>
+      <w:tblGrid>
+        <w:gridCol w:w="14112"/>
+      </w:tblGrid>
+      <w:tr>
+        <w:tc>
+          <w:tcPr>
+            <w:tcW w:type="dxa" w:w="14112"/>
+            <w:shd w:fill="FFFFFF"/>
+            <w:tcBorders>
+              <w:top w:val="single" w:sz="10" w:space="0" w:color="AEBBCC"/>
+              <w:left w:val="single" w:sz="10" w:space="0" w:color="AEBBCC"/>
+              <w:bottom w:val="single" w:sz="10" w:space="0" w:color="AEBBCC"/>
+              <w:right w:val="single" w:sz="10" w:space="0" w:color="AEBBCC"/>
+            </w:tcBorders>
+            <w:tcMar>
+              <w:top w:w="220" w:type="dxa"/>
+              <w:left w:w="220" w:type="dxa"/>
+              <w:bottom w:w="220" w:type="dxa"/>
+              <w:right w:w="220" w:type="dxa"/>
+            </w:tcMar>
+            <w:vAlign w:val="top"/>
+          </w:tcPr>
+          <w:p>
+            <w:pPr>
+              <w:spacing w:after="80"/>
+            </w:pPr>
+            <w:r>
+              <w:rPr>
+                <w:b/>
+              </w:rPr>
+              <w:t>Editable thinking space</w:t>
+            </w:r>
+          </w:p>
+          <w:p>
+            <w:pPr>
+              <w:spacing w:after="160"/>
+            </w:pPr>
+            <w:r>
+              <w:t>Use this space for typing, pasted screenshots, graph notes, revised assumptions, or teacher-approved digital annotation.</w:t>
+            </w:r>
+          </w:p>
+          <w:p>
+            <w:pPr>
+              <w:spacing w:after="240"/>
+            </w:pPr>
+            <w:r>
+              <w:t xml:space="preserve"> </w:t>
+            </w:r>
+          </w:p>
+          <w:p>
+            <w:pPr>
+              <w:spacing w:after="240"/>
+            </w:pPr>
+            <w:r>
+              <w:t xml:space="preserve"> </w:t>
+            </w:r>
+          </w:p>
+          <w:p>
+            <w:pPr>
+              <w:spacing w:after="240"/>
+            </w:pPr>
+            <w:r>
+              <w:t xml:space="preserve"> </w:t>
+            </w:r>
+          </w:p>
+          <w:p>
+            <w:pPr>
+              <w:spacing w:after="240"/>
+            </w:pPr>
+            <w:r>
+              <w:t xml:space="preserve"> </w:t>
+            </w:r>
+          </w:p>
+          <w:p>
+            <w:pPr>
+              <w:spacing w:after="240"/>
+            </w:pPr>
+            <w:r>
+              <w:t xml:space="preserve"> </w:t>
+            </w:r>
+          </w:p>
+          <w:p>
+            <w:pPr>
+              <w:spacing w:after="240"/>
+            </w:pPr>
+            <w:r>
+              <w:t xml:space="preserve"> </w:t>
+            </w:r>
+          </w:p>
+          <w:p>
+            <w:pPr>
+              <w:spacing w:after="240"/>
+            </w:pPr>
+            <w:r>
+              <w:t xml:space="preserve"> </w:t>
+            </w:r>
+          </w:p>
+          <w:p>
+            <w:pPr>
+              <w:spacing w:after="240"/>
+            </w:pPr>
+            <w:r>
+              <w:t xml:space="preserve"> </w:t>
+            </w:r>
+          </w:p>
+          <w:p>
+            <w:pPr>
+              <w:spacing w:after="240"/>
+            </w:pPr>
+            <w:r>
+              <w:t xml:space="preserve"> </w:t>
+            </w:r>
+          </w:p>
+        </w:tc>
+      </w:tr>
+    </w:tbl>
+    <w:tbl>
+      <w:tblPr>
+        <w:tblW w:type="auto" w:w="0"/>
+        <w:jc w:val="left"/>
+        <w:tblLook w:firstColumn="1" w:firstRow="1" w:lastColumn="0" w:lastRow="0" w:noHBand="0" w:noVBand="1" w:val="04A0"/>
+      </w:tblPr>
+      <w:tblGrid>
+        <w:gridCol w:w="14112"/>
+      </w:tblGrid>
+      <w:tr>
+        <w:tc>
+          <w:tcPr>
+            <w:tcW w:type="dxa" w:w="14112"/>
+            <w:shd w:fill="F8FAFC"/>
+            <w:tcBorders>
+              <w:top w:val="single" w:sz="8" w:space="0" w:color="DBE2EA"/>
+              <w:left w:val="single" w:sz="8" w:space="0" w:color="DBE2EA"/>
+              <w:bottom w:val="single" w:sz="8" w:space="0" w:color="DBE2EA"/>
+              <w:right w:val="single" w:sz="8" w:space="0" w:color="DBE2EA"/>
+            </w:tcBorders>
+            <w:tcMar>
+              <w:top w:w="190" w:type="dxa"/>
+              <w:left w:w="190" w:type="dxa"/>
+              <w:bottom w:w="190" w:type="dxa"/>
+              <w:right w:w="190" w:type="dxa"/>
+            </w:tcMar>
+            <w:vAlign w:val="top"/>
+          </w:tcPr>
+          <w:p>
+            <w:r>
+              <w:rPr>
+                <w:b/>
+                <w:color w:val="111827"/>
+                <w:sz w:val="24"/>
+              </w:rPr>
+              <w:t>Reflection prompt</w:t>
+            </w:r>
+          </w:p>
+          <w:p>
+            <w:pPr>
+              <w:spacing w:after="0"/>
+            </w:pPr>
+            <w:r>
+              <w:t>What would make your current claim more honest?</w:t>
             </w:r>
           </w:p>
         </w:tc>
@@ -5620,6 +9034,438 @@
         </w:tc>
       </w:tr>
     </w:tbl>
+    <w:tbl>
+      <w:tblPr>
+        <w:tblW w:type="auto" w:w="0"/>
+        <w:jc w:val="left"/>
+        <w:tblLook w:firstColumn="1" w:firstRow="1" w:lastColumn="0" w:lastRow="0" w:noHBand="0" w:noVBand="1" w:val="04A0"/>
+      </w:tblPr>
+      <w:tblGrid>
+        <w:gridCol w:w="14112"/>
+      </w:tblGrid>
+      <w:tr>
+        <w:tc>
+          <w:tcPr>
+            <w:tcW w:type="dxa" w:w="14112"/>
+            <w:shd w:fill="F6EFFF"/>
+            <w:tcBorders>
+              <w:top w:val="single" w:sz="8" w:space="0" w:color="DBE2EA"/>
+              <w:left w:val="single" w:sz="8" w:space="0" w:color="DBE2EA"/>
+              <w:bottom w:val="single" w:sz="8" w:space="0" w:color="DBE2EA"/>
+              <w:right w:val="single" w:sz="8" w:space="0" w:color="DBE2EA"/>
+            </w:tcBorders>
+            <w:tcMar>
+              <w:top w:w="190" w:type="dxa"/>
+              <w:left w:w="190" w:type="dxa"/>
+              <w:bottom w:w="190" w:type="dxa"/>
+              <w:right w:w="190" w:type="dxa"/>
+            </w:tcMar>
+            <w:vAlign w:val="top"/>
+          </w:tcPr>
+          <w:p>
+            <w:r>
+              <w:rPr>
+                <w:b/>
+                <w:color w:val="7E22CE"/>
+                <w:sz w:val="24"/>
+              </w:rPr>
+              <w:t>Why polynomial structure belongs here</w:t>
+            </w:r>
+          </w:p>
+          <w:p>
+            <w:pPr>
+              <w:spacing w:after="0"/>
+            </w:pPr>
+            <w:r>
+              <w:t>Physical systems have dimensions, limits, packing constraints, refrigeration volume, warehouse capacity, shipping tradeoffs, and cost interactions. Polynomial models help reveal how those interacting constraints reshape what is possible.</w:t>
+            </w:r>
+          </w:p>
+        </w:tc>
+      </w:tr>
+    </w:tbl>
+    <w:tbl>
+      <w:tblPr>
+        <w:tblW w:type="auto" w:w="0"/>
+        <w:jc w:val="left"/>
+        <w:tblLook w:firstColumn="1" w:firstRow="1" w:lastColumn="0" w:lastRow="0" w:noHBand="0" w:noVBand="1" w:val="04A0"/>
+      </w:tblPr>
+      <w:tblGrid>
+        <w:gridCol w:w="14112"/>
+      </w:tblGrid>
+      <w:tr>
+        <w:tc>
+          <w:tcPr>
+            <w:tcW w:type="dxa" w:w="14112"/>
+            <w:shd w:fill="F8FAFC"/>
+            <w:tcBorders>
+              <w:top w:val="single" w:sz="8" w:space="0" w:color="DBE2EA"/>
+              <w:left w:val="single" w:sz="8" w:space="0" w:color="DBE2EA"/>
+              <w:bottom w:val="single" w:sz="8" w:space="0" w:color="DBE2EA"/>
+              <w:right w:val="single" w:sz="8" w:space="0" w:color="DBE2EA"/>
+            </w:tcBorders>
+            <w:tcMar>
+              <w:top w:w="190" w:type="dxa"/>
+              <w:left w:w="190" w:type="dxa"/>
+              <w:bottom w:w="190" w:type="dxa"/>
+              <w:right w:w="190" w:type="dxa"/>
+            </w:tcMar>
+            <w:vAlign w:val="top"/>
+          </w:tcPr>
+          <w:p>
+            <w:r>
+              <w:rPr>
+                <w:b/>
+                <w:color w:val="111827"/>
+                <w:sz w:val="24"/>
+              </w:rPr>
+              <w:t>Modeling anchor</w:t>
+            </w:r>
+          </w:p>
+          <w:p>
+            <w:pPr>
+              <w:spacing w:after="0"/>
+            </w:pPr>
+            <w:r>
+              <w:t>Revision strengthens modeling.</w:t>
+            </w:r>
+          </w:p>
+        </w:tc>
+      </w:tr>
+    </w:tbl>
+    <w:p>
+      <w:r>
+        <w:br w:type="page"/>
+      </w:r>
+    </w:p>
+    <w:p>
+      <w:pPr>
+        <w:pStyle w:val="Heading2"/>
+      </w:pPr>
+      <w:r>
+        <w:rPr>
+          <w:b w:val="0"/>
+        </w:rPr>
+        <w:t>System constraint framing</w:t>
+      </w:r>
+    </w:p>
+    <w:tbl>
+      <w:tblPr>
+        <w:tblW w:type="auto" w:w="0"/>
+        <w:jc w:val="left"/>
+        <w:tblLook w:firstColumn="1" w:firstRow="1" w:lastColumn="0" w:lastRow="0" w:noHBand="0" w:noVBand="1" w:val="04A0"/>
+      </w:tblPr>
+      <w:tblGrid>
+        <w:gridCol w:w="14112"/>
+      </w:tblGrid>
+      <w:tr>
+        <w:tc>
+          <w:tcPr>
+            <w:tcW w:type="dxa" w:w="14112"/>
+            <w:shd w:fill="F8FAFC"/>
+            <w:tcBorders>
+              <w:top w:val="single" w:sz="8" w:space="0" w:color="DBE2EA"/>
+              <w:left w:val="single" w:sz="8" w:space="0" w:color="DBE2EA"/>
+              <w:bottom w:val="single" w:sz="8" w:space="0" w:color="DBE2EA"/>
+              <w:right w:val="single" w:sz="8" w:space="0" w:color="DBE2EA"/>
+            </w:tcBorders>
+            <w:tcMar>
+              <w:top w:w="190" w:type="dxa"/>
+              <w:left w:w="190" w:type="dxa"/>
+              <w:bottom w:w="190" w:type="dxa"/>
+              <w:right w:w="190" w:type="dxa"/>
+            </w:tcMar>
+            <w:vAlign w:val="top"/>
+          </w:tcPr>
+          <w:p>
+            <w:r>
+              <w:rPr>
+                <w:b/>
+                <w:color w:val="111827"/>
+                <w:sz w:val="24"/>
+              </w:rPr>
+              <w:t>Prompt</w:t>
+            </w:r>
+          </w:p>
+          <w:p>
+            <w:pPr>
+              <w:spacing w:after="0"/>
+            </w:pPr>
+            <w:r>
+              <w:t>Before building a polynomial, identify the real constraint: storage capacity, reservoir volume, transportation packing, refrigeration space, warehouse limits, shipping optimization, or another physical tradeoff. Why does capacity matter in your system?</w:t>
+            </w:r>
+          </w:p>
+        </w:tc>
+      </w:tr>
+    </w:tbl>
+    <w:tbl>
+      <w:tblPr>
+        <w:tblW w:type="auto" w:w="0"/>
+        <w:jc w:val="left"/>
+        <w:tblLook w:firstColumn="1" w:firstRow="1" w:lastColumn="0" w:lastRow="0" w:noHBand="0" w:noVBand="1" w:val="04A0"/>
+      </w:tblPr>
+      <w:tblGrid>
+        <w:gridCol w:w="14112"/>
+      </w:tblGrid>
+      <w:tr>
+        <w:tc>
+          <w:tcPr>
+            <w:tcW w:type="dxa" w:w="14112"/>
+            <w:shd w:fill="EDF4FF"/>
+            <w:tcBorders>
+              <w:top w:val="single" w:sz="8" w:space="0" w:color="DBE2EA"/>
+              <w:left w:val="single" w:sz="8" w:space="0" w:color="DBE2EA"/>
+              <w:bottom w:val="single" w:sz="8" w:space="0" w:color="DBE2EA"/>
+              <w:right w:val="single" w:sz="8" w:space="0" w:color="DBE2EA"/>
+            </w:tcBorders>
+            <w:tcMar>
+              <w:top w:w="190" w:type="dxa"/>
+              <w:left w:w="190" w:type="dxa"/>
+              <w:bottom w:w="190" w:type="dxa"/>
+              <w:right w:w="190" w:type="dxa"/>
+            </w:tcMar>
+            <w:vAlign w:val="top"/>
+          </w:tcPr>
+          <w:p>
+            <w:r>
+              <w:rPr>
+                <w:b/>
+                <w:color w:val="2563EB"/>
+                <w:sz w:val="24"/>
+              </w:rPr>
+              <w:t>Possible artifacts</w:t>
+            </w:r>
+          </w:p>
+          <w:p>
+            <w:pPr>
+              <w:spacing w:after="0"/>
+            </w:pPr>
+            <w:r>
+              <w:t>constraint map, storage/transport sketch, capacity note, cost or space tradeoff</w:t>
+            </w:r>
+          </w:p>
+        </w:tc>
+      </w:tr>
+    </w:tbl>
+    <w:tbl>
+      <w:tblPr>
+        <w:tblW w:type="auto" w:w="0"/>
+        <w:jc w:val="left"/>
+        <w:tblLook w:firstColumn="1" w:firstRow="1" w:lastColumn="0" w:lastRow="0" w:noHBand="0" w:noVBand="1" w:val="04A0"/>
+      </w:tblPr>
+      <w:tblGrid>
+        <w:gridCol w:w="14112"/>
+      </w:tblGrid>
+      <w:tr>
+        <w:tc>
+          <w:tcPr>
+            <w:tcW w:type="dxa" w:w="14112"/>
+            <w:shd w:fill="F8FAFC"/>
+            <w:tcBorders>
+              <w:top w:val="single" w:sz="8" w:space="0" w:color="DBE2EA"/>
+              <w:left w:val="single" w:sz="8" w:space="0" w:color="DBE2EA"/>
+              <w:bottom w:val="single" w:sz="8" w:space="0" w:color="DBE2EA"/>
+              <w:right w:val="single" w:sz="8" w:space="0" w:color="DBE2EA"/>
+            </w:tcBorders>
+            <w:tcMar>
+              <w:top w:w="190" w:type="dxa"/>
+              <w:left w:w="190" w:type="dxa"/>
+              <w:bottom w:w="190" w:type="dxa"/>
+              <w:right w:w="190" w:type="dxa"/>
+            </w:tcMar>
+            <w:vAlign w:val="top"/>
+          </w:tcPr>
+          <w:p>
+            <w:r>
+              <w:rPr>
+                <w:b/>
+                <w:color w:val="64748B"/>
+                <w:sz w:val="24"/>
+              </w:rPr>
+              <w:t>Example thinking</w:t>
+            </w:r>
+          </w:p>
+          <w:p>
+            <w:pPr>
+              <w:spacing w:after="0"/>
+            </w:pPr>
+            <w:r>
+              <w:t>Example thinking: If food exists but cannot be stored cold, refrigeration volume becomes a system constraint rather than just a design detail.</w:t>
+            </w:r>
+          </w:p>
+        </w:tc>
+      </w:tr>
+    </w:tbl>
+    <w:tbl>
+      <w:tblPr>
+        <w:tblW w:type="auto" w:w="0"/>
+        <w:jc w:val="center"/>
+        <w:tblLook w:firstColumn="1" w:firstRow="1" w:lastColumn="0" w:lastRow="0" w:noHBand="0" w:noVBand="1" w:val="04A0"/>
+      </w:tblPr>
+      <w:tblGrid>
+        <w:gridCol w:w="14112"/>
+      </w:tblGrid>
+      <w:tr>
+        <w:tc>
+          <w:tcPr>
+            <w:tcW w:type="dxa" w:w="14112"/>
+            <w:shd w:fill="FFFFFF"/>
+            <w:tcBorders>
+              <w:top w:val="single" w:sz="10" w:space="0" w:color="AEBBCC"/>
+              <w:left w:val="single" w:sz="10" w:space="0" w:color="AEBBCC"/>
+              <w:bottom w:val="single" w:sz="10" w:space="0" w:color="AEBBCC"/>
+              <w:right w:val="single" w:sz="10" w:space="0" w:color="AEBBCC"/>
+            </w:tcBorders>
+            <w:tcMar>
+              <w:top w:w="220" w:type="dxa"/>
+              <w:left w:w="220" w:type="dxa"/>
+              <w:bottom w:w="220" w:type="dxa"/>
+              <w:right w:w="220" w:type="dxa"/>
+            </w:tcMar>
+            <w:vAlign w:val="top"/>
+          </w:tcPr>
+          <w:p>
+            <w:pPr>
+              <w:spacing w:after="80"/>
+            </w:pPr>
+            <w:r>
+              <w:rPr>
+                <w:b/>
+              </w:rPr>
+              <w:t>Editable thinking space</w:t>
+            </w:r>
+          </w:p>
+          <w:p>
+            <w:pPr>
+              <w:spacing w:after="160"/>
+            </w:pPr>
+            <w:r>
+              <w:t>Use this space for typing, pasted screenshots, graph notes, revised assumptions, or teacher-approved digital annotation.</w:t>
+            </w:r>
+          </w:p>
+          <w:p>
+            <w:pPr>
+              <w:spacing w:after="240"/>
+            </w:pPr>
+            <w:r>
+              <w:t xml:space="preserve"> </w:t>
+            </w:r>
+          </w:p>
+          <w:p>
+            <w:pPr>
+              <w:spacing w:after="240"/>
+            </w:pPr>
+            <w:r>
+              <w:t xml:space="preserve"> </w:t>
+            </w:r>
+          </w:p>
+          <w:p>
+            <w:pPr>
+              <w:spacing w:after="240"/>
+            </w:pPr>
+            <w:r>
+              <w:t xml:space="preserve"> </w:t>
+            </w:r>
+          </w:p>
+          <w:p>
+            <w:pPr>
+              <w:spacing w:after="240"/>
+            </w:pPr>
+            <w:r>
+              <w:t xml:space="preserve"> </w:t>
+            </w:r>
+          </w:p>
+          <w:p>
+            <w:pPr>
+              <w:spacing w:after="240"/>
+            </w:pPr>
+            <w:r>
+              <w:t xml:space="preserve"> </w:t>
+            </w:r>
+          </w:p>
+          <w:p>
+            <w:pPr>
+              <w:spacing w:after="240"/>
+            </w:pPr>
+            <w:r>
+              <w:t xml:space="preserve"> </w:t>
+            </w:r>
+          </w:p>
+          <w:p>
+            <w:pPr>
+              <w:spacing w:after="240"/>
+            </w:pPr>
+            <w:r>
+              <w:t xml:space="preserve"> </w:t>
+            </w:r>
+          </w:p>
+          <w:p>
+            <w:pPr>
+              <w:spacing w:after="240"/>
+            </w:pPr>
+            <w:r>
+              <w:t xml:space="preserve"> </w:t>
+            </w:r>
+          </w:p>
+          <w:p>
+            <w:pPr>
+              <w:spacing w:after="240"/>
+            </w:pPr>
+            <w:r>
+              <w:t xml:space="preserve"> </w:t>
+            </w:r>
+          </w:p>
+        </w:tc>
+      </w:tr>
+    </w:tbl>
+    <w:tbl>
+      <w:tblPr>
+        <w:tblW w:type="auto" w:w="0"/>
+        <w:jc w:val="left"/>
+        <w:tblLook w:firstColumn="1" w:firstRow="1" w:lastColumn="0" w:lastRow="0" w:noHBand="0" w:noVBand="1" w:val="04A0"/>
+      </w:tblPr>
+      <w:tblGrid>
+        <w:gridCol w:w="14112"/>
+      </w:tblGrid>
+      <w:tr>
+        <w:tc>
+          <w:tcPr>
+            <w:tcW w:type="dxa" w:w="14112"/>
+            <w:shd w:fill="F8FAFC"/>
+            <w:tcBorders>
+              <w:top w:val="single" w:sz="8" w:space="0" w:color="DBE2EA"/>
+              <w:left w:val="single" w:sz="8" w:space="0" w:color="DBE2EA"/>
+              <w:bottom w:val="single" w:sz="8" w:space="0" w:color="DBE2EA"/>
+              <w:right w:val="single" w:sz="8" w:space="0" w:color="DBE2EA"/>
+            </w:tcBorders>
+            <w:tcMar>
+              <w:top w:w="190" w:type="dxa"/>
+              <w:left w:w="190" w:type="dxa"/>
+              <w:bottom w:w="190" w:type="dxa"/>
+              <w:right w:w="190" w:type="dxa"/>
+            </w:tcMar>
+            <w:vAlign w:val="top"/>
+          </w:tcPr>
+          <w:p>
+            <w:r>
+              <w:rPr>
+                <w:b/>
+                <w:color w:val="111827"/>
+                <w:sz w:val="24"/>
+              </w:rPr>
+              <w:t>Reflection prompt</w:t>
+            </w:r>
+          </w:p>
+          <w:p>
+            <w:pPr>
+              <w:spacing w:after="0"/>
+            </w:pPr>
+            <w:r>
+              <w:t>What would strengthen this claim?</w:t>
+            </w:r>
+          </w:p>
+        </w:tc>
+      </w:tr>
+    </w:tbl>
     <w:p>
       <w:r>
         <w:br w:type="page"/>
@@ -5679,7 +9525,56 @@
               <w:spacing w:after="0"/>
             </w:pPr>
             <w:r>
-              <w:t>Original dimensions, square cutout variable, folding lines, units in centimeters.</w:t>
+              <w:t>Original dimensions, square cutout variable, folding lines, units in centimeters. Connect the drawing to a real storage, packing, refrigeration, or distribution constraint.</w:t>
+            </w:r>
+          </w:p>
+        </w:tc>
+      </w:tr>
+    </w:tbl>
+    <w:tbl>
+      <w:tblPr>
+        <w:tblW w:type="auto" w:w="0"/>
+        <w:jc w:val="left"/>
+        <w:tblLook w:firstColumn="1" w:firstRow="1" w:lastColumn="0" w:lastRow="0" w:noHBand="0" w:noVBand="1" w:val="04A0"/>
+      </w:tblPr>
+      <w:tblGrid>
+        <w:gridCol w:w="14112"/>
+      </w:tblGrid>
+      <w:tr>
+        <w:tc>
+          <w:tcPr>
+            <w:tcW w:type="dxa" w:w="14112"/>
+            <w:shd w:fill="EDF4FF"/>
+            <w:tcBorders>
+              <w:top w:val="single" w:sz="8" w:space="0" w:color="DBE2EA"/>
+              <w:left w:val="single" w:sz="8" w:space="0" w:color="DBE2EA"/>
+              <w:bottom w:val="single" w:sz="8" w:space="0" w:color="DBE2EA"/>
+              <w:right w:val="single" w:sz="8" w:space="0" w:color="DBE2EA"/>
+            </w:tcBorders>
+            <w:tcMar>
+              <w:top w:w="190" w:type="dxa"/>
+              <w:left w:w="190" w:type="dxa"/>
+              <w:bottom w:w="190" w:type="dxa"/>
+              <w:right w:w="190" w:type="dxa"/>
+            </w:tcMar>
+            <w:vAlign w:val="top"/>
+          </w:tcPr>
+          <w:p>
+            <w:r>
+              <w:rPr>
+                <w:b/>
+                <w:color w:val="2563EB"/>
+                <w:sz w:val="24"/>
+              </w:rPr>
+              <w:t>Possible artifacts</w:t>
+            </w:r>
+          </w:p>
+          <w:p>
+            <w:pPr>
+              <w:spacing w:after="0"/>
+            </w:pPr>
+            <w:r>
+              <w:t>labeled blueprint, dimensions, units, cutout variable, folding lines</w:t>
             </w:r>
           </w:p>
         </w:tc>
@@ -5850,7 +9745,7 @@
               <w:spacing w:after="0"/>
             </w:pPr>
             <w:r>
-              <w:t>What changed in your thinking? What assumption is doing the most work? What evidence would make this stronger?</w:t>
+              <w:t>What revision improved the model most?</w:t>
             </w:r>
           </w:p>
         </w:tc>
@@ -5915,7 +9810,56 @@
               <w:spacing w:after="0"/>
             </w:pPr>
             <w:r>
-              <w:t>Height, interior dimensions, usable space, loading floor.</w:t>
+              <w:t>Height, interior dimensions, usable space, loading floor. Explain what the structure represents in your food system.</w:t>
+            </w:r>
+          </w:p>
+        </w:tc>
+      </w:tr>
+    </w:tbl>
+    <w:tbl>
+      <w:tblPr>
+        <w:tblW w:type="auto" w:w="0"/>
+        <w:jc w:val="left"/>
+        <w:tblLook w:firstColumn="1" w:firstRow="1" w:lastColumn="0" w:lastRow="0" w:noHBand="0" w:noVBand="1" w:val="04A0"/>
+      </w:tblPr>
+      <w:tblGrid>
+        <w:gridCol w:w="14112"/>
+      </w:tblGrid>
+      <w:tr>
+        <w:tc>
+          <w:tcPr>
+            <w:tcW w:type="dxa" w:w="14112"/>
+            <w:shd w:fill="EDF4FF"/>
+            <w:tcBorders>
+              <w:top w:val="single" w:sz="8" w:space="0" w:color="DBE2EA"/>
+              <w:left w:val="single" w:sz="8" w:space="0" w:color="DBE2EA"/>
+              <w:bottom w:val="single" w:sz="8" w:space="0" w:color="DBE2EA"/>
+              <w:right w:val="single" w:sz="8" w:space="0" w:color="DBE2EA"/>
+            </w:tcBorders>
+            <w:tcMar>
+              <w:top w:w="190" w:type="dxa"/>
+              <w:left w:w="190" w:type="dxa"/>
+              <w:bottom w:w="190" w:type="dxa"/>
+              <w:right w:w="190" w:type="dxa"/>
+            </w:tcMar>
+            <w:vAlign w:val="top"/>
+          </w:tcPr>
+          <w:p>
+            <w:r>
+              <w:rPr>
+                <w:b/>
+                <w:color w:val="2563EB"/>
+                <w:sz w:val="24"/>
+              </w:rPr>
+              <w:t>Possible artifacts</w:t>
+            </w:r>
+          </w:p>
+          <w:p>
+            <w:pPr>
+              <w:spacing w:after="0"/>
+            </w:pPr>
+            <w:r>
+              <w:t>folded sketch, interior dimensions, height annotation, usable capacity note</w:t>
             </w:r>
           </w:p>
         </w:tc>
@@ -6086,7 +10030,7 @@
               <w:spacing w:after="0"/>
             </w:pPr>
             <w:r>
-              <w:t>What changed in your thinking? What assumption is doing the most work? What evidence would make this stronger?</w:t>
+              <w:t>What assumption became weaker?</w:t>
             </w:r>
           </w:p>
         </w:tc>
@@ -6151,7 +10095,56 @@
               <w:spacing w:after="0"/>
             </w:pPr>
             <w:r>
-              <w:t>Factored form, standard form, and why multiplying dimensions creates a cubic.</w:t>
+              <w:t>Factored form, standard form, and why multiplying interacting dimensions creates a cubic relationship.</w:t>
+            </w:r>
+          </w:p>
+        </w:tc>
+      </w:tr>
+    </w:tbl>
+    <w:tbl>
+      <w:tblPr>
+        <w:tblW w:type="auto" w:w="0"/>
+        <w:jc w:val="left"/>
+        <w:tblLook w:firstColumn="1" w:firstRow="1" w:lastColumn="0" w:lastRow="0" w:noHBand="0" w:noVBand="1" w:val="04A0"/>
+      </w:tblPr>
+      <w:tblGrid>
+        <w:gridCol w:w="14112"/>
+      </w:tblGrid>
+      <w:tr>
+        <w:tc>
+          <w:tcPr>
+            <w:tcW w:type="dxa" w:w="14112"/>
+            <w:shd w:fill="EDF4FF"/>
+            <w:tcBorders>
+              <w:top w:val="single" w:sz="8" w:space="0" w:color="DBE2EA"/>
+              <w:left w:val="single" w:sz="8" w:space="0" w:color="DBE2EA"/>
+              <w:bottom w:val="single" w:sz="8" w:space="0" w:color="DBE2EA"/>
+              <w:right w:val="single" w:sz="8" w:space="0" w:color="DBE2EA"/>
+            </w:tcBorders>
+            <w:tcMar>
+              <w:top w:w="190" w:type="dxa"/>
+              <w:left w:w="190" w:type="dxa"/>
+              <w:bottom w:w="190" w:type="dxa"/>
+              <w:right w:w="190" w:type="dxa"/>
+            </w:tcMar>
+            <w:vAlign w:val="top"/>
+          </w:tcPr>
+          <w:p>
+            <w:r>
+              <w:rPr>
+                <w:b/>
+                <w:color w:val="2563EB"/>
+                <w:sz w:val="24"/>
+              </w:rPr>
+              <w:t>Possible artifacts</w:t>
+            </w:r>
+          </w:p>
+          <w:p>
+            <w:pPr>
+              <w:spacing w:after="0"/>
+            </w:pPr>
+            <w:r>
+              <w:t>factored form, standard form, expanded work, explanation of interacting dimensions</w:t>
             </w:r>
           </w:p>
         </w:tc>
@@ -6322,7 +10315,7 @@
               <w:spacing w:after="0"/>
             </w:pPr>
             <w:r>
-              <w:t>What changed in your thinking? What assumption is doing the most work? What evidence would make this stronger?</w:t>
+              <w:t>What evidence became more convincing?</w:t>
             </w:r>
           </w:p>
         </w:tc>
@@ -6396,7 +10389,7 @@
     <w:tbl>
       <w:tblPr>
         <w:tblW w:type="auto" w:w="0"/>
-        <w:jc w:val="center"/>
+        <w:jc w:val="left"/>
         <w:tblLook w:firstColumn="1" w:firstRow="1" w:lastColumn="0" w:lastRow="0" w:noHBand="0" w:noVBand="1" w:val="04A0"/>
       </w:tblPr>
       <w:tblGrid>
@@ -6406,110 +10399,37 @@
         <w:tc>
           <w:tcPr>
             <w:tcW w:type="dxa" w:w="14112"/>
-            <w:shd w:fill="FFFFFF"/>
+            <w:shd w:fill="EDF4FF"/>
             <w:tcBorders>
-              <w:top w:val="single" w:sz="10" w:space="0" w:color="AEBBCC"/>
-              <w:left w:val="single" w:sz="10" w:space="0" w:color="AEBBCC"/>
-              <w:bottom w:val="single" w:sz="10" w:space="0" w:color="AEBBCC"/>
-              <w:right w:val="single" w:sz="10" w:space="0" w:color="AEBBCC"/>
+              <w:top w:val="single" w:sz="8" w:space="0" w:color="DBE2EA"/>
+              <w:left w:val="single" w:sz="8" w:space="0" w:color="DBE2EA"/>
+              <w:bottom w:val="single" w:sz="8" w:space="0" w:color="DBE2EA"/>
+              <w:right w:val="single" w:sz="8" w:space="0" w:color="DBE2EA"/>
             </w:tcBorders>
             <w:tcMar>
-              <w:top w:w="220" w:type="dxa"/>
-              <w:left w:w="220" w:type="dxa"/>
-              <w:bottom w:w="220" w:type="dxa"/>
-              <w:right w:w="220" w:type="dxa"/>
+              <w:top w:w="190" w:type="dxa"/>
+              <w:left w:w="190" w:type="dxa"/>
+              <w:bottom w:w="190" w:type="dxa"/>
+              <w:right w:w="190" w:type="dxa"/>
             </w:tcMar>
             <w:vAlign w:val="top"/>
           </w:tcPr>
           <w:p>
-            <w:pPr>
-              <w:spacing w:after="80"/>
-            </w:pPr>
             <w:r>
               <w:rPr>
                 <w:b/>
+                <w:color w:val="2563EB"/>
+                <w:sz w:val="24"/>
               </w:rPr>
-              <w:t>Editable thinking space</w:t>
-            </w:r>
-          </w:p>
-          <w:p>
-            <w:pPr>
-              <w:spacing w:after="160"/>
-            </w:pPr>
-            <w:r>
-              <w:t>Use this space for typing, pasted screenshots, graph notes, revised assumptions, or teacher-approved digital annotation. For sketches or diagrams, paste an image or use Word's Draw tools.</w:t>
-            </w:r>
-          </w:p>
-          <w:p>
-            <w:pPr>
-              <w:spacing w:after="240"/>
-            </w:pPr>
-            <w:r>
-              <w:t xml:space="preserve"> </w:t>
-            </w:r>
-          </w:p>
-          <w:p>
-            <w:pPr>
-              <w:spacing w:after="240"/>
-            </w:pPr>
-            <w:r>
-              <w:t xml:space="preserve"> </w:t>
-            </w:r>
-          </w:p>
-          <w:p>
-            <w:pPr>
-              <w:spacing w:after="240"/>
-            </w:pPr>
-            <w:r>
-              <w:t xml:space="preserve"> </w:t>
-            </w:r>
-          </w:p>
-          <w:p>
-            <w:pPr>
-              <w:spacing w:after="240"/>
-            </w:pPr>
-            <w:r>
-              <w:t xml:space="preserve"> </w:t>
-            </w:r>
-          </w:p>
-          <w:p>
-            <w:pPr>
-              <w:spacing w:after="240"/>
-            </w:pPr>
-            <w:r>
-              <w:t xml:space="preserve"> </w:t>
-            </w:r>
-          </w:p>
-          <w:p>
-            <w:pPr>
-              <w:spacing w:after="240"/>
-            </w:pPr>
-            <w:r>
-              <w:t xml:space="preserve"> </w:t>
-            </w:r>
-          </w:p>
-          <w:p>
-            <w:pPr>
-              <w:spacing w:after="240"/>
-            </w:pPr>
-            <w:r>
-              <w:t xml:space="preserve"> </w:t>
-            </w:r>
-          </w:p>
-          <w:p>
-            <w:pPr>
-              <w:spacing w:after="240"/>
-            </w:pPr>
-            <w:r>
-              <w:t xml:space="preserve"> </w:t>
-            </w:r>
-          </w:p>
-          <w:p>
-            <w:pPr>
-              <w:spacing w:after="240"/>
-            </w:pPr>
-            <w:r>
-              <w:t xml:space="preserve"> </w:t>
+              <w:t>Possible artifacts</w:t>
+            </w:r>
+          </w:p>
+          <w:p>
+            <w:pPr>
+              <w:spacing w:after="0"/>
+            </w:pPr>
+            <w:r>
+              <w:t>annotated polynomial graph, intercept labels, extrema, domain restriction, physical interpretation</w:t>
             </w:r>
           </w:p>
         </w:tc>
@@ -6547,6 +10467,177 @@
             <w:r>
               <w:rPr>
                 <w:b/>
+                <w:color w:val="64748B"/>
+                <w:sz w:val="24"/>
+              </w:rPr>
+              <w:t>Example thinking</w:t>
+            </w:r>
+          </w:p>
+          <w:p>
+            <w:pPr>
+              <w:spacing w:after="0"/>
+            </w:pPr>
+            <w:r>
+              <w:t>Example thinking: A negative volume may appear on the graph, but it has no physical meaning for a storage system.</w:t>
+            </w:r>
+          </w:p>
+        </w:tc>
+      </w:tr>
+    </w:tbl>
+    <w:tbl>
+      <w:tblPr>
+        <w:tblW w:type="auto" w:w="0"/>
+        <w:jc w:val="center"/>
+        <w:tblLook w:firstColumn="1" w:firstRow="1" w:lastColumn="0" w:lastRow="0" w:noHBand="0" w:noVBand="1" w:val="04A0"/>
+      </w:tblPr>
+      <w:tblGrid>
+        <w:gridCol w:w="14112"/>
+      </w:tblGrid>
+      <w:tr>
+        <w:tc>
+          <w:tcPr>
+            <w:tcW w:type="dxa" w:w="14112"/>
+            <w:shd w:fill="FFFFFF"/>
+            <w:tcBorders>
+              <w:top w:val="single" w:sz="10" w:space="0" w:color="AEBBCC"/>
+              <w:left w:val="single" w:sz="10" w:space="0" w:color="AEBBCC"/>
+              <w:bottom w:val="single" w:sz="10" w:space="0" w:color="AEBBCC"/>
+              <w:right w:val="single" w:sz="10" w:space="0" w:color="AEBBCC"/>
+            </w:tcBorders>
+            <w:tcMar>
+              <w:top w:w="220" w:type="dxa"/>
+              <w:left w:w="220" w:type="dxa"/>
+              <w:bottom w:w="220" w:type="dxa"/>
+              <w:right w:w="220" w:type="dxa"/>
+            </w:tcMar>
+            <w:vAlign w:val="top"/>
+          </w:tcPr>
+          <w:p>
+            <w:pPr>
+              <w:spacing w:after="80"/>
+            </w:pPr>
+            <w:r>
+              <w:rPr>
+                <w:b/>
+              </w:rPr>
+              <w:t>Editable thinking space</w:t>
+            </w:r>
+          </w:p>
+          <w:p>
+            <w:pPr>
+              <w:spacing w:after="160"/>
+            </w:pPr>
+            <w:r>
+              <w:t>Use this space for typing, pasted screenshots, graph notes, revised assumptions, or teacher-approved digital annotation. For sketches or diagrams, paste an image or use Word's Draw tools.</w:t>
+            </w:r>
+          </w:p>
+          <w:p>
+            <w:pPr>
+              <w:spacing w:after="240"/>
+            </w:pPr>
+            <w:r>
+              <w:t xml:space="preserve"> </w:t>
+            </w:r>
+          </w:p>
+          <w:p>
+            <w:pPr>
+              <w:spacing w:after="240"/>
+            </w:pPr>
+            <w:r>
+              <w:t xml:space="preserve"> </w:t>
+            </w:r>
+          </w:p>
+          <w:p>
+            <w:pPr>
+              <w:spacing w:after="240"/>
+            </w:pPr>
+            <w:r>
+              <w:t xml:space="preserve"> </w:t>
+            </w:r>
+          </w:p>
+          <w:p>
+            <w:pPr>
+              <w:spacing w:after="240"/>
+            </w:pPr>
+            <w:r>
+              <w:t xml:space="preserve"> </w:t>
+            </w:r>
+          </w:p>
+          <w:p>
+            <w:pPr>
+              <w:spacing w:after="240"/>
+            </w:pPr>
+            <w:r>
+              <w:t xml:space="preserve"> </w:t>
+            </w:r>
+          </w:p>
+          <w:p>
+            <w:pPr>
+              <w:spacing w:after="240"/>
+            </w:pPr>
+            <w:r>
+              <w:t xml:space="preserve"> </w:t>
+            </w:r>
+          </w:p>
+          <w:p>
+            <w:pPr>
+              <w:spacing w:after="240"/>
+            </w:pPr>
+            <w:r>
+              <w:t xml:space="preserve"> </w:t>
+            </w:r>
+          </w:p>
+          <w:p>
+            <w:pPr>
+              <w:spacing w:after="240"/>
+            </w:pPr>
+            <w:r>
+              <w:t xml:space="preserve"> </w:t>
+            </w:r>
+          </w:p>
+          <w:p>
+            <w:pPr>
+              <w:spacing w:after="240"/>
+            </w:pPr>
+            <w:r>
+              <w:t xml:space="preserve"> </w:t>
+            </w:r>
+          </w:p>
+        </w:tc>
+      </w:tr>
+    </w:tbl>
+    <w:tbl>
+      <w:tblPr>
+        <w:tblW w:type="auto" w:w="0"/>
+        <w:jc w:val="left"/>
+        <w:tblLook w:firstColumn="1" w:firstRow="1" w:lastColumn="0" w:lastRow="0" w:noHBand="0" w:noVBand="1" w:val="04A0"/>
+      </w:tblPr>
+      <w:tblGrid>
+        <w:gridCol w:w="14112"/>
+      </w:tblGrid>
+      <w:tr>
+        <w:tc>
+          <w:tcPr>
+            <w:tcW w:type="dxa" w:w="14112"/>
+            <w:shd w:fill="F8FAFC"/>
+            <w:tcBorders>
+              <w:top w:val="single" w:sz="8" w:space="0" w:color="DBE2EA"/>
+              <w:left w:val="single" w:sz="8" w:space="0" w:color="DBE2EA"/>
+              <w:bottom w:val="single" w:sz="8" w:space="0" w:color="DBE2EA"/>
+              <w:right w:val="single" w:sz="8" w:space="0" w:color="DBE2EA"/>
+            </w:tcBorders>
+            <w:tcMar>
+              <w:top w:w="190" w:type="dxa"/>
+              <w:left w:w="190" w:type="dxa"/>
+              <w:bottom w:w="190" w:type="dxa"/>
+              <w:right w:w="190" w:type="dxa"/>
+            </w:tcMar>
+            <w:vAlign w:val="top"/>
+          </w:tcPr>
+          <w:p>
+            <w:r>
+              <w:rPr>
+                <w:b/>
                 <w:color w:val="111827"/>
                 <w:sz w:val="24"/>
               </w:rPr>
@@ -6558,7 +10649,7 @@
               <w:spacing w:after="0"/>
             </w:pPr>
             <w:r>
-              <w:t>What changed in your thinking? What assumption is doing the most work? What evidence would make this stronger?</w:t>
+              <w:t>What hidden variable appeared?</w:t>
             </w:r>
           </w:p>
         </w:tc>
@@ -6632,6 +10723,55 @@
     <w:tbl>
       <w:tblPr>
         <w:tblW w:type="auto" w:w="0"/>
+        <w:jc w:val="left"/>
+        <w:tblLook w:firstColumn="1" w:firstRow="1" w:lastColumn="0" w:lastRow="0" w:noHBand="0" w:noVBand="1" w:val="04A0"/>
+      </w:tblPr>
+      <w:tblGrid>
+        <w:gridCol w:w="14112"/>
+      </w:tblGrid>
+      <w:tr>
+        <w:tc>
+          <w:tcPr>
+            <w:tcW w:type="dxa" w:w="14112"/>
+            <w:shd w:fill="EDF4FF"/>
+            <w:tcBorders>
+              <w:top w:val="single" w:sz="8" w:space="0" w:color="DBE2EA"/>
+              <w:left w:val="single" w:sz="8" w:space="0" w:color="DBE2EA"/>
+              <w:bottom w:val="single" w:sz="8" w:space="0" w:color="DBE2EA"/>
+              <w:right w:val="single" w:sz="8" w:space="0" w:color="DBE2EA"/>
+            </w:tcBorders>
+            <w:tcMar>
+              <w:top w:w="190" w:type="dxa"/>
+              <w:left w:w="190" w:type="dxa"/>
+              <w:bottom w:w="190" w:type="dxa"/>
+              <w:right w:w="190" w:type="dxa"/>
+            </w:tcMar>
+            <w:vAlign w:val="top"/>
+          </w:tcPr>
+          <w:p>
+            <w:r>
+              <w:rPr>
+                <w:b/>
+                <w:color w:val="2563EB"/>
+                <w:sz w:val="24"/>
+              </w:rPr>
+              <w:t>Possible artifacts</w:t>
+            </w:r>
+          </w:p>
+          <w:p>
+            <w:pPr>
+              <w:spacing w:after="0"/>
+            </w:pPr>
+            <w:r>
+              <w:t>degree note, leading coefficient explanation, x → ∞ and x → −∞ interpretation</w:t>
+            </w:r>
+          </w:p>
+        </w:tc>
+      </w:tr>
+    </w:tbl>
+    <w:tbl>
+      <w:tblPr>
+        <w:tblW w:type="auto" w:w="0"/>
         <w:jc w:val="center"/>
         <w:tblLook w:firstColumn="1" w:firstRow="1" w:lastColumn="0" w:lastRow="0" w:noHBand="0" w:noVBand="1" w:val="04A0"/>
       </w:tblPr>
@@ -6794,7 +10934,7 @@
               <w:spacing w:after="0"/>
             </w:pPr>
             <w:r>
-              <w:t>What changed in your thinking? What assumption is doing the most work? What evidence would make this stronger?</w:t>
+              <w:t>What still feels uncertain?</w:t>
             </w:r>
           </w:p>
         </w:tc>
@@ -6868,6 +11008,55 @@
     <w:tbl>
       <w:tblPr>
         <w:tblW w:type="auto" w:w="0"/>
+        <w:jc w:val="left"/>
+        <w:tblLook w:firstColumn="1" w:firstRow="1" w:lastColumn="0" w:lastRow="0" w:noHBand="0" w:noVBand="1" w:val="04A0"/>
+      </w:tblPr>
+      <w:tblGrid>
+        <w:gridCol w:w="14112"/>
+      </w:tblGrid>
+      <w:tr>
+        <w:tc>
+          <w:tcPr>
+            <w:tcW w:type="dxa" w:w="14112"/>
+            <w:shd w:fill="EDF4FF"/>
+            <w:tcBorders>
+              <w:top w:val="single" w:sz="8" w:space="0" w:color="DBE2EA"/>
+              <w:left w:val="single" w:sz="8" w:space="0" w:color="DBE2EA"/>
+              <w:bottom w:val="single" w:sz="8" w:space="0" w:color="DBE2EA"/>
+              <w:right w:val="single" w:sz="8" w:space="0" w:color="DBE2EA"/>
+            </w:tcBorders>
+            <w:tcMar>
+              <w:top w:w="190" w:type="dxa"/>
+              <w:left w:w="190" w:type="dxa"/>
+              <w:bottom w:w="190" w:type="dxa"/>
+              <w:right w:w="190" w:type="dxa"/>
+            </w:tcMar>
+            <w:vAlign w:val="top"/>
+          </w:tcPr>
+          <w:p>
+            <w:r>
+              <w:rPr>
+                <w:b/>
+                <w:color w:val="2563EB"/>
+                <w:sz w:val="24"/>
+              </w:rPr>
+              <w:t>Possible artifacts</w:t>
+            </w:r>
+          </w:p>
+          <w:p>
+            <w:pPr>
+              <w:spacing w:after="0"/>
+            </w:pPr>
+            <w:r>
+              <w:t>long division work, quotient/remainder interpretation, grouping or remaining-space explanation</w:t>
+            </w:r>
+          </w:p>
+        </w:tc>
+      </w:tr>
+    </w:tbl>
+    <w:tbl>
+      <w:tblPr>
+        <w:tblW w:type="auto" w:w="0"/>
         <w:jc w:val="center"/>
         <w:tblLook w:firstColumn="1" w:firstRow="1" w:lastColumn="0" w:lastRow="0" w:noHBand="0" w:noVBand="1" w:val="04A0"/>
       </w:tblPr>
@@ -7030,7 +11219,7 @@
               <w:spacing w:after="0"/>
             </w:pPr>
             <w:r>
-              <w:t>What changed in your thinking? What assumption is doing the most work? What evidence would make this stronger?</w:t>
+              <w:t>What graph feature mattered most?</w:t>
             </w:r>
           </w:p>
         </w:tc>
@@ -7104,6 +11293,55 @@
     <w:tbl>
       <w:tblPr>
         <w:tblW w:type="auto" w:w="0"/>
+        <w:jc w:val="left"/>
+        <w:tblLook w:firstColumn="1" w:firstRow="1" w:lastColumn="0" w:lastRow="0" w:noHBand="0" w:noVBand="1" w:val="04A0"/>
+      </w:tblPr>
+      <w:tblGrid>
+        <w:gridCol w:w="14112"/>
+      </w:tblGrid>
+      <w:tr>
+        <w:tc>
+          <w:tcPr>
+            <w:tcW w:type="dxa" w:w="14112"/>
+            <w:shd w:fill="EDF4FF"/>
+            <w:tcBorders>
+              <w:top w:val="single" w:sz="8" w:space="0" w:color="DBE2EA"/>
+              <w:left w:val="single" w:sz="8" w:space="0" w:color="DBE2EA"/>
+              <w:bottom w:val="single" w:sz="8" w:space="0" w:color="DBE2EA"/>
+              <w:right w:val="single" w:sz="8" w:space="0" w:color="DBE2EA"/>
+            </w:tcBorders>
+            <w:tcMar>
+              <w:top w:w="190" w:type="dxa"/>
+              <w:left w:w="190" w:type="dxa"/>
+              <w:bottom w:w="190" w:type="dxa"/>
+              <w:right w:w="190" w:type="dxa"/>
+            </w:tcMar>
+            <w:vAlign w:val="top"/>
+          </w:tcPr>
+          <w:p>
+            <w:r>
+              <w:rPr>
+                <w:b/>
+                <w:color w:val="2563EB"/>
+                <w:sz w:val="24"/>
+              </w:rPr>
+              <w:t>Possible artifacts</w:t>
+            </w:r>
+          </w:p>
+          <w:p>
+            <w:pPr>
+              <w:spacing w:after="0"/>
+            </w:pPr>
+            <w:r>
+              <w:t>revised dimensions, new graph, comparison note, tradeoff explanation, impossible-region annotation</w:t>
+            </w:r>
+          </w:p>
+        </w:tc>
+      </w:tr>
+    </w:tbl>
+    <w:tbl>
+      <w:tblPr>
+        <w:tblW w:type="auto" w:w="0"/>
         <w:jc w:val="center"/>
         <w:tblLook w:firstColumn="1" w:firstRow="1" w:lastColumn="0" w:lastRow="0" w:noHBand="0" w:noVBand="1" w:val="04A0"/>
       </w:tblPr>
@@ -7266,7 +11504,879 @@
               <w:spacing w:after="0"/>
             </w:pPr>
             <w:r>
-              <w:t>What changed in your thinking? What assumption is doing the most work? What evidence would make this stronger?</w:t>
+              <w:t>What made the model less realistic?</w:t>
+            </w:r>
+          </w:p>
+        </w:tc>
+      </w:tr>
+    </w:tbl>
+    <w:p>
+      <w:r>
+        <w:br w:type="page"/>
+      </w:r>
+    </w:p>
+    <w:p>
+      <w:pPr>
+        <w:pStyle w:val="Heading1"/>
+      </w:pPr>
+      <w:r>
+        <w:rPr>
+          <w:b w:val="0"/>
+        </w:rPr>
+        <w:t>Class 4 Individual Snapshot</w:t>
+      </w:r>
+    </w:p>
+    <w:p>
+      <w:r>
+        <w:rPr>
+          <w:b w:val="0"/>
+        </w:rPr>
+        <w:t>This is a small individual accountability moment inside the shared investigation. Choose one mathematical contribution you personally understand and can defend.</w:t>
+      </w:r>
+    </w:p>
+    <w:tbl>
+      <w:tblPr>
+        <w:tblW w:type="auto" w:w="0"/>
+        <w:jc w:val="center"/>
+        <w:tblLook w:firstColumn="1" w:firstRow="1" w:lastColumn="0" w:lastRow="0" w:noHBand="0" w:noVBand="1" w:val="04A0"/>
+      </w:tblPr>
+      <w:tblGrid>
+        <w:gridCol w:w="4704"/>
+        <w:gridCol w:w="4704"/>
+        <w:gridCol w:w="4704"/>
+      </w:tblGrid>
+      <w:tr>
+        <w:tc>
+          <w:tcPr>
+            <w:tcW w:type="dxa" w:w="4704"/>
+            <w:tcMar>
+              <w:top w:w="160" w:type="dxa"/>
+              <w:left w:w="160" w:type="dxa"/>
+              <w:bottom w:w="160" w:type="dxa"/>
+              <w:right w:w="160" w:type="dxa"/>
+            </w:tcMar>
+            <w:shd w:fill="EDF4FF"/>
+            <w:tcBorders>
+              <w:top w:val="single" w:sz="8" w:space="0" w:color="DBE2EA"/>
+              <w:left w:val="single" w:sz="8" w:space="0" w:color="DBE2EA"/>
+              <w:bottom w:val="single" w:sz="8" w:space="0" w:color="DBE2EA"/>
+              <w:right w:val="single" w:sz="8" w:space="0" w:color="DBE2EA"/>
+            </w:tcBorders>
+          </w:tcPr>
+          <w:p>
+            <w:pPr>
+              <w:spacing w:after="60"/>
+            </w:pPr>
+            <w:r>
+              <w:rPr>
+                <w:b/>
+                <w:color w:val="2563EB"/>
+                <w:sz w:val="23"/>
+              </w:rPr>
+              <w:t>Possible focus</w:t>
+            </w:r>
+          </w:p>
+          <w:p>
+            <w:pPr>
+              <w:spacing w:after="0"/>
+            </w:pPr>
+            <w:r>
+              <w:t>Explain one graph feature, critique one assumption, interpret one threshold, identify one limitation, explain one revision, or defend one modeling decision.</w:t>
+            </w:r>
+          </w:p>
+        </w:tc>
+        <w:tc>
+          <w:tcPr>
+            <w:tcW w:type="dxa" w:w="4704"/>
+            <w:tcMar>
+              <w:top w:w="160" w:type="dxa"/>
+              <w:left w:w="160" w:type="dxa"/>
+              <w:bottom w:w="160" w:type="dxa"/>
+              <w:right w:w="160" w:type="dxa"/>
+            </w:tcMar>
+            <w:shd w:fill="EDF8F1"/>
+            <w:tcBorders>
+              <w:top w:val="single" w:sz="8" w:space="0" w:color="DBE2EA"/>
+              <w:left w:val="single" w:sz="8" w:space="0" w:color="DBE2EA"/>
+              <w:bottom w:val="single" w:sz="8" w:space="0" w:color="DBE2EA"/>
+              <w:right w:val="single" w:sz="8" w:space="0" w:color="DBE2EA"/>
+            </w:tcBorders>
+          </w:tcPr>
+          <w:p>
+            <w:pPr>
+              <w:spacing w:after="60"/>
+            </w:pPr>
+            <w:r>
+              <w:rPr>
+                <w:b/>
+                <w:color w:val="15803D"/>
+                <w:sz w:val="23"/>
+              </w:rPr>
+              <w:t>Evidence to attach or reference</w:t>
+            </w:r>
+          </w:p>
+          <w:p>
+            <w:pPr>
+              <w:spacing w:after="0"/>
+            </w:pPr>
+            <w:r>
+              <w:t>Graph annotation, recalculation, model critique, revised assumption note, scatterplot interpretation, limitation analysis, or synthesis explanation.</w:t>
+            </w:r>
+          </w:p>
+        </w:tc>
+        <w:tc>
+          <w:tcPr>
+            <w:tcW w:type="dxa" w:w="4704"/>
+            <w:tcMar>
+              <w:top w:w="160" w:type="dxa"/>
+              <w:left w:w="160" w:type="dxa"/>
+              <w:bottom w:w="160" w:type="dxa"/>
+              <w:right w:w="160" w:type="dxa"/>
+            </w:tcMar>
+            <w:shd w:fill="F6EFFF"/>
+            <w:tcBorders>
+              <w:top w:val="single" w:sz="8" w:space="0" w:color="DBE2EA"/>
+              <w:left w:val="single" w:sz="8" w:space="0" w:color="DBE2EA"/>
+              <w:bottom w:val="single" w:sz="8" w:space="0" w:color="DBE2EA"/>
+              <w:right w:val="single" w:sz="8" w:space="0" w:color="DBE2EA"/>
+            </w:tcBorders>
+          </w:tcPr>
+          <w:p>
+            <w:pPr>
+              <w:spacing w:after="60"/>
+            </w:pPr>
+            <w:r>
+              <w:rPr>
+                <w:b/>
+                <w:color w:val="7E22CE"/>
+                <w:sz w:val="23"/>
+              </w:rPr>
+              <w:t>Keep it personal</w:t>
+            </w:r>
+          </w:p>
+          <w:p>
+            <w:pPr>
+              <w:spacing w:after="0"/>
+            </w:pPr>
+            <w:r>
+              <w:t>Write in your own mathematical voice. Do not divide the project by topic; every student should engage across the major lenses.</w:t>
+            </w:r>
+          </w:p>
+        </w:tc>
+      </w:tr>
+    </w:tbl>
+    <w:p/>
+    <w:p>
+      <w:pPr>
+        <w:pStyle w:val="Heading2"/>
+      </w:pPr>
+      <w:r>
+        <w:rPr>
+          <w:b w:val="0"/>
+        </w:rPr>
+        <w:t>Individual reasoning snapshot</w:t>
+      </w:r>
+    </w:p>
+    <w:tbl>
+      <w:tblPr>
+        <w:tblW w:type="auto" w:w="0"/>
+        <w:jc w:val="left"/>
+        <w:tblLook w:firstColumn="1" w:firstRow="1" w:lastColumn="0" w:lastRow="0" w:noHBand="0" w:noVBand="1" w:val="04A0"/>
+      </w:tblPr>
+      <w:tblGrid>
+        <w:gridCol w:w="14112"/>
+      </w:tblGrid>
+      <w:tr>
+        <w:tc>
+          <w:tcPr>
+            <w:tcW w:type="dxa" w:w="14112"/>
+            <w:shd w:fill="F8FAFC"/>
+            <w:tcBorders>
+              <w:top w:val="single" w:sz="8" w:space="0" w:color="DBE2EA"/>
+              <w:left w:val="single" w:sz="8" w:space="0" w:color="DBE2EA"/>
+              <w:bottom w:val="single" w:sz="8" w:space="0" w:color="DBE2EA"/>
+              <w:right w:val="single" w:sz="8" w:space="0" w:color="DBE2EA"/>
+            </w:tcBorders>
+            <w:tcMar>
+              <w:top w:w="190" w:type="dxa"/>
+              <w:left w:w="190" w:type="dxa"/>
+              <w:bottom w:w="190" w:type="dxa"/>
+              <w:right w:w="190" w:type="dxa"/>
+            </w:tcMar>
+            <w:vAlign w:val="top"/>
+          </w:tcPr>
+          <w:p>
+            <w:r>
+              <w:rPr>
+                <w:b/>
+                <w:color w:val="111827"/>
+                <w:sz w:val="24"/>
+              </w:rPr>
+              <w:t>Prompt</w:t>
+            </w:r>
+          </w:p>
+          <w:p>
+            <w:pPr>
+              <w:spacing w:after="0"/>
+            </w:pPr>
+            <w:r>
+              <w:t>Type your personal explanation or paste your individual artifact here.</w:t>
+            </w:r>
+          </w:p>
+        </w:tc>
+      </w:tr>
+    </w:tbl>
+    <w:tbl>
+      <w:tblPr>
+        <w:tblW w:type="auto" w:w="0"/>
+        <w:jc w:val="left"/>
+        <w:tblLook w:firstColumn="1" w:firstRow="1" w:lastColumn="0" w:lastRow="0" w:noHBand="0" w:noVBand="1" w:val="04A0"/>
+      </w:tblPr>
+      <w:tblGrid>
+        <w:gridCol w:w="14112"/>
+      </w:tblGrid>
+      <w:tr>
+        <w:tc>
+          <w:tcPr>
+            <w:tcW w:type="dxa" w:w="14112"/>
+            <w:shd w:fill="EDF4FF"/>
+            <w:tcBorders>
+              <w:top w:val="single" w:sz="8" w:space="0" w:color="DBE2EA"/>
+              <w:left w:val="single" w:sz="8" w:space="0" w:color="DBE2EA"/>
+              <w:bottom w:val="single" w:sz="8" w:space="0" w:color="DBE2EA"/>
+              <w:right w:val="single" w:sz="8" w:space="0" w:color="DBE2EA"/>
+            </w:tcBorders>
+            <w:tcMar>
+              <w:top w:w="190" w:type="dxa"/>
+              <w:left w:w="190" w:type="dxa"/>
+              <w:bottom w:w="190" w:type="dxa"/>
+              <w:right w:w="190" w:type="dxa"/>
+            </w:tcMar>
+            <w:vAlign w:val="top"/>
+          </w:tcPr>
+          <w:p>
+            <w:r>
+              <w:rPr>
+                <w:b/>
+                <w:color w:val="2563EB"/>
+                <w:sz w:val="24"/>
+              </w:rPr>
+              <w:t>Possible artifacts</w:t>
+            </w:r>
+          </w:p>
+          <w:p>
+            <w:pPr>
+              <w:spacing w:after="0"/>
+            </w:pPr>
+            <w:r>
+              <w:t>personal graph note, critique, recalculation, limitation analysis, or revised assumption</w:t>
+            </w:r>
+          </w:p>
+        </w:tc>
+      </w:tr>
+    </w:tbl>
+    <w:tbl>
+      <w:tblPr>
+        <w:tblW w:type="auto" w:w="0"/>
+        <w:jc w:val="center"/>
+        <w:tblLook w:firstColumn="1" w:firstRow="1" w:lastColumn="0" w:lastRow="0" w:noHBand="0" w:noVBand="1" w:val="04A0"/>
+      </w:tblPr>
+      <w:tblGrid>
+        <w:gridCol w:w="14112"/>
+      </w:tblGrid>
+      <w:tr>
+        <w:tc>
+          <w:tcPr>
+            <w:tcW w:type="dxa" w:w="14112"/>
+            <w:shd w:fill="FFFFFF"/>
+            <w:tcBorders>
+              <w:top w:val="single" w:sz="10" w:space="0" w:color="AEBBCC"/>
+              <w:left w:val="single" w:sz="10" w:space="0" w:color="AEBBCC"/>
+              <w:bottom w:val="single" w:sz="10" w:space="0" w:color="AEBBCC"/>
+              <w:right w:val="single" w:sz="10" w:space="0" w:color="AEBBCC"/>
+            </w:tcBorders>
+            <w:tcMar>
+              <w:top w:w="220" w:type="dxa"/>
+              <w:left w:w="220" w:type="dxa"/>
+              <w:bottom w:w="220" w:type="dxa"/>
+              <w:right w:w="220" w:type="dxa"/>
+            </w:tcMar>
+            <w:vAlign w:val="top"/>
+          </w:tcPr>
+          <w:p>
+            <w:pPr>
+              <w:spacing w:after="80"/>
+            </w:pPr>
+            <w:r>
+              <w:rPr>
+                <w:b/>
+              </w:rPr>
+              <w:t>Editable thinking space</w:t>
+            </w:r>
+          </w:p>
+          <w:p>
+            <w:pPr>
+              <w:spacing w:after="160"/>
+            </w:pPr>
+            <w:r>
+              <w:t>Use this space for typing, pasted screenshots, graph notes, revised assumptions, or teacher-approved digital annotation.</w:t>
+            </w:r>
+          </w:p>
+          <w:p>
+            <w:pPr>
+              <w:spacing w:after="240"/>
+            </w:pPr>
+            <w:r>
+              <w:t xml:space="preserve"> </w:t>
+            </w:r>
+          </w:p>
+          <w:p>
+            <w:pPr>
+              <w:spacing w:after="240"/>
+            </w:pPr>
+            <w:r>
+              <w:t xml:space="preserve"> </w:t>
+            </w:r>
+          </w:p>
+          <w:p>
+            <w:pPr>
+              <w:spacing w:after="240"/>
+            </w:pPr>
+            <w:r>
+              <w:t xml:space="preserve"> </w:t>
+            </w:r>
+          </w:p>
+          <w:p>
+            <w:pPr>
+              <w:spacing w:after="240"/>
+            </w:pPr>
+            <w:r>
+              <w:t xml:space="preserve"> </w:t>
+            </w:r>
+          </w:p>
+          <w:p>
+            <w:pPr>
+              <w:spacing w:after="240"/>
+            </w:pPr>
+            <w:r>
+              <w:t xml:space="preserve"> </w:t>
+            </w:r>
+          </w:p>
+          <w:p>
+            <w:pPr>
+              <w:spacing w:after="240"/>
+            </w:pPr>
+            <w:r>
+              <w:t xml:space="preserve"> </w:t>
+            </w:r>
+          </w:p>
+          <w:p>
+            <w:pPr>
+              <w:spacing w:after="240"/>
+            </w:pPr>
+            <w:r>
+              <w:t xml:space="preserve"> </w:t>
+            </w:r>
+          </w:p>
+          <w:p>
+            <w:pPr>
+              <w:spacing w:after="240"/>
+            </w:pPr>
+            <w:r>
+              <w:t xml:space="preserve"> </w:t>
+            </w:r>
+          </w:p>
+          <w:p>
+            <w:pPr>
+              <w:spacing w:after="240"/>
+            </w:pPr>
+            <w:r>
+              <w:t xml:space="preserve"> </w:t>
+            </w:r>
+          </w:p>
+        </w:tc>
+      </w:tr>
+    </w:tbl>
+    <w:tbl>
+      <w:tblPr>
+        <w:tblW w:type="auto" w:w="0"/>
+        <w:jc w:val="left"/>
+        <w:tblLook w:firstColumn="1" w:firstRow="1" w:lastColumn="0" w:lastRow="0" w:noHBand="0" w:noVBand="1" w:val="04A0"/>
+      </w:tblPr>
+      <w:tblGrid>
+        <w:gridCol w:w="14112"/>
+      </w:tblGrid>
+      <w:tr>
+        <w:tc>
+          <w:tcPr>
+            <w:tcW w:type="dxa" w:w="14112"/>
+            <w:shd w:fill="F8FAFC"/>
+            <w:tcBorders>
+              <w:top w:val="single" w:sz="8" w:space="0" w:color="DBE2EA"/>
+              <w:left w:val="single" w:sz="8" w:space="0" w:color="DBE2EA"/>
+              <w:bottom w:val="single" w:sz="8" w:space="0" w:color="DBE2EA"/>
+              <w:right w:val="single" w:sz="8" w:space="0" w:color="DBE2EA"/>
+            </w:tcBorders>
+            <w:tcMar>
+              <w:top w:w="190" w:type="dxa"/>
+              <w:left w:w="190" w:type="dxa"/>
+              <w:bottom w:w="190" w:type="dxa"/>
+              <w:right w:w="190" w:type="dxa"/>
+            </w:tcMar>
+            <w:vAlign w:val="top"/>
+          </w:tcPr>
+          <w:p>
+            <w:r>
+              <w:rPr>
+                <w:b/>
+                <w:color w:val="111827"/>
+                <w:sz w:val="24"/>
+              </w:rPr>
+              <w:t>Reflection prompt</w:t>
+            </w:r>
+          </w:p>
+          <w:p>
+            <w:pPr>
+              <w:spacing w:after="0"/>
+            </w:pPr>
+            <w:r>
+              <w:t>What part of the mathematics can you defend without reading a script?</w:t>
+            </w:r>
+          </w:p>
+        </w:tc>
+      </w:tr>
+    </w:tbl>
+    <w:p>
+      <w:r>
+        <w:br w:type="page"/>
+      </w:r>
+    </w:p>
+    <w:p>
+      <w:pPr>
+        <w:pStyle w:val="Heading1"/>
+      </w:pPr>
+      <w:r>
+        <w:rPr>
+          <w:b w:val="0"/>
+        </w:rPr>
+        <w:t>STOP AND CRITIQUE</w:t>
+      </w:r>
+    </w:p>
+    <w:p>
+      <w:r>
+        <w:rPr>
+          <w:b w:val="0"/>
+        </w:rPr>
+        <w:t>A strong investigation interrupts itself. Use this page to evaluate whether your current model is becoming more credible or just more polished.</w:t>
+      </w:r>
+    </w:p>
+    <w:tbl>
+      <w:tblPr>
+        <w:tblW w:type="auto" w:w="0"/>
+        <w:jc w:val="center"/>
+        <w:tblLook w:firstColumn="1" w:firstRow="1" w:lastColumn="0" w:lastRow="0" w:noHBand="0" w:noVBand="1" w:val="04A0"/>
+      </w:tblPr>
+      <w:tblGrid>
+        <w:gridCol w:w="4704"/>
+        <w:gridCol w:w="4704"/>
+        <w:gridCol w:w="4704"/>
+      </w:tblGrid>
+      <w:tr>
+        <w:tc>
+          <w:tcPr>
+            <w:tcW w:type="dxa" w:w="4704"/>
+            <w:tcMar>
+              <w:top w:w="160" w:type="dxa"/>
+              <w:left w:w="160" w:type="dxa"/>
+              <w:bottom w:w="160" w:type="dxa"/>
+              <w:right w:w="160" w:type="dxa"/>
+            </w:tcMar>
+            <w:shd w:fill="F8FAFC"/>
+            <w:tcBorders>
+              <w:top w:val="single" w:sz="8" w:space="0" w:color="DBE2EA"/>
+              <w:left w:val="single" w:sz="8" w:space="0" w:color="DBE2EA"/>
+              <w:bottom w:val="single" w:sz="8" w:space="0" w:color="DBE2EA"/>
+              <w:right w:val="single" w:sz="8" w:space="0" w:color="DBE2EA"/>
+            </w:tcBorders>
+          </w:tcPr>
+          <w:p>
+            <w:pPr>
+              <w:spacing w:after="60"/>
+            </w:pPr>
+            <w:r>
+              <w:rPr>
+                <w:b/>
+                <w:color w:val="B45353"/>
+                <w:sz w:val="23"/>
+              </w:rPr>
+              <w:t>Credibility questions</w:t>
+            </w:r>
+          </w:p>
+          <w:p>
+            <w:pPr>
+              <w:spacing w:after="0"/>
+            </w:pPr>
+            <w:r>
+              <w:t>What currently feels misleading? What assumption is dominating the model? What variable is missing? What evidence would weaken your claim?</w:t>
+            </w:r>
+          </w:p>
+        </w:tc>
+        <w:tc>
+          <w:tcPr>
+            <w:tcW w:type="dxa" w:w="4704"/>
+            <w:tcMar>
+              <w:top w:w="160" w:type="dxa"/>
+              <w:left w:w="160" w:type="dxa"/>
+              <w:bottom w:w="160" w:type="dxa"/>
+              <w:right w:w="160" w:type="dxa"/>
+            </w:tcMar>
+            <w:shd w:fill="FFFFFF"/>
+            <w:tcBorders>
+              <w:top w:val="single" w:sz="8" w:space="0" w:color="DBE2EA"/>
+              <w:left w:val="single" w:sz="8" w:space="0" w:color="DBE2EA"/>
+              <w:bottom w:val="single" w:sz="8" w:space="0" w:color="DBE2EA"/>
+              <w:right w:val="single" w:sz="8" w:space="0" w:color="DBE2EA"/>
+            </w:tcBorders>
+          </w:tcPr>
+          <w:p>
+            <w:pPr>
+              <w:spacing w:after="60"/>
+            </w:pPr>
+            <w:r>
+              <w:rPr>
+                <w:b/>
+                <w:color w:val="111827"/>
+                <w:sz w:val="23"/>
+              </w:rPr>
+              <w:t>Model honesty</w:t>
+            </w:r>
+          </w:p>
+          <w:p>
+            <w:pPr>
+              <w:spacing w:after="0"/>
+            </w:pPr>
+            <w:r>
+              <w:t>Which prediction feels least realistic? What would an opposing interpretation say? Which graph feature might be overinterpreted?</w:t>
+            </w:r>
+          </w:p>
+        </w:tc>
+        <w:tc>
+          <w:tcPr>
+            <w:tcW w:type="dxa" w:w="4704"/>
+            <w:tcMar>
+              <w:top w:w="160" w:type="dxa"/>
+              <w:left w:w="160" w:type="dxa"/>
+              <w:bottom w:w="160" w:type="dxa"/>
+              <w:right w:w="160" w:type="dxa"/>
+            </w:tcMar>
+            <w:shd w:fill="F6EFFF"/>
+            <w:tcBorders>
+              <w:top w:val="single" w:sz="8" w:space="0" w:color="DBE2EA"/>
+              <w:left w:val="single" w:sz="8" w:space="0" w:color="DBE2EA"/>
+              <w:bottom w:val="single" w:sz="8" w:space="0" w:color="DBE2EA"/>
+              <w:right w:val="single" w:sz="8" w:space="0" w:color="DBE2EA"/>
+            </w:tcBorders>
+          </w:tcPr>
+          <w:p>
+            <w:pPr>
+              <w:spacing w:after="60"/>
+            </w:pPr>
+            <w:r>
+              <w:rPr>
+                <w:b/>
+                <w:color w:val="7E22CE"/>
+                <w:sz w:val="23"/>
+              </w:rPr>
+              <w:t>Anchor</w:t>
+            </w:r>
+          </w:p>
+          <w:p>
+            <w:pPr>
+              <w:spacing w:after="0"/>
+            </w:pPr>
+            <w:r>
+              <w:t>Models are arguments. Revision strengthens modeling when it makes assumptions, evidence, and limits clearer.</w:t>
+            </w:r>
+          </w:p>
+        </w:tc>
+      </w:tr>
+    </w:tbl>
+    <w:p/>
+    <w:p>
+      <w:pPr>
+        <w:pStyle w:val="Heading2"/>
+      </w:pPr>
+      <w:r>
+        <w:rPr>
+          <w:b w:val="0"/>
+        </w:rPr>
+        <w:t>Critique notes and revised decisions</w:t>
+      </w:r>
+    </w:p>
+    <w:tbl>
+      <w:tblPr>
+        <w:tblW w:type="auto" w:w="0"/>
+        <w:jc w:val="left"/>
+        <w:tblLook w:firstColumn="1" w:firstRow="1" w:lastColumn="0" w:lastRow="0" w:noHBand="0" w:noVBand="1" w:val="04A0"/>
+      </w:tblPr>
+      <w:tblGrid>
+        <w:gridCol w:w="14112"/>
+      </w:tblGrid>
+      <w:tr>
+        <w:tc>
+          <w:tcPr>
+            <w:tcW w:type="dxa" w:w="14112"/>
+            <w:shd w:fill="F8FAFC"/>
+            <w:tcBorders>
+              <w:top w:val="single" w:sz="8" w:space="0" w:color="DBE2EA"/>
+              <w:left w:val="single" w:sz="8" w:space="0" w:color="DBE2EA"/>
+              <w:bottom w:val="single" w:sz="8" w:space="0" w:color="DBE2EA"/>
+              <w:right w:val="single" w:sz="8" w:space="0" w:color="DBE2EA"/>
+            </w:tcBorders>
+            <w:tcMar>
+              <w:top w:w="190" w:type="dxa"/>
+              <w:left w:w="190" w:type="dxa"/>
+              <w:bottom w:w="190" w:type="dxa"/>
+              <w:right w:w="190" w:type="dxa"/>
+            </w:tcMar>
+            <w:vAlign w:val="top"/>
+          </w:tcPr>
+          <w:p>
+            <w:r>
+              <w:rPr>
+                <w:b/>
+                <w:color w:val="111827"/>
+                <w:sz w:val="24"/>
+              </w:rPr>
+              <w:t>Prompt</w:t>
+            </w:r>
+          </w:p>
+          <w:p>
+            <w:pPr>
+              <w:spacing w:after="0"/>
+            </w:pPr>
+            <w:r>
+              <w:t>Record what your group needs to question, revise, verify, or stop claiming too strongly.</w:t>
+            </w:r>
+          </w:p>
+        </w:tc>
+      </w:tr>
+    </w:tbl>
+    <w:tbl>
+      <w:tblPr>
+        <w:tblW w:type="auto" w:w="0"/>
+        <w:jc w:val="left"/>
+        <w:tblLook w:firstColumn="1" w:firstRow="1" w:lastColumn="0" w:lastRow="0" w:noHBand="0" w:noVBand="1" w:val="04A0"/>
+      </w:tblPr>
+      <w:tblGrid>
+        <w:gridCol w:w="14112"/>
+      </w:tblGrid>
+      <w:tr>
+        <w:tc>
+          <w:tcPr>
+            <w:tcW w:type="dxa" w:w="14112"/>
+            <w:shd w:fill="EDF4FF"/>
+            <w:tcBorders>
+              <w:top w:val="single" w:sz="8" w:space="0" w:color="DBE2EA"/>
+              <w:left w:val="single" w:sz="8" w:space="0" w:color="DBE2EA"/>
+              <w:bottom w:val="single" w:sz="8" w:space="0" w:color="DBE2EA"/>
+              <w:right w:val="single" w:sz="8" w:space="0" w:color="DBE2EA"/>
+            </w:tcBorders>
+            <w:tcMar>
+              <w:top w:w="190" w:type="dxa"/>
+              <w:left w:w="190" w:type="dxa"/>
+              <w:bottom w:w="190" w:type="dxa"/>
+              <w:right w:w="190" w:type="dxa"/>
+            </w:tcMar>
+            <w:vAlign w:val="top"/>
+          </w:tcPr>
+          <w:p>
+            <w:r>
+              <w:rPr>
+                <w:b/>
+                <w:color w:val="2563EB"/>
+                <w:sz w:val="24"/>
+              </w:rPr>
+              <w:t>Possible artifacts</w:t>
+            </w:r>
+          </w:p>
+          <w:p>
+            <w:pPr>
+              <w:spacing w:after="0"/>
+            </w:pPr>
+            <w:r>
+              <w:t>graph sketch, table of values, annotated screenshot, written interpretation, revised assumption note</w:t>
+            </w:r>
+          </w:p>
+        </w:tc>
+      </w:tr>
+    </w:tbl>
+    <w:tbl>
+      <w:tblPr>
+        <w:tblW w:type="auto" w:w="0"/>
+        <w:jc w:val="center"/>
+        <w:tblLook w:firstColumn="1" w:firstRow="1" w:lastColumn="0" w:lastRow="0" w:noHBand="0" w:noVBand="1" w:val="04A0"/>
+      </w:tblPr>
+      <w:tblGrid>
+        <w:gridCol w:w="14112"/>
+      </w:tblGrid>
+      <w:tr>
+        <w:tc>
+          <w:tcPr>
+            <w:tcW w:type="dxa" w:w="14112"/>
+            <w:shd w:fill="FFFFFF"/>
+            <w:tcBorders>
+              <w:top w:val="single" w:sz="10" w:space="0" w:color="AEBBCC"/>
+              <w:left w:val="single" w:sz="10" w:space="0" w:color="AEBBCC"/>
+              <w:bottom w:val="single" w:sz="10" w:space="0" w:color="AEBBCC"/>
+              <w:right w:val="single" w:sz="10" w:space="0" w:color="AEBBCC"/>
+            </w:tcBorders>
+            <w:tcMar>
+              <w:top w:w="220" w:type="dxa"/>
+              <w:left w:w="220" w:type="dxa"/>
+              <w:bottom w:w="220" w:type="dxa"/>
+              <w:right w:w="220" w:type="dxa"/>
+            </w:tcMar>
+            <w:vAlign w:val="top"/>
+          </w:tcPr>
+          <w:p>
+            <w:pPr>
+              <w:spacing w:after="80"/>
+            </w:pPr>
+            <w:r>
+              <w:rPr>
+                <w:b/>
+              </w:rPr>
+              <w:t>Editable thinking space</w:t>
+            </w:r>
+          </w:p>
+          <w:p>
+            <w:pPr>
+              <w:spacing w:after="160"/>
+            </w:pPr>
+            <w:r>
+              <w:t>Use this space for typing, pasted screenshots, graph notes, revised assumptions, or teacher-approved digital annotation.</w:t>
+            </w:r>
+          </w:p>
+          <w:p>
+            <w:pPr>
+              <w:spacing w:after="240"/>
+            </w:pPr>
+            <w:r>
+              <w:t xml:space="preserve"> </w:t>
+            </w:r>
+          </w:p>
+          <w:p>
+            <w:pPr>
+              <w:spacing w:after="240"/>
+            </w:pPr>
+            <w:r>
+              <w:t xml:space="preserve"> </w:t>
+            </w:r>
+          </w:p>
+          <w:p>
+            <w:pPr>
+              <w:spacing w:after="240"/>
+            </w:pPr>
+            <w:r>
+              <w:t xml:space="preserve"> </w:t>
+            </w:r>
+          </w:p>
+          <w:p>
+            <w:pPr>
+              <w:spacing w:after="240"/>
+            </w:pPr>
+            <w:r>
+              <w:t xml:space="preserve"> </w:t>
+            </w:r>
+          </w:p>
+          <w:p>
+            <w:pPr>
+              <w:spacing w:after="240"/>
+            </w:pPr>
+            <w:r>
+              <w:t xml:space="preserve"> </w:t>
+            </w:r>
+          </w:p>
+          <w:p>
+            <w:pPr>
+              <w:spacing w:after="240"/>
+            </w:pPr>
+            <w:r>
+              <w:t xml:space="preserve"> </w:t>
+            </w:r>
+          </w:p>
+          <w:p>
+            <w:pPr>
+              <w:spacing w:after="240"/>
+            </w:pPr>
+            <w:r>
+              <w:t xml:space="preserve"> </w:t>
+            </w:r>
+          </w:p>
+          <w:p>
+            <w:pPr>
+              <w:spacing w:after="240"/>
+            </w:pPr>
+            <w:r>
+              <w:t xml:space="preserve"> </w:t>
+            </w:r>
+          </w:p>
+          <w:p>
+            <w:pPr>
+              <w:spacing w:after="240"/>
+            </w:pPr>
+            <w:r>
+              <w:t xml:space="preserve"> </w:t>
+            </w:r>
+          </w:p>
+        </w:tc>
+      </w:tr>
+    </w:tbl>
+    <w:tbl>
+      <w:tblPr>
+        <w:tblW w:type="auto" w:w="0"/>
+        <w:jc w:val="left"/>
+        <w:tblLook w:firstColumn="1" w:firstRow="1" w:lastColumn="0" w:lastRow="0" w:noHBand="0" w:noVBand="1" w:val="04A0"/>
+      </w:tblPr>
+      <w:tblGrid>
+        <w:gridCol w:w="14112"/>
+      </w:tblGrid>
+      <w:tr>
+        <w:tc>
+          <w:tcPr>
+            <w:tcW w:type="dxa" w:w="14112"/>
+            <w:shd w:fill="F8FAFC"/>
+            <w:tcBorders>
+              <w:top w:val="single" w:sz="8" w:space="0" w:color="DBE2EA"/>
+              <w:left w:val="single" w:sz="8" w:space="0" w:color="DBE2EA"/>
+              <w:bottom w:val="single" w:sz="8" w:space="0" w:color="DBE2EA"/>
+              <w:right w:val="single" w:sz="8" w:space="0" w:color="DBE2EA"/>
+            </w:tcBorders>
+            <w:tcMar>
+              <w:top w:w="190" w:type="dxa"/>
+              <w:left w:w="190" w:type="dxa"/>
+              <w:bottom w:w="190" w:type="dxa"/>
+              <w:right w:w="190" w:type="dxa"/>
+            </w:tcMar>
+            <w:vAlign w:val="top"/>
+          </w:tcPr>
+          <w:p>
+            <w:r>
+              <w:rPr>
+                <w:b/>
+                <w:color w:val="111827"/>
+                <w:sz w:val="24"/>
+              </w:rPr>
+              <w:t>Reflection prompt</w:t>
+            </w:r>
+          </w:p>
+          <w:p>
+            <w:pPr>
+              <w:spacing w:after="0"/>
+            </w:pPr>
+            <w:r>
+              <w:t>What would make your current claim more honest?</w:t>
             </w:r>
           </w:p>
         </w:tc>
@@ -7713,6 +12823,55 @@
         </w:tc>
       </w:tr>
     </w:tbl>
+    <w:tbl>
+      <w:tblPr>
+        <w:tblW w:type="auto" w:w="0"/>
+        <w:jc w:val="left"/>
+        <w:tblLook w:firstColumn="1" w:firstRow="1" w:lastColumn="0" w:lastRow="0" w:noHBand="0" w:noVBand="1" w:val="04A0"/>
+      </w:tblPr>
+      <w:tblGrid>
+        <w:gridCol w:w="14112"/>
+      </w:tblGrid>
+      <w:tr>
+        <w:tc>
+          <w:tcPr>
+            <w:tcW w:type="dxa" w:w="14112"/>
+            <w:shd w:fill="F8FAFC"/>
+            <w:tcBorders>
+              <w:top w:val="single" w:sz="8" w:space="0" w:color="DBE2EA"/>
+              <w:left w:val="single" w:sz="8" w:space="0" w:color="DBE2EA"/>
+              <w:bottom w:val="single" w:sz="8" w:space="0" w:color="DBE2EA"/>
+              <w:right w:val="single" w:sz="8" w:space="0" w:color="DBE2EA"/>
+            </w:tcBorders>
+            <w:tcMar>
+              <w:top w:w="190" w:type="dxa"/>
+              <w:left w:w="190" w:type="dxa"/>
+              <w:bottom w:w="190" w:type="dxa"/>
+              <w:right w:w="190" w:type="dxa"/>
+            </w:tcMar>
+            <w:vAlign w:val="top"/>
+          </w:tcPr>
+          <w:p>
+            <w:r>
+              <w:rPr>
+                <w:b/>
+                <w:color w:val="111827"/>
+                <w:sz w:val="24"/>
+              </w:rPr>
+              <w:t>Modeling anchor</w:t>
+            </w:r>
+          </w:p>
+          <w:p>
+            <w:pPr>
+              <w:spacing w:after="0"/>
+            </w:pPr>
+            <w:r>
+              <w:t>Correlation is not causation.</w:t>
+            </w:r>
+          </w:p>
+        </w:tc>
+      </w:tr>
+    </w:tbl>
     <w:p>
       <w:r>
         <w:br w:type="page"/>
@@ -7781,6 +12940,55 @@
     <w:tbl>
       <w:tblPr>
         <w:tblW w:type="auto" w:w="0"/>
+        <w:jc w:val="left"/>
+        <w:tblLook w:firstColumn="1" w:firstRow="1" w:lastColumn="0" w:lastRow="0" w:noHBand="0" w:noVBand="1" w:val="04A0"/>
+      </w:tblPr>
+      <w:tblGrid>
+        <w:gridCol w:w="14112"/>
+      </w:tblGrid>
+      <w:tr>
+        <w:tc>
+          <w:tcPr>
+            <w:tcW w:type="dxa" w:w="14112"/>
+            <w:shd w:fill="EDF4FF"/>
+            <w:tcBorders>
+              <w:top w:val="single" w:sz="8" w:space="0" w:color="DBE2EA"/>
+              <w:left w:val="single" w:sz="8" w:space="0" w:color="DBE2EA"/>
+              <w:bottom w:val="single" w:sz="8" w:space="0" w:color="DBE2EA"/>
+              <w:right w:val="single" w:sz="8" w:space="0" w:color="DBE2EA"/>
+            </w:tcBorders>
+            <w:tcMar>
+              <w:top w:w="190" w:type="dxa"/>
+              <w:left w:w="190" w:type="dxa"/>
+              <w:bottom w:w="190" w:type="dxa"/>
+              <w:right w:w="190" w:type="dxa"/>
+            </w:tcMar>
+            <w:vAlign w:val="top"/>
+          </w:tcPr>
+          <w:p>
+            <w:r>
+              <w:rPr>
+                <w:b/>
+                <w:color w:val="2563EB"/>
+                <w:sz w:val="24"/>
+              </w:rPr>
+              <w:t>Possible artifacts</w:t>
+            </w:r>
+          </w:p>
+          <w:p>
+            <w:pPr>
+              <w:spacing w:after="0"/>
+            </w:pPr>
+            <w:r>
+              <w:t>lens table, reveal/fail notes, agreement/conflict annotations</w:t>
+            </w:r>
+          </w:p>
+        </w:tc>
+      </w:tr>
+    </w:tbl>
+    <w:tbl>
+      <w:tblPr>
+        <w:tblW w:type="auto" w:w="0"/>
         <w:jc w:val="center"/>
         <w:tblLook w:firstColumn="1" w:firstRow="1" w:lastColumn="0" w:lastRow="0" w:noHBand="0" w:noVBand="1" w:val="04A0"/>
       </w:tblPr>
@@ -7943,7 +13151,7 @@
               <w:spacing w:after="0"/>
             </w:pPr>
             <w:r>
-              <w:t>What changed in your thinking? What assumption is doing the most work? What evidence would make this stronger?</w:t>
+              <w:t>What tradeoff emerged?</w:t>
             </w:r>
           </w:p>
         </w:tc>
@@ -8017,6 +13225,55 @@
     <w:tbl>
       <w:tblPr>
         <w:tblW w:type="auto" w:w="0"/>
+        <w:jc w:val="left"/>
+        <w:tblLook w:firstColumn="1" w:firstRow="1" w:lastColumn="0" w:lastRow="0" w:noHBand="0" w:noVBand="1" w:val="04A0"/>
+      </w:tblPr>
+      <w:tblGrid>
+        <w:gridCol w:w="14112"/>
+      </w:tblGrid>
+      <w:tr>
+        <w:tc>
+          <w:tcPr>
+            <w:tcW w:type="dxa" w:w="14112"/>
+            <w:shd w:fill="EDF4FF"/>
+            <w:tcBorders>
+              <w:top w:val="single" w:sz="8" w:space="0" w:color="DBE2EA"/>
+              <w:left w:val="single" w:sz="8" w:space="0" w:color="DBE2EA"/>
+              <w:bottom w:val="single" w:sz="8" w:space="0" w:color="DBE2EA"/>
+              <w:right w:val="single" w:sz="8" w:space="0" w:color="DBE2EA"/>
+            </w:tcBorders>
+            <w:tcMar>
+              <w:top w:w="190" w:type="dxa"/>
+              <w:left w:w="190" w:type="dxa"/>
+              <w:bottom w:w="190" w:type="dxa"/>
+              <w:right w:w="190" w:type="dxa"/>
+            </w:tcMar>
+            <w:vAlign w:val="top"/>
+          </w:tcPr>
+          <w:p>
+            <w:r>
+              <w:rPr>
+                <w:b/>
+                <w:color w:val="2563EB"/>
+                <w:sz w:val="24"/>
+              </w:rPr>
+              <w:t>Possible artifacts</w:t>
+            </w:r>
+          </w:p>
+          <w:p>
+            <w:pPr>
+              <w:spacing w:after="0"/>
+            </w:pPr>
+            <w:r>
+              <w:t>comparison paragraph, color-coded model notes, assumptions table, contradiction note</w:t>
+            </w:r>
+          </w:p>
+        </w:tc>
+      </w:tr>
+    </w:tbl>
+    <w:tbl>
+      <w:tblPr>
+        <w:tblW w:type="auto" w:w="0"/>
         <w:jc w:val="center"/>
         <w:tblLook w:firstColumn="1" w:firstRow="1" w:lastColumn="0" w:lastRow="0" w:noHBand="0" w:noVBand="1" w:val="04A0"/>
       </w:tblPr>
@@ -8179,7 +13436,7 @@
               <w:spacing w:after="0"/>
             </w:pPr>
             <w:r>
-              <w:t>What changed in your thinking? What assumption is doing the most work? What evidence would make this stronger?</w:t>
+              <w:t>What would strengthen this claim?</w:t>
             </w:r>
           </w:p>
         </w:tc>
@@ -8253,6 +13510,55 @@
     <w:tbl>
       <w:tblPr>
         <w:tblW w:type="auto" w:w="0"/>
+        <w:jc w:val="left"/>
+        <w:tblLook w:firstColumn="1" w:firstRow="1" w:lastColumn="0" w:lastRow="0" w:noHBand="0" w:noVBand="1" w:val="04A0"/>
+      </w:tblPr>
+      <w:tblGrid>
+        <w:gridCol w:w="14112"/>
+      </w:tblGrid>
+      <w:tr>
+        <w:tc>
+          <w:tcPr>
+            <w:tcW w:type="dxa" w:w="14112"/>
+            <w:shd w:fill="EDF4FF"/>
+            <w:tcBorders>
+              <w:top w:val="single" w:sz="8" w:space="0" w:color="DBE2EA"/>
+              <w:left w:val="single" w:sz="8" w:space="0" w:color="DBE2EA"/>
+              <w:bottom w:val="single" w:sz="8" w:space="0" w:color="DBE2EA"/>
+              <w:right w:val="single" w:sz="8" w:space="0" w:color="DBE2EA"/>
+            </w:tcBorders>
+            <w:tcMar>
+              <w:top w:w="190" w:type="dxa"/>
+              <w:left w:w="190" w:type="dxa"/>
+              <w:bottom w:w="190" w:type="dxa"/>
+              <w:right w:w="190" w:type="dxa"/>
+            </w:tcMar>
+            <w:vAlign w:val="top"/>
+          </w:tcPr>
+          <w:p>
+            <w:r>
+              <w:rPr>
+                <w:b/>
+                <w:color w:val="2563EB"/>
+                <w:sz w:val="24"/>
+              </w:rPr>
+              <w:t>Possible artifacts</w:t>
+            </w:r>
+          </w:p>
+          <w:p>
+            <w:pPr>
+              <w:spacing w:after="0"/>
+            </w:pPr>
+            <w:r>
+              <w:t>claim draft, evidence list, limitation statement, implication note</w:t>
+            </w:r>
+          </w:p>
+        </w:tc>
+      </w:tr>
+    </w:tbl>
+    <w:tbl>
+      <w:tblPr>
+        <w:tblW w:type="auto" w:w="0"/>
         <w:jc w:val="center"/>
         <w:tblLook w:firstColumn="1" w:firstRow="1" w:lastColumn="0" w:lastRow="0" w:noHBand="0" w:noVBand="1" w:val="04A0"/>
       </w:tblPr>
@@ -8415,7 +13721,7 @@
               <w:spacing w:after="0"/>
             </w:pPr>
             <w:r>
-              <w:t>What changed in your thinking? What assumption is doing the most work? What evidence would make this stronger?</w:t>
+              <w:t>What revision improved the model most?</w:t>
             </w:r>
           </w:p>
         </w:tc>
@@ -8489,6 +13795,55 @@
     <w:tbl>
       <w:tblPr>
         <w:tblW w:type="auto" w:w="0"/>
+        <w:jc w:val="left"/>
+        <w:tblLook w:firstColumn="1" w:firstRow="1" w:lastColumn="0" w:lastRow="0" w:noHBand="0" w:noVBand="1" w:val="04A0"/>
+      </w:tblPr>
+      <w:tblGrid>
+        <w:gridCol w:w="14112"/>
+      </w:tblGrid>
+      <w:tr>
+        <w:tc>
+          <w:tcPr>
+            <w:tcW w:type="dxa" w:w="14112"/>
+            <w:shd w:fill="EDF4FF"/>
+            <w:tcBorders>
+              <w:top w:val="single" w:sz="8" w:space="0" w:color="DBE2EA"/>
+              <w:left w:val="single" w:sz="8" w:space="0" w:color="DBE2EA"/>
+              <w:bottom w:val="single" w:sz="8" w:space="0" w:color="DBE2EA"/>
+              <w:right w:val="single" w:sz="8" w:space="0" w:color="DBE2EA"/>
+            </w:tcBorders>
+            <w:tcMar>
+              <w:top w:w="190" w:type="dxa"/>
+              <w:left w:w="190" w:type="dxa"/>
+              <w:bottom w:w="190" w:type="dxa"/>
+              <w:right w:w="190" w:type="dxa"/>
+            </w:tcMar>
+            <w:vAlign w:val="top"/>
+          </w:tcPr>
+          <w:p>
+            <w:r>
+              <w:rPr>
+                <w:b/>
+                <w:color w:val="2563EB"/>
+                <w:sz w:val="24"/>
+              </w:rPr>
+              <w:t>Possible artifacts</w:t>
+            </w:r>
+          </w:p>
+          <w:p>
+            <w:pPr>
+              <w:spacing w:after="0"/>
+            </w:pPr>
+            <w:r>
+              <w:t>format plan, journal-page sequence, graph order, speaking notes, evidence map</w:t>
+            </w:r>
+          </w:p>
+        </w:tc>
+      </w:tr>
+    </w:tbl>
+    <w:tbl>
+      <w:tblPr>
+        <w:tblW w:type="auto" w:w="0"/>
         <w:jc w:val="center"/>
         <w:tblLook w:firstColumn="1" w:firstRow="1" w:lastColumn="0" w:lastRow="0" w:noHBand="0" w:noVBand="1" w:val="04A0"/>
       </w:tblPr>
@@ -8651,7 +14006,7 @@
               <w:spacing w:after="0"/>
             </w:pPr>
             <w:r>
-              <w:t>What changed in your thinking? What assumption is doing the most work? What evidence would make this stronger?</w:t>
+              <w:t>What assumption became weaker?</w:t>
             </w:r>
           </w:p>
         </w:tc>
@@ -8725,6 +14080,55 @@
     <w:tbl>
       <w:tblPr>
         <w:tblW w:type="auto" w:w="0"/>
+        <w:jc w:val="left"/>
+        <w:tblLook w:firstColumn="1" w:firstRow="1" w:lastColumn="0" w:lastRow="0" w:noHBand="0" w:noVBand="1" w:val="04A0"/>
+      </w:tblPr>
+      <w:tblGrid>
+        <w:gridCol w:w="14112"/>
+      </w:tblGrid>
+      <w:tr>
+        <w:tc>
+          <w:tcPr>
+            <w:tcW w:type="dxa" w:w="14112"/>
+            <w:shd w:fill="EDF4FF"/>
+            <w:tcBorders>
+              <w:top w:val="single" w:sz="8" w:space="0" w:color="DBE2EA"/>
+              <w:left w:val="single" w:sz="8" w:space="0" w:color="DBE2EA"/>
+              <w:bottom w:val="single" w:sz="8" w:space="0" w:color="DBE2EA"/>
+              <w:right w:val="single" w:sz="8" w:space="0" w:color="DBE2EA"/>
+            </w:tcBorders>
+            <w:tcMar>
+              <w:top w:w="190" w:type="dxa"/>
+              <w:left w:w="190" w:type="dxa"/>
+              <w:bottom w:w="190" w:type="dxa"/>
+              <w:right w:w="190" w:type="dxa"/>
+            </w:tcMar>
+            <w:vAlign w:val="top"/>
+          </w:tcPr>
+          <w:p>
+            <w:r>
+              <w:rPr>
+                <w:b/>
+                <w:color w:val="2563EB"/>
+                <w:sz w:val="24"/>
+              </w:rPr>
+              <w:t>Possible artifacts</w:t>
+            </w:r>
+          </w:p>
+          <w:p>
+            <w:pPr>
+              <w:spacing w:after="0"/>
+            </w:pPr>
+            <w:r>
+              <w:t>better-data plan, source wishlist, revised measurement idea, next-model note</w:t>
+            </w:r>
+          </w:p>
+        </w:tc>
+      </w:tr>
+    </w:tbl>
+    <w:tbl>
+      <w:tblPr>
+        <w:tblW w:type="auto" w:w="0"/>
         <w:jc w:val="center"/>
         <w:tblLook w:firstColumn="1" w:firstRow="1" w:lastColumn="0" w:lastRow="0" w:noHBand="0" w:noVBand="1" w:val="04A0"/>
       </w:tblPr>
@@ -8887,7 +14291,7 @@
               <w:spacing w:after="0"/>
             </w:pPr>
             <w:r>
-              <w:t>What changed in your thinking? What assumption is doing the most work? What evidence would make this stronger?</w:t>
+              <w:t>What evidence became more convincing?</w:t>
             </w:r>
           </w:p>
         </w:tc>
@@ -8961,7 +14365,7 @@
     <w:tbl>
       <w:tblPr>
         <w:tblW w:type="auto" w:w="0"/>
-        <w:jc w:val="center"/>
+        <w:jc w:val="left"/>
         <w:tblLook w:firstColumn="1" w:firstRow="1" w:lastColumn="0" w:lastRow="0" w:noHBand="0" w:noVBand="1" w:val="04A0"/>
       </w:tblPr>
       <w:tblGrid>
@@ -8971,110 +14375,37 @@
         <w:tc>
           <w:tcPr>
             <w:tcW w:type="dxa" w:w="14112"/>
-            <w:shd w:fill="FFFFFF"/>
+            <w:shd w:fill="EDF4FF"/>
             <w:tcBorders>
-              <w:top w:val="single" w:sz="10" w:space="0" w:color="AEBBCC"/>
-              <w:left w:val="single" w:sz="10" w:space="0" w:color="AEBBCC"/>
-              <w:bottom w:val="single" w:sz="10" w:space="0" w:color="AEBBCC"/>
-              <w:right w:val="single" w:sz="10" w:space="0" w:color="AEBBCC"/>
+              <w:top w:val="single" w:sz="8" w:space="0" w:color="DBE2EA"/>
+              <w:left w:val="single" w:sz="8" w:space="0" w:color="DBE2EA"/>
+              <w:bottom w:val="single" w:sz="8" w:space="0" w:color="DBE2EA"/>
+              <w:right w:val="single" w:sz="8" w:space="0" w:color="DBE2EA"/>
             </w:tcBorders>
             <w:tcMar>
-              <w:top w:w="220" w:type="dxa"/>
-              <w:left w:w="220" w:type="dxa"/>
-              <w:bottom w:w="220" w:type="dxa"/>
-              <w:right w:w="220" w:type="dxa"/>
+              <w:top w:w="190" w:type="dxa"/>
+              <w:left w:w="190" w:type="dxa"/>
+              <w:bottom w:w="190" w:type="dxa"/>
+              <w:right w:w="190" w:type="dxa"/>
             </w:tcMar>
             <w:vAlign w:val="top"/>
           </w:tcPr>
           <w:p>
-            <w:pPr>
-              <w:spacing w:after="80"/>
-            </w:pPr>
             <w:r>
               <w:rPr>
                 <w:b/>
+                <w:color w:val="2563EB"/>
+                <w:sz w:val="24"/>
               </w:rPr>
-              <w:t>Editable thinking space</w:t>
-            </w:r>
-          </w:p>
-          <w:p>
-            <w:pPr>
-              <w:spacing w:after="160"/>
-            </w:pPr>
-            <w:r>
-              <w:t>Use this space for typing, pasted screenshots, graph notes, revised assumptions, or teacher-approved digital annotation.</w:t>
-            </w:r>
-          </w:p>
-          <w:p>
-            <w:pPr>
-              <w:spacing w:after="240"/>
-            </w:pPr>
-            <w:r>
-              <w:t xml:space="preserve"> </w:t>
-            </w:r>
-          </w:p>
-          <w:p>
-            <w:pPr>
-              <w:spacing w:after="240"/>
-            </w:pPr>
-            <w:r>
-              <w:t xml:space="preserve"> </w:t>
-            </w:r>
-          </w:p>
-          <w:p>
-            <w:pPr>
-              <w:spacing w:after="240"/>
-            </w:pPr>
-            <w:r>
-              <w:t xml:space="preserve"> </w:t>
-            </w:r>
-          </w:p>
-          <w:p>
-            <w:pPr>
-              <w:spacing w:after="240"/>
-            </w:pPr>
-            <w:r>
-              <w:t xml:space="preserve"> </w:t>
-            </w:r>
-          </w:p>
-          <w:p>
-            <w:pPr>
-              <w:spacing w:after="240"/>
-            </w:pPr>
-            <w:r>
-              <w:t xml:space="preserve"> </w:t>
-            </w:r>
-          </w:p>
-          <w:p>
-            <w:pPr>
-              <w:spacing w:after="240"/>
-            </w:pPr>
-            <w:r>
-              <w:t xml:space="preserve"> </w:t>
-            </w:r>
-          </w:p>
-          <w:p>
-            <w:pPr>
-              <w:spacing w:after="240"/>
-            </w:pPr>
-            <w:r>
-              <w:t xml:space="preserve"> </w:t>
-            </w:r>
-          </w:p>
-          <w:p>
-            <w:pPr>
-              <w:spacing w:after="240"/>
-            </w:pPr>
-            <w:r>
-              <w:t xml:space="preserve"> </w:t>
-            </w:r>
-          </w:p>
-          <w:p>
-            <w:pPr>
-              <w:spacing w:after="240"/>
-            </w:pPr>
-            <w:r>
-              <w:t xml:space="preserve"> </w:t>
+              <w:t>Possible artifacts</w:t>
+            </w:r>
+          </w:p>
+          <w:p>
+            <w:pPr>
+              <w:spacing w:after="0"/>
+            </w:pPr>
+            <w:r>
+              <w:t>personal graph note, individual critique, threshold interpretation, limitation analysis, revised assumption</w:t>
             </w:r>
           </w:p>
         </w:tc>
@@ -9112,6 +14443,177 @@
             <w:r>
               <w:rPr>
                 <w:b/>
+                <w:color w:val="64748B"/>
+                <w:sz w:val="24"/>
+              </w:rPr>
+              <w:t>Example thinking</w:t>
+            </w:r>
+          </w:p>
+          <w:p>
+            <w:pPr>
+              <w:spacing w:after="0"/>
+            </w:pPr>
+            <w:r>
+              <w:t>Example thinking: I supported changing the growth rate because the original assumption made the long-term prediction unrealistic.</w:t>
+            </w:r>
+          </w:p>
+        </w:tc>
+      </w:tr>
+    </w:tbl>
+    <w:tbl>
+      <w:tblPr>
+        <w:tblW w:type="auto" w:w="0"/>
+        <w:jc w:val="center"/>
+        <w:tblLook w:firstColumn="1" w:firstRow="1" w:lastColumn="0" w:lastRow="0" w:noHBand="0" w:noVBand="1" w:val="04A0"/>
+      </w:tblPr>
+      <w:tblGrid>
+        <w:gridCol w:w="14112"/>
+      </w:tblGrid>
+      <w:tr>
+        <w:tc>
+          <w:tcPr>
+            <w:tcW w:type="dxa" w:w="14112"/>
+            <w:shd w:fill="FFFFFF"/>
+            <w:tcBorders>
+              <w:top w:val="single" w:sz="10" w:space="0" w:color="AEBBCC"/>
+              <w:left w:val="single" w:sz="10" w:space="0" w:color="AEBBCC"/>
+              <w:bottom w:val="single" w:sz="10" w:space="0" w:color="AEBBCC"/>
+              <w:right w:val="single" w:sz="10" w:space="0" w:color="AEBBCC"/>
+            </w:tcBorders>
+            <w:tcMar>
+              <w:top w:w="220" w:type="dxa"/>
+              <w:left w:w="220" w:type="dxa"/>
+              <w:bottom w:w="220" w:type="dxa"/>
+              <w:right w:w="220" w:type="dxa"/>
+            </w:tcMar>
+            <w:vAlign w:val="top"/>
+          </w:tcPr>
+          <w:p>
+            <w:pPr>
+              <w:spacing w:after="80"/>
+            </w:pPr>
+            <w:r>
+              <w:rPr>
+                <w:b/>
+              </w:rPr>
+              <w:t>Editable thinking space</w:t>
+            </w:r>
+          </w:p>
+          <w:p>
+            <w:pPr>
+              <w:spacing w:after="160"/>
+            </w:pPr>
+            <w:r>
+              <w:t>Use this space for typing, pasted screenshots, graph notes, revised assumptions, or teacher-approved digital annotation.</w:t>
+            </w:r>
+          </w:p>
+          <w:p>
+            <w:pPr>
+              <w:spacing w:after="240"/>
+            </w:pPr>
+            <w:r>
+              <w:t xml:space="preserve"> </w:t>
+            </w:r>
+          </w:p>
+          <w:p>
+            <w:pPr>
+              <w:spacing w:after="240"/>
+            </w:pPr>
+            <w:r>
+              <w:t xml:space="preserve"> </w:t>
+            </w:r>
+          </w:p>
+          <w:p>
+            <w:pPr>
+              <w:spacing w:after="240"/>
+            </w:pPr>
+            <w:r>
+              <w:t xml:space="preserve"> </w:t>
+            </w:r>
+          </w:p>
+          <w:p>
+            <w:pPr>
+              <w:spacing w:after="240"/>
+            </w:pPr>
+            <w:r>
+              <w:t xml:space="preserve"> </w:t>
+            </w:r>
+          </w:p>
+          <w:p>
+            <w:pPr>
+              <w:spacing w:after="240"/>
+            </w:pPr>
+            <w:r>
+              <w:t xml:space="preserve"> </w:t>
+            </w:r>
+          </w:p>
+          <w:p>
+            <w:pPr>
+              <w:spacing w:after="240"/>
+            </w:pPr>
+            <w:r>
+              <w:t xml:space="preserve"> </w:t>
+            </w:r>
+          </w:p>
+          <w:p>
+            <w:pPr>
+              <w:spacing w:after="240"/>
+            </w:pPr>
+            <w:r>
+              <w:t xml:space="preserve"> </w:t>
+            </w:r>
+          </w:p>
+          <w:p>
+            <w:pPr>
+              <w:spacing w:after="240"/>
+            </w:pPr>
+            <w:r>
+              <w:t xml:space="preserve"> </w:t>
+            </w:r>
+          </w:p>
+          <w:p>
+            <w:pPr>
+              <w:spacing w:after="240"/>
+            </w:pPr>
+            <w:r>
+              <w:t xml:space="preserve"> </w:t>
+            </w:r>
+          </w:p>
+        </w:tc>
+      </w:tr>
+    </w:tbl>
+    <w:tbl>
+      <w:tblPr>
+        <w:tblW w:type="auto" w:w="0"/>
+        <w:jc w:val="left"/>
+        <w:tblLook w:firstColumn="1" w:firstRow="1" w:lastColumn="0" w:lastRow="0" w:noHBand="0" w:noVBand="1" w:val="04A0"/>
+      </w:tblPr>
+      <w:tblGrid>
+        <w:gridCol w:w="14112"/>
+      </w:tblGrid>
+      <w:tr>
+        <w:tc>
+          <w:tcPr>
+            <w:tcW w:type="dxa" w:w="14112"/>
+            <w:shd w:fill="F8FAFC"/>
+            <w:tcBorders>
+              <w:top w:val="single" w:sz="8" w:space="0" w:color="DBE2EA"/>
+              <w:left w:val="single" w:sz="8" w:space="0" w:color="DBE2EA"/>
+              <w:bottom w:val="single" w:sz="8" w:space="0" w:color="DBE2EA"/>
+              <w:right w:val="single" w:sz="8" w:space="0" w:color="DBE2EA"/>
+            </w:tcBorders>
+            <w:tcMar>
+              <w:top w:w="190" w:type="dxa"/>
+              <w:left w:w="190" w:type="dxa"/>
+              <w:bottom w:w="190" w:type="dxa"/>
+              <w:right w:w="190" w:type="dxa"/>
+            </w:tcMar>
+            <w:vAlign w:val="top"/>
+          </w:tcPr>
+          <w:p>
+            <w:r>
+              <w:rPr>
+                <w:b/>
                 <w:color w:val="111827"/>
                 <w:sz w:val="24"/>
               </w:rPr>
@@ -9123,7 +14625,443 @@
               <w:spacing w:after="0"/>
             </w:pPr>
             <w:r>
-              <w:t>What changed in your thinking? What assumption is doing the most work? What evidence would make this stronger?</w:t>
+              <w:t>What hidden variable appeared?</w:t>
+            </w:r>
+          </w:p>
+        </w:tc>
+      </w:tr>
+    </w:tbl>
+    <w:p>
+      <w:r>
+        <w:br w:type="page"/>
+      </w:r>
+    </w:p>
+    <w:p>
+      <w:pPr>
+        <w:pStyle w:val="Heading1"/>
+      </w:pPr>
+      <w:r>
+        <w:rPr>
+          <w:b w:val="0"/>
+        </w:rPr>
+        <w:t>Class 5 Individual Snapshot</w:t>
+      </w:r>
+    </w:p>
+    <w:p>
+      <w:r>
+        <w:rPr>
+          <w:b w:val="0"/>
+        </w:rPr>
+        <w:t>This is a small individual accountability moment inside the shared investigation. Choose one mathematical contribution you personally understand and can defend.</w:t>
+      </w:r>
+    </w:p>
+    <w:tbl>
+      <w:tblPr>
+        <w:tblW w:type="auto" w:w="0"/>
+        <w:jc w:val="center"/>
+        <w:tblLook w:firstColumn="1" w:firstRow="1" w:lastColumn="0" w:lastRow="0" w:noHBand="0" w:noVBand="1" w:val="04A0"/>
+      </w:tblPr>
+      <w:tblGrid>
+        <w:gridCol w:w="4704"/>
+        <w:gridCol w:w="4704"/>
+        <w:gridCol w:w="4704"/>
+      </w:tblGrid>
+      <w:tr>
+        <w:tc>
+          <w:tcPr>
+            <w:tcW w:type="dxa" w:w="4704"/>
+            <w:tcMar>
+              <w:top w:w="160" w:type="dxa"/>
+              <w:left w:w="160" w:type="dxa"/>
+              <w:bottom w:w="160" w:type="dxa"/>
+              <w:right w:w="160" w:type="dxa"/>
+            </w:tcMar>
+            <w:shd w:fill="EDF4FF"/>
+            <w:tcBorders>
+              <w:top w:val="single" w:sz="8" w:space="0" w:color="DBE2EA"/>
+              <w:left w:val="single" w:sz="8" w:space="0" w:color="DBE2EA"/>
+              <w:bottom w:val="single" w:sz="8" w:space="0" w:color="DBE2EA"/>
+              <w:right w:val="single" w:sz="8" w:space="0" w:color="DBE2EA"/>
+            </w:tcBorders>
+          </w:tcPr>
+          <w:p>
+            <w:pPr>
+              <w:spacing w:after="60"/>
+            </w:pPr>
+            <w:r>
+              <w:rPr>
+                <w:b/>
+                <w:color w:val="2563EB"/>
+                <w:sz w:val="23"/>
+              </w:rPr>
+              <w:t>Possible focus</w:t>
+            </w:r>
+          </w:p>
+          <w:p>
+            <w:pPr>
+              <w:spacing w:after="0"/>
+            </w:pPr>
+            <w:r>
+              <w:t>Explain one graph feature, critique one assumption, interpret one threshold, identify one limitation, explain one revision, or defend one modeling decision.</w:t>
+            </w:r>
+          </w:p>
+        </w:tc>
+        <w:tc>
+          <w:tcPr>
+            <w:tcW w:type="dxa" w:w="4704"/>
+            <w:tcMar>
+              <w:top w:w="160" w:type="dxa"/>
+              <w:left w:w="160" w:type="dxa"/>
+              <w:bottom w:w="160" w:type="dxa"/>
+              <w:right w:w="160" w:type="dxa"/>
+            </w:tcMar>
+            <w:shd w:fill="EDF8F1"/>
+            <w:tcBorders>
+              <w:top w:val="single" w:sz="8" w:space="0" w:color="DBE2EA"/>
+              <w:left w:val="single" w:sz="8" w:space="0" w:color="DBE2EA"/>
+              <w:bottom w:val="single" w:sz="8" w:space="0" w:color="DBE2EA"/>
+              <w:right w:val="single" w:sz="8" w:space="0" w:color="DBE2EA"/>
+            </w:tcBorders>
+          </w:tcPr>
+          <w:p>
+            <w:pPr>
+              <w:spacing w:after="60"/>
+            </w:pPr>
+            <w:r>
+              <w:rPr>
+                <w:b/>
+                <w:color w:val="15803D"/>
+                <w:sz w:val="23"/>
+              </w:rPr>
+              <w:t>Evidence to attach or reference</w:t>
+            </w:r>
+          </w:p>
+          <w:p>
+            <w:pPr>
+              <w:spacing w:after="0"/>
+            </w:pPr>
+            <w:r>
+              <w:t>Graph annotation, recalculation, model critique, revised assumption note, scatterplot interpretation, limitation analysis, or synthesis explanation.</w:t>
+            </w:r>
+          </w:p>
+        </w:tc>
+        <w:tc>
+          <w:tcPr>
+            <w:tcW w:type="dxa" w:w="4704"/>
+            <w:tcMar>
+              <w:top w:w="160" w:type="dxa"/>
+              <w:left w:w="160" w:type="dxa"/>
+              <w:bottom w:w="160" w:type="dxa"/>
+              <w:right w:w="160" w:type="dxa"/>
+            </w:tcMar>
+            <w:shd w:fill="F6EFFF"/>
+            <w:tcBorders>
+              <w:top w:val="single" w:sz="8" w:space="0" w:color="DBE2EA"/>
+              <w:left w:val="single" w:sz="8" w:space="0" w:color="DBE2EA"/>
+              <w:bottom w:val="single" w:sz="8" w:space="0" w:color="DBE2EA"/>
+              <w:right w:val="single" w:sz="8" w:space="0" w:color="DBE2EA"/>
+            </w:tcBorders>
+          </w:tcPr>
+          <w:p>
+            <w:pPr>
+              <w:spacing w:after="60"/>
+            </w:pPr>
+            <w:r>
+              <w:rPr>
+                <w:b/>
+                <w:color w:val="7E22CE"/>
+                <w:sz w:val="23"/>
+              </w:rPr>
+              <w:t>Keep it personal</w:t>
+            </w:r>
+          </w:p>
+          <w:p>
+            <w:pPr>
+              <w:spacing w:after="0"/>
+            </w:pPr>
+            <w:r>
+              <w:t>Write in your own mathematical voice. Do not divide the project by topic; every student should engage across the major lenses.</w:t>
+            </w:r>
+          </w:p>
+        </w:tc>
+      </w:tr>
+    </w:tbl>
+    <w:p/>
+    <w:p>
+      <w:pPr>
+        <w:pStyle w:val="Heading2"/>
+      </w:pPr>
+      <w:r>
+        <w:rPr>
+          <w:b w:val="0"/>
+        </w:rPr>
+        <w:t>Individual reasoning snapshot</w:t>
+      </w:r>
+    </w:p>
+    <w:tbl>
+      <w:tblPr>
+        <w:tblW w:type="auto" w:w="0"/>
+        <w:jc w:val="left"/>
+        <w:tblLook w:firstColumn="1" w:firstRow="1" w:lastColumn="0" w:lastRow="0" w:noHBand="0" w:noVBand="1" w:val="04A0"/>
+      </w:tblPr>
+      <w:tblGrid>
+        <w:gridCol w:w="14112"/>
+      </w:tblGrid>
+      <w:tr>
+        <w:tc>
+          <w:tcPr>
+            <w:tcW w:type="dxa" w:w="14112"/>
+            <w:shd w:fill="F8FAFC"/>
+            <w:tcBorders>
+              <w:top w:val="single" w:sz="8" w:space="0" w:color="DBE2EA"/>
+              <w:left w:val="single" w:sz="8" w:space="0" w:color="DBE2EA"/>
+              <w:bottom w:val="single" w:sz="8" w:space="0" w:color="DBE2EA"/>
+              <w:right w:val="single" w:sz="8" w:space="0" w:color="DBE2EA"/>
+            </w:tcBorders>
+            <w:tcMar>
+              <w:top w:w="190" w:type="dxa"/>
+              <w:left w:w="190" w:type="dxa"/>
+              <w:bottom w:w="190" w:type="dxa"/>
+              <w:right w:w="190" w:type="dxa"/>
+            </w:tcMar>
+            <w:vAlign w:val="top"/>
+          </w:tcPr>
+          <w:p>
+            <w:r>
+              <w:rPr>
+                <w:b/>
+                <w:color w:val="111827"/>
+                <w:sz w:val="24"/>
+              </w:rPr>
+              <w:t>Prompt</w:t>
+            </w:r>
+          </w:p>
+          <w:p>
+            <w:pPr>
+              <w:spacing w:after="0"/>
+            </w:pPr>
+            <w:r>
+              <w:t>Type your personal explanation or paste your individual artifact here.</w:t>
+            </w:r>
+          </w:p>
+        </w:tc>
+      </w:tr>
+    </w:tbl>
+    <w:tbl>
+      <w:tblPr>
+        <w:tblW w:type="auto" w:w="0"/>
+        <w:jc w:val="left"/>
+        <w:tblLook w:firstColumn="1" w:firstRow="1" w:lastColumn="0" w:lastRow="0" w:noHBand="0" w:noVBand="1" w:val="04A0"/>
+      </w:tblPr>
+      <w:tblGrid>
+        <w:gridCol w:w="14112"/>
+      </w:tblGrid>
+      <w:tr>
+        <w:tc>
+          <w:tcPr>
+            <w:tcW w:type="dxa" w:w="14112"/>
+            <w:shd w:fill="EDF4FF"/>
+            <w:tcBorders>
+              <w:top w:val="single" w:sz="8" w:space="0" w:color="DBE2EA"/>
+              <w:left w:val="single" w:sz="8" w:space="0" w:color="DBE2EA"/>
+              <w:bottom w:val="single" w:sz="8" w:space="0" w:color="DBE2EA"/>
+              <w:right w:val="single" w:sz="8" w:space="0" w:color="DBE2EA"/>
+            </w:tcBorders>
+            <w:tcMar>
+              <w:top w:w="190" w:type="dxa"/>
+              <w:left w:w="190" w:type="dxa"/>
+              <w:bottom w:w="190" w:type="dxa"/>
+              <w:right w:w="190" w:type="dxa"/>
+            </w:tcMar>
+            <w:vAlign w:val="top"/>
+          </w:tcPr>
+          <w:p>
+            <w:r>
+              <w:rPr>
+                <w:b/>
+                <w:color w:val="2563EB"/>
+                <w:sz w:val="24"/>
+              </w:rPr>
+              <w:t>Possible artifacts</w:t>
+            </w:r>
+          </w:p>
+          <w:p>
+            <w:pPr>
+              <w:spacing w:after="0"/>
+            </w:pPr>
+            <w:r>
+              <w:t>personal graph note, critique, recalculation, limitation analysis, or revised assumption</w:t>
+            </w:r>
+          </w:p>
+        </w:tc>
+      </w:tr>
+    </w:tbl>
+    <w:tbl>
+      <w:tblPr>
+        <w:tblW w:type="auto" w:w="0"/>
+        <w:jc w:val="center"/>
+        <w:tblLook w:firstColumn="1" w:firstRow="1" w:lastColumn="0" w:lastRow="0" w:noHBand="0" w:noVBand="1" w:val="04A0"/>
+      </w:tblPr>
+      <w:tblGrid>
+        <w:gridCol w:w="14112"/>
+      </w:tblGrid>
+      <w:tr>
+        <w:tc>
+          <w:tcPr>
+            <w:tcW w:type="dxa" w:w="14112"/>
+            <w:shd w:fill="FFFFFF"/>
+            <w:tcBorders>
+              <w:top w:val="single" w:sz="10" w:space="0" w:color="AEBBCC"/>
+              <w:left w:val="single" w:sz="10" w:space="0" w:color="AEBBCC"/>
+              <w:bottom w:val="single" w:sz="10" w:space="0" w:color="AEBBCC"/>
+              <w:right w:val="single" w:sz="10" w:space="0" w:color="AEBBCC"/>
+            </w:tcBorders>
+            <w:tcMar>
+              <w:top w:w="220" w:type="dxa"/>
+              <w:left w:w="220" w:type="dxa"/>
+              <w:bottom w:w="220" w:type="dxa"/>
+              <w:right w:w="220" w:type="dxa"/>
+            </w:tcMar>
+            <w:vAlign w:val="top"/>
+          </w:tcPr>
+          <w:p>
+            <w:pPr>
+              <w:spacing w:after="80"/>
+            </w:pPr>
+            <w:r>
+              <w:rPr>
+                <w:b/>
+              </w:rPr>
+              <w:t>Editable thinking space</w:t>
+            </w:r>
+          </w:p>
+          <w:p>
+            <w:pPr>
+              <w:spacing w:after="160"/>
+            </w:pPr>
+            <w:r>
+              <w:t>Use this space for typing, pasted screenshots, graph notes, revised assumptions, or teacher-approved digital annotation.</w:t>
+            </w:r>
+          </w:p>
+          <w:p>
+            <w:pPr>
+              <w:spacing w:after="240"/>
+            </w:pPr>
+            <w:r>
+              <w:t xml:space="preserve"> </w:t>
+            </w:r>
+          </w:p>
+          <w:p>
+            <w:pPr>
+              <w:spacing w:after="240"/>
+            </w:pPr>
+            <w:r>
+              <w:t xml:space="preserve"> </w:t>
+            </w:r>
+          </w:p>
+          <w:p>
+            <w:pPr>
+              <w:spacing w:after="240"/>
+            </w:pPr>
+            <w:r>
+              <w:t xml:space="preserve"> </w:t>
+            </w:r>
+          </w:p>
+          <w:p>
+            <w:pPr>
+              <w:spacing w:after="240"/>
+            </w:pPr>
+            <w:r>
+              <w:t xml:space="preserve"> </w:t>
+            </w:r>
+          </w:p>
+          <w:p>
+            <w:pPr>
+              <w:spacing w:after="240"/>
+            </w:pPr>
+            <w:r>
+              <w:t xml:space="preserve"> </w:t>
+            </w:r>
+          </w:p>
+          <w:p>
+            <w:pPr>
+              <w:spacing w:after="240"/>
+            </w:pPr>
+            <w:r>
+              <w:t xml:space="preserve"> </w:t>
+            </w:r>
+          </w:p>
+          <w:p>
+            <w:pPr>
+              <w:spacing w:after="240"/>
+            </w:pPr>
+            <w:r>
+              <w:t xml:space="preserve"> </w:t>
+            </w:r>
+          </w:p>
+          <w:p>
+            <w:pPr>
+              <w:spacing w:after="240"/>
+            </w:pPr>
+            <w:r>
+              <w:t xml:space="preserve"> </w:t>
+            </w:r>
+          </w:p>
+          <w:p>
+            <w:pPr>
+              <w:spacing w:after="240"/>
+            </w:pPr>
+            <w:r>
+              <w:t xml:space="preserve"> </w:t>
+            </w:r>
+          </w:p>
+        </w:tc>
+      </w:tr>
+    </w:tbl>
+    <w:tbl>
+      <w:tblPr>
+        <w:tblW w:type="auto" w:w="0"/>
+        <w:jc w:val="left"/>
+        <w:tblLook w:firstColumn="1" w:firstRow="1" w:lastColumn="0" w:lastRow="0" w:noHBand="0" w:noVBand="1" w:val="04A0"/>
+      </w:tblPr>
+      <w:tblGrid>
+        <w:gridCol w:w="14112"/>
+      </w:tblGrid>
+      <w:tr>
+        <w:tc>
+          <w:tcPr>
+            <w:tcW w:type="dxa" w:w="14112"/>
+            <w:shd w:fill="F8FAFC"/>
+            <w:tcBorders>
+              <w:top w:val="single" w:sz="8" w:space="0" w:color="DBE2EA"/>
+              <w:left w:val="single" w:sz="8" w:space="0" w:color="DBE2EA"/>
+              <w:bottom w:val="single" w:sz="8" w:space="0" w:color="DBE2EA"/>
+              <w:right w:val="single" w:sz="8" w:space="0" w:color="DBE2EA"/>
+            </w:tcBorders>
+            <w:tcMar>
+              <w:top w:w="190" w:type="dxa"/>
+              <w:left w:w="190" w:type="dxa"/>
+              <w:bottom w:w="190" w:type="dxa"/>
+              <w:right w:w="190" w:type="dxa"/>
+            </w:tcMar>
+            <w:vAlign w:val="top"/>
+          </w:tcPr>
+          <w:p>
+            <w:r>
+              <w:rPr>
+                <w:b/>
+                <w:color w:val="111827"/>
+                <w:sz w:val="24"/>
+              </w:rPr>
+              <w:t>Reflection prompt</w:t>
+            </w:r>
+          </w:p>
+          <w:p>
+            <w:pPr>
+              <w:spacing w:after="0"/>
+            </w:pPr>
+            <w:r>
+              <w:t>What part of the mathematics can you defend without reading a script?</w:t>
             </w:r>
           </w:p>
         </w:tc>

--- a/downloads/investigation-journal.docx
+++ b/downloads/investigation-journal.docx
@@ -5478,6 +5478,451 @@
       </w:r>
     </w:p>
     <w:p>
+      <w:r>
+        <w:rPr>
+          <w:b/>
+          <w:color w:val="64748B"/>
+        </w:rPr>
+        <w:t>END OF CLASS 2</w:t>
+      </w:r>
+    </w:p>
+    <w:p>
+      <w:pPr>
+        <w:pStyle w:val="Heading1"/>
+      </w:pPr>
+      <w:r>
+        <w:rPr>
+          <w:b w:val="0"/>
+        </w:rPr>
+        <w:t>System Plan + Model Connection Check-In</w:t>
+      </w:r>
+    </w:p>
+    <w:p>
+      <w:r>
+        <w:rPr>
+          <w:b w:val="0"/>
+        </w:rPr>
+        <w:t>Ensure your system, variables, early sequence work, data, assumptions, and planned models connect into a coherent mathematical investigation before deeper modeling begins.</w:t>
+      </w:r>
+    </w:p>
+    <w:tbl>
+      <w:tblPr>
+        <w:tblW w:type="auto" w:w="0"/>
+        <w:jc w:val="center"/>
+        <w:tblLook w:firstColumn="1" w:firstRow="1" w:lastColumn="0" w:lastRow="0" w:noHBand="0" w:noVBand="1" w:val="04A0"/>
+      </w:tblPr>
+      <w:tblGrid>
+        <w:gridCol w:w="4704"/>
+        <w:gridCol w:w="4704"/>
+        <w:gridCol w:w="4704"/>
+      </w:tblGrid>
+      <w:tr>
+        <w:tc>
+          <w:tcPr>
+            <w:tcW w:type="dxa" w:w="4704"/>
+            <w:tcMar>
+              <w:top w:w="160" w:type="dxa"/>
+              <w:left w:w="160" w:type="dxa"/>
+              <w:bottom w:w="160" w:type="dxa"/>
+              <w:right w:w="160" w:type="dxa"/>
+            </w:tcMar>
+            <w:shd w:fill="EDF4FF"/>
+            <w:tcBorders>
+              <w:top w:val="single" w:sz="8" w:space="0" w:color="DBE2EA"/>
+              <w:left w:val="single" w:sz="8" w:space="0" w:color="DBE2EA"/>
+              <w:bottom w:val="single" w:sz="8" w:space="0" w:color="DBE2EA"/>
+              <w:right w:val="single" w:sz="8" w:space="0" w:color="DBE2EA"/>
+            </w:tcBorders>
+          </w:tcPr>
+          <w:p>
+            <w:pPr>
+              <w:spacing w:after="60"/>
+            </w:pPr>
+            <w:r>
+              <w:rPr>
+                <w:b/>
+                <w:color w:val="2563EB"/>
+                <w:sz w:val="23"/>
+              </w:rPr>
+              <w:t>Students should show</w:t>
+            </w:r>
+          </w:p>
+          <w:p>
+            <w:pPr>
+              <w:spacing w:after="0"/>
+            </w:pPr>
+            <w:r>
+              <w:t>chosen system; key variables; changing relationships; planned models; why each model makes sense; what each model reveals; what each may fail to capture; data sources; assumptions</w:t>
+            </w:r>
+          </w:p>
+        </w:tc>
+        <w:tc>
+          <w:tcPr>
+            <w:tcW w:type="dxa" w:w="4704"/>
+            <w:tcMar>
+              <w:top w:w="160" w:type="dxa"/>
+              <w:left w:w="160" w:type="dxa"/>
+              <w:bottom w:w="160" w:type="dxa"/>
+              <w:right w:w="160" w:type="dxa"/>
+            </w:tcMar>
+            <w:shd w:fill="F6EFFF"/>
+            <w:tcBorders>
+              <w:top w:val="single" w:sz="8" w:space="0" w:color="DBE2EA"/>
+              <w:left w:val="single" w:sz="8" w:space="0" w:color="DBE2EA"/>
+              <w:bottom w:val="single" w:sz="8" w:space="0" w:color="DBE2EA"/>
+              <w:right w:val="single" w:sz="8" w:space="0" w:color="DBE2EA"/>
+            </w:tcBorders>
+          </w:tcPr>
+          <w:p>
+            <w:pPr>
+              <w:spacing w:after="60"/>
+            </w:pPr>
+            <w:r>
+              <w:rPr>
+                <w:b/>
+                <w:color w:val="7E22CE"/>
+                <w:sz w:val="23"/>
+              </w:rPr>
+              <w:t>Teacher feedback focus</w:t>
+            </w:r>
+          </w:p>
+          <w:p>
+            <w:pPr>
+              <w:spacing w:after="0"/>
+            </w:pPr>
+            <w:r>
+              <w:t>meaningful variables; appropriate models; measurable context; realistic assumptions; whether the work is too broad, too shallow, or forcing functions unnaturally</w:t>
+            </w:r>
+          </w:p>
+        </w:tc>
+        <w:tc>
+          <w:tcPr>
+            <w:tcW w:type="dxa" w:w="4704"/>
+            <w:tcMar>
+              <w:top w:w="160" w:type="dxa"/>
+              <w:left w:w="160" w:type="dxa"/>
+              <w:bottom w:w="160" w:type="dxa"/>
+              <w:right w:w="160" w:type="dxa"/>
+            </w:tcMar>
+            <w:shd w:fill="EDF8F1"/>
+            <w:tcBorders>
+              <w:top w:val="single" w:sz="8" w:space="0" w:color="DBE2EA"/>
+              <w:left w:val="single" w:sz="8" w:space="0" w:color="DBE2EA"/>
+              <w:bottom w:val="single" w:sz="8" w:space="0" w:color="DBE2EA"/>
+              <w:right w:val="single" w:sz="8" w:space="0" w:color="DBE2EA"/>
+            </w:tcBorders>
+          </w:tcPr>
+          <w:p>
+            <w:pPr>
+              <w:spacing w:after="60"/>
+            </w:pPr>
+            <w:r>
+              <w:rPr>
+                <w:b/>
+                <w:color w:val="15803D"/>
+                <w:sz w:val="23"/>
+              </w:rPr>
+              <w:t>Formative purpose</w:t>
+            </w:r>
+          </w:p>
+          <w:p>
+            <w:pPr>
+              <w:spacing w:after="0"/>
+            </w:pPr>
+            <w:r>
+              <w:t>This is a low-stakes check-in for redirection, clarity, rigor, and coherence. The goal is support before final submission, not punishment.</w:t>
+            </w:r>
+          </w:p>
+        </w:tc>
+      </w:tr>
+    </w:tbl>
+    <w:p/>
+    <w:p>
+      <w:pPr>
+        <w:pStyle w:val="Heading2"/>
+      </w:pPr>
+      <w:r>
+        <w:rPr>
+          <w:b w:val="0"/>
+        </w:rPr>
+        <w:t>Checkpoint notes, feedback, and next revisions</w:t>
+      </w:r>
+    </w:p>
+    <w:tbl>
+      <w:tblPr>
+        <w:tblW w:type="auto" w:w="0"/>
+        <w:jc w:val="left"/>
+        <w:tblLook w:firstColumn="1" w:firstRow="1" w:lastColumn="0" w:lastRow="0" w:noHBand="0" w:noVBand="1" w:val="04A0"/>
+      </w:tblPr>
+      <w:tblGrid>
+        <w:gridCol w:w="14112"/>
+      </w:tblGrid>
+      <w:tr>
+        <w:tc>
+          <w:tcPr>
+            <w:tcW w:type="dxa" w:w="14112"/>
+            <w:shd w:fill="F8FAFC"/>
+            <w:tcBorders>
+              <w:top w:val="single" w:sz="8" w:space="0" w:color="DBE2EA"/>
+              <w:left w:val="single" w:sz="8" w:space="0" w:color="DBE2EA"/>
+              <w:bottom w:val="single" w:sz="8" w:space="0" w:color="DBE2EA"/>
+              <w:right w:val="single" w:sz="8" w:space="0" w:color="DBE2EA"/>
+            </w:tcBorders>
+            <w:tcMar>
+              <w:top w:w="190" w:type="dxa"/>
+              <w:left w:w="190" w:type="dxa"/>
+              <w:bottom w:w="190" w:type="dxa"/>
+              <w:right w:w="190" w:type="dxa"/>
+            </w:tcMar>
+            <w:vAlign w:val="top"/>
+          </w:tcPr>
+          <w:p>
+            <w:r>
+              <w:rPr>
+                <w:b/>
+                <w:color w:val="111827"/>
+                <w:sz w:val="24"/>
+              </w:rPr>
+              <w:t>Prompt</w:t>
+            </w:r>
+          </w:p>
+          <w:p>
+            <w:pPr>
+              <w:spacing w:after="0"/>
+            </w:pPr>
+            <w:r>
+              <w:t>Record teacher feedback, decisions, narrowing moves, and the next model revision.</w:t>
+            </w:r>
+          </w:p>
+        </w:tc>
+      </w:tr>
+    </w:tbl>
+    <w:tbl>
+      <w:tblPr>
+        <w:tblW w:type="auto" w:w="0"/>
+        <w:jc w:val="left"/>
+        <w:tblLook w:firstColumn="1" w:firstRow="1" w:lastColumn="0" w:lastRow="0" w:noHBand="0" w:noVBand="1" w:val="04A0"/>
+      </w:tblPr>
+      <w:tblGrid>
+        <w:gridCol w:w="14112"/>
+      </w:tblGrid>
+      <w:tr>
+        <w:tc>
+          <w:tcPr>
+            <w:tcW w:type="dxa" w:w="14112"/>
+            <w:shd w:fill="EDF4FF"/>
+            <w:tcBorders>
+              <w:top w:val="single" w:sz="8" w:space="0" w:color="DBE2EA"/>
+              <w:left w:val="single" w:sz="8" w:space="0" w:color="DBE2EA"/>
+              <w:bottom w:val="single" w:sz="8" w:space="0" w:color="DBE2EA"/>
+              <w:right w:val="single" w:sz="8" w:space="0" w:color="DBE2EA"/>
+            </w:tcBorders>
+            <w:tcMar>
+              <w:top w:w="190" w:type="dxa"/>
+              <w:left w:w="190" w:type="dxa"/>
+              <w:bottom w:w="190" w:type="dxa"/>
+              <w:right w:w="190" w:type="dxa"/>
+            </w:tcMar>
+            <w:vAlign w:val="top"/>
+          </w:tcPr>
+          <w:p>
+            <w:r>
+              <w:rPr>
+                <w:b/>
+                <w:color w:val="2563EB"/>
+                <w:sz w:val="24"/>
+              </w:rPr>
+              <w:t>Possible artifacts</w:t>
+            </w:r>
+          </w:p>
+          <w:p>
+            <w:pPr>
+              <w:spacing w:after="0"/>
+            </w:pPr>
+            <w:r>
+              <w:t>graph sketch, table of values, annotated screenshot, written interpretation, revised assumption note</w:t>
+            </w:r>
+          </w:p>
+        </w:tc>
+      </w:tr>
+    </w:tbl>
+    <w:tbl>
+      <w:tblPr>
+        <w:tblW w:type="auto" w:w="0"/>
+        <w:jc w:val="center"/>
+        <w:tblLook w:firstColumn="1" w:firstRow="1" w:lastColumn="0" w:lastRow="0" w:noHBand="0" w:noVBand="1" w:val="04A0"/>
+      </w:tblPr>
+      <w:tblGrid>
+        <w:gridCol w:w="14112"/>
+      </w:tblGrid>
+      <w:tr>
+        <w:tc>
+          <w:tcPr>
+            <w:tcW w:type="dxa" w:w="14112"/>
+            <w:shd w:fill="FFFFFF"/>
+            <w:tcBorders>
+              <w:top w:val="single" w:sz="10" w:space="0" w:color="AEBBCC"/>
+              <w:left w:val="single" w:sz="10" w:space="0" w:color="AEBBCC"/>
+              <w:bottom w:val="single" w:sz="10" w:space="0" w:color="AEBBCC"/>
+              <w:right w:val="single" w:sz="10" w:space="0" w:color="AEBBCC"/>
+            </w:tcBorders>
+            <w:tcMar>
+              <w:top w:w="220" w:type="dxa"/>
+              <w:left w:w="220" w:type="dxa"/>
+              <w:bottom w:w="220" w:type="dxa"/>
+              <w:right w:w="220" w:type="dxa"/>
+            </w:tcMar>
+            <w:vAlign w:val="top"/>
+          </w:tcPr>
+          <w:p>
+            <w:pPr>
+              <w:spacing w:after="80"/>
+            </w:pPr>
+            <w:r>
+              <w:rPr>
+                <w:b/>
+              </w:rPr>
+              <w:t>Editable thinking space</w:t>
+            </w:r>
+          </w:p>
+          <w:p>
+            <w:pPr>
+              <w:spacing w:after="160"/>
+            </w:pPr>
+            <w:r>
+              <w:t>Use this space for typing, pasted screenshots, graph notes, revised assumptions, or teacher-approved digital annotation.</w:t>
+            </w:r>
+          </w:p>
+          <w:p>
+            <w:pPr>
+              <w:spacing w:after="240"/>
+            </w:pPr>
+            <w:r>
+              <w:t xml:space="preserve"> </w:t>
+            </w:r>
+          </w:p>
+          <w:p>
+            <w:pPr>
+              <w:spacing w:after="240"/>
+            </w:pPr>
+            <w:r>
+              <w:t xml:space="preserve"> </w:t>
+            </w:r>
+          </w:p>
+          <w:p>
+            <w:pPr>
+              <w:spacing w:after="240"/>
+            </w:pPr>
+            <w:r>
+              <w:t xml:space="preserve"> </w:t>
+            </w:r>
+          </w:p>
+          <w:p>
+            <w:pPr>
+              <w:spacing w:after="240"/>
+            </w:pPr>
+            <w:r>
+              <w:t xml:space="preserve"> </w:t>
+            </w:r>
+          </w:p>
+          <w:p>
+            <w:pPr>
+              <w:spacing w:after="240"/>
+            </w:pPr>
+            <w:r>
+              <w:t xml:space="preserve"> </w:t>
+            </w:r>
+          </w:p>
+          <w:p>
+            <w:pPr>
+              <w:spacing w:after="240"/>
+            </w:pPr>
+            <w:r>
+              <w:t xml:space="preserve"> </w:t>
+            </w:r>
+          </w:p>
+          <w:p>
+            <w:pPr>
+              <w:spacing w:after="240"/>
+            </w:pPr>
+            <w:r>
+              <w:t xml:space="preserve"> </w:t>
+            </w:r>
+          </w:p>
+          <w:p>
+            <w:pPr>
+              <w:spacing w:after="240"/>
+            </w:pPr>
+            <w:r>
+              <w:t xml:space="preserve"> </w:t>
+            </w:r>
+          </w:p>
+          <w:p>
+            <w:pPr>
+              <w:spacing w:after="240"/>
+            </w:pPr>
+            <w:r>
+              <w:t xml:space="preserve"> </w:t>
+            </w:r>
+          </w:p>
+        </w:tc>
+      </w:tr>
+    </w:tbl>
+    <w:tbl>
+      <w:tblPr>
+        <w:tblW w:type="auto" w:w="0"/>
+        <w:jc w:val="left"/>
+        <w:tblLook w:firstColumn="1" w:firstRow="1" w:lastColumn="0" w:lastRow="0" w:noHBand="0" w:noVBand="1" w:val="04A0"/>
+      </w:tblPr>
+      <w:tblGrid>
+        <w:gridCol w:w="14112"/>
+      </w:tblGrid>
+      <w:tr>
+        <w:tc>
+          <w:tcPr>
+            <w:tcW w:type="dxa" w:w="14112"/>
+            <w:shd w:fill="F8FAFC"/>
+            <w:tcBorders>
+              <w:top w:val="single" w:sz="8" w:space="0" w:color="DBE2EA"/>
+              <w:left w:val="single" w:sz="8" w:space="0" w:color="DBE2EA"/>
+              <w:bottom w:val="single" w:sz="8" w:space="0" w:color="DBE2EA"/>
+              <w:right w:val="single" w:sz="8" w:space="0" w:color="DBE2EA"/>
+            </w:tcBorders>
+            <w:tcMar>
+              <w:top w:w="190" w:type="dxa"/>
+              <w:left w:w="190" w:type="dxa"/>
+              <w:bottom w:w="190" w:type="dxa"/>
+              <w:right w:w="190" w:type="dxa"/>
+            </w:tcMar>
+            <w:vAlign w:val="top"/>
+          </w:tcPr>
+          <w:p>
+            <w:r>
+              <w:rPr>
+                <w:b/>
+                <w:color w:val="111827"/>
+                <w:sz w:val="24"/>
+              </w:rPr>
+              <w:t>Reflection prompt</w:t>
+            </w:r>
+          </w:p>
+          <w:p>
+            <w:pPr>
+              <w:spacing w:after="0"/>
+            </w:pPr>
+            <w:r>
+              <w:t>What needs to be clarified before the final submission?</w:t>
+            </w:r>
+          </w:p>
+        </w:tc>
+      </w:tr>
+    </w:tbl>
+    <w:p>
+      <w:r>
+        <w:br w:type="page"/>
+      </w:r>
+    </w:p>
+    <w:p>
       <w:pPr>
         <w:pStyle w:val="Heading1"/>
       </w:pPr>
@@ -12377,6 +12822,451 @@
             </w:pPr>
             <w:r>
               <w:t>What would make your current claim more honest?</w:t>
+            </w:r>
+          </w:p>
+        </w:tc>
+      </w:tr>
+    </w:tbl>
+    <w:p>
+      <w:r>
+        <w:br w:type="page"/>
+      </w:r>
+    </w:p>
+    <w:p>
+      <w:r>
+        <w:rPr>
+          <w:b/>
+          <w:color w:val="64748B"/>
+        </w:rPr>
+        <w:t>BEGINNING OF CLASS 4</w:t>
+      </w:r>
+    </w:p>
+    <w:p>
+      <w:pPr>
+        <w:pStyle w:val="Heading1"/>
+      </w:pPr>
+      <w:r>
+        <w:rPr>
+          <w:b w:val="0"/>
+        </w:rPr>
+        <w:t>Polynomial + Physical Constraints Check-In</w:t>
+      </w:r>
+    </w:p>
+    <w:p>
+      <w:r>
+        <w:rPr>
+          <w:b w:val="0"/>
+        </w:rPr>
+        <w:t>Ensure the polynomial work is connected to physical constraints, not treated as an isolated polynomial unit.</w:t>
+      </w:r>
+    </w:p>
+    <w:tbl>
+      <w:tblPr>
+        <w:tblW w:type="auto" w:w="0"/>
+        <w:jc w:val="center"/>
+        <w:tblLook w:firstColumn="1" w:firstRow="1" w:lastColumn="0" w:lastRow="0" w:noHBand="0" w:noVBand="1" w:val="04A0"/>
+      </w:tblPr>
+      <w:tblGrid>
+        <w:gridCol w:w="4704"/>
+        <w:gridCol w:w="4704"/>
+        <w:gridCol w:w="4704"/>
+      </w:tblGrid>
+      <w:tr>
+        <w:tc>
+          <w:tcPr>
+            <w:tcW w:type="dxa" w:w="4704"/>
+            <w:tcMar>
+              <w:top w:w="160" w:type="dxa"/>
+              <w:left w:w="160" w:type="dxa"/>
+              <w:bottom w:w="160" w:type="dxa"/>
+              <w:right w:w="160" w:type="dxa"/>
+            </w:tcMar>
+            <w:shd w:fill="EDF4FF"/>
+            <w:tcBorders>
+              <w:top w:val="single" w:sz="8" w:space="0" w:color="DBE2EA"/>
+              <w:left w:val="single" w:sz="8" w:space="0" w:color="DBE2EA"/>
+              <w:bottom w:val="single" w:sz="8" w:space="0" w:color="DBE2EA"/>
+              <w:right w:val="single" w:sz="8" w:space="0" w:color="DBE2EA"/>
+            </w:tcBorders>
+          </w:tcPr>
+          <w:p>
+            <w:pPr>
+              <w:spacing w:after="60"/>
+            </w:pPr>
+            <w:r>
+              <w:rPr>
+                <w:b/>
+                <w:color w:val="2563EB"/>
+                <w:sz w:val="23"/>
+              </w:rPr>
+              <w:t>Students should show</w:t>
+            </w:r>
+          </w:p>
+          <w:p>
+            <w:pPr>
+              <w:spacing w:after="0"/>
+            </w:pPr>
+            <w:r>
+              <w:t>blueprint or sketch; dimensions; polynomial model; graph; annotations; early interpretation; domain reasoning</w:t>
+            </w:r>
+          </w:p>
+        </w:tc>
+        <w:tc>
+          <w:tcPr>
+            <w:tcW w:type="dxa" w:w="4704"/>
+            <w:tcMar>
+              <w:top w:w="160" w:type="dxa"/>
+              <w:left w:w="160" w:type="dxa"/>
+              <w:bottom w:w="160" w:type="dxa"/>
+              <w:right w:w="160" w:type="dxa"/>
+            </w:tcMar>
+            <w:shd w:fill="F6EFFF"/>
+            <w:tcBorders>
+              <w:top w:val="single" w:sz="8" w:space="0" w:color="DBE2EA"/>
+              <w:left w:val="single" w:sz="8" w:space="0" w:color="DBE2EA"/>
+              <w:bottom w:val="single" w:sz="8" w:space="0" w:color="DBE2EA"/>
+              <w:right w:val="single" w:sz="8" w:space="0" w:color="DBE2EA"/>
+            </w:tcBorders>
+          </w:tcPr>
+          <w:p>
+            <w:pPr>
+              <w:spacing w:after="60"/>
+            </w:pPr>
+            <w:r>
+              <w:rPr>
+                <w:b/>
+                <w:color w:val="7E22CE"/>
+                <w:sz w:val="23"/>
+              </w:rPr>
+              <w:t>Teacher feedback focus</w:t>
+            </w:r>
+          </w:p>
+          <w:p>
+            <w:pPr>
+              <w:spacing w:after="0"/>
+            </w:pPr>
+            <w:r>
+              <w:t>why the relationship is polynomial; why it is not linear or exponential; cubic vs quadratic behavior; turning points; unrealistic regions; long division; factor interpretation; model comparison</w:t>
+            </w:r>
+          </w:p>
+        </w:tc>
+        <w:tc>
+          <w:tcPr>
+            <w:tcW w:type="dxa" w:w="4704"/>
+            <w:tcMar>
+              <w:top w:w="160" w:type="dxa"/>
+              <w:left w:w="160" w:type="dxa"/>
+              <w:bottom w:w="160" w:type="dxa"/>
+              <w:right w:w="160" w:type="dxa"/>
+            </w:tcMar>
+            <w:shd w:fill="EDF8F1"/>
+            <w:tcBorders>
+              <w:top w:val="single" w:sz="8" w:space="0" w:color="DBE2EA"/>
+              <w:left w:val="single" w:sz="8" w:space="0" w:color="DBE2EA"/>
+              <w:bottom w:val="single" w:sz="8" w:space="0" w:color="DBE2EA"/>
+              <w:right w:val="single" w:sz="8" w:space="0" w:color="DBE2EA"/>
+            </w:tcBorders>
+          </w:tcPr>
+          <w:p>
+            <w:pPr>
+              <w:spacing w:after="60"/>
+            </w:pPr>
+            <w:r>
+              <w:rPr>
+                <w:b/>
+                <w:color w:val="15803D"/>
+                <w:sz w:val="23"/>
+              </w:rPr>
+              <w:t>Formative purpose</w:t>
+            </w:r>
+          </w:p>
+          <w:p>
+            <w:pPr>
+              <w:spacing w:after="0"/>
+            </w:pPr>
+            <w:r>
+              <w:t>This is a low-stakes check-in for redirection, clarity, rigor, and coherence. The goal is support before final submission, not punishment.</w:t>
+            </w:r>
+          </w:p>
+        </w:tc>
+      </w:tr>
+    </w:tbl>
+    <w:p/>
+    <w:p>
+      <w:pPr>
+        <w:pStyle w:val="Heading2"/>
+      </w:pPr>
+      <w:r>
+        <w:rPr>
+          <w:b w:val="0"/>
+        </w:rPr>
+        <w:t>Checkpoint notes, feedback, and next revisions</w:t>
+      </w:r>
+    </w:p>
+    <w:tbl>
+      <w:tblPr>
+        <w:tblW w:type="auto" w:w="0"/>
+        <w:jc w:val="left"/>
+        <w:tblLook w:firstColumn="1" w:firstRow="1" w:lastColumn="0" w:lastRow="0" w:noHBand="0" w:noVBand="1" w:val="04A0"/>
+      </w:tblPr>
+      <w:tblGrid>
+        <w:gridCol w:w="14112"/>
+      </w:tblGrid>
+      <w:tr>
+        <w:tc>
+          <w:tcPr>
+            <w:tcW w:type="dxa" w:w="14112"/>
+            <w:shd w:fill="F8FAFC"/>
+            <w:tcBorders>
+              <w:top w:val="single" w:sz="8" w:space="0" w:color="DBE2EA"/>
+              <w:left w:val="single" w:sz="8" w:space="0" w:color="DBE2EA"/>
+              <w:bottom w:val="single" w:sz="8" w:space="0" w:color="DBE2EA"/>
+              <w:right w:val="single" w:sz="8" w:space="0" w:color="DBE2EA"/>
+            </w:tcBorders>
+            <w:tcMar>
+              <w:top w:w="190" w:type="dxa"/>
+              <w:left w:w="190" w:type="dxa"/>
+              <w:bottom w:w="190" w:type="dxa"/>
+              <w:right w:w="190" w:type="dxa"/>
+            </w:tcMar>
+            <w:vAlign w:val="top"/>
+          </w:tcPr>
+          <w:p>
+            <w:r>
+              <w:rPr>
+                <w:b/>
+                <w:color w:val="111827"/>
+                <w:sz w:val="24"/>
+              </w:rPr>
+              <w:t>Prompt</w:t>
+            </w:r>
+          </w:p>
+          <w:p>
+            <w:pPr>
+              <w:spacing w:after="0"/>
+            </w:pPr>
+            <w:r>
+              <w:t>Record teacher feedback, decisions, narrowing moves, and the next model revision.</w:t>
+            </w:r>
+          </w:p>
+        </w:tc>
+      </w:tr>
+    </w:tbl>
+    <w:tbl>
+      <w:tblPr>
+        <w:tblW w:type="auto" w:w="0"/>
+        <w:jc w:val="left"/>
+        <w:tblLook w:firstColumn="1" w:firstRow="1" w:lastColumn="0" w:lastRow="0" w:noHBand="0" w:noVBand="1" w:val="04A0"/>
+      </w:tblPr>
+      <w:tblGrid>
+        <w:gridCol w:w="14112"/>
+      </w:tblGrid>
+      <w:tr>
+        <w:tc>
+          <w:tcPr>
+            <w:tcW w:type="dxa" w:w="14112"/>
+            <w:shd w:fill="EDF4FF"/>
+            <w:tcBorders>
+              <w:top w:val="single" w:sz="8" w:space="0" w:color="DBE2EA"/>
+              <w:left w:val="single" w:sz="8" w:space="0" w:color="DBE2EA"/>
+              <w:bottom w:val="single" w:sz="8" w:space="0" w:color="DBE2EA"/>
+              <w:right w:val="single" w:sz="8" w:space="0" w:color="DBE2EA"/>
+            </w:tcBorders>
+            <w:tcMar>
+              <w:top w:w="190" w:type="dxa"/>
+              <w:left w:w="190" w:type="dxa"/>
+              <w:bottom w:w="190" w:type="dxa"/>
+              <w:right w:w="190" w:type="dxa"/>
+            </w:tcMar>
+            <w:vAlign w:val="top"/>
+          </w:tcPr>
+          <w:p>
+            <w:r>
+              <w:rPr>
+                <w:b/>
+                <w:color w:val="2563EB"/>
+                <w:sz w:val="24"/>
+              </w:rPr>
+              <w:t>Possible artifacts</w:t>
+            </w:r>
+          </w:p>
+          <w:p>
+            <w:pPr>
+              <w:spacing w:after="0"/>
+            </w:pPr>
+            <w:r>
+              <w:t>graph sketch, table of values, annotated screenshot, written interpretation, revised assumption note</w:t>
+            </w:r>
+          </w:p>
+        </w:tc>
+      </w:tr>
+    </w:tbl>
+    <w:tbl>
+      <w:tblPr>
+        <w:tblW w:type="auto" w:w="0"/>
+        <w:jc w:val="center"/>
+        <w:tblLook w:firstColumn="1" w:firstRow="1" w:lastColumn="0" w:lastRow="0" w:noHBand="0" w:noVBand="1" w:val="04A0"/>
+      </w:tblPr>
+      <w:tblGrid>
+        <w:gridCol w:w="14112"/>
+      </w:tblGrid>
+      <w:tr>
+        <w:tc>
+          <w:tcPr>
+            <w:tcW w:type="dxa" w:w="14112"/>
+            <w:shd w:fill="FFFFFF"/>
+            <w:tcBorders>
+              <w:top w:val="single" w:sz="10" w:space="0" w:color="AEBBCC"/>
+              <w:left w:val="single" w:sz="10" w:space="0" w:color="AEBBCC"/>
+              <w:bottom w:val="single" w:sz="10" w:space="0" w:color="AEBBCC"/>
+              <w:right w:val="single" w:sz="10" w:space="0" w:color="AEBBCC"/>
+            </w:tcBorders>
+            <w:tcMar>
+              <w:top w:w="220" w:type="dxa"/>
+              <w:left w:w="220" w:type="dxa"/>
+              <w:bottom w:w="220" w:type="dxa"/>
+              <w:right w:w="220" w:type="dxa"/>
+            </w:tcMar>
+            <w:vAlign w:val="top"/>
+          </w:tcPr>
+          <w:p>
+            <w:pPr>
+              <w:spacing w:after="80"/>
+            </w:pPr>
+            <w:r>
+              <w:rPr>
+                <w:b/>
+              </w:rPr>
+              <w:t>Editable thinking space</w:t>
+            </w:r>
+          </w:p>
+          <w:p>
+            <w:pPr>
+              <w:spacing w:after="160"/>
+            </w:pPr>
+            <w:r>
+              <w:t>Use this space for typing, pasted screenshots, graph notes, revised assumptions, or teacher-approved digital annotation.</w:t>
+            </w:r>
+          </w:p>
+          <w:p>
+            <w:pPr>
+              <w:spacing w:after="240"/>
+            </w:pPr>
+            <w:r>
+              <w:t xml:space="preserve"> </w:t>
+            </w:r>
+          </w:p>
+          <w:p>
+            <w:pPr>
+              <w:spacing w:after="240"/>
+            </w:pPr>
+            <w:r>
+              <w:t xml:space="preserve"> </w:t>
+            </w:r>
+          </w:p>
+          <w:p>
+            <w:pPr>
+              <w:spacing w:after="240"/>
+            </w:pPr>
+            <w:r>
+              <w:t xml:space="preserve"> </w:t>
+            </w:r>
+          </w:p>
+          <w:p>
+            <w:pPr>
+              <w:spacing w:after="240"/>
+            </w:pPr>
+            <w:r>
+              <w:t xml:space="preserve"> </w:t>
+            </w:r>
+          </w:p>
+          <w:p>
+            <w:pPr>
+              <w:spacing w:after="240"/>
+            </w:pPr>
+            <w:r>
+              <w:t xml:space="preserve"> </w:t>
+            </w:r>
+          </w:p>
+          <w:p>
+            <w:pPr>
+              <w:spacing w:after="240"/>
+            </w:pPr>
+            <w:r>
+              <w:t xml:space="preserve"> </w:t>
+            </w:r>
+          </w:p>
+          <w:p>
+            <w:pPr>
+              <w:spacing w:after="240"/>
+            </w:pPr>
+            <w:r>
+              <w:t xml:space="preserve"> </w:t>
+            </w:r>
+          </w:p>
+          <w:p>
+            <w:pPr>
+              <w:spacing w:after="240"/>
+            </w:pPr>
+            <w:r>
+              <w:t xml:space="preserve"> </w:t>
+            </w:r>
+          </w:p>
+          <w:p>
+            <w:pPr>
+              <w:spacing w:after="240"/>
+            </w:pPr>
+            <w:r>
+              <w:t xml:space="preserve"> </w:t>
+            </w:r>
+          </w:p>
+        </w:tc>
+      </w:tr>
+    </w:tbl>
+    <w:tbl>
+      <w:tblPr>
+        <w:tblW w:type="auto" w:w="0"/>
+        <w:jc w:val="left"/>
+        <w:tblLook w:firstColumn="1" w:firstRow="1" w:lastColumn="0" w:lastRow="0" w:noHBand="0" w:noVBand="1" w:val="04A0"/>
+      </w:tblPr>
+      <w:tblGrid>
+        <w:gridCol w:w="14112"/>
+      </w:tblGrid>
+      <w:tr>
+        <w:tc>
+          <w:tcPr>
+            <w:tcW w:type="dxa" w:w="14112"/>
+            <w:shd w:fill="F8FAFC"/>
+            <w:tcBorders>
+              <w:top w:val="single" w:sz="8" w:space="0" w:color="DBE2EA"/>
+              <w:left w:val="single" w:sz="8" w:space="0" w:color="DBE2EA"/>
+              <w:bottom w:val="single" w:sz="8" w:space="0" w:color="DBE2EA"/>
+              <w:right w:val="single" w:sz="8" w:space="0" w:color="DBE2EA"/>
+            </w:tcBorders>
+            <w:tcMar>
+              <w:top w:w="190" w:type="dxa"/>
+              <w:left w:w="190" w:type="dxa"/>
+              <w:bottom w:w="190" w:type="dxa"/>
+              <w:right w:w="190" w:type="dxa"/>
+            </w:tcMar>
+            <w:vAlign w:val="top"/>
+          </w:tcPr>
+          <w:p>
+            <w:r>
+              <w:rPr>
+                <w:b/>
+                <w:color w:val="111827"/>
+                <w:sz w:val="24"/>
+              </w:rPr>
+              <w:t>Reflection prompt</w:t>
+            </w:r>
+          </w:p>
+          <w:p>
+            <w:pPr>
+              <w:spacing w:after="0"/>
+            </w:pPr>
+            <w:r>
+              <w:t>What needs to be clarified before the final submission?</w:t>
             </w:r>
           </w:p>
         </w:tc>
